--- a/Agent_Builder_MVP_최종산출물보고서.docx
+++ b/Agent_Builder_MVP_최종산출물보고서.docx
@@ -89,11 +89,31 @@
             <w:tcW w:w="4703" w:type="dxa"/>
           </w:tcPr>
           <w:p>
+            <w:pPr>
+              <w:rPr>
+                <w:lang w:val="en-CA" w:eastAsia="ko-KR"/>
+              </w:rPr>
+            </w:pPr>
             <w:r>
               <w:rPr>
                 <w:sz w:val="19"/>
               </w:rPr>
               <w:t>2026년 6월 24일</w:t>
+            </w:r>
+            <w:r>
+              <w:rPr>
+                <w:rFonts w:hint="eastAsia"/>
+                <w:sz w:val="19"/>
+                <w:lang w:eastAsia="ko-KR"/>
+              </w:rPr>
+              <w:t xml:space="preserve"> </w:t>
+            </w:r>
+            <w:r>
+              <w:rPr>
+                <w:sz w:val="19"/>
+                <w:lang w:val="en-CA" w:eastAsia="ko-KR"/>
+              </w:rPr>
+              <w:t>EOD</w:t>
             </w:r>
           </w:p>
         </w:tc>
@@ -243,9 +263,9 @@
         <w:tblLook w:val="04A0" w:firstRow="1" w:lastRow="0" w:firstColumn="1" w:lastColumn="0" w:noHBand="0" w:noVBand="1"/>
       </w:tblPr>
       <w:tblGrid>
-        <w:gridCol w:w="2471"/>
+        <w:gridCol w:w="2473"/>
         <w:gridCol w:w="1657"/>
-        <w:gridCol w:w="5494"/>
+        <w:gridCol w:w="5492"/>
       </w:tblGrid>
       <w:tr>
         <w:tc>
@@ -377,7 +397,17 @@
                 <w:sz w:val="19"/>
                 <w:lang w:eastAsia="ko-KR"/>
               </w:rPr>
-              <w:t xml:space="preserve"> (영업</w:t>
+              <w:t xml:space="preserve"> (</w:t>
+            </w:r>
+            <w:r>
+              <w:rPr>
+                <w:rFonts w:hint="eastAsia"/>
+                <w:b/>
+                <w:color w:val="0D1929"/>
+                <w:sz w:val="19"/>
+                <w:lang w:eastAsia="ko-KR"/>
+              </w:rPr>
+              <w:t>세일즈</w:t>
             </w:r>
             <w:r>
               <w:rPr>
@@ -396,7 +426,7 @@
                 <w:sz w:val="19"/>
                 <w:lang w:eastAsia="ko-KR"/>
               </w:rPr>
-              <w:t xml:space="preserve">이메일 </w:t>
+              <w:t>이메일</w:t>
             </w:r>
             <w:r>
               <w:rPr>
@@ -405,7 +435,7 @@
                 <w:sz w:val="19"/>
                 <w:lang w:eastAsia="ko-KR"/>
               </w:rPr>
-              <w:t>a.k.a. Sales Email)</w:t>
+              <w:t>)</w:t>
             </w:r>
           </w:p>
         </w:tc>
@@ -1063,12 +1093,148 @@
             <w:shd w:val="clear" w:color="auto" w:fill="FFFFFF"/>
           </w:tcPr>
           <w:p>
-            <w:r>
-              <w:rPr>
-                <w:color w:val="3D506A"/>
-                <w:sz w:val="18"/>
-              </w:rPr>
-              <w:t>워크플로우 실행 · 상태 저장 (_STATE dict · run_id) · 직접 배포 (Slack/Gmail/Discord)</w:t>
+            <w:pPr>
+              <w:rPr>
+                <w:rFonts w:hint="eastAsia"/>
+                <w:lang w:eastAsia="ko-KR"/>
+              </w:rPr>
+            </w:pPr>
+            <w:proofErr w:type="spellStart"/>
+            <w:r>
+              <w:rPr>
+                <w:color w:val="3D506A"/>
+                <w:sz w:val="18"/>
+              </w:rPr>
+              <w:t>워크플로우</w:t>
+            </w:r>
+            <w:proofErr w:type="spellEnd"/>
+            <w:r>
+              <w:rPr>
+                <w:color w:val="3D506A"/>
+                <w:sz w:val="18"/>
+              </w:rPr>
+              <w:t xml:space="preserve"> </w:t>
+            </w:r>
+            <w:proofErr w:type="spellStart"/>
+            <w:r>
+              <w:rPr>
+                <w:color w:val="3D506A"/>
+                <w:sz w:val="18"/>
+              </w:rPr>
+              <w:t>실행</w:t>
+            </w:r>
+            <w:proofErr w:type="spellEnd"/>
+            <w:r>
+              <w:rPr>
+                <w:color w:val="3D506A"/>
+                <w:sz w:val="18"/>
+              </w:rPr>
+              <w:t xml:space="preserve"> · </w:t>
+            </w:r>
+            <w:proofErr w:type="spellStart"/>
+            <w:r>
+              <w:rPr>
+                <w:color w:val="3D506A"/>
+                <w:sz w:val="18"/>
+              </w:rPr>
+              <w:t>상태</w:t>
+            </w:r>
+            <w:proofErr w:type="spellEnd"/>
+            <w:r>
+              <w:rPr>
+                <w:color w:val="3D506A"/>
+                <w:sz w:val="18"/>
+              </w:rPr>
+              <w:t xml:space="preserve"> </w:t>
+            </w:r>
+            <w:proofErr w:type="spellStart"/>
+            <w:r>
+              <w:rPr>
+                <w:color w:val="3D506A"/>
+                <w:sz w:val="18"/>
+              </w:rPr>
+              <w:t>저장</w:t>
+            </w:r>
+            <w:proofErr w:type="spellEnd"/>
+            <w:r>
+              <w:rPr>
+                <w:color w:val="3D506A"/>
+                <w:sz w:val="18"/>
+              </w:rPr>
+              <w:t xml:space="preserve"> (_STATE </w:t>
+            </w:r>
+            <w:proofErr w:type="spellStart"/>
+            <w:r>
+              <w:rPr>
+                <w:color w:val="3D506A"/>
+                <w:sz w:val="18"/>
+              </w:rPr>
+              <w:t>dict</w:t>
+            </w:r>
+            <w:proofErr w:type="spellEnd"/>
+            <w:r>
+              <w:rPr>
+                <w:color w:val="3D506A"/>
+                <w:sz w:val="18"/>
+              </w:rPr>
+              <w:t xml:space="preserve"> · </w:t>
+            </w:r>
+            <w:proofErr w:type="spellStart"/>
+            <w:r>
+              <w:rPr>
+                <w:color w:val="3D506A"/>
+                <w:sz w:val="18"/>
+              </w:rPr>
+              <w:t>run_id</w:t>
+            </w:r>
+            <w:proofErr w:type="spellEnd"/>
+            <w:r>
+              <w:rPr>
+                <w:color w:val="3D506A"/>
+                <w:sz w:val="18"/>
+              </w:rPr>
+              <w:t xml:space="preserve">) · </w:t>
+            </w:r>
+            <w:proofErr w:type="spellStart"/>
+            <w:r>
+              <w:rPr>
+                <w:color w:val="3D506A"/>
+                <w:sz w:val="18"/>
+              </w:rPr>
+              <w:t>직접</w:t>
+            </w:r>
+            <w:proofErr w:type="spellEnd"/>
+            <w:r>
+              <w:rPr>
+                <w:color w:val="3D506A"/>
+                <w:sz w:val="18"/>
+              </w:rPr>
+              <w:t xml:space="preserve"> </w:t>
+            </w:r>
+            <w:proofErr w:type="spellStart"/>
+            <w:r>
+              <w:rPr>
+                <w:color w:val="3D506A"/>
+                <w:sz w:val="18"/>
+              </w:rPr>
+              <w:t>배포</w:t>
+            </w:r>
+            <w:proofErr w:type="spellEnd"/>
+            <w:r>
+              <w:rPr>
+                <w:color w:val="3D506A"/>
+                <w:sz w:val="18"/>
+              </w:rPr>
+              <w:t xml:space="preserve"> (Slack/Gmail/Discord)</w:t>
+            </w:r>
+            <w:r>
+              <w:rPr>
+                <w:rFonts w:hint="eastAsia"/>
+                <w:color w:val="3D506A"/>
+                <w:sz w:val="18"/>
+                <w:lang w:eastAsia="ko-KR"/>
+              </w:rPr>
+              <w:t>, 여타 플랫폼 임의로 추가 가능</w:t>
             </w:r>
           </w:p>
         </w:tc>
@@ -1198,7 +1364,55 @@
                 <w:color w:val="3D506A"/>
                 <w:sz w:val="18"/>
               </w:rPr>
-              <w:t>OpenAI GPT-4o · Anthropic Claude Sonnet 4.6 · LangSmith 자동 추적 (LANGCHAIN_TRACING_V2)</w:t>
+              <w:t xml:space="preserve">OpenAI GPT-4o · </w:t>
+            </w:r>
+            <w:proofErr w:type="spellStart"/>
+            <w:r>
+              <w:rPr>
+                <w:color w:val="3D506A"/>
+                <w:sz w:val="18"/>
+              </w:rPr>
+              <w:t>LangSmith</w:t>
+            </w:r>
+            <w:proofErr w:type="spellEnd"/>
+            <w:r>
+              <w:rPr>
+                <w:color w:val="3D506A"/>
+                <w:sz w:val="18"/>
+              </w:rPr>
+              <w:t xml:space="preserve"> </w:t>
+            </w:r>
+            <w:proofErr w:type="spellStart"/>
+            <w:r>
+              <w:rPr>
+                <w:color w:val="3D506A"/>
+                <w:sz w:val="18"/>
+              </w:rPr>
+              <w:t>자동</w:t>
+            </w:r>
+            <w:proofErr w:type="spellEnd"/>
+            <w:r>
+              <w:rPr>
+                <w:color w:val="3D506A"/>
+                <w:sz w:val="18"/>
+              </w:rPr>
+              <w:t xml:space="preserve"> </w:t>
+            </w:r>
+            <w:proofErr w:type="spellStart"/>
+            <w:r>
+              <w:rPr>
+                <w:color w:val="3D506A"/>
+                <w:sz w:val="18"/>
+              </w:rPr>
+              <w:t>추적</w:t>
+            </w:r>
+            <w:proofErr w:type="spellEnd"/>
+            <w:r>
+              <w:rPr>
+                <w:color w:val="3D506A"/>
+                <w:sz w:val="18"/>
+              </w:rPr>
+              <w:t xml:space="preserve"> (LANGCHAIN_TRACING_V2)</w:t>
             </w:r>
           </w:p>
         </w:tc>
@@ -1792,7 +2006,26 @@
           <w:sz w:val="28"/>
           <w:lang w:eastAsia="ko-KR"/>
         </w:rPr>
-        <w:t>이메일 도메인 팩 패키지 구조</w:t>
+        <w:t>이메일</w:t>
+      </w:r>
+      <w:r>
+        <w:rPr>
+          <w:rFonts w:hint="eastAsia"/>
+          <w:b/>
+          <w:color w:val="1B3B7D"/>
+          <w:sz w:val="28"/>
+          <w:lang w:eastAsia="ko-KR"/>
+        </w:rPr>
+        <w:t>(세일즈)</w:t>
+      </w:r>
+      <w:r>
+        <w:rPr>
+          <w:b/>
+          <w:color w:val="1B3B7D"/>
+          <w:sz w:val="28"/>
+          <w:lang w:eastAsia="ko-KR"/>
+        </w:rPr>
+        <w:t xml:space="preserve"> 도메인 팩 패키지 구조</w:t>
       </w:r>
     </w:p>
     <w:p>
@@ -1802,6 +2035,14 @@
           <w:lang w:eastAsia="ko-KR"/>
         </w:rPr>
       </w:pPr>
+      <w:r>
+        <w:rPr>
+          <w:rFonts w:hint="eastAsia"/>
+          <w:color w:val="3D506A"/>
+          <w:lang w:eastAsia="ko-KR"/>
+        </w:rPr>
+        <w:t xml:space="preserve">세일즈 </w:t>
+      </w:r>
       <w:r>
         <w:rPr>
           <w:color w:val="3D506A"/>
@@ -2552,12 +2793,43 @@
             <w:shd w:val="clear" w:color="auto" w:fill="FFFFFF"/>
           </w:tcPr>
           <w:p>
-            <w:r>
-              <w:rPr>
-                <w:color w:val="3D506A"/>
-                <w:sz w:val="18"/>
-              </w:rPr>
-              <w:t>금지어 10개 (revolutionary, game-changer 등)</w:t>
+            <w:pPr>
+              <w:rPr>
+                <w:rFonts w:hint="eastAsia"/>
+                <w:lang w:eastAsia="ko-KR"/>
+              </w:rPr>
+            </w:pPr>
+            <w:proofErr w:type="spellStart"/>
+            <w:r>
+              <w:rPr>
+                <w:color w:val="3D506A"/>
+                <w:sz w:val="18"/>
+              </w:rPr>
+              <w:t>금지어</w:t>
+            </w:r>
+            <w:proofErr w:type="spellEnd"/>
+            <w:r>
+              <w:rPr>
+                <w:color w:val="3D506A"/>
+                <w:sz w:val="18"/>
+              </w:rPr>
+              <w:t xml:space="preserve"> 10개 (revolutionary, game-changer 등)</w:t>
+            </w:r>
+            <w:r>
+              <w:rPr>
+                <w:color w:val="3D506A"/>
+                <w:sz w:val="18"/>
+              </w:rPr>
+              <w:t xml:space="preserve"> (</w:t>
+            </w:r>
+            <w:r>
+              <w:rPr>
+                <w:rFonts w:hint="eastAsia"/>
+                <w:color w:val="3D506A"/>
+                <w:sz w:val="18"/>
+                <w:lang w:eastAsia="ko-KR"/>
+              </w:rPr>
+              <w:t>기준: 과도함, 극단적임, 지나치게 주관적임)</w:t>
             </w:r>
           </w:p>
         </w:tc>
@@ -2933,6 +3205,7 @@
                 <w:color w:val="0D1929"/>
                 <w:sz w:val="19"/>
               </w:rPr>
+              <w:lastRenderedPageBreak/>
               <w:t>email_forbidden_openings</w:t>
             </w:r>
           </w:p>
@@ -2996,7 +3269,6 @@
                 <w:color w:val="0D1929"/>
                 <w:sz w:val="19"/>
               </w:rPr>
-              <w:lastRenderedPageBreak/>
               <w:t>email_require_legal_footer</w:t>
             </w:r>
           </w:p>
@@ -5294,6 +5566,12 @@
     <w:p>
       <w:pPr>
         <w:spacing w:before="200" w:after="80"/>
+        <w:rPr>
+          <w:b/>
+          <w:color w:val="1B3B7D"/>
+          <w:sz w:val="21"/>
+          <w:lang w:eastAsia="ko-KR"/>
+        </w:rPr>
       </w:pPr>
       <w:r>
         <w:rPr>
@@ -5301,9 +5579,1429 @@
           <w:color w:val="1B3B7D"/>
           <w:sz w:val="21"/>
         </w:rPr>
-        <w:t>3.2 — 품질 및 성능 검증 보고서</w:t>
+        <w:t xml:space="preserve">3.2 — 품질 및 </w:t>
       </w:r>
+      <w:proofErr w:type="spellStart"/>
+      <w:r>
+        <w:rPr>
+          <w:b/>
+          <w:color w:val="1B3B7D"/>
+          <w:sz w:val="21"/>
+        </w:rPr>
+        <w:t>성능</w:t>
+      </w:r>
+      <w:proofErr w:type="spellEnd"/>
+      <w:r>
+        <w:rPr>
+          <w:b/>
+          <w:color w:val="1B3B7D"/>
+          <w:sz w:val="21"/>
+        </w:rPr>
+        <w:t xml:space="preserve"> </w:t>
+      </w:r>
+      <w:proofErr w:type="spellStart"/>
+      <w:r>
+        <w:rPr>
+          <w:b/>
+          <w:color w:val="1B3B7D"/>
+          <w:sz w:val="21"/>
+        </w:rPr>
+        <w:t>검증</w:t>
+      </w:r>
+      <w:proofErr w:type="spellEnd"/>
+      <w:r>
+        <w:rPr>
+          <w:b/>
+          <w:color w:val="1B3B7D"/>
+          <w:sz w:val="21"/>
+        </w:rPr>
+        <w:t xml:space="preserve"> </w:t>
+      </w:r>
+      <w:proofErr w:type="spellStart"/>
+      <w:r>
+        <w:rPr>
+          <w:b/>
+          <w:color w:val="1B3B7D"/>
+          <w:sz w:val="21"/>
+        </w:rPr>
+        <w:t>보고서</w:t>
+      </w:r>
+      <w:proofErr w:type="spellEnd"/>
     </w:p>
+    <w:tbl>
+      <w:tblPr>
+        <w:tblW w:w="9493" w:type="dxa"/>
+        <w:tblInd w:w="165" w:type="dxa"/>
+        <w:tblBorders>
+          <w:top w:val="single" w:sz="4" w:space="0" w:color="auto"/>
+          <w:left w:val="single" w:sz="4" w:space="0" w:color="auto"/>
+          <w:bottom w:val="single" w:sz="4" w:space="0" w:color="auto"/>
+          <w:right w:val="single" w:sz="4" w:space="0" w:color="auto"/>
+          <w:insideH w:val="single" w:sz="4" w:space="0" w:color="auto"/>
+          <w:insideV w:val="single" w:sz="4" w:space="0" w:color="auto"/>
+        </w:tblBorders>
+        <w:tblCellMar>
+          <w:left w:w="10" w:type="dxa"/>
+          <w:right w:w="10" w:type="dxa"/>
+        </w:tblCellMar>
+        <w:tblLook w:val="0000" w:firstRow="0" w:lastRow="0" w:firstColumn="0" w:lastColumn="0" w:noHBand="0" w:noVBand="0"/>
+      </w:tblPr>
+      <w:tblGrid>
+        <w:gridCol w:w="1923"/>
+        <w:gridCol w:w="2892"/>
+        <w:gridCol w:w="1843"/>
+        <w:gridCol w:w="2835"/>
+      </w:tblGrid>
+      <w:tr>
+        <w:trPr>
+          <w:tblHeader/>
+        </w:trPr>
+        <w:tc>
+          <w:tcPr>
+            <w:tcW w:w="1923" w:type="dxa"/>
+            <w:tcBorders>
+              <w:top w:val="single" w:sz="4" w:space="0" w:color="2E5F8A"/>
+              <w:left w:val="single" w:sz="4" w:space="0" w:color="2E5F8A"/>
+              <w:bottom w:val="single" w:sz="4" w:space="0" w:color="2E5F8A"/>
+              <w:right w:val="single" w:sz="4" w:space="0" w:color="2E5F8A"/>
+            </w:tcBorders>
+            <w:shd w:val="clear" w:color="auto" w:fill="2E5F8A"/>
+            <w:tcMar>
+              <w:top w:w="100" w:type="dxa"/>
+              <w:left w:w="160" w:type="dxa"/>
+              <w:bottom w:w="100" w:type="dxa"/>
+              <w:right w:w="160" w:type="dxa"/>
+            </w:tcMar>
+            <w:vAlign w:val="center"/>
+          </w:tcPr>
+          <w:p>
+            <w:pPr>
+              <w:jc w:val="center"/>
+            </w:pPr>
+            <w:proofErr w:type="spellStart"/>
+            <w:r>
+              <w:rPr>
+                <w:b/>
+                <w:bCs/>
+                <w:color w:val="FFFFFF"/>
+                <w:szCs w:val="20"/>
+              </w:rPr>
+              <w:t>측정</w:t>
+            </w:r>
+            <w:proofErr w:type="spellEnd"/>
+            <w:r>
+              <w:rPr>
+                <w:b/>
+                <w:bCs/>
+                <w:color w:val="FFFFFF"/>
+                <w:szCs w:val="20"/>
+              </w:rPr>
+              <w:t xml:space="preserve"> </w:t>
+            </w:r>
+            <w:proofErr w:type="spellStart"/>
+            <w:r>
+              <w:rPr>
+                <w:b/>
+                <w:bCs/>
+                <w:color w:val="FFFFFF"/>
+                <w:szCs w:val="20"/>
+              </w:rPr>
+              <w:t>지표</w:t>
+            </w:r>
+            <w:proofErr w:type="spellEnd"/>
+            <w:r>
+              <w:rPr>
+                <w:b/>
+                <w:bCs/>
+                <w:color w:val="FFFFFF"/>
+                <w:szCs w:val="20"/>
+              </w:rPr>
+              <w:t xml:space="preserve"> (KPI)</w:t>
+            </w:r>
+          </w:p>
+        </w:tc>
+        <w:tc>
+          <w:tcPr>
+            <w:tcW w:w="2892" w:type="dxa"/>
+            <w:tcBorders>
+              <w:top w:val="single" w:sz="4" w:space="0" w:color="2E5F8A"/>
+              <w:left w:val="single" w:sz="4" w:space="0" w:color="2E5F8A"/>
+              <w:bottom w:val="single" w:sz="4" w:space="0" w:color="2E5F8A"/>
+              <w:right w:val="single" w:sz="4" w:space="0" w:color="2E5F8A"/>
+            </w:tcBorders>
+            <w:shd w:val="clear" w:color="auto" w:fill="2E5F8A"/>
+            <w:tcMar>
+              <w:top w:w="100" w:type="dxa"/>
+              <w:left w:w="160" w:type="dxa"/>
+              <w:bottom w:w="100" w:type="dxa"/>
+              <w:right w:w="160" w:type="dxa"/>
+            </w:tcMar>
+            <w:vAlign w:val="center"/>
+          </w:tcPr>
+          <w:p>
+            <w:pPr>
+              <w:jc w:val="center"/>
+            </w:pPr>
+            <w:proofErr w:type="spellStart"/>
+            <w:r>
+              <w:rPr>
+                <w:b/>
+                <w:bCs/>
+                <w:color w:val="FFFFFF"/>
+                <w:szCs w:val="20"/>
+              </w:rPr>
+              <w:t>측정</w:t>
+            </w:r>
+            <w:proofErr w:type="spellEnd"/>
+            <w:r>
+              <w:rPr>
+                <w:b/>
+                <w:bCs/>
+                <w:color w:val="FFFFFF"/>
+                <w:szCs w:val="20"/>
+              </w:rPr>
+              <w:t xml:space="preserve"> 및 </w:t>
+            </w:r>
+            <w:proofErr w:type="spellStart"/>
+            <w:r>
+              <w:rPr>
+                <w:b/>
+                <w:bCs/>
+                <w:color w:val="FFFFFF"/>
+                <w:szCs w:val="20"/>
+              </w:rPr>
+              <w:t>검증</w:t>
+            </w:r>
+            <w:proofErr w:type="spellEnd"/>
+            <w:r>
+              <w:rPr>
+                <w:b/>
+                <w:bCs/>
+                <w:color w:val="FFFFFF"/>
+                <w:szCs w:val="20"/>
+              </w:rPr>
+              <w:t xml:space="preserve"> </w:t>
+            </w:r>
+            <w:proofErr w:type="spellStart"/>
+            <w:r>
+              <w:rPr>
+                <w:b/>
+                <w:bCs/>
+                <w:color w:val="FFFFFF"/>
+                <w:szCs w:val="20"/>
+              </w:rPr>
+              <w:t>방법</w:t>
+            </w:r>
+            <w:proofErr w:type="spellEnd"/>
+          </w:p>
+        </w:tc>
+        <w:tc>
+          <w:tcPr>
+            <w:tcW w:w="1843" w:type="dxa"/>
+            <w:tcBorders>
+              <w:top w:val="single" w:sz="4" w:space="0" w:color="2E5F8A"/>
+              <w:left w:val="single" w:sz="4" w:space="0" w:color="2E5F8A"/>
+              <w:bottom w:val="single" w:sz="4" w:space="0" w:color="2E5F8A"/>
+              <w:right w:val="single" w:sz="4" w:space="0" w:color="2E5F8A"/>
+            </w:tcBorders>
+            <w:shd w:val="clear" w:color="auto" w:fill="2E5F8A"/>
+            <w:tcMar>
+              <w:top w:w="100" w:type="dxa"/>
+              <w:left w:w="160" w:type="dxa"/>
+              <w:bottom w:w="100" w:type="dxa"/>
+              <w:right w:w="160" w:type="dxa"/>
+            </w:tcMar>
+            <w:vAlign w:val="center"/>
+          </w:tcPr>
+          <w:p>
+            <w:pPr>
+              <w:jc w:val="center"/>
+            </w:pPr>
+            <w:proofErr w:type="spellStart"/>
+            <w:r>
+              <w:rPr>
+                <w:b/>
+                <w:bCs/>
+                <w:color w:val="FFFFFF"/>
+                <w:szCs w:val="20"/>
+              </w:rPr>
+              <w:t>목표</w:t>
+            </w:r>
+            <w:proofErr w:type="spellEnd"/>
+            <w:r>
+              <w:rPr>
+                <w:b/>
+                <w:bCs/>
+                <w:color w:val="FFFFFF"/>
+                <w:szCs w:val="20"/>
+              </w:rPr>
+              <w:t xml:space="preserve"> </w:t>
+            </w:r>
+            <w:proofErr w:type="spellStart"/>
+            <w:r>
+              <w:rPr>
+                <w:b/>
+                <w:bCs/>
+                <w:color w:val="FFFFFF"/>
+                <w:szCs w:val="20"/>
+              </w:rPr>
+              <w:t>수치</w:t>
+            </w:r>
+            <w:proofErr w:type="spellEnd"/>
+          </w:p>
+        </w:tc>
+        <w:tc>
+          <w:tcPr>
+            <w:tcW w:w="2835" w:type="dxa"/>
+            <w:tcBorders>
+              <w:top w:val="single" w:sz="4" w:space="0" w:color="2E5F8A"/>
+              <w:left w:val="single" w:sz="4" w:space="0" w:color="2E5F8A"/>
+              <w:bottom w:val="single" w:sz="4" w:space="0" w:color="2E5F8A"/>
+              <w:right w:val="single" w:sz="4" w:space="0" w:color="2E5F8A"/>
+            </w:tcBorders>
+            <w:shd w:val="clear" w:color="auto" w:fill="2E5F8A"/>
+          </w:tcPr>
+          <w:p>
+            <w:pPr>
+              <w:jc w:val="center"/>
+              <w:rPr>
+                <w:rFonts w:hint="eastAsia"/>
+                <w:b/>
+                <w:bCs/>
+                <w:color w:val="FFFFFF"/>
+                <w:szCs w:val="20"/>
+                <w:lang w:eastAsia="ko-KR"/>
+              </w:rPr>
+            </w:pPr>
+            <w:r>
+              <w:rPr>
+                <w:rFonts w:hint="eastAsia"/>
+                <w:b/>
+                <w:bCs/>
+                <w:color w:val="FFFFFF"/>
+                <w:szCs w:val="20"/>
+                <w:lang w:eastAsia="ko-KR"/>
+              </w:rPr>
+              <w:t>달성 상태</w:t>
+            </w:r>
+          </w:p>
+        </w:tc>
+      </w:tr>
+      <w:tr>
+        <w:tc>
+          <w:tcPr>
+            <w:tcW w:w="1923" w:type="dxa"/>
+            <w:tcBorders>
+              <w:top w:val="single" w:sz="4" w:space="0" w:color="B0C4D8"/>
+              <w:left w:val="single" w:sz="4" w:space="0" w:color="B0C4D8"/>
+              <w:bottom w:val="single" w:sz="4" w:space="0" w:color="B0C4D8"/>
+              <w:right w:val="single" w:sz="4" w:space="0" w:color="B0C4D8"/>
+            </w:tcBorders>
+            <w:shd w:val="clear" w:color="auto" w:fill="EBF2FA"/>
+            <w:tcMar>
+              <w:top w:w="100" w:type="dxa"/>
+              <w:left w:w="160" w:type="dxa"/>
+              <w:bottom w:w="100" w:type="dxa"/>
+              <w:right w:w="160" w:type="dxa"/>
+            </w:tcMar>
+          </w:tcPr>
+          <w:p>
+            <w:r>
+              <w:rPr>
+                <w:b/>
+                <w:bCs/>
+                <w:color w:val="000000"/>
+                <w:szCs w:val="20"/>
+              </w:rPr>
+              <w:t xml:space="preserve">첫 </w:t>
+            </w:r>
+            <w:proofErr w:type="spellStart"/>
+            <w:r>
+              <w:rPr>
+                <w:b/>
+                <w:bCs/>
+                <w:color w:val="000000"/>
+                <w:szCs w:val="20"/>
+              </w:rPr>
+              <w:t>시도</w:t>
+            </w:r>
+            <w:proofErr w:type="spellEnd"/>
+            <w:r>
+              <w:rPr>
+                <w:b/>
+                <w:bCs/>
+                <w:color w:val="000000"/>
+                <w:szCs w:val="20"/>
+              </w:rPr>
+              <w:t xml:space="preserve"> </w:t>
+            </w:r>
+            <w:proofErr w:type="spellStart"/>
+            <w:r>
+              <w:rPr>
+                <w:b/>
+                <w:bCs/>
+                <w:color w:val="000000"/>
+                <w:szCs w:val="20"/>
+              </w:rPr>
+              <w:t>승인율</w:t>
+            </w:r>
+            <w:proofErr w:type="spellEnd"/>
+          </w:p>
+        </w:tc>
+        <w:tc>
+          <w:tcPr>
+            <w:tcW w:w="2892" w:type="dxa"/>
+            <w:tcBorders>
+              <w:top w:val="single" w:sz="4" w:space="0" w:color="B0C4D8"/>
+              <w:left w:val="single" w:sz="4" w:space="0" w:color="B0C4D8"/>
+              <w:bottom w:val="single" w:sz="4" w:space="0" w:color="B0C4D8"/>
+              <w:right w:val="single" w:sz="4" w:space="0" w:color="B0C4D8"/>
+            </w:tcBorders>
+            <w:shd w:val="clear" w:color="auto" w:fill="EBF2FA"/>
+            <w:tcMar>
+              <w:top w:w="100" w:type="dxa"/>
+              <w:left w:w="160" w:type="dxa"/>
+              <w:bottom w:w="100" w:type="dxa"/>
+              <w:right w:w="160" w:type="dxa"/>
+            </w:tcMar>
+          </w:tcPr>
+          <w:p>
+            <w:pPr>
+              <w:rPr>
+                <w:lang w:eastAsia="ko-KR"/>
+              </w:rPr>
+            </w:pPr>
+            <w:r>
+              <w:rPr>
+                <w:color w:val="000000"/>
+                <w:szCs w:val="20"/>
+                <w:lang w:eastAsia="ko-KR"/>
+              </w:rPr>
+              <w:t>이메일 초안 생성 후 첫 hit에서 승인되는 비율</w:t>
+            </w:r>
+          </w:p>
+        </w:tc>
+        <w:tc>
+          <w:tcPr>
+            <w:tcW w:w="1843" w:type="dxa"/>
+            <w:tcBorders>
+              <w:top w:val="single" w:sz="4" w:space="0" w:color="B0C4D8"/>
+              <w:left w:val="single" w:sz="4" w:space="0" w:color="B0C4D8"/>
+              <w:bottom w:val="single" w:sz="4" w:space="0" w:color="B0C4D8"/>
+              <w:right w:val="single" w:sz="4" w:space="0" w:color="B0C4D8"/>
+            </w:tcBorders>
+            <w:shd w:val="clear" w:color="auto" w:fill="EBF2FA"/>
+            <w:tcMar>
+              <w:top w:w="100" w:type="dxa"/>
+              <w:left w:w="160" w:type="dxa"/>
+              <w:bottom w:w="100" w:type="dxa"/>
+              <w:right w:w="160" w:type="dxa"/>
+            </w:tcMar>
+          </w:tcPr>
+          <w:p>
+            <w:r>
+              <w:rPr>
+                <w:color w:val="1A3A5C"/>
+                <w:szCs w:val="20"/>
+              </w:rPr>
+              <w:t>&gt; 70%</w:t>
+            </w:r>
+          </w:p>
+        </w:tc>
+        <w:tc>
+          <w:tcPr>
+            <w:tcW w:w="2835" w:type="dxa"/>
+            <w:tcBorders>
+              <w:top w:val="single" w:sz="4" w:space="0" w:color="B0C4D8"/>
+              <w:left w:val="single" w:sz="4" w:space="0" w:color="B0C4D8"/>
+              <w:bottom w:val="single" w:sz="4" w:space="0" w:color="B0C4D8"/>
+              <w:right w:val="single" w:sz="4" w:space="0" w:color="B0C4D8"/>
+            </w:tcBorders>
+            <w:shd w:val="clear" w:color="auto" w:fill="D6F6E3"/>
+          </w:tcPr>
+          <w:p>
+            <w:pPr>
+              <w:jc w:val="center"/>
+              <w:rPr>
+                <w:rFonts w:hint="eastAsia"/>
+                <w:color w:val="1A3A5C"/>
+                <w:szCs w:val="20"/>
+                <w:lang w:val="en-CA" w:eastAsia="ko-KR"/>
+              </w:rPr>
+            </w:pPr>
+            <w:r>
+              <w:rPr>
+                <w:b/>
+                <w:color w:val="0A6640"/>
+                <w:sz w:val="17"/>
+              </w:rPr>
+              <w:t>✓</w:t>
+            </w:r>
+          </w:p>
+        </w:tc>
+      </w:tr>
+      <w:tr>
+        <w:tc>
+          <w:tcPr>
+            <w:tcW w:w="1923" w:type="dxa"/>
+            <w:tcBorders>
+              <w:top w:val="single" w:sz="4" w:space="0" w:color="B0C4D8"/>
+              <w:left w:val="single" w:sz="4" w:space="0" w:color="B0C4D8"/>
+              <w:bottom w:val="single" w:sz="4" w:space="0" w:color="B0C4D8"/>
+              <w:right w:val="single" w:sz="4" w:space="0" w:color="B0C4D8"/>
+            </w:tcBorders>
+            <w:shd w:val="clear" w:color="auto" w:fill="F7FAFD"/>
+            <w:tcMar>
+              <w:top w:w="100" w:type="dxa"/>
+              <w:left w:w="160" w:type="dxa"/>
+              <w:bottom w:w="100" w:type="dxa"/>
+              <w:right w:w="160" w:type="dxa"/>
+            </w:tcMar>
+          </w:tcPr>
+          <w:p>
+            <w:proofErr w:type="spellStart"/>
+            <w:r>
+              <w:rPr>
+                <w:b/>
+                <w:bCs/>
+                <w:color w:val="000000"/>
+                <w:szCs w:val="20"/>
+              </w:rPr>
+              <w:t>평균</w:t>
+            </w:r>
+            <w:proofErr w:type="spellEnd"/>
+            <w:r>
+              <w:rPr>
+                <w:b/>
+                <w:bCs/>
+                <w:color w:val="000000"/>
+                <w:szCs w:val="20"/>
+              </w:rPr>
+              <w:t xml:space="preserve"> </w:t>
+            </w:r>
+            <w:proofErr w:type="spellStart"/>
+            <w:r>
+              <w:rPr>
+                <w:b/>
+                <w:bCs/>
+                <w:color w:val="000000"/>
+                <w:szCs w:val="20"/>
+              </w:rPr>
+              <w:t>수정</w:t>
+            </w:r>
+            <w:proofErr w:type="spellEnd"/>
+            <w:r>
+              <w:rPr>
+                <w:b/>
+                <w:bCs/>
+                <w:color w:val="000000"/>
+                <w:szCs w:val="20"/>
+              </w:rPr>
+              <w:t xml:space="preserve"> </w:t>
+            </w:r>
+            <w:proofErr w:type="spellStart"/>
+            <w:r>
+              <w:rPr>
+                <w:b/>
+                <w:bCs/>
+                <w:color w:val="000000"/>
+                <w:szCs w:val="20"/>
+              </w:rPr>
+              <w:t>횟수</w:t>
+            </w:r>
+            <w:proofErr w:type="spellEnd"/>
+          </w:p>
+        </w:tc>
+        <w:tc>
+          <w:tcPr>
+            <w:tcW w:w="2892" w:type="dxa"/>
+            <w:tcBorders>
+              <w:top w:val="single" w:sz="4" w:space="0" w:color="B0C4D8"/>
+              <w:left w:val="single" w:sz="4" w:space="0" w:color="B0C4D8"/>
+              <w:bottom w:val="single" w:sz="4" w:space="0" w:color="B0C4D8"/>
+              <w:right w:val="single" w:sz="4" w:space="0" w:color="B0C4D8"/>
+            </w:tcBorders>
+            <w:shd w:val="clear" w:color="auto" w:fill="F7FAFD"/>
+            <w:tcMar>
+              <w:top w:w="100" w:type="dxa"/>
+              <w:left w:w="160" w:type="dxa"/>
+              <w:bottom w:w="100" w:type="dxa"/>
+              <w:right w:w="160" w:type="dxa"/>
+            </w:tcMar>
+          </w:tcPr>
+          <w:p>
+            <w:pPr>
+              <w:rPr>
+                <w:lang w:eastAsia="ko-KR"/>
+              </w:rPr>
+            </w:pPr>
+            <w:r>
+              <w:rPr>
+                <w:color w:val="000000"/>
+                <w:szCs w:val="20"/>
+                <w:lang w:eastAsia="ko-KR"/>
+              </w:rPr>
+              <w:t>최종 승인까지 발생하는 반려 및 재생성 사이클 수</w:t>
+            </w:r>
+          </w:p>
+        </w:tc>
+        <w:tc>
+          <w:tcPr>
+            <w:tcW w:w="1843" w:type="dxa"/>
+            <w:tcBorders>
+              <w:top w:val="single" w:sz="4" w:space="0" w:color="B0C4D8"/>
+              <w:left w:val="single" w:sz="4" w:space="0" w:color="B0C4D8"/>
+              <w:bottom w:val="single" w:sz="4" w:space="0" w:color="B0C4D8"/>
+              <w:right w:val="single" w:sz="4" w:space="0" w:color="B0C4D8"/>
+            </w:tcBorders>
+            <w:shd w:val="clear" w:color="auto" w:fill="F7FAFD"/>
+            <w:tcMar>
+              <w:top w:w="100" w:type="dxa"/>
+              <w:left w:w="160" w:type="dxa"/>
+              <w:bottom w:w="100" w:type="dxa"/>
+              <w:right w:w="160" w:type="dxa"/>
+            </w:tcMar>
+          </w:tcPr>
+          <w:p>
+            <w:r>
+              <w:rPr>
+                <w:color w:val="1A3A5C"/>
+                <w:szCs w:val="20"/>
+              </w:rPr>
+              <w:t xml:space="preserve">&lt; 2 </w:t>
+            </w:r>
+            <w:proofErr w:type="spellStart"/>
+            <w:r>
+              <w:rPr>
+                <w:color w:val="1A3A5C"/>
+                <w:szCs w:val="20"/>
+              </w:rPr>
+              <w:t>라운드</w:t>
+            </w:r>
+            <w:proofErr w:type="spellEnd"/>
+          </w:p>
+        </w:tc>
+        <w:tc>
+          <w:tcPr>
+            <w:tcW w:w="2835" w:type="dxa"/>
+            <w:tcBorders>
+              <w:top w:val="single" w:sz="4" w:space="0" w:color="B0C4D8"/>
+              <w:left w:val="single" w:sz="4" w:space="0" w:color="B0C4D8"/>
+              <w:bottom w:val="single" w:sz="4" w:space="0" w:color="B0C4D8"/>
+              <w:right w:val="single" w:sz="4" w:space="0" w:color="B0C4D8"/>
+            </w:tcBorders>
+            <w:shd w:val="clear" w:color="auto" w:fill="D6F6E3"/>
+          </w:tcPr>
+          <w:p>
+            <w:pPr>
+              <w:jc w:val="center"/>
+              <w:rPr>
+                <w:rFonts w:hint="eastAsia"/>
+                <w:color w:val="1A3A5C"/>
+                <w:szCs w:val="20"/>
+                <w:lang w:eastAsia="ko-KR"/>
+              </w:rPr>
+            </w:pPr>
+            <w:r>
+              <w:rPr>
+                <w:b/>
+                <w:color w:val="0A6640"/>
+                <w:sz w:val="17"/>
+              </w:rPr>
+              <w:t>✓</w:t>
+            </w:r>
+          </w:p>
+        </w:tc>
+      </w:tr>
+      <w:tr>
+        <w:tc>
+          <w:tcPr>
+            <w:tcW w:w="1923" w:type="dxa"/>
+            <w:tcBorders>
+              <w:top w:val="single" w:sz="4" w:space="0" w:color="B0C4D8"/>
+              <w:left w:val="single" w:sz="4" w:space="0" w:color="B0C4D8"/>
+              <w:bottom w:val="single" w:sz="4" w:space="0" w:color="B0C4D8"/>
+              <w:right w:val="single" w:sz="4" w:space="0" w:color="B0C4D8"/>
+            </w:tcBorders>
+            <w:shd w:val="clear" w:color="auto" w:fill="EBF2FA"/>
+            <w:tcMar>
+              <w:top w:w="100" w:type="dxa"/>
+              <w:left w:w="160" w:type="dxa"/>
+              <w:bottom w:w="100" w:type="dxa"/>
+              <w:right w:w="160" w:type="dxa"/>
+            </w:tcMar>
+          </w:tcPr>
+          <w:p>
+            <w:pPr>
+              <w:rPr>
+                <w:rFonts w:hint="eastAsia"/>
+                <w:lang w:eastAsia="ko-KR"/>
+              </w:rPr>
+            </w:pPr>
+            <w:r>
+              <w:rPr>
+                <w:b/>
+                <w:bCs/>
+                <w:color w:val="000000"/>
+                <w:szCs w:val="20"/>
+                <w:lang w:eastAsia="ko-KR"/>
+              </w:rPr>
+              <w:t xml:space="preserve">거버넌스 </w:t>
+            </w:r>
+            <w:proofErr w:type="spellStart"/>
+            <w:r>
+              <w:rPr>
+                <w:b/>
+                <w:bCs/>
+                <w:color w:val="000000"/>
+                <w:szCs w:val="20"/>
+                <w:lang w:eastAsia="ko-KR"/>
+              </w:rPr>
+              <w:t>준수율</w:t>
+            </w:r>
+            <w:proofErr w:type="spellEnd"/>
+            <w:r>
+              <w:rPr>
+                <w:rFonts w:hint="eastAsia"/>
+                <w:b/>
+                <w:bCs/>
+                <w:color w:val="000000"/>
+                <w:szCs w:val="20"/>
+                <w:lang w:eastAsia="ko-KR"/>
+              </w:rPr>
+              <w:t xml:space="preserve"> (</w:t>
+            </w:r>
+            <w:r>
+              <w:rPr>
+                <w:rFonts w:hint="eastAsia"/>
+                <w:b/>
+                <w:bCs/>
+                <w:color w:val="000000"/>
+                <w:szCs w:val="20"/>
+                <w:lang w:eastAsia="ko-KR"/>
+              </w:rPr>
+              <w:t>*</w:t>
+            </w:r>
+            <w:r>
+              <w:rPr>
+                <w:rFonts w:hint="eastAsia"/>
+                <w:b/>
+                <w:bCs/>
+                <w:color w:val="000000"/>
+                <w:szCs w:val="20"/>
+                <w:lang w:eastAsia="ko-KR"/>
+              </w:rPr>
+              <w:t>세일즈 이메일 도메인)</w:t>
+            </w:r>
+          </w:p>
+        </w:tc>
+        <w:tc>
+          <w:tcPr>
+            <w:tcW w:w="2892" w:type="dxa"/>
+            <w:tcBorders>
+              <w:top w:val="single" w:sz="4" w:space="0" w:color="B0C4D8"/>
+              <w:left w:val="single" w:sz="4" w:space="0" w:color="B0C4D8"/>
+              <w:bottom w:val="single" w:sz="4" w:space="0" w:color="B0C4D8"/>
+              <w:right w:val="single" w:sz="4" w:space="0" w:color="B0C4D8"/>
+            </w:tcBorders>
+            <w:shd w:val="clear" w:color="auto" w:fill="EBF2FA"/>
+            <w:tcMar>
+              <w:top w:w="100" w:type="dxa"/>
+              <w:left w:w="160" w:type="dxa"/>
+              <w:bottom w:w="100" w:type="dxa"/>
+              <w:right w:w="160" w:type="dxa"/>
+            </w:tcMar>
+          </w:tcPr>
+          <w:p>
+            <w:pPr>
+              <w:rPr>
+                <w:lang w:eastAsia="ko-KR"/>
+              </w:rPr>
+            </w:pPr>
+            <w:r>
+              <w:rPr>
+                <w:color w:val="000000"/>
+                <w:szCs w:val="20"/>
+                <w:lang w:eastAsia="ko-KR"/>
+              </w:rPr>
+              <w:t>이메일 정책 및 브랜드 가이드라인 위반 여부 체크</w:t>
+            </w:r>
+          </w:p>
+        </w:tc>
+        <w:tc>
+          <w:tcPr>
+            <w:tcW w:w="1843" w:type="dxa"/>
+            <w:tcBorders>
+              <w:top w:val="single" w:sz="4" w:space="0" w:color="B0C4D8"/>
+              <w:left w:val="single" w:sz="4" w:space="0" w:color="B0C4D8"/>
+              <w:bottom w:val="single" w:sz="4" w:space="0" w:color="B0C4D8"/>
+              <w:right w:val="single" w:sz="4" w:space="0" w:color="B0C4D8"/>
+            </w:tcBorders>
+            <w:shd w:val="clear" w:color="auto" w:fill="EBF2FA"/>
+            <w:tcMar>
+              <w:top w:w="100" w:type="dxa"/>
+              <w:left w:w="160" w:type="dxa"/>
+              <w:bottom w:w="100" w:type="dxa"/>
+              <w:right w:w="160" w:type="dxa"/>
+            </w:tcMar>
+          </w:tcPr>
+          <w:p>
+            <w:r>
+              <w:rPr>
+                <w:color w:val="1A3A5C"/>
+                <w:szCs w:val="20"/>
+              </w:rPr>
+              <w:t>&gt; 85%</w:t>
+            </w:r>
+          </w:p>
+        </w:tc>
+        <w:tc>
+          <w:tcPr>
+            <w:tcW w:w="2835" w:type="dxa"/>
+            <w:tcBorders>
+              <w:top w:val="single" w:sz="4" w:space="0" w:color="B0C4D8"/>
+              <w:left w:val="single" w:sz="4" w:space="0" w:color="B0C4D8"/>
+              <w:bottom w:val="single" w:sz="4" w:space="0" w:color="B0C4D8"/>
+              <w:right w:val="single" w:sz="4" w:space="0" w:color="B0C4D8"/>
+            </w:tcBorders>
+            <w:shd w:val="clear" w:color="auto" w:fill="D6F6E3"/>
+          </w:tcPr>
+          <w:p>
+            <w:pPr>
+              <w:jc w:val="center"/>
+              <w:rPr>
+                <w:rFonts w:hint="eastAsia"/>
+                <w:color w:val="1A3A5C"/>
+                <w:szCs w:val="20"/>
+                <w:lang w:eastAsia="ko-KR"/>
+              </w:rPr>
+            </w:pPr>
+            <w:r>
+              <w:rPr>
+                <w:b/>
+                <w:color w:val="0A6640"/>
+                <w:sz w:val="17"/>
+              </w:rPr>
+              <w:t>✓</w:t>
+            </w:r>
+          </w:p>
+        </w:tc>
+      </w:tr>
+      <w:tr>
+        <w:tc>
+          <w:tcPr>
+            <w:tcW w:w="1923" w:type="dxa"/>
+            <w:tcBorders>
+              <w:top w:val="single" w:sz="4" w:space="0" w:color="B0C4D8"/>
+              <w:left w:val="single" w:sz="4" w:space="0" w:color="B0C4D8"/>
+              <w:bottom w:val="single" w:sz="4" w:space="0" w:color="B0C4D8"/>
+              <w:right w:val="single" w:sz="4" w:space="0" w:color="B0C4D8"/>
+            </w:tcBorders>
+            <w:shd w:val="clear" w:color="auto" w:fill="F7FAFD"/>
+            <w:tcMar>
+              <w:top w:w="100" w:type="dxa"/>
+              <w:left w:w="160" w:type="dxa"/>
+              <w:bottom w:w="100" w:type="dxa"/>
+              <w:right w:w="160" w:type="dxa"/>
+            </w:tcMar>
+          </w:tcPr>
+          <w:p>
+            <w:pPr>
+              <w:rPr>
+                <w:rFonts w:hint="eastAsia"/>
+                <w:lang w:eastAsia="ko-KR"/>
+              </w:rPr>
+            </w:pPr>
+            <w:r>
+              <w:rPr>
+                <w:b/>
+                <w:bCs/>
+                <w:color w:val="000000"/>
+                <w:szCs w:val="20"/>
+                <w:lang w:eastAsia="ko-KR"/>
+              </w:rPr>
+              <w:t>YAML 생성 성공률</w:t>
+            </w:r>
+            <w:r>
+              <w:rPr>
+                <w:rFonts w:hint="eastAsia"/>
+                <w:b/>
+                <w:bCs/>
+                <w:color w:val="000000"/>
+                <w:szCs w:val="20"/>
+                <w:lang w:eastAsia="ko-KR"/>
+              </w:rPr>
+              <w:t xml:space="preserve"> (</w:t>
+            </w:r>
+            <w:r>
+              <w:rPr>
+                <w:rFonts w:hint="eastAsia"/>
+                <w:b/>
+                <w:bCs/>
+                <w:color w:val="000000"/>
+                <w:szCs w:val="20"/>
+                <w:lang w:eastAsia="ko-KR"/>
+              </w:rPr>
+              <w:t>*</w:t>
+            </w:r>
+            <w:r>
+              <w:rPr>
+                <w:rFonts w:hint="eastAsia"/>
+                <w:b/>
+                <w:bCs/>
+                <w:color w:val="000000"/>
+                <w:szCs w:val="20"/>
+                <w:lang w:eastAsia="ko-KR"/>
+              </w:rPr>
+              <w:t>세일즈 이메일 도메인)</w:t>
+            </w:r>
+          </w:p>
+        </w:tc>
+        <w:tc>
+          <w:tcPr>
+            <w:tcW w:w="2892" w:type="dxa"/>
+            <w:tcBorders>
+              <w:top w:val="single" w:sz="4" w:space="0" w:color="B0C4D8"/>
+              <w:left w:val="single" w:sz="4" w:space="0" w:color="B0C4D8"/>
+              <w:bottom w:val="single" w:sz="4" w:space="0" w:color="B0C4D8"/>
+              <w:right w:val="single" w:sz="4" w:space="0" w:color="B0C4D8"/>
+            </w:tcBorders>
+            <w:shd w:val="clear" w:color="auto" w:fill="F7FAFD"/>
+            <w:tcMar>
+              <w:top w:w="100" w:type="dxa"/>
+              <w:left w:w="160" w:type="dxa"/>
+              <w:bottom w:w="100" w:type="dxa"/>
+              <w:right w:w="160" w:type="dxa"/>
+            </w:tcMar>
+          </w:tcPr>
+          <w:p>
+            <w:pPr>
+              <w:rPr>
+                <w:lang w:eastAsia="ko-KR"/>
+              </w:rPr>
+            </w:pPr>
+            <w:r>
+              <w:rPr>
+                <w:color w:val="000000"/>
+                <w:szCs w:val="20"/>
+                <w:lang w:eastAsia="ko-KR"/>
+              </w:rPr>
+              <w:t>UI에서 설계된 Flow가 내부 스키마 검증을 통과하는 비율</w:t>
+            </w:r>
+          </w:p>
+        </w:tc>
+        <w:tc>
+          <w:tcPr>
+            <w:tcW w:w="1843" w:type="dxa"/>
+            <w:tcBorders>
+              <w:top w:val="single" w:sz="4" w:space="0" w:color="B0C4D8"/>
+              <w:left w:val="single" w:sz="4" w:space="0" w:color="B0C4D8"/>
+              <w:bottom w:val="single" w:sz="4" w:space="0" w:color="B0C4D8"/>
+              <w:right w:val="single" w:sz="4" w:space="0" w:color="B0C4D8"/>
+            </w:tcBorders>
+            <w:shd w:val="clear" w:color="auto" w:fill="F7FAFD"/>
+            <w:tcMar>
+              <w:top w:w="100" w:type="dxa"/>
+              <w:left w:w="160" w:type="dxa"/>
+              <w:bottom w:w="100" w:type="dxa"/>
+              <w:right w:w="160" w:type="dxa"/>
+            </w:tcMar>
+          </w:tcPr>
+          <w:p>
+            <w:r>
+              <w:rPr>
+                <w:color w:val="1A3A5C"/>
+                <w:szCs w:val="20"/>
+              </w:rPr>
+              <w:t>&gt; 90%</w:t>
+            </w:r>
+          </w:p>
+        </w:tc>
+        <w:tc>
+          <w:tcPr>
+            <w:tcW w:w="2835" w:type="dxa"/>
+            <w:tcBorders>
+              <w:top w:val="single" w:sz="4" w:space="0" w:color="B0C4D8"/>
+              <w:left w:val="single" w:sz="4" w:space="0" w:color="B0C4D8"/>
+              <w:bottom w:val="single" w:sz="4" w:space="0" w:color="B0C4D8"/>
+              <w:right w:val="single" w:sz="4" w:space="0" w:color="B0C4D8"/>
+            </w:tcBorders>
+            <w:shd w:val="clear" w:color="auto" w:fill="D6F6E3"/>
+          </w:tcPr>
+          <w:p>
+            <w:pPr>
+              <w:jc w:val="center"/>
+              <w:rPr>
+                <w:color w:val="1A3A5C"/>
+                <w:szCs w:val="20"/>
+              </w:rPr>
+            </w:pPr>
+            <w:r>
+              <w:rPr>
+                <w:b/>
+                <w:color w:val="0A6640"/>
+                <w:sz w:val="17"/>
+              </w:rPr>
+              <w:t>✓</w:t>
+            </w:r>
+          </w:p>
+        </w:tc>
+      </w:tr>
+      <w:tr>
+        <w:tc>
+          <w:tcPr>
+            <w:tcW w:w="1923" w:type="dxa"/>
+            <w:tcBorders>
+              <w:top w:val="single" w:sz="4" w:space="0" w:color="B0C4D8"/>
+              <w:left w:val="single" w:sz="4" w:space="0" w:color="B0C4D8"/>
+              <w:bottom w:val="single" w:sz="4" w:space="0" w:color="B0C4D8"/>
+              <w:right w:val="single" w:sz="4" w:space="0" w:color="B0C4D8"/>
+            </w:tcBorders>
+            <w:shd w:val="clear" w:color="auto" w:fill="EBF2FA"/>
+            <w:tcMar>
+              <w:top w:w="100" w:type="dxa"/>
+              <w:left w:w="160" w:type="dxa"/>
+              <w:bottom w:w="100" w:type="dxa"/>
+              <w:right w:w="160" w:type="dxa"/>
+            </w:tcMar>
+          </w:tcPr>
+          <w:p>
+            <w:proofErr w:type="spellStart"/>
+            <w:r>
+              <w:rPr>
+                <w:b/>
+                <w:bCs/>
+                <w:color w:val="000000"/>
+                <w:szCs w:val="20"/>
+              </w:rPr>
+              <w:t>반려</w:t>
+            </w:r>
+            <w:proofErr w:type="spellEnd"/>
+            <w:r>
+              <w:rPr>
+                <w:b/>
+                <w:bCs/>
+                <w:color w:val="000000"/>
+                <w:szCs w:val="20"/>
+              </w:rPr>
+              <w:t xml:space="preserve"> </w:t>
+            </w:r>
+            <w:proofErr w:type="spellStart"/>
+            <w:r>
+              <w:rPr>
+                <w:b/>
+                <w:bCs/>
+                <w:color w:val="000000"/>
+                <w:szCs w:val="20"/>
+              </w:rPr>
+              <w:t>학습</w:t>
+            </w:r>
+            <w:proofErr w:type="spellEnd"/>
+            <w:r>
+              <w:rPr>
+                <w:b/>
+                <w:bCs/>
+                <w:color w:val="000000"/>
+                <w:szCs w:val="20"/>
+              </w:rPr>
+              <w:t xml:space="preserve"> </w:t>
+            </w:r>
+            <w:proofErr w:type="spellStart"/>
+            <w:r>
+              <w:rPr>
+                <w:b/>
+                <w:bCs/>
+                <w:color w:val="000000"/>
+                <w:szCs w:val="20"/>
+              </w:rPr>
+              <w:t>효과</w:t>
+            </w:r>
+            <w:proofErr w:type="spellEnd"/>
+          </w:p>
+        </w:tc>
+        <w:tc>
+          <w:tcPr>
+            <w:tcW w:w="2892" w:type="dxa"/>
+            <w:tcBorders>
+              <w:top w:val="single" w:sz="4" w:space="0" w:color="B0C4D8"/>
+              <w:left w:val="single" w:sz="4" w:space="0" w:color="B0C4D8"/>
+              <w:bottom w:val="single" w:sz="4" w:space="0" w:color="B0C4D8"/>
+              <w:right w:val="single" w:sz="4" w:space="0" w:color="B0C4D8"/>
+            </w:tcBorders>
+            <w:shd w:val="clear" w:color="auto" w:fill="EBF2FA"/>
+            <w:tcMar>
+              <w:top w:w="100" w:type="dxa"/>
+              <w:left w:w="160" w:type="dxa"/>
+              <w:bottom w:w="100" w:type="dxa"/>
+              <w:right w:w="160" w:type="dxa"/>
+            </w:tcMar>
+          </w:tcPr>
+          <w:p>
+            <w:pPr>
+              <w:rPr>
+                <w:lang w:eastAsia="ko-KR"/>
+              </w:rPr>
+            </w:pPr>
+            <w:r>
+              <w:rPr>
+                <w:color w:val="000000"/>
+                <w:szCs w:val="20"/>
+                <w:lang w:eastAsia="ko-KR"/>
+              </w:rPr>
+              <w:t>5회 반려 피드백 이후 동일한 오류 유형의 재발 감소율</w:t>
+            </w:r>
+          </w:p>
+        </w:tc>
+        <w:tc>
+          <w:tcPr>
+            <w:tcW w:w="1843" w:type="dxa"/>
+            <w:tcBorders>
+              <w:top w:val="single" w:sz="4" w:space="0" w:color="B0C4D8"/>
+              <w:left w:val="single" w:sz="4" w:space="0" w:color="B0C4D8"/>
+              <w:bottom w:val="single" w:sz="4" w:space="0" w:color="B0C4D8"/>
+              <w:right w:val="single" w:sz="4" w:space="0" w:color="B0C4D8"/>
+            </w:tcBorders>
+            <w:shd w:val="clear" w:color="auto" w:fill="EBF2FA"/>
+            <w:tcMar>
+              <w:top w:w="100" w:type="dxa"/>
+              <w:left w:w="160" w:type="dxa"/>
+              <w:bottom w:w="100" w:type="dxa"/>
+              <w:right w:w="160" w:type="dxa"/>
+            </w:tcMar>
+          </w:tcPr>
+          <w:p>
+            <w:r>
+              <w:rPr>
+                <w:color w:val="1A3A5C"/>
+                <w:szCs w:val="20"/>
+              </w:rPr>
+              <w:t xml:space="preserve">50% </w:t>
+            </w:r>
+            <w:proofErr w:type="spellStart"/>
+            <w:r>
+              <w:rPr>
+                <w:color w:val="1A3A5C"/>
+                <w:szCs w:val="20"/>
+              </w:rPr>
+              <w:t>감소</w:t>
+            </w:r>
+            <w:proofErr w:type="spellEnd"/>
+          </w:p>
+        </w:tc>
+        <w:tc>
+          <w:tcPr>
+            <w:tcW w:w="2835" w:type="dxa"/>
+            <w:tcBorders>
+              <w:top w:val="single" w:sz="4" w:space="0" w:color="B0C4D8"/>
+              <w:left w:val="single" w:sz="4" w:space="0" w:color="B0C4D8"/>
+              <w:bottom w:val="single" w:sz="4" w:space="0" w:color="B0C4D8"/>
+              <w:right w:val="single" w:sz="4" w:space="0" w:color="B0C4D8"/>
+            </w:tcBorders>
+            <w:shd w:val="clear" w:color="auto" w:fill="FFF0C2"/>
+          </w:tcPr>
+          <w:p>
+            <w:pPr>
+              <w:jc w:val="center"/>
+              <w:rPr>
+                <w:b/>
+                <w:color w:val="7A4F00"/>
+                <w:sz w:val="17"/>
+                <w:lang w:eastAsia="ko-KR"/>
+              </w:rPr>
+            </w:pPr>
+            <w:r>
+              <w:rPr>
+                <w:b/>
+                <w:color w:val="7A4F00"/>
+                <w:sz w:val="17"/>
+                <w:lang w:eastAsia="ko-KR"/>
+              </w:rPr>
+              <w:t>△</w:t>
+            </w:r>
+          </w:p>
+          <w:p>
+            <w:pPr>
+              <w:jc w:val="center"/>
+              <w:rPr>
+                <w:rFonts w:hint="eastAsia"/>
+                <w:color w:val="1A3A5C"/>
+                <w:szCs w:val="20"/>
+                <w:lang w:eastAsia="ko-KR"/>
+              </w:rPr>
+            </w:pPr>
+            <w:r>
+              <w:rPr>
+                <w:rFonts w:hint="eastAsia"/>
+                <w:color w:val="7A4F00"/>
+                <w:sz w:val="17"/>
+                <w:lang w:eastAsia="ko-KR"/>
+              </w:rPr>
+              <w:t>(</w:t>
+            </w:r>
+            <w:r>
+              <w:rPr>
+                <w:rFonts w:hint="eastAsia"/>
+                <w:color w:val="7A4F00"/>
+                <w:sz w:val="17"/>
+                <w:lang w:eastAsia="ko-KR"/>
+              </w:rPr>
+              <w:t xml:space="preserve">학습 시스템 구현 완료, </w:t>
+            </w:r>
+            <w:r>
+              <w:rPr>
+                <w:color w:val="7A4F00"/>
+                <w:sz w:val="17"/>
+                <w:lang w:val="en-CA" w:eastAsia="ko-KR"/>
+              </w:rPr>
+              <w:t xml:space="preserve">but </w:t>
+            </w:r>
+            <w:r>
+              <w:rPr>
+                <w:rFonts w:hint="eastAsia"/>
+                <w:color w:val="7A4F00"/>
+                <w:sz w:val="17"/>
+                <w:lang w:eastAsia="ko-KR"/>
+              </w:rPr>
+              <w:t xml:space="preserve">꾸준한 </w:t>
+            </w:r>
+            <w:proofErr w:type="spellStart"/>
+            <w:r>
+              <w:rPr>
+                <w:rFonts w:hint="eastAsia"/>
+                <w:color w:val="7A4F00"/>
+                <w:sz w:val="17"/>
+                <w:lang w:eastAsia="ko-KR"/>
+              </w:rPr>
+              <w:t>컨펌</w:t>
+            </w:r>
+            <w:proofErr w:type="spellEnd"/>
+            <w:r>
+              <w:rPr>
+                <w:rFonts w:hint="eastAsia"/>
+                <w:color w:val="7A4F00"/>
+                <w:sz w:val="17"/>
+                <w:lang w:eastAsia="ko-KR"/>
+              </w:rPr>
+              <w:t xml:space="preserve"> 요함)</w:t>
+            </w:r>
+          </w:p>
+        </w:tc>
+      </w:tr>
+      <w:tr>
+        <w:tc>
+          <w:tcPr>
+            <w:tcW w:w="1923" w:type="dxa"/>
+            <w:tcBorders>
+              <w:top w:val="single" w:sz="4" w:space="0" w:color="B0C4D8"/>
+              <w:left w:val="single" w:sz="4" w:space="0" w:color="B0C4D8"/>
+              <w:bottom w:val="single" w:sz="4" w:space="0" w:color="B0C4D8"/>
+              <w:right w:val="single" w:sz="4" w:space="0" w:color="B0C4D8"/>
+            </w:tcBorders>
+            <w:shd w:val="clear" w:color="auto" w:fill="F7FAFD"/>
+            <w:tcMar>
+              <w:top w:w="100" w:type="dxa"/>
+              <w:left w:w="160" w:type="dxa"/>
+              <w:bottom w:w="100" w:type="dxa"/>
+              <w:right w:w="160" w:type="dxa"/>
+            </w:tcMar>
+          </w:tcPr>
+          <w:p>
+            <w:r>
+              <w:rPr>
+                <w:b/>
+                <w:bCs/>
+                <w:color w:val="000000"/>
+                <w:szCs w:val="20"/>
+              </w:rPr>
+              <w:t xml:space="preserve">E2E </w:t>
+            </w:r>
+            <w:proofErr w:type="spellStart"/>
+            <w:r>
+              <w:rPr>
+                <w:b/>
+                <w:bCs/>
+                <w:color w:val="000000"/>
+                <w:szCs w:val="20"/>
+              </w:rPr>
+              <w:t>지연</w:t>
+            </w:r>
+            <w:proofErr w:type="spellEnd"/>
+            <w:r>
+              <w:rPr>
+                <w:b/>
+                <w:bCs/>
+                <w:color w:val="000000"/>
+                <w:szCs w:val="20"/>
+              </w:rPr>
+              <w:t xml:space="preserve"> </w:t>
+            </w:r>
+            <w:proofErr w:type="spellStart"/>
+            <w:r>
+              <w:rPr>
+                <w:b/>
+                <w:bCs/>
+                <w:color w:val="000000"/>
+                <w:szCs w:val="20"/>
+              </w:rPr>
+              <w:t>시간</w:t>
+            </w:r>
+            <w:proofErr w:type="spellEnd"/>
+          </w:p>
+        </w:tc>
+        <w:tc>
+          <w:tcPr>
+            <w:tcW w:w="2892" w:type="dxa"/>
+            <w:tcBorders>
+              <w:top w:val="single" w:sz="4" w:space="0" w:color="B0C4D8"/>
+              <w:left w:val="single" w:sz="4" w:space="0" w:color="B0C4D8"/>
+              <w:bottom w:val="single" w:sz="4" w:space="0" w:color="B0C4D8"/>
+              <w:right w:val="single" w:sz="4" w:space="0" w:color="B0C4D8"/>
+            </w:tcBorders>
+            <w:shd w:val="clear" w:color="auto" w:fill="F7FAFD"/>
+            <w:tcMar>
+              <w:top w:w="100" w:type="dxa"/>
+              <w:left w:w="160" w:type="dxa"/>
+              <w:bottom w:w="100" w:type="dxa"/>
+              <w:right w:w="160" w:type="dxa"/>
+            </w:tcMar>
+          </w:tcPr>
+          <w:p>
+            <w:pPr>
+              <w:rPr>
+                <w:lang w:eastAsia="ko-KR"/>
+              </w:rPr>
+            </w:pPr>
+            <w:r>
+              <w:rPr>
+                <w:color w:val="000000"/>
+                <w:szCs w:val="20"/>
+                <w:lang w:eastAsia="ko-KR"/>
+              </w:rPr>
+              <w:t>UI 상에서 실행 요청 후 최종 완료까지 소요되는 총 시간</w:t>
+            </w:r>
+          </w:p>
+        </w:tc>
+        <w:tc>
+          <w:tcPr>
+            <w:tcW w:w="1843" w:type="dxa"/>
+            <w:tcBorders>
+              <w:top w:val="single" w:sz="4" w:space="0" w:color="B0C4D8"/>
+              <w:left w:val="single" w:sz="4" w:space="0" w:color="B0C4D8"/>
+              <w:bottom w:val="single" w:sz="4" w:space="0" w:color="B0C4D8"/>
+              <w:right w:val="single" w:sz="4" w:space="0" w:color="B0C4D8"/>
+            </w:tcBorders>
+            <w:shd w:val="clear" w:color="auto" w:fill="F7FAFD"/>
+            <w:tcMar>
+              <w:top w:w="100" w:type="dxa"/>
+              <w:left w:w="160" w:type="dxa"/>
+              <w:bottom w:w="100" w:type="dxa"/>
+              <w:right w:w="160" w:type="dxa"/>
+            </w:tcMar>
+          </w:tcPr>
+          <w:p>
+            <w:r>
+              <w:rPr>
+                <w:color w:val="1A3A5C"/>
+                <w:szCs w:val="20"/>
+              </w:rPr>
+              <w:t>&lt; 45초</w:t>
+            </w:r>
+          </w:p>
+        </w:tc>
+        <w:tc>
+          <w:tcPr>
+            <w:tcW w:w="2835" w:type="dxa"/>
+            <w:tcBorders>
+              <w:top w:val="single" w:sz="4" w:space="0" w:color="B0C4D8"/>
+              <w:left w:val="single" w:sz="4" w:space="0" w:color="B0C4D8"/>
+              <w:bottom w:val="single" w:sz="4" w:space="0" w:color="B0C4D8"/>
+              <w:right w:val="single" w:sz="4" w:space="0" w:color="B0C4D8"/>
+            </w:tcBorders>
+            <w:shd w:val="clear" w:color="auto" w:fill="FFF0C2"/>
+          </w:tcPr>
+          <w:p>
+            <w:pPr>
+              <w:jc w:val="center"/>
+              <w:rPr>
+                <w:b/>
+                <w:color w:val="7A4F00"/>
+                <w:sz w:val="17"/>
+                <w:szCs w:val="17"/>
+              </w:rPr>
+            </w:pPr>
+            <w:r>
+              <w:rPr>
+                <w:b/>
+                <w:color w:val="7A4F00"/>
+                <w:sz w:val="17"/>
+                <w:szCs w:val="17"/>
+              </w:rPr>
+              <w:t>△</w:t>
+            </w:r>
+          </w:p>
+          <w:p>
+            <w:pPr>
+              <w:jc w:val="center"/>
+              <w:rPr>
+                <w:rFonts w:hint="eastAsia"/>
+                <w:color w:val="1A3A5C"/>
+                <w:sz w:val="17"/>
+                <w:szCs w:val="17"/>
+                <w:lang w:val="en-CA" w:eastAsia="ko-KR"/>
+              </w:rPr>
+            </w:pPr>
+            <w:r>
+              <w:rPr>
+                <w:rFonts w:hint="eastAsia"/>
+                <w:color w:val="1A3A5C"/>
+                <w:sz w:val="17"/>
+                <w:szCs w:val="17"/>
+                <w:lang w:eastAsia="ko-KR"/>
+              </w:rPr>
+              <w:t xml:space="preserve">(복잡한 </w:t>
+            </w:r>
+            <w:r>
+              <w:rPr>
+                <w:color w:val="1A3A5C"/>
+                <w:sz w:val="17"/>
+                <w:szCs w:val="17"/>
+                <w:lang w:val="en-CA" w:eastAsia="ko-KR"/>
+              </w:rPr>
+              <w:t xml:space="preserve">Workflow / </w:t>
+            </w:r>
+            <w:r>
+              <w:rPr>
+                <w:rFonts w:hint="eastAsia"/>
+                <w:color w:val="1A3A5C"/>
+                <w:sz w:val="17"/>
+                <w:szCs w:val="17"/>
+                <w:lang w:val="en-CA" w:eastAsia="ko-KR"/>
+              </w:rPr>
+              <w:t xml:space="preserve">여러 개의 </w:t>
+            </w:r>
+            <w:r>
+              <w:rPr>
+                <w:color w:val="1A3A5C"/>
+                <w:sz w:val="17"/>
+                <w:szCs w:val="17"/>
+                <w:lang w:val="en-CA" w:eastAsia="ko-KR"/>
+              </w:rPr>
+              <w:t>Tool</w:t>
+            </w:r>
+            <w:r>
+              <w:rPr>
+                <w:rFonts w:hint="eastAsia"/>
+                <w:color w:val="1A3A5C"/>
+                <w:sz w:val="17"/>
+                <w:szCs w:val="17"/>
+                <w:lang w:val="en-CA" w:eastAsia="ko-KR"/>
+              </w:rPr>
+              <w:t xml:space="preserve"> 사용 시 45초 초과.)</w:t>
+            </w:r>
+          </w:p>
+        </w:tc>
+      </w:tr>
+    </w:tbl>
     <w:tbl>
       <w:tblPr>
         <w:tblStyle w:val="TableGrid"/>
@@ -5318,23 +7016,43 @@
       <w:tr>
         <w:tc>
           <w:tcPr>
-            <w:tcW w:w="2835" w:type="dxa"/>
+            <w:tcW w:w="2815" w:type="dxa"/>
             <w:shd w:val="clear" w:color="auto" w:fill="1B3B7D"/>
           </w:tcPr>
           <w:p>
+            <w:proofErr w:type="spellStart"/>
             <w:r>
               <w:rPr>
                 <w:b/>
                 <w:color w:val="FFFFFF"/>
                 <w:sz w:val="18"/>
               </w:rPr>
-              <w:t>요구 항목</w:t>
-            </w:r>
-          </w:p>
-        </w:tc>
-        <w:tc>
-          <w:tcPr>
-            <w:tcW w:w="1701" w:type="dxa"/>
+              <w:t>요구</w:t>
+            </w:r>
+            <w:proofErr w:type="spellEnd"/>
+            <w:r>
+              <w:rPr>
+                <w:b/>
+                <w:color w:val="FFFFFF"/>
+                <w:sz w:val="18"/>
+              </w:rPr>
+              <w:t xml:space="preserve"> </w:t>
+            </w:r>
+            <w:proofErr w:type="spellStart"/>
+            <w:r>
+              <w:rPr>
+                <w:b/>
+                <w:color w:val="FFFFFF"/>
+                <w:sz w:val="18"/>
+              </w:rPr>
+              <w:t>항목</w:t>
+            </w:r>
+            <w:proofErr w:type="spellEnd"/>
+          </w:p>
+        </w:tc>
+        <w:tc>
+          <w:tcPr>
+            <w:tcW w:w="1627" w:type="dxa"/>
             <w:shd w:val="clear" w:color="auto" w:fill="1B3B7D"/>
           </w:tcPr>
           <w:p>
@@ -5350,7 +7068,7 @@
         </w:tc>
         <w:tc>
           <w:tcPr>
-            <w:tcW w:w="5386" w:type="dxa"/>
+            <w:tcW w:w="5180" w:type="dxa"/>
             <w:shd w:val="clear" w:color="auto" w:fill="1B3B7D"/>
           </w:tcPr>
           <w:p>
@@ -5361,330 +7079,6 @@
                 <w:sz w:val="18"/>
               </w:rPr>
               <w:t>세부 내용</w:t>
-            </w:r>
-          </w:p>
-        </w:tc>
-      </w:tr>
-      <w:tr>
-        <w:tc>
-          <w:tcPr>
-            <w:tcW w:w="2835" w:type="dxa"/>
-            <w:shd w:val="clear" w:color="auto" w:fill="FFFFFF"/>
-          </w:tcPr>
-          <w:p>
-            <w:r>
-              <w:rPr>
-                <w:b/>
-                <w:sz w:val="18"/>
-              </w:rPr>
-              <w:t>scripts/measure_metrics.py 구현</w:t>
-            </w:r>
-          </w:p>
-        </w:tc>
-        <w:tc>
-          <w:tcPr>
-            <w:tcW w:w="1701" w:type="dxa"/>
-            <w:shd w:val="clear" w:color="auto" w:fill="D6F5E3"/>
-          </w:tcPr>
-          <w:p>
-            <w:pPr>
-              <w:jc w:val="center"/>
-            </w:pPr>
-            <w:r>
-              <w:rPr>
-                <w:b/>
-                <w:color w:val="0A6640"/>
-                <w:sz w:val="17"/>
-              </w:rPr>
-              <w:t>✓ 완전 충족</w:t>
-            </w:r>
-          </w:p>
-        </w:tc>
-        <w:tc>
-          <w:tcPr>
-            <w:tcW w:w="5386" w:type="dxa"/>
-            <w:shd w:val="clear" w:color="auto" w:fill="FFFFFF"/>
-          </w:tcPr>
-          <w:p>
-            <w:r>
-              <w:rPr>
-                <w:color w:val="3D506A"/>
-                <w:sz w:val="17"/>
-              </w:rPr>
-              <w:t>3개 NL 입력 × 10회 반복 × 2조건 = 60회 실행 구조. --domain, --runs, --input-id 플래그 지원. metrics_results.json 저장.</w:t>
-            </w:r>
-          </w:p>
-        </w:tc>
-      </w:tr>
-      <w:tr>
-        <w:tc>
-          <w:tcPr>
-            <w:tcW w:w="2835" w:type="dxa"/>
-            <w:shd w:val="clear" w:color="auto" w:fill="F0F2F8"/>
-          </w:tcPr>
-          <w:p>
-            <w:r>
-              <w:rPr>
-                <w:b/>
-                <w:sz w:val="18"/>
-              </w:rPr>
-              <w:t>E2E 지연 시간 &lt; 45초</w:t>
-            </w:r>
-          </w:p>
-        </w:tc>
-        <w:tc>
-          <w:tcPr>
-            <w:tcW w:w="1701" w:type="dxa"/>
-            <w:shd w:val="clear" w:color="auto" w:fill="D6F5E3"/>
-          </w:tcPr>
-          <w:p>
-            <w:pPr>
-              <w:jc w:val="center"/>
-            </w:pPr>
-            <w:r>
-              <w:rPr>
-                <w:b/>
-                <w:color w:val="0A6640"/>
-                <w:sz w:val="17"/>
-              </w:rPr>
-              <w:t>✓ 완전 충족</w:t>
-            </w:r>
-          </w:p>
-        </w:tc>
-        <w:tc>
-          <w:tcPr>
-            <w:tcW w:w="5386" w:type="dxa"/>
-            <w:shd w:val="clear" w:color="auto" w:fill="F0F2F8"/>
-          </w:tcPr>
-          <w:p>
-            <w:pPr>
-              <w:rPr>
-                <w:lang w:eastAsia="ko-KR"/>
-              </w:rPr>
-            </w:pPr>
-            <w:r>
-              <w:rPr>
-                <w:color w:val="3D506A"/>
-                <w:sz w:val="17"/>
-                <w:lang w:eastAsia="ko-KR"/>
-              </w:rPr>
-              <w:t>WORKFLOW_TIMEOUT=45 환경변수로 제어. .env</w:t>
-            </w:r>
-            <w:proofErr w:type="spellStart"/>
-            <w:r>
-              <w:rPr>
-                <w:color w:val="3D506A"/>
-                <w:sz w:val="17"/>
-                <w:lang w:eastAsia="ko-KR"/>
-              </w:rPr>
-              <w:t>에</w:t>
-            </w:r>
-            <w:proofErr w:type="spellEnd"/>
-            <w:r>
-              <w:rPr>
-                <w:color w:val="3D506A"/>
-                <w:sz w:val="17"/>
-                <w:lang w:eastAsia="ko-KR"/>
-              </w:rPr>
-              <w:t xml:space="preserve"> 설정 준비 완료. 초과 시 HTTP 504 반환.</w:t>
-            </w:r>
-          </w:p>
-        </w:tc>
-      </w:tr>
-      <w:tr>
-        <w:tc>
-          <w:tcPr>
-            <w:tcW w:w="2835" w:type="dxa"/>
-            <w:shd w:val="clear" w:color="auto" w:fill="FFFFFF"/>
-          </w:tcPr>
-          <w:p>
-            <w:r>
-              <w:rPr>
-                <w:b/>
-                <w:sz w:val="18"/>
-              </w:rPr>
-              <w:t xml:space="preserve">60회 </w:t>
-            </w:r>
-            <w:proofErr w:type="spellStart"/>
-            <w:r>
-              <w:rPr>
-                <w:b/>
-                <w:sz w:val="18"/>
-              </w:rPr>
-              <w:t>측정</w:t>
-            </w:r>
-            <w:proofErr w:type="spellEnd"/>
-            <w:r>
-              <w:rPr>
-                <w:b/>
-                <w:sz w:val="18"/>
-              </w:rPr>
-              <w:t xml:space="preserve"> </w:t>
-            </w:r>
-            <w:proofErr w:type="spellStart"/>
-            <w:r>
-              <w:rPr>
-                <w:b/>
-                <w:sz w:val="18"/>
-              </w:rPr>
-              <w:t>결과</w:t>
-            </w:r>
-            <w:proofErr w:type="spellEnd"/>
-            <w:r>
-              <w:rPr>
-                <w:b/>
-                <w:sz w:val="18"/>
-              </w:rPr>
-              <w:t xml:space="preserve"> JSON</w:t>
-            </w:r>
-          </w:p>
-        </w:tc>
-        <w:tc>
-          <w:tcPr>
-            <w:tcW w:w="1701" w:type="dxa"/>
-            <w:shd w:val="clear" w:color="auto" w:fill="FEF0C2"/>
-          </w:tcPr>
-          <w:p>
-            <w:pPr>
-              <w:jc w:val="center"/>
-            </w:pPr>
-            <w:r>
-              <w:rPr>
-                <w:b/>
-                <w:color w:val="7A4F00"/>
-                <w:sz w:val="17"/>
-              </w:rPr>
-              <w:t>△ 부분 충족</w:t>
-            </w:r>
-          </w:p>
-        </w:tc>
-        <w:tc>
-          <w:tcPr>
-            <w:tcW w:w="5386" w:type="dxa"/>
-            <w:shd w:val="clear" w:color="auto" w:fill="FFFFFF"/>
-          </w:tcPr>
-          <w:p>
-            <w:pPr>
-              <w:rPr>
-                <w:lang w:eastAsia="ko-KR"/>
-              </w:rPr>
-            </w:pPr>
-            <w:r>
-              <w:rPr>
-                <w:color w:val="3D506A"/>
-                <w:sz w:val="17"/>
-                <w:lang w:eastAsia="ko-KR"/>
-              </w:rPr>
-              <w:t xml:space="preserve">스크립트 구현 완료. 실제 60회 측정 실행은 </w:t>
-            </w:r>
-            <w:proofErr w:type="spellStart"/>
-            <w:r>
-              <w:rPr>
-                <w:color w:val="3D506A"/>
-                <w:sz w:val="17"/>
-                <w:lang w:eastAsia="ko-KR"/>
-              </w:rPr>
-              <w:t>LangSmith</w:t>
-            </w:r>
-            <w:proofErr w:type="spellEnd"/>
-            <w:r>
-              <w:rPr>
-                <w:color w:val="3D506A"/>
-                <w:sz w:val="17"/>
-                <w:lang w:eastAsia="ko-KR"/>
-              </w:rPr>
-              <w:t xml:space="preserve"> API Key 연동 후 별도 수행 필요.</w:t>
-            </w:r>
-          </w:p>
-        </w:tc>
-      </w:tr>
-      <w:tr>
-        <w:tc>
-          <w:tcPr>
-            <w:tcW w:w="2835" w:type="dxa"/>
-            <w:shd w:val="clear" w:color="auto" w:fill="F0F2F8"/>
-          </w:tcPr>
-          <w:p>
-            <w:pPr>
-              <w:rPr>
-                <w:lang w:eastAsia="ko-KR"/>
-              </w:rPr>
-            </w:pPr>
-            <w:r>
-              <w:rPr>
-                <w:b/>
-                <w:sz w:val="18"/>
-                <w:lang w:eastAsia="ko-KR"/>
-              </w:rPr>
-              <w:t>도메인 적용 vs 베이스라인 비교</w:t>
-            </w:r>
-          </w:p>
-        </w:tc>
-        <w:tc>
-          <w:tcPr>
-            <w:tcW w:w="1701" w:type="dxa"/>
-            <w:shd w:val="clear" w:color="auto" w:fill="FEF0C2"/>
-          </w:tcPr>
-          <w:p>
-            <w:pPr>
-              <w:jc w:val="center"/>
-            </w:pPr>
-            <w:r>
-              <w:rPr>
-                <w:b/>
-                <w:color w:val="7A4F00"/>
-                <w:sz w:val="17"/>
-              </w:rPr>
-              <w:t xml:space="preserve">△ </w:t>
-            </w:r>
-            <w:proofErr w:type="spellStart"/>
-            <w:r>
-              <w:rPr>
-                <w:b/>
-                <w:color w:val="7A4F00"/>
-                <w:sz w:val="17"/>
-              </w:rPr>
-              <w:t>부분</w:t>
-            </w:r>
-            <w:proofErr w:type="spellEnd"/>
-            <w:r>
-              <w:rPr>
-                <w:b/>
-                <w:color w:val="7A4F00"/>
-                <w:sz w:val="17"/>
-              </w:rPr>
-              <w:t xml:space="preserve"> </w:t>
-            </w:r>
-            <w:proofErr w:type="spellStart"/>
-            <w:r>
-              <w:rPr>
-                <w:b/>
-                <w:color w:val="7A4F00"/>
-                <w:sz w:val="17"/>
-              </w:rPr>
-              <w:t>충족</w:t>
-            </w:r>
-            <w:proofErr w:type="spellEnd"/>
-          </w:p>
-        </w:tc>
-        <w:tc>
-          <w:tcPr>
-            <w:tcW w:w="5386" w:type="dxa"/>
-            <w:shd w:val="clear" w:color="auto" w:fill="F0F2F8"/>
-          </w:tcPr>
-          <w:p>
-            <w:pPr>
-              <w:rPr>
-                <w:lang w:eastAsia="ko-KR"/>
-              </w:rPr>
-            </w:pPr>
-            <w:r>
-              <w:rPr>
-                <w:color w:val="3D506A"/>
-                <w:sz w:val="17"/>
-                <w:lang w:eastAsia="ko-KR"/>
-              </w:rPr>
-              <w:t>--no-domain-pack 모드 구현 완료. 실행 후 즉시 비교 리포트 생성 가능 상태.</w:t>
             </w:r>
           </w:p>
         </w:tc>
@@ -5724,6 +7118,7 @@
                 <w:sz w:val="19"/>
                 <w:lang w:eastAsia="ko-KR"/>
               </w:rPr>
+              <w:lastRenderedPageBreak/>
               <w:t xml:space="preserve">전체 충족 요약: 정의서 v3 제3조의 핵심 산출물(Visual Canvas UI, 이메일 도메인 팩 전체 구조, MCP 연동 모듈, Human-in-the-Loop, 멀티 LLM 지원)은 완전 충족. 훈련 데이터 117개 (요구 대비 285% 초과). 60회 측정 실행 결과만 </w:t>
             </w:r>
             <w:proofErr w:type="spellStart"/>
@@ -5958,398 +7353,9 @@
             <w:shd w:val="clear" w:color="auto" w:fill="FFFFFF"/>
           </w:tcPr>
           <w:p>
-            <w:r>
-              <w:rPr>
-                <w:b/>
-                <w:color w:val="0D1929"/>
-                <w:sz w:val="17"/>
-              </w:rPr>
-              <w:t>도메인 맥락 주입</w:t>
-            </w:r>
-          </w:p>
-        </w:tc>
-        <w:tc>
-          <w:tcPr>
-            <w:tcW w:w="3118" w:type="dxa"/>
-            <w:shd w:val="clear" w:color="auto" w:fill="EBF3FD"/>
-          </w:tcPr>
-          <w:p>
-            <w:r>
-              <w:rPr>
-                <w:color w:val="3D506A"/>
-                <w:sz w:val="17"/>
-              </w:rPr>
-              <w:t>✓ 자동 — DomainPack.load()로 brand_guidelines + content_policy + few-shot examples 자동 주입</w:t>
-            </w:r>
-          </w:p>
-        </w:tc>
-        <w:tc>
-          <w:tcPr>
-            <w:tcW w:w="1587" w:type="dxa"/>
-            <w:shd w:val="clear" w:color="auto" w:fill="FFFFFF"/>
-          </w:tcPr>
-          <w:p>
-            <w:r>
-              <w:rPr>
-                <w:color w:val="3D506A"/>
-                <w:sz w:val="17"/>
-              </w:rPr>
-              <w:t>✗ 수동 — System Prompt 직접 입력</w:t>
-            </w:r>
-          </w:p>
-        </w:tc>
-        <w:tc>
-          <w:tcPr>
-            <w:tcW w:w="1587" w:type="dxa"/>
-            <w:shd w:val="clear" w:color="auto" w:fill="FFFFFF"/>
-          </w:tcPr>
-          <w:p>
-            <w:r>
-              <w:rPr>
-                <w:color w:val="3D506A"/>
-                <w:sz w:val="17"/>
-              </w:rPr>
-              <w:t>✗ 수동 — Instructions 필드 수동 작성</w:t>
-            </w:r>
-          </w:p>
-        </w:tc>
-        <w:tc>
-          <w:tcPr>
-            <w:tcW w:w="1644" w:type="dxa"/>
-            <w:shd w:val="clear" w:color="auto" w:fill="FFFFFF"/>
-          </w:tcPr>
-          <w:p>
             <w:pPr>
               <w:rPr>
-                <w:lang w:eastAsia="ko-KR"/>
-              </w:rPr>
-            </w:pPr>
-            <w:r>
-              <w:rPr>
-                <w:color w:val="3D506A"/>
-                <w:sz w:val="17"/>
-                <w:lang w:eastAsia="ko-KR"/>
-              </w:rPr>
-              <w:t>✗ 없음 — 에이전트 시스템 메시지 수동</w:t>
-            </w:r>
-          </w:p>
-        </w:tc>
-      </w:tr>
-      <w:tr>
-        <w:tc>
-          <w:tcPr>
-            <w:tcW w:w="1984" w:type="dxa"/>
-            <w:shd w:val="clear" w:color="auto" w:fill="F0F2F8"/>
-          </w:tcPr>
-          <w:p>
-            <w:proofErr w:type="spellStart"/>
-            <w:r>
-              <w:rPr>
-                <w:b/>
-                <w:color w:val="0D1929"/>
-                <w:sz w:val="17"/>
-              </w:rPr>
-              <w:t>거버넌스</w:t>
-            </w:r>
-            <w:proofErr w:type="spellEnd"/>
-            <w:r>
-              <w:rPr>
-                <w:b/>
-                <w:color w:val="0D1929"/>
-                <w:sz w:val="17"/>
-              </w:rPr>
-              <w:t xml:space="preserve"> </w:t>
-            </w:r>
-            <w:proofErr w:type="spellStart"/>
-            <w:r>
-              <w:rPr>
-                <w:b/>
-                <w:color w:val="0D1929"/>
-                <w:sz w:val="17"/>
-              </w:rPr>
-              <w:t>자동</w:t>
-            </w:r>
-            <w:proofErr w:type="spellEnd"/>
-            <w:r>
-              <w:rPr>
-                <w:b/>
-                <w:color w:val="0D1929"/>
-                <w:sz w:val="17"/>
-              </w:rPr>
-              <w:t xml:space="preserve"> </w:t>
-            </w:r>
-            <w:proofErr w:type="spellStart"/>
-            <w:r>
-              <w:rPr>
-                <w:b/>
-                <w:color w:val="0D1929"/>
-                <w:sz w:val="17"/>
-              </w:rPr>
-              <w:t>검증</w:t>
-            </w:r>
-            <w:proofErr w:type="spellEnd"/>
-          </w:p>
-        </w:tc>
-        <w:tc>
-          <w:tcPr>
-            <w:tcW w:w="3118" w:type="dxa"/>
-            <w:shd w:val="clear" w:color="auto" w:fill="EBF3FD"/>
-          </w:tcPr>
-          <w:p>
-            <w:r>
-              <w:rPr>
-                <w:color w:val="3D506A"/>
-                <w:sz w:val="17"/>
-              </w:rPr>
-              <w:t>✓ 구현 — GovernanceLoader + content_policy.yaml 12개 규칙 자동 평가</w:t>
-            </w:r>
-          </w:p>
-        </w:tc>
-        <w:tc>
-          <w:tcPr>
-            <w:tcW w:w="1587" w:type="dxa"/>
-            <w:shd w:val="clear" w:color="auto" w:fill="F0F2F8"/>
-          </w:tcPr>
-          <w:p>
-            <w:r>
-              <w:rPr>
-                <w:color w:val="3D506A"/>
-                <w:sz w:val="17"/>
-              </w:rPr>
-              <w:t>✗ 없음</w:t>
-            </w:r>
-          </w:p>
-        </w:tc>
-        <w:tc>
-          <w:tcPr>
-            <w:tcW w:w="1587" w:type="dxa"/>
-            <w:shd w:val="clear" w:color="auto" w:fill="F0F2F8"/>
-          </w:tcPr>
-          <w:p>
-            <w:r>
-              <w:rPr>
-                <w:color w:val="3D506A"/>
-                <w:sz w:val="17"/>
-              </w:rPr>
-              <w:t>✗ 없음</w:t>
-            </w:r>
-          </w:p>
-        </w:tc>
-        <w:tc>
-          <w:tcPr>
-            <w:tcW w:w="1644" w:type="dxa"/>
-            <w:shd w:val="clear" w:color="auto" w:fill="F0F2F8"/>
-          </w:tcPr>
-          <w:p>
-            <w:r>
-              <w:rPr>
-                <w:color w:val="3D506A"/>
-                <w:sz w:val="17"/>
-              </w:rPr>
-              <w:t>✗ 없음</w:t>
-            </w:r>
-          </w:p>
-        </w:tc>
-      </w:tr>
-      <w:tr>
-        <w:tc>
-          <w:tcPr>
-            <w:tcW w:w="1984" w:type="dxa"/>
-            <w:shd w:val="clear" w:color="auto" w:fill="FFFFFF"/>
-          </w:tcPr>
-          <w:p>
-            <w:r>
-              <w:rPr>
-                <w:b/>
-                <w:color w:val="0D1929"/>
-                <w:sz w:val="17"/>
-              </w:rPr>
-              <w:t>Cron 스케줄링</w:t>
-            </w:r>
-          </w:p>
-        </w:tc>
-        <w:tc>
-          <w:tcPr>
-            <w:tcW w:w="3118" w:type="dxa"/>
-            <w:shd w:val="clear" w:color="auto" w:fill="EBF3FD"/>
-          </w:tcPr>
-          <w:p>
-            <w:pPr>
-              <w:rPr>
-                <w:lang w:eastAsia="ko-KR"/>
-              </w:rPr>
-            </w:pPr>
-            <w:r>
-              <w:rPr>
-                <w:color w:val="3D506A"/>
-                <w:sz w:val="17"/>
-                <w:lang w:eastAsia="ko-KR"/>
-              </w:rPr>
-              <w:t xml:space="preserve">△ 부분 — </w:t>
-            </w:r>
-            <w:proofErr w:type="spellStart"/>
-            <w:r>
-              <w:rPr>
-                <w:color w:val="3D506A"/>
-                <w:sz w:val="17"/>
-                <w:lang w:eastAsia="ko-KR"/>
-              </w:rPr>
-              <w:t>vocabulary.json</w:t>
-            </w:r>
-            <w:proofErr w:type="spellEnd"/>
-            <w:r>
-              <w:rPr>
-                <w:color w:val="3D506A"/>
-                <w:sz w:val="17"/>
-                <w:lang w:eastAsia="ko-KR"/>
-              </w:rPr>
-              <w:t xml:space="preserve"> Cron 표현식 매핑 구현. 실행 런타임 스케줄러는 외부 crontab 연동 구조</w:t>
-            </w:r>
-          </w:p>
-        </w:tc>
-        <w:tc>
-          <w:tcPr>
-            <w:tcW w:w="1587" w:type="dxa"/>
-            <w:shd w:val="clear" w:color="auto" w:fill="FFFFFF"/>
-          </w:tcPr>
-          <w:p>
-            <w:r>
-              <w:rPr>
-                <w:color w:val="3D506A"/>
-                <w:sz w:val="17"/>
-              </w:rPr>
-              <w:t xml:space="preserve">△ </w:t>
-            </w:r>
-            <w:proofErr w:type="spellStart"/>
-            <w:r>
-              <w:rPr>
-                <w:color w:val="3D506A"/>
-                <w:sz w:val="17"/>
-              </w:rPr>
-              <w:t>제한적</w:t>
-            </w:r>
-            <w:proofErr w:type="spellEnd"/>
-          </w:p>
-        </w:tc>
-        <w:tc>
-          <w:tcPr>
-            <w:tcW w:w="1587" w:type="dxa"/>
-            <w:shd w:val="clear" w:color="auto" w:fill="FFFFFF"/>
-          </w:tcPr>
-          <w:p>
-            <w:r>
-              <w:rPr>
-                <w:color w:val="3D506A"/>
-                <w:sz w:val="17"/>
-              </w:rPr>
-              <w:t>✗ 없음</w:t>
-            </w:r>
-          </w:p>
-        </w:tc>
-        <w:tc>
-          <w:tcPr>
-            <w:tcW w:w="1644" w:type="dxa"/>
-            <w:shd w:val="clear" w:color="auto" w:fill="FFFFFF"/>
-          </w:tcPr>
-          <w:p>
-            <w:r>
-              <w:rPr>
-                <w:color w:val="3D506A"/>
-                <w:sz w:val="17"/>
-              </w:rPr>
-              <w:t>△ 제한적</w:t>
-            </w:r>
-          </w:p>
-        </w:tc>
-      </w:tr>
-      <w:tr>
-        <w:tc>
-          <w:tcPr>
-            <w:tcW w:w="1984" w:type="dxa"/>
-            <w:shd w:val="clear" w:color="auto" w:fill="F0F2F8"/>
-          </w:tcPr>
-          <w:p>
-            <w:r>
-              <w:rPr>
-                <w:b/>
-                <w:color w:val="0D1929"/>
-                <w:sz w:val="17"/>
-              </w:rPr>
-              <w:lastRenderedPageBreak/>
-              <w:t>Human-in-the-Loop</w:t>
-            </w:r>
-          </w:p>
-        </w:tc>
-        <w:tc>
-          <w:tcPr>
-            <w:tcW w:w="3118" w:type="dxa"/>
-            <w:shd w:val="clear" w:color="auto" w:fill="EBF3FD"/>
-          </w:tcPr>
-          <w:p>
-            <w:r>
-              <w:rPr>
-                <w:color w:val="3D506A"/>
-                <w:sz w:val="17"/>
-              </w:rPr>
-              <w:t>✓ 완전 — Human Approval 노드 (Approve/Reject·텍스트 수정). run_id 상태 저장으로 재실행 시 완료 노드 스킵</w:t>
-            </w:r>
-          </w:p>
-        </w:tc>
-        <w:tc>
-          <w:tcPr>
-            <w:tcW w:w="1587" w:type="dxa"/>
-            <w:shd w:val="clear" w:color="auto" w:fill="F0F2F8"/>
-          </w:tcPr>
-          <w:p>
-            <w:r>
-              <w:rPr>
-                <w:color w:val="3D506A"/>
-                <w:sz w:val="17"/>
-              </w:rPr>
-              <w:t>✓ 지원</w:t>
-            </w:r>
-          </w:p>
-        </w:tc>
-        <w:tc>
-          <w:tcPr>
-            <w:tcW w:w="1587" w:type="dxa"/>
-            <w:shd w:val="clear" w:color="auto" w:fill="F0F2F8"/>
-          </w:tcPr>
-          <w:p>
-            <w:r>
-              <w:rPr>
-                <w:color w:val="3D506A"/>
-                <w:sz w:val="17"/>
-              </w:rPr>
-              <w:t>✗ 없음</w:t>
-            </w:r>
-          </w:p>
-        </w:tc>
-        <w:tc>
-          <w:tcPr>
-            <w:tcW w:w="1644" w:type="dxa"/>
-            <w:shd w:val="clear" w:color="auto" w:fill="F0F2F8"/>
-          </w:tcPr>
-          <w:p>
-            <w:r>
-              <w:rPr>
-                <w:color w:val="3D506A"/>
-                <w:sz w:val="17"/>
-              </w:rPr>
-              <w:t>✓ 지원</w:t>
-            </w:r>
-          </w:p>
-        </w:tc>
-      </w:tr>
-      <w:tr>
-        <w:tc>
-          <w:tcPr>
-            <w:tcW w:w="1984" w:type="dxa"/>
-            <w:shd w:val="clear" w:color="auto" w:fill="FFFFFF"/>
-          </w:tcPr>
-          <w:p>
-            <w:pPr>
-              <w:rPr>
+                <w:rFonts w:hint="eastAsia"/>
                 <w:lang w:eastAsia="ko-KR"/>
               </w:rPr>
             </w:pPr>
@@ -6360,9 +7366,8 @@
                 <w:sz w:val="17"/>
                 <w:lang w:eastAsia="ko-KR"/>
               </w:rPr>
-              <w:t xml:space="preserve">LLM </w:t>
-            </w:r>
-            <w:proofErr w:type="spellStart"/>
+              <w:t>도메인 맥락 주입</w:t>
+            </w:r>
             <w:r>
               <w:rPr>
                 <w:b/>
@@ -6370,24 +7375,24 @@
                 <w:sz w:val="17"/>
                 <w:lang w:eastAsia="ko-KR"/>
               </w:rPr>
-              <w:t>프로바이더</w:t>
-            </w:r>
-            <w:proofErr w:type="spellEnd"/>
-            <w:r>
-              <w:rPr>
+              <w:t xml:space="preserve"> (</w:t>
+            </w:r>
+            <w:r>
+              <w:rPr>
+                <w:rFonts w:hint="eastAsia"/>
                 <w:b/>
                 <w:color w:val="0D1929"/>
                 <w:sz w:val="17"/>
                 <w:lang w:eastAsia="ko-KR"/>
               </w:rPr>
-              <w:t xml:space="preserve"> 독립성</w:t>
+              <w:t>세일즈 이메일)</w:t>
             </w:r>
           </w:p>
         </w:tc>
         <w:tc>
           <w:tcPr>
             <w:tcW w:w="3118" w:type="dxa"/>
-            <w:shd w:val="clear" w:color="auto" w:fill="EBF3FD"/>
+            <w:shd w:val="clear" w:color="auto" w:fill="D6F6E3"/>
           </w:tcPr>
           <w:p>
             <w:r>
@@ -6403,7 +7408,7 @@
                 <w:color w:val="3D506A"/>
                 <w:sz w:val="17"/>
               </w:rPr>
-              <w:t>멀티</w:t>
+              <w:t>자동</w:t>
             </w:r>
             <w:proofErr w:type="spellEnd"/>
             <w:r>
@@ -6411,7 +7416,32 @@
                 <w:color w:val="3D506A"/>
                 <w:sz w:val="17"/>
               </w:rPr>
-              <w:t xml:space="preserve"> LLM — GPT-4o, GPT-4o-mini, Claude Sonnet 4.6, Claude Haiku. 노드별 모델 선택</w:t>
+              <w:t xml:space="preserve"> — </w:t>
+            </w:r>
+            <w:proofErr w:type="spellStart"/>
+            <w:r>
+              <w:rPr>
+                <w:color w:val="3D506A"/>
+                <w:sz w:val="17"/>
+              </w:rPr>
+              <w:t>DomainPack.load</w:t>
+            </w:r>
+            <w:proofErr w:type="spellEnd"/>
+            <w:proofErr w:type="gramStart"/>
+            <w:r>
+              <w:rPr>
+                <w:color w:val="3D506A"/>
+                <w:sz w:val="17"/>
+              </w:rPr>
+              <w:t>()로</w:t>
+            </w:r>
+            <w:proofErr w:type="gramEnd"/>
+            <w:r>
+              <w:rPr>
+                <w:color w:val="3D506A"/>
+                <w:sz w:val="17"/>
+              </w:rPr>
+              <w:t xml:space="preserve"> brand_guidelines + content_policy + few-shot examples 자동 주입</w:t>
             </w:r>
           </w:p>
         </w:tc>
@@ -6426,7 +7456,7 @@
                 <w:color w:val="3D506A"/>
                 <w:sz w:val="17"/>
               </w:rPr>
-              <w:t>✓ 멀티 LLM</w:t>
+              <w:t>✗ 수동 — System Prompt 직접 입력</w:t>
             </w:r>
           </w:p>
         </w:tc>
@@ -6436,6 +7466,21 @@
             <w:shd w:val="clear" w:color="auto" w:fill="FFFFFF"/>
           </w:tcPr>
           <w:p>
+            <w:r>
+              <w:rPr>
+                <w:color w:val="3D506A"/>
+                <w:sz w:val="17"/>
+              </w:rPr>
+              <w:t>✗ 수동 — Instructions 필드 수동 작성</w:t>
+            </w:r>
+          </w:p>
+        </w:tc>
+        <w:tc>
+          <w:tcPr>
+            <w:tcW w:w="1644" w:type="dxa"/>
+            <w:shd w:val="clear" w:color="auto" w:fill="FFFFFF"/>
+          </w:tcPr>
+          <w:p>
             <w:pPr>
               <w:rPr>
                 <w:lang w:eastAsia="ko-KR"/>
@@ -6447,8 +7492,234 @@
                 <w:sz w:val="17"/>
                 <w:lang w:eastAsia="ko-KR"/>
               </w:rPr>
-              <w:t>✗ OpenAI 전용 (단일 벤더 종속)</w:t>
-            </w:r>
+              <w:t>✗ 없음 — 에이전트 시스템 메시지 수동</w:t>
+            </w:r>
+          </w:p>
+        </w:tc>
+      </w:tr>
+      <w:tr>
+        <w:tc>
+          <w:tcPr>
+            <w:tcW w:w="1984" w:type="dxa"/>
+            <w:shd w:val="clear" w:color="auto" w:fill="F0F2F8"/>
+          </w:tcPr>
+          <w:p>
+            <w:proofErr w:type="spellStart"/>
+            <w:r>
+              <w:rPr>
+                <w:b/>
+                <w:color w:val="0D1929"/>
+                <w:sz w:val="17"/>
+              </w:rPr>
+              <w:t>거버넌스</w:t>
+            </w:r>
+            <w:proofErr w:type="spellEnd"/>
+            <w:r>
+              <w:rPr>
+                <w:b/>
+                <w:color w:val="0D1929"/>
+                <w:sz w:val="17"/>
+              </w:rPr>
+              <w:t xml:space="preserve"> </w:t>
+            </w:r>
+            <w:proofErr w:type="spellStart"/>
+            <w:r>
+              <w:rPr>
+                <w:b/>
+                <w:color w:val="0D1929"/>
+                <w:sz w:val="17"/>
+              </w:rPr>
+              <w:t>자동</w:t>
+            </w:r>
+            <w:proofErr w:type="spellEnd"/>
+            <w:r>
+              <w:rPr>
+                <w:b/>
+                <w:color w:val="0D1929"/>
+                <w:sz w:val="17"/>
+              </w:rPr>
+              <w:t xml:space="preserve"> </w:t>
+            </w:r>
+            <w:proofErr w:type="spellStart"/>
+            <w:r>
+              <w:rPr>
+                <w:b/>
+                <w:color w:val="0D1929"/>
+                <w:sz w:val="17"/>
+              </w:rPr>
+              <w:t>검증</w:t>
+            </w:r>
+            <w:proofErr w:type="spellEnd"/>
+          </w:p>
+        </w:tc>
+        <w:tc>
+          <w:tcPr>
+            <w:tcW w:w="3118" w:type="dxa"/>
+            <w:shd w:val="clear" w:color="auto" w:fill="D6F6E3"/>
+          </w:tcPr>
+          <w:p>
+            <w:r>
+              <w:rPr>
+                <w:color w:val="3D506A"/>
+                <w:sz w:val="17"/>
+              </w:rPr>
+              <w:t>✓ 구현 — GovernanceLoader + content_policy.yaml 12개 규칙 자동 평가</w:t>
+            </w:r>
+          </w:p>
+        </w:tc>
+        <w:tc>
+          <w:tcPr>
+            <w:tcW w:w="1587" w:type="dxa"/>
+            <w:shd w:val="clear" w:color="auto" w:fill="F0F2F8"/>
+          </w:tcPr>
+          <w:p>
+            <w:r>
+              <w:rPr>
+                <w:color w:val="3D506A"/>
+                <w:sz w:val="17"/>
+              </w:rPr>
+              <w:t>✗ 없음</w:t>
+            </w:r>
+          </w:p>
+        </w:tc>
+        <w:tc>
+          <w:tcPr>
+            <w:tcW w:w="1587" w:type="dxa"/>
+            <w:shd w:val="clear" w:color="auto" w:fill="F0F2F8"/>
+          </w:tcPr>
+          <w:p>
+            <w:r>
+              <w:rPr>
+                <w:color w:val="3D506A"/>
+                <w:sz w:val="17"/>
+              </w:rPr>
+              <w:t>✗ 없음</w:t>
+            </w:r>
+          </w:p>
+        </w:tc>
+        <w:tc>
+          <w:tcPr>
+            <w:tcW w:w="1644" w:type="dxa"/>
+            <w:shd w:val="clear" w:color="auto" w:fill="F0F2F8"/>
+          </w:tcPr>
+          <w:p>
+            <w:r>
+              <w:rPr>
+                <w:color w:val="3D506A"/>
+                <w:sz w:val="17"/>
+              </w:rPr>
+              <w:t>✗ 없음</w:t>
+            </w:r>
+          </w:p>
+        </w:tc>
+      </w:tr>
+      <w:tr>
+        <w:tc>
+          <w:tcPr>
+            <w:tcW w:w="1984" w:type="dxa"/>
+            <w:shd w:val="clear" w:color="auto" w:fill="FFFFFF"/>
+          </w:tcPr>
+          <w:p>
+            <w:r>
+              <w:rPr>
+                <w:b/>
+                <w:color w:val="0D1929"/>
+                <w:sz w:val="17"/>
+              </w:rPr>
+              <w:t>Cron 스케줄링</w:t>
+            </w:r>
+          </w:p>
+        </w:tc>
+        <w:tc>
+          <w:tcPr>
+            <w:tcW w:w="3118" w:type="dxa"/>
+            <w:shd w:val="clear" w:color="auto" w:fill="FFF0C2"/>
+          </w:tcPr>
+          <w:p>
+            <w:pPr>
+              <w:rPr>
+                <w:lang w:eastAsia="ko-KR"/>
+              </w:rPr>
+            </w:pPr>
+            <w:r>
+              <w:rPr>
+                <w:color w:val="3D506A"/>
+                <w:sz w:val="17"/>
+                <w:lang w:eastAsia="ko-KR"/>
+              </w:rPr>
+              <w:t xml:space="preserve">△ 부분 — </w:t>
+            </w:r>
+            <w:proofErr w:type="spellStart"/>
+            <w:r>
+              <w:rPr>
+                <w:color w:val="3D506A"/>
+                <w:sz w:val="17"/>
+                <w:lang w:eastAsia="ko-KR"/>
+              </w:rPr>
+              <w:t>vocabulary.json</w:t>
+            </w:r>
+            <w:proofErr w:type="spellEnd"/>
+            <w:r>
+              <w:rPr>
+                <w:color w:val="3D506A"/>
+                <w:sz w:val="17"/>
+                <w:lang w:eastAsia="ko-KR"/>
+              </w:rPr>
+              <w:t xml:space="preserve"> Cron 표현식 매핑 구현. 실행 런타임 스케줄러는 외부 crontab 연동 구조</w:t>
+            </w:r>
+          </w:p>
+        </w:tc>
+        <w:tc>
+          <w:tcPr>
+            <w:tcW w:w="1587" w:type="dxa"/>
+            <w:shd w:val="clear" w:color="auto" w:fill="FFFFFF"/>
+          </w:tcPr>
+          <w:p>
+            <w:pPr>
+              <w:rPr>
+                <w:lang w:val="en-CA"/>
+              </w:rPr>
+            </w:pPr>
+            <w:r>
+              <w:rPr>
+                <w:color w:val="3D506A"/>
+                <w:sz w:val="17"/>
+              </w:rPr>
+              <w:t xml:space="preserve">△ </w:t>
+            </w:r>
+            <w:proofErr w:type="spellStart"/>
+            <w:r>
+              <w:rPr>
+                <w:color w:val="3D506A"/>
+                <w:sz w:val="17"/>
+              </w:rPr>
+              <w:t>제한적</w:t>
+            </w:r>
+            <w:proofErr w:type="spellEnd"/>
+          </w:p>
+        </w:tc>
+        <w:tc>
+          <w:tcPr>
+            <w:tcW w:w="1587" w:type="dxa"/>
+            <w:shd w:val="clear" w:color="auto" w:fill="FFFFFF"/>
+          </w:tcPr>
+          <w:p>
+            <w:r>
+              <w:rPr>
+                <w:color w:val="3D506A"/>
+                <w:sz w:val="17"/>
+              </w:rPr>
+              <w:t xml:space="preserve">✗ </w:t>
+            </w:r>
+            <w:proofErr w:type="spellStart"/>
+            <w:r>
+              <w:rPr>
+                <w:color w:val="3D506A"/>
+                <w:sz w:val="17"/>
+              </w:rPr>
+              <w:t>없음</w:t>
+            </w:r>
+            <w:proofErr w:type="spellEnd"/>
           </w:p>
         </w:tc>
         <w:tc>
@@ -6462,23 +7733,7 @@
                 <w:color w:val="3D506A"/>
                 <w:sz w:val="17"/>
               </w:rPr>
-              <w:t xml:space="preserve">✓ </w:t>
-            </w:r>
-            <w:proofErr w:type="spellStart"/>
-            <w:r>
-              <w:rPr>
-                <w:color w:val="3D506A"/>
-                <w:sz w:val="17"/>
-              </w:rPr>
-              <w:t>멀티</w:t>
-            </w:r>
-            <w:proofErr w:type="spellEnd"/>
-            <w:r>
-              <w:rPr>
-                <w:color w:val="3D506A"/>
-                <w:sz w:val="17"/>
-              </w:rPr>
-              <w:t xml:space="preserve"> LLM</w:t>
+              <w:t>△ 제한적</w:t>
             </w:r>
           </w:p>
         </w:tc>
@@ -6496,14 +7751,76 @@
                 <w:color w:val="0D1929"/>
                 <w:sz w:val="17"/>
               </w:rPr>
-              <w:t>Cost Budget Guardrails</w:t>
+              <w:t>Human-in-the-Loop</w:t>
             </w:r>
           </w:p>
         </w:tc>
         <w:tc>
           <w:tcPr>
             <w:tcW w:w="3118" w:type="dxa"/>
-            <w:shd w:val="clear" w:color="auto" w:fill="EBF3FD"/>
+            <w:shd w:val="clear" w:color="auto" w:fill="D6F6E3"/>
+          </w:tcPr>
+          <w:p>
+            <w:r>
+              <w:rPr>
+                <w:color w:val="3D506A"/>
+                <w:sz w:val="17"/>
+              </w:rPr>
+              <w:t>✓ 완전 — Human Approval 노드 (Approve/Reject·텍스트 수정). run_id 상태 저장으로 재실행 시 완료 노드 스킵</w:t>
+            </w:r>
+          </w:p>
+        </w:tc>
+        <w:tc>
+          <w:tcPr>
+            <w:tcW w:w="1587" w:type="dxa"/>
+            <w:shd w:val="clear" w:color="auto" w:fill="F0F2F8"/>
+          </w:tcPr>
+          <w:p>
+            <w:r>
+              <w:rPr>
+                <w:color w:val="3D506A"/>
+                <w:sz w:val="17"/>
+              </w:rPr>
+              <w:t>✓ 지원</w:t>
+            </w:r>
+          </w:p>
+        </w:tc>
+        <w:tc>
+          <w:tcPr>
+            <w:tcW w:w="1587" w:type="dxa"/>
+            <w:shd w:val="clear" w:color="auto" w:fill="F0F2F8"/>
+          </w:tcPr>
+          <w:p>
+            <w:r>
+              <w:rPr>
+                <w:color w:val="3D506A"/>
+                <w:sz w:val="17"/>
+              </w:rPr>
+              <w:t>✗ 없음</w:t>
+            </w:r>
+          </w:p>
+        </w:tc>
+        <w:tc>
+          <w:tcPr>
+            <w:tcW w:w="1644" w:type="dxa"/>
+            <w:shd w:val="clear" w:color="auto" w:fill="F0F2F8"/>
+          </w:tcPr>
+          <w:p>
+            <w:r>
+              <w:rPr>
+                <w:color w:val="3D506A"/>
+                <w:sz w:val="17"/>
+              </w:rPr>
+              <w:t>✓ 지원</w:t>
+            </w:r>
+          </w:p>
+        </w:tc>
+      </w:tr>
+      <w:tr>
+        <w:tc>
+          <w:tcPr>
+            <w:tcW w:w="1984" w:type="dxa"/>
+            <w:shd w:val="clear" w:color="auto" w:fill="FFFFFF"/>
           </w:tcPr>
           <w:p>
             <w:pPr>
@@ -6513,47 +7830,273 @@
             </w:pPr>
             <w:r>
               <w:rPr>
-                <w:color w:val="3D506A"/>
+                <w:b/>
+                <w:color w:val="0D1929"/>
                 <w:sz w:val="17"/>
                 <w:lang w:eastAsia="ko-KR"/>
               </w:rPr>
-              <w:t>△ 부분 — WORKFLOW_TIMEOUT</w:t>
+              <w:t xml:space="preserve">LLM </w:t>
             </w:r>
             <w:proofErr w:type="spellStart"/>
             <w:r>
               <w:rPr>
-                <w:color w:val="3D506A"/>
+                <w:b/>
+                <w:color w:val="0D1929"/>
                 <w:sz w:val="17"/>
                 <w:lang w:eastAsia="ko-KR"/>
               </w:rPr>
-              <w:t>으로</w:t>
+              <w:t>프로바이더</w:t>
             </w:r>
             <w:proofErr w:type="spellEnd"/>
             <w:r>
               <w:rPr>
-                <w:color w:val="3D506A"/>
+                <w:b/>
+                <w:color w:val="0D1929"/>
                 <w:sz w:val="17"/>
                 <w:lang w:eastAsia="ko-KR"/>
               </w:rPr>
-              <w:t xml:space="preserve"> 실행 시간 </w:t>
+              <w:t xml:space="preserve"> 독립성</w:t>
+            </w:r>
+          </w:p>
+        </w:tc>
+        <w:tc>
+          <w:tcPr>
+            <w:tcW w:w="3118" w:type="dxa"/>
+            <w:shd w:val="clear" w:color="auto" w:fill="D6F6E3"/>
+          </w:tcPr>
+          <w:p>
+            <w:r>
+              <w:rPr>
+                <w:color w:val="3D506A"/>
+                <w:sz w:val="17"/>
+              </w:rPr>
+              <w:t xml:space="preserve">✓ </w:t>
             </w:r>
             <w:proofErr w:type="spellStart"/>
             <w:r>
               <w:rPr>
+                <w:color w:val="3D506A"/>
+                <w:sz w:val="17"/>
+              </w:rPr>
+              <w:t>멀티</w:t>
+            </w:r>
+            <w:proofErr w:type="spellEnd"/>
+            <w:r>
+              <w:rPr>
+                <w:color w:val="3D506A"/>
+                <w:sz w:val="17"/>
+              </w:rPr>
+              <w:t xml:space="preserve"> LLM — GPT-4o, GPT-4o-mini, Claude Sonnet 4.6, Claude Haiku</w:t>
+            </w:r>
+            <w:r>
+              <w:rPr>
+                <w:rFonts w:hint="eastAsia"/>
                 <w:color w:val="3D506A"/>
                 <w:sz w:val="17"/>
                 <w:lang w:eastAsia="ko-KR"/>
               </w:rPr>
-              <w:t>하드스탑</w:t>
-            </w:r>
-            <w:proofErr w:type="spellEnd"/>
+              <w:t>(</w:t>
+            </w:r>
+            <w:r>
+              <w:rPr>
+                <w:color w:val="3D506A"/>
+                <w:sz w:val="17"/>
+                <w:lang w:val="en-CA" w:eastAsia="ko-KR"/>
+              </w:rPr>
+              <w:t>Claude</w:t>
+            </w:r>
+            <w:r>
+              <w:rPr>
+                <w:rFonts w:hint="eastAsia"/>
+                <w:color w:val="3D506A"/>
+                <w:sz w:val="17"/>
+                <w:lang w:val="en-CA" w:eastAsia="ko-KR"/>
+              </w:rPr>
+              <w:t xml:space="preserve">의 경우 </w:t>
+            </w:r>
+            <w:r>
+              <w:rPr>
+                <w:color w:val="3D506A"/>
+                <w:sz w:val="17"/>
+                <w:lang w:val="en-CA" w:eastAsia="ko-KR"/>
+              </w:rPr>
+              <w:t xml:space="preserve">key </w:t>
+            </w:r>
+            <w:r>
+              <w:rPr>
+                <w:rFonts w:hint="eastAsia"/>
+                <w:color w:val="3D506A"/>
+                <w:sz w:val="17"/>
+                <w:lang w:val="en-CA" w:eastAsia="ko-KR"/>
+              </w:rPr>
+              <w:t>요함, 테스트 전적 x</w:t>
+            </w:r>
+            <w:r>
+              <w:rPr>
+                <w:color w:val="3D506A"/>
+                <w:sz w:val="17"/>
+                <w:lang w:val="en-CA" w:eastAsia="ko-KR"/>
+              </w:rPr>
+              <w:t>)</w:t>
+            </w:r>
+            <w:r>
+              <w:rPr>
+                <w:color w:val="3D506A"/>
+                <w:sz w:val="17"/>
+              </w:rPr>
+              <w:t>. 노드별 모델 선택</w:t>
+            </w:r>
+          </w:p>
+        </w:tc>
+        <w:tc>
+          <w:tcPr>
+            <w:tcW w:w="1587" w:type="dxa"/>
+            <w:shd w:val="clear" w:color="auto" w:fill="FFFFFF"/>
+          </w:tcPr>
+          <w:p>
+            <w:r>
+              <w:rPr>
+                <w:color w:val="3D506A"/>
+                <w:sz w:val="17"/>
+              </w:rPr>
+              <w:t>✓ 멀티 LLM</w:t>
+            </w:r>
+          </w:p>
+        </w:tc>
+        <w:tc>
+          <w:tcPr>
+            <w:tcW w:w="1587" w:type="dxa"/>
+            <w:shd w:val="clear" w:color="auto" w:fill="FFFFFF"/>
+          </w:tcPr>
+          <w:p>
+            <w:pPr>
+              <w:rPr>
+                <w:lang w:eastAsia="ko-KR"/>
+              </w:rPr>
+            </w:pPr>
             <w:r>
               <w:rPr>
                 <w:color w:val="3D506A"/>
                 <w:sz w:val="17"/>
                 <w:lang w:eastAsia="ko-KR"/>
               </w:rPr>
+              <w:t>✗ OpenAI 전용 (단일 벤더 종속)</w:t>
+            </w:r>
+          </w:p>
+        </w:tc>
+        <w:tc>
+          <w:tcPr>
+            <w:tcW w:w="1644" w:type="dxa"/>
+            <w:shd w:val="clear" w:color="auto" w:fill="FFFFFF"/>
+          </w:tcPr>
+          <w:p>
+            <w:r>
+              <w:rPr>
+                <w:color w:val="3D506A"/>
+                <w:sz w:val="17"/>
+              </w:rPr>
+              <w:t xml:space="preserve">✓ </w:t>
+            </w:r>
+            <w:proofErr w:type="spellStart"/>
+            <w:r>
+              <w:rPr>
+                <w:color w:val="3D506A"/>
+                <w:sz w:val="17"/>
+              </w:rPr>
+              <w:t>멀티</w:t>
+            </w:r>
+            <w:proofErr w:type="spellEnd"/>
+            <w:r>
+              <w:rPr>
+                <w:color w:val="3D506A"/>
+                <w:sz w:val="17"/>
+              </w:rPr>
+              <w:t xml:space="preserve"> LLM</w:t>
+            </w:r>
+          </w:p>
+        </w:tc>
+      </w:tr>
+      <w:tr>
+        <w:tc>
+          <w:tcPr>
+            <w:tcW w:w="1984" w:type="dxa"/>
+            <w:shd w:val="clear" w:color="auto" w:fill="F0F2F8"/>
+          </w:tcPr>
+          <w:p>
+            <w:r>
+              <w:rPr>
+                <w:b/>
+                <w:color w:val="0D1929"/>
+                <w:sz w:val="17"/>
+              </w:rPr>
+              <w:t>Cost Budget Guardrails</w:t>
+            </w:r>
+          </w:p>
+        </w:tc>
+        <w:tc>
+          <w:tcPr>
+            <w:tcW w:w="3118" w:type="dxa"/>
+            <w:shd w:val="clear" w:color="auto" w:fill="FFF0C2"/>
+          </w:tcPr>
+          <w:p>
+            <w:pPr>
+              <w:rPr>
+                <w:rFonts w:hint="eastAsia"/>
+                <w:lang w:eastAsia="ko-KR"/>
+              </w:rPr>
+            </w:pPr>
+            <w:r>
+              <w:rPr>
+                <w:color w:val="3D506A"/>
+                <w:sz w:val="17"/>
+                <w:lang w:eastAsia="ko-KR"/>
+              </w:rPr>
+              <w:t>△ 부분 — WORKFLOW_TIMEOUT</w:t>
+            </w:r>
+            <w:proofErr w:type="spellStart"/>
+            <w:r>
+              <w:rPr>
+                <w:color w:val="3D506A"/>
+                <w:sz w:val="17"/>
+                <w:lang w:eastAsia="ko-KR"/>
+              </w:rPr>
+              <w:t>으로</w:t>
+            </w:r>
+            <w:proofErr w:type="spellEnd"/>
+            <w:r>
+              <w:rPr>
+                <w:color w:val="3D506A"/>
+                <w:sz w:val="17"/>
+                <w:lang w:eastAsia="ko-KR"/>
+              </w:rPr>
+              <w:t xml:space="preserve"> 실행 시간 </w:t>
+            </w:r>
+            <w:proofErr w:type="spellStart"/>
+            <w:r>
+              <w:rPr>
+                <w:color w:val="3D506A"/>
+                <w:sz w:val="17"/>
+                <w:lang w:eastAsia="ko-KR"/>
+              </w:rPr>
+              <w:t>하드스탑</w:t>
+            </w:r>
+            <w:proofErr w:type="spellEnd"/>
+            <w:r>
+              <w:rPr>
+                <w:color w:val="3D506A"/>
+                <w:sz w:val="17"/>
+                <w:lang w:eastAsia="ko-KR"/>
+              </w:rPr>
               <w:t>. 토큰 단위 비용 한도는 환경변수 확장으로 추가 가능</w:t>
+            </w:r>
+            <w:r>
+              <w:rPr>
+                <w:rFonts w:hint="eastAsia"/>
+                <w:color w:val="3D506A"/>
+                <w:sz w:val="17"/>
+                <w:lang w:eastAsia="ko-KR"/>
+              </w:rPr>
+              <w:t>. (현재: 30000)</w:t>
             </w:r>
           </w:p>
         </w:tc>
@@ -18338,6 +19881,20 @@
       </w:tcPr>
     </w:tblStylePr>
   </w:style>
+  <w:style w:type="paragraph" w:styleId="Revision">
+    <w:name w:val="Revision"/>
+    <w:hidden/>
+    <w:uiPriority w:val="99"/>
+    <w:semiHidden/>
+    <w:rsid w:val="00AE67AF"/>
+    <w:pPr>
+      <w:spacing w:after="0" w:line="240" w:lineRule="auto"/>
+    </w:pPr>
+    <w:rPr>
+      <w:rFonts w:ascii="Malgun Gothic" w:eastAsia="Malgun Gothic" w:hAnsi="Malgun Gothic"/>
+      <w:sz w:val="20"/>
+    </w:rPr>
+  </w:style>
 </w:styles>
 </file>
 

--- a/Agent_Builder_MVP_최종산출물보고서.docx
+++ b/Agent_Builder_MVP_최종산출물보고서.docx
@@ -72,6 +72,14 @@
             <w:shd w:val="clear" w:color="auto" w:fill="F0F2F8"/>
           </w:tcPr>
           <w:p>
+            <w:pPr>
+              <w:rPr>
+                <w:b/>
+                <w:color w:val="1B3B7D"/>
+                <w:sz w:val="18"/>
+                <w:lang w:eastAsia="ko-KR"/>
+              </w:rPr>
+            </w:pPr>
             <w:proofErr w:type="spellStart"/>
             <w:r>
               <w:rPr>
@@ -83,6 +91,27 @@
             </w:r>
             <w:proofErr w:type="spellEnd"/>
           </w:p>
+          <w:p>
+            <w:pPr>
+              <w:rPr>
+                <w:rFonts w:hint="eastAsia"/>
+                <w:b/>
+                <w:color w:val="1B3B7D"/>
+                <w:sz w:val="18"/>
+                <w:lang w:eastAsia="ko-KR"/>
+              </w:rPr>
+            </w:pPr>
+            <w:r>
+              <w:rPr>
+                <w:rFonts w:hint="eastAsia"/>
+                <w:b/>
+                <w:color w:val="1B3B7D"/>
+                <w:sz w:val="18"/>
+                <w:lang w:eastAsia="ko-KR"/>
+              </w:rPr>
+              <w:t>수정 및 재제출일</w:t>
+            </w:r>
+          </w:p>
         </w:tc>
         <w:tc>
           <w:tcPr>
@@ -91,12 +120,14 @@
           <w:p>
             <w:pPr>
               <w:rPr>
+                <w:sz w:val="19"/>
                 <w:lang w:val="en-CA" w:eastAsia="ko-KR"/>
               </w:rPr>
             </w:pPr>
             <w:r>
               <w:rPr>
                 <w:sz w:val="19"/>
+                <w:lang w:eastAsia="ko-KR"/>
               </w:rPr>
               <w:t>2026년 6월 24일</w:t>
             </w:r>
@@ -114,6 +145,45 @@
                 <w:lang w:val="en-CA" w:eastAsia="ko-KR"/>
               </w:rPr>
               <w:t>EOD</w:t>
+            </w:r>
+          </w:p>
+          <w:p>
+            <w:pPr>
+              <w:rPr>
+                <w:rFonts w:hint="eastAsia"/>
+                <w:sz w:val="19"/>
+                <w:lang w:val="en-CA" w:eastAsia="ko-KR"/>
+              </w:rPr>
+            </w:pPr>
+            <w:r>
+              <w:rPr>
+                <w:sz w:val="19"/>
+                <w:lang w:eastAsia="ko-KR"/>
+              </w:rPr>
+              <w:t>2026년 6월 2</w:t>
+            </w:r>
+            <w:r>
+              <w:rPr>
+                <w:rFonts w:hint="eastAsia"/>
+                <w:sz w:val="19"/>
+                <w:lang w:eastAsia="ko-KR"/>
+              </w:rPr>
+              <w:t>5</w:t>
+            </w:r>
+            <w:r>
+              <w:rPr>
+                <w:sz w:val="19"/>
+                <w:lang w:eastAsia="ko-KR"/>
+              </w:rPr>
+              <w:t>일</w:t>
+            </w:r>
+            <w:r>
+              <w:rPr>
+                <w:rFonts w:hint="eastAsia"/>
+                <w:sz w:val="19"/>
+                <w:lang w:eastAsia="ko-KR"/>
+              </w:rPr>
+              <w:t xml:space="preserve"> </w:t>
             </w:r>
           </w:p>
         </w:tc>
@@ -182,6 +252,7 @@
       <w:pPr>
         <w:spacing w:after="80"/>
         <w:rPr>
+          <w:color w:val="3D506A"/>
           <w:lang w:eastAsia="ko-KR"/>
         </w:rPr>
       </w:pPr>
@@ -208,6 +279,14 @@
         </w:rPr>
         <w:t xml:space="preserve"> 명시된 제3조 요건에 대한 충족 여부 분석, 시스템 아키텍처, 기술 스택, 이메일 도메인 팩 구조, 훈련 데이터 및 거버넌스 출처를 포함합니다.</w:t>
       </w:r>
+    </w:p>
+    <w:p>
+      <w:pPr>
+        <w:spacing w:after="80"/>
+        <w:rPr>
+          <w:lang w:eastAsia="ko-KR"/>
+        </w:rPr>
+      </w:pPr>
     </w:p>
     <w:p>
       <w:pPr>
@@ -357,9 +436,14 @@
             <w:shd w:val="clear" w:color="auto" w:fill="FFFFFF"/>
           </w:tcPr>
           <w:p>
-            <w:r>
-              <w:rPr>
-                <w:color w:val="3D506A"/>
+            <w:pPr>
+              <w:rPr>
+                <w:color w:val="000000" w:themeColor="text1"/>
+              </w:rPr>
+            </w:pPr>
+            <w:r>
+              <w:rPr>
+                <w:color w:val="000000" w:themeColor="text1"/>
                 <w:sz w:val="18"/>
               </w:rPr>
               <w:t>Input · LLM · Agent · Condition · Approval · Tool · Output</w:t>
@@ -376,7 +460,6 @@
           <w:p>
             <w:pPr>
               <w:rPr>
-                <w:rFonts w:hint="eastAsia"/>
                 <w:lang w:val="en-CA" w:eastAsia="ko-KR"/>
               </w:rPr>
             </w:pPr>
@@ -462,12 +545,13 @@
           <w:p>
             <w:pPr>
               <w:rPr>
+                <w:color w:val="000000" w:themeColor="text1"/>
                 <w:lang w:eastAsia="ko-KR"/>
               </w:rPr>
             </w:pPr>
             <w:r>
               <w:rPr>
-                <w:color w:val="3D506A"/>
+                <w:color w:val="000000" w:themeColor="text1"/>
                 <w:sz w:val="18"/>
                 <w:lang w:eastAsia="ko-KR"/>
               </w:rPr>
@@ -552,9 +636,14 @@
             <w:shd w:val="clear" w:color="auto" w:fill="FFFFFF"/>
           </w:tcPr>
           <w:p>
-            <w:r>
-              <w:rPr>
-                <w:color w:val="3D506A"/>
+            <w:pPr>
+              <w:rPr>
+                <w:color w:val="000000" w:themeColor="text1"/>
+              </w:rPr>
+            </w:pPr>
+            <w:r>
+              <w:rPr>
+                <w:color w:val="000000" w:themeColor="text1"/>
                 <w:sz w:val="18"/>
               </w:rPr>
               <w:t>content_policy.yaml (error 8 + warning 4)</w:t>
@@ -600,9 +689,14 @@
             <w:shd w:val="clear" w:color="auto" w:fill="F0F2F8"/>
           </w:tcPr>
           <w:p>
-            <w:r>
-              <w:rPr>
-                <w:color w:val="3D506A"/>
+            <w:pPr>
+              <w:rPr>
+                <w:color w:val="000000" w:themeColor="text1"/>
+              </w:rPr>
+            </w:pPr>
+            <w:r>
+              <w:rPr>
+                <w:color w:val="000000" w:themeColor="text1"/>
                 <w:sz w:val="18"/>
               </w:rPr>
               <w:t>Slack Web API · Gmail SMTP · Discord Webhook</w:t>
@@ -657,9 +751,14 @@
             <w:shd w:val="clear" w:color="auto" w:fill="FFFFFF"/>
           </w:tcPr>
           <w:p>
-            <w:r>
-              <w:rPr>
-                <w:color w:val="3D506A"/>
+            <w:pPr>
+              <w:rPr>
+                <w:color w:val="000000" w:themeColor="text1"/>
+              </w:rPr>
+            </w:pPr>
+            <w:r>
+              <w:rPr>
+                <w:color w:val="000000" w:themeColor="text1"/>
                 <w:sz w:val="18"/>
               </w:rPr>
               <w:t>GPT-4o · GPT-4o-mini</w:t>
@@ -711,6 +810,7 @@
           <w:color w:val="3D506A"/>
           <w:lang w:eastAsia="ko-KR"/>
         </w:rPr>
+        <w:lastRenderedPageBreak/>
         <w:t xml:space="preserve">본 시스템은 5개의 수직 계층으로 구성됩니다. </w:t>
       </w:r>
       <w:proofErr w:type="spellStart"/>
@@ -803,7 +903,6 @@
                 <w:color w:val="FFFFFF"/>
                 <w:sz w:val="18"/>
               </w:rPr>
-              <w:lastRenderedPageBreak/>
               <w:t>계층</w:t>
             </w:r>
             <w:proofErr w:type="spellEnd"/>
@@ -882,14 +981,14 @@
           <w:p>
             <w:pPr>
               <w:rPr>
-                <w:rFonts w:hint="eastAsia"/>
+                <w:color w:val="000000" w:themeColor="text1"/>
                 <w:lang w:eastAsia="ko-KR"/>
               </w:rPr>
             </w:pPr>
             <w:proofErr w:type="spellStart"/>
             <w:r>
               <w:rPr>
-                <w:color w:val="3D506A"/>
+                <w:color w:val="000000" w:themeColor="text1"/>
                 <w:sz w:val="18"/>
               </w:rPr>
               <w:t>Drawflow</w:t>
@@ -897,7 +996,7 @@
             <w:proofErr w:type="spellEnd"/>
             <w:r>
               <w:rPr>
-                <w:color w:val="3D506A"/>
+                <w:color w:val="000000" w:themeColor="text1"/>
                 <w:sz w:val="18"/>
               </w:rPr>
               <w:t xml:space="preserve"> 0.0.59 </w:t>
@@ -905,7 +1004,7 @@
             <w:proofErr w:type="spellStart"/>
             <w:r>
               <w:rPr>
-                <w:color w:val="3D506A"/>
+                <w:color w:val="000000" w:themeColor="text1"/>
                 <w:sz w:val="18"/>
               </w:rPr>
               <w:t>캔버스</w:t>
@@ -913,7 +1012,7 @@
             <w:proofErr w:type="spellEnd"/>
             <w:r>
               <w:rPr>
-                <w:color w:val="3D506A"/>
+                <w:color w:val="000000" w:themeColor="text1"/>
                 <w:sz w:val="18"/>
               </w:rPr>
               <w:t xml:space="preserve"> · </w:t>
@@ -921,7 +1020,7 @@
             <w:proofErr w:type="spellStart"/>
             <w:r>
               <w:rPr>
-                <w:color w:val="3D506A"/>
+                <w:color w:val="000000" w:themeColor="text1"/>
                 <w:sz w:val="18"/>
               </w:rPr>
               <w:t>사이드바</w:t>
@@ -929,7 +1028,7 @@
             <w:proofErr w:type="spellEnd"/>
             <w:r>
               <w:rPr>
-                <w:color w:val="3D506A"/>
+                <w:color w:val="000000" w:themeColor="text1"/>
                 <w:sz w:val="18"/>
               </w:rPr>
               <w:t xml:space="preserve"> · </w:t>
@@ -937,7 +1036,7 @@
             <w:proofErr w:type="spellStart"/>
             <w:r>
               <w:rPr>
-                <w:color w:val="3D506A"/>
+                <w:color w:val="000000" w:themeColor="text1"/>
                 <w:sz w:val="18"/>
               </w:rPr>
               <w:t>실행</w:t>
@@ -945,7 +1044,7 @@
             <w:proofErr w:type="spellEnd"/>
             <w:r>
               <w:rPr>
-                <w:color w:val="3D506A"/>
+                <w:color w:val="000000" w:themeColor="text1"/>
                 <w:sz w:val="18"/>
               </w:rPr>
               <w:t xml:space="preserve"> </w:t>
@@ -953,7 +1052,7 @@
             <w:proofErr w:type="spellStart"/>
             <w:r>
               <w:rPr>
-                <w:color w:val="3D506A"/>
+                <w:color w:val="000000" w:themeColor="text1"/>
                 <w:sz w:val="18"/>
               </w:rPr>
               <w:t>모달</w:t>
@@ -961,7 +1060,7 @@
             <w:proofErr w:type="spellEnd"/>
             <w:r>
               <w:rPr>
-                <w:color w:val="3D506A"/>
+                <w:color w:val="000000" w:themeColor="text1"/>
                 <w:sz w:val="18"/>
               </w:rPr>
               <w:t xml:space="preserve"> · Undo/Redo · Sticky Note · </w:t>
@@ -969,7 +1068,7 @@
             <w:proofErr w:type="spellStart"/>
             <w:r>
               <w:rPr>
-                <w:color w:val="3D506A"/>
+                <w:color w:val="000000" w:themeColor="text1"/>
                 <w:sz w:val="18"/>
               </w:rPr>
               <w:t>패닝</w:t>
@@ -978,7 +1077,7 @@
             <w:r>
               <w:rPr>
                 <w:rFonts w:hint="eastAsia"/>
-                <w:color w:val="3D506A"/>
+                <w:color w:val="000000" w:themeColor="text1"/>
                 <w:sz w:val="18"/>
                 <w:lang w:eastAsia="ko-KR"/>
               </w:rPr>
@@ -988,7 +1087,7 @@
             <w:r>
               <w:rPr>
                 <w:rFonts w:hint="eastAsia"/>
-                <w:color w:val="3D506A"/>
+                <w:color w:val="000000" w:themeColor="text1"/>
                 <w:sz w:val="18"/>
                 <w:lang w:eastAsia="ko-KR"/>
               </w:rPr>
@@ -998,7 +1097,7 @@
             <w:r>
               <w:rPr>
                 <w:rFonts w:hint="eastAsia"/>
-                <w:color w:val="3D506A"/>
+                <w:color w:val="000000" w:themeColor="text1"/>
                 <w:sz w:val="18"/>
                 <w:lang w:eastAsia="ko-KR"/>
               </w:rPr>
@@ -1045,9 +1144,14 @@
             <w:shd w:val="clear" w:color="auto" w:fill="F0F2F8"/>
           </w:tcPr>
           <w:p>
-            <w:r>
-              <w:rPr>
-                <w:color w:val="3D506A"/>
+            <w:pPr>
+              <w:rPr>
+                <w:color w:val="000000" w:themeColor="text1"/>
+              </w:rPr>
+            </w:pPr>
+            <w:r>
+              <w:rPr>
+                <w:color w:val="000000" w:themeColor="text1"/>
                 <w:sz w:val="18"/>
               </w:rPr>
               <w:t>FastAPI + APIRouter · Workflow CRUD · MCP Registry · Domain/Template API</w:t>
@@ -1095,146 +1199,182 @@
           <w:p>
             <w:pPr>
               <w:rPr>
+                <w:color w:val="000000" w:themeColor="text1"/>
+                <w:lang w:eastAsia="ko-KR"/>
+              </w:rPr>
+            </w:pPr>
+            <w:r>
+              <w:rPr>
+                <w:color w:val="000000" w:themeColor="text1"/>
+                <w:sz w:val="18"/>
+                <w:lang w:eastAsia="ko-KR"/>
+              </w:rPr>
+              <w:t xml:space="preserve">워크플로우 실행 · 상태 저장 (_STATE </w:t>
+            </w:r>
+            <w:proofErr w:type="spellStart"/>
+            <w:r>
+              <w:rPr>
+                <w:color w:val="000000" w:themeColor="text1"/>
+                <w:sz w:val="18"/>
+                <w:lang w:eastAsia="ko-KR"/>
+              </w:rPr>
+              <w:t>dict</w:t>
+            </w:r>
+            <w:proofErr w:type="spellEnd"/>
+            <w:r>
+              <w:rPr>
+                <w:color w:val="000000" w:themeColor="text1"/>
+                <w:sz w:val="18"/>
+                <w:lang w:eastAsia="ko-KR"/>
+              </w:rPr>
+              <w:t xml:space="preserve"> · </w:t>
+            </w:r>
+            <w:proofErr w:type="spellStart"/>
+            <w:r>
+              <w:rPr>
+                <w:color w:val="000000" w:themeColor="text1"/>
+                <w:sz w:val="18"/>
+                <w:lang w:eastAsia="ko-KR"/>
+              </w:rPr>
+              <w:t>run_id</w:t>
+            </w:r>
+            <w:proofErr w:type="spellEnd"/>
+            <w:r>
+              <w:rPr>
+                <w:color w:val="000000" w:themeColor="text1"/>
+                <w:sz w:val="18"/>
+                <w:lang w:eastAsia="ko-KR"/>
+              </w:rPr>
+              <w:t>) · 직접 배포 (Slack/Gmail/Discord)</w:t>
+            </w:r>
+            <w:r>
+              <w:rPr>
                 <w:rFonts w:hint="eastAsia"/>
+                <w:color w:val="000000" w:themeColor="text1"/>
+                <w:sz w:val="18"/>
+                <w:lang w:eastAsia="ko-KR"/>
+              </w:rPr>
+              <w:t>, 여타 플랫폼 임의로 추가 가능</w:t>
+            </w:r>
+          </w:p>
+          <w:p>
+            <w:pPr>
+              <w:rPr>
+                <w:color w:val="000000" w:themeColor="text1"/>
+                <w:lang w:eastAsia="ko-KR"/>
+              </w:rPr>
+            </w:pPr>
+            <w:r>
+              <w:rPr>
+                <w:b/>
+                <w:color w:val="000000" w:themeColor="text1"/>
+                <w:sz w:val="16"/>
+                <w:lang w:eastAsia="ko-KR"/>
+              </w:rPr>
+              <w:t xml:space="preserve">※ MVP 제약: _STATE </w:t>
+            </w:r>
+            <w:proofErr w:type="spellStart"/>
+            <w:r>
+              <w:rPr>
+                <w:b/>
+                <w:color w:val="000000" w:themeColor="text1"/>
+                <w:sz w:val="16"/>
+                <w:lang w:eastAsia="ko-KR"/>
+              </w:rPr>
+              <w:t>dict</w:t>
+            </w:r>
+            <w:proofErr w:type="spellEnd"/>
+            <w:r>
+              <w:rPr>
+                <w:b/>
+                <w:color w:val="000000" w:themeColor="text1"/>
+                <w:sz w:val="16"/>
+                <w:lang w:eastAsia="ko-KR"/>
+              </w:rPr>
+              <w:t>는 인메모리 저장으로, 프로세스 재시작 시 미완료 워크플로우 상태 소실. 운영 이관 시 Redis 또는 DB 기반 상태 영속화 전환 필요.</w:t>
+            </w:r>
+          </w:p>
+        </w:tc>
+      </w:tr>
+      <w:tr>
+        <w:tc>
+          <w:tcPr>
+            <w:tcW w:w="1984" w:type="dxa"/>
+            <w:shd w:val="clear" w:color="auto" w:fill="F0F2F8"/>
+          </w:tcPr>
+          <w:p>
+            <w:r>
+              <w:rPr>
+                <w:b/>
+                <w:color w:val="0D1929"/>
+                <w:sz w:val="19"/>
+              </w:rPr>
+              <w:t>Framework</w:t>
+            </w:r>
+          </w:p>
+        </w:tc>
+        <w:tc>
+          <w:tcPr>
+            <w:tcW w:w="2835" w:type="dxa"/>
+            <w:shd w:val="clear" w:color="auto" w:fill="F0F2F8"/>
+          </w:tcPr>
+          <w:p>
+            <w:r>
+              <w:rPr>
+                <w:color w:val="3D506A"/>
+                <w:sz w:val="18"/>
+              </w:rPr>
+              <w:t>engine/mcp_runner.py · engine/domain_loader.py</w:t>
+            </w:r>
+          </w:p>
+        </w:tc>
+        <w:tc>
+          <w:tcPr>
+            <w:tcW w:w="5102" w:type="dxa"/>
+            <w:shd w:val="clear" w:color="auto" w:fill="F0F2F8"/>
+          </w:tcPr>
+          <w:p>
+            <w:pPr>
+              <w:rPr>
+                <w:color w:val="000000" w:themeColor="text1"/>
                 <w:lang w:eastAsia="ko-KR"/>
               </w:rPr>
             </w:pPr>
             <w:proofErr w:type="spellStart"/>
             <w:r>
               <w:rPr>
-                <w:color w:val="3D506A"/>
-                <w:sz w:val="18"/>
-              </w:rPr>
-              <w:t>워크플로우</w:t>
+                <w:color w:val="000000" w:themeColor="text1"/>
+                <w:sz w:val="18"/>
+                <w:lang w:eastAsia="ko-KR"/>
+              </w:rPr>
+              <w:t>LangGraph</w:t>
             </w:r>
             <w:proofErr w:type="spellEnd"/>
             <w:r>
               <w:rPr>
-                <w:color w:val="3D506A"/>
-                <w:sz w:val="18"/>
+                <w:color w:val="000000" w:themeColor="text1"/>
+                <w:sz w:val="18"/>
+                <w:lang w:eastAsia="ko-KR"/>
               </w:rPr>
               <w:t xml:space="preserve"> </w:t>
             </w:r>
             <w:proofErr w:type="spellStart"/>
             <w:r>
               <w:rPr>
-                <w:color w:val="3D506A"/>
-                <w:sz w:val="18"/>
-              </w:rPr>
-              <w:t>실행</w:t>
+                <w:color w:val="000000" w:themeColor="text1"/>
+                <w:sz w:val="18"/>
+                <w:lang w:eastAsia="ko-KR"/>
+              </w:rPr>
+              <w:t>LangChain</w:t>
             </w:r>
             <w:proofErr w:type="spellEnd"/>
             <w:r>
               <w:rPr>
-                <w:color w:val="3D506A"/>
-                <w:sz w:val="18"/>
-              </w:rPr>
-              <w:t xml:space="preserve"> · </w:t>
-            </w:r>
-            <w:proofErr w:type="spellStart"/>
-            <w:r>
-              <w:rPr>
-                <w:color w:val="3D506A"/>
-                <w:sz w:val="18"/>
-              </w:rPr>
-              <w:t>상태</w:t>
-            </w:r>
-            <w:proofErr w:type="spellEnd"/>
-            <w:r>
-              <w:rPr>
-                <w:color w:val="3D506A"/>
-                <w:sz w:val="18"/>
-              </w:rPr>
-              <w:t xml:space="preserve"> </w:t>
-            </w:r>
-            <w:proofErr w:type="spellStart"/>
-            <w:r>
-              <w:rPr>
-                <w:color w:val="3D506A"/>
-                <w:sz w:val="18"/>
-              </w:rPr>
-              <w:t>저장</w:t>
-            </w:r>
-            <w:proofErr w:type="spellEnd"/>
-            <w:r>
-              <w:rPr>
-                <w:color w:val="3D506A"/>
-                <w:sz w:val="18"/>
-              </w:rPr>
-              <w:t xml:space="preserve"> (_STATE </w:t>
-            </w:r>
-            <w:proofErr w:type="spellStart"/>
-            <w:r>
-              <w:rPr>
-                <w:color w:val="3D506A"/>
-                <w:sz w:val="18"/>
-              </w:rPr>
-              <w:t>dict</w:t>
-            </w:r>
-            <w:proofErr w:type="spellEnd"/>
-            <w:r>
-              <w:rPr>
-                <w:color w:val="3D506A"/>
-                <w:sz w:val="18"/>
-              </w:rPr>
-              <w:t xml:space="preserve"> · </w:t>
-            </w:r>
-            <w:proofErr w:type="spellStart"/>
-            <w:r>
-              <w:rPr>
-                <w:color w:val="3D506A"/>
-                <w:sz w:val="18"/>
-              </w:rPr>
-              <w:t>run_id</w:t>
-            </w:r>
-            <w:proofErr w:type="spellEnd"/>
-            <w:r>
-              <w:rPr>
-                <w:color w:val="3D506A"/>
-                <w:sz w:val="18"/>
-              </w:rPr>
-              <w:t xml:space="preserve">) · </w:t>
-            </w:r>
-            <w:proofErr w:type="spellStart"/>
-            <w:r>
-              <w:rPr>
-                <w:color w:val="3D506A"/>
-                <w:sz w:val="18"/>
-              </w:rPr>
-              <w:t>직접</w:t>
-            </w:r>
-            <w:proofErr w:type="spellEnd"/>
-            <w:r>
-              <w:rPr>
-                <w:color w:val="3D506A"/>
-                <w:sz w:val="18"/>
-              </w:rPr>
-              <w:t xml:space="preserve"> </w:t>
-            </w:r>
-            <w:proofErr w:type="spellStart"/>
-            <w:r>
-              <w:rPr>
-                <w:color w:val="3D506A"/>
-                <w:sz w:val="18"/>
-              </w:rPr>
-              <w:t>배포</w:t>
-            </w:r>
-            <w:proofErr w:type="spellEnd"/>
-            <w:r>
-              <w:rPr>
-                <w:color w:val="3D506A"/>
-                <w:sz w:val="18"/>
-              </w:rPr>
-              <w:t xml:space="preserve"> (Slack/Gmail/Discord)</w:t>
-            </w:r>
-            <w:r>
-              <w:rPr>
-                <w:rFonts w:hint="eastAsia"/>
-                <w:color w:val="3D506A"/>
+                <w:color w:val="000000" w:themeColor="text1"/>
                 <w:sz w:val="18"/>
                 <w:lang w:eastAsia="ko-KR"/>
               </w:rPr>
-              <w:t>, 여타 플랫폼 임의로 추가 가능</w:t>
+              <w:t xml:space="preserve"> 1.3.1 · MCP 서브프로세스 · 네이티브 Python 연동 자동 분기</w:t>
             </w:r>
           </w:p>
         </w:tc>
@@ -1243,7 +1383,7 @@
         <w:tc>
           <w:tcPr>
             <w:tcW w:w="1984" w:type="dxa"/>
-            <w:shd w:val="clear" w:color="auto" w:fill="F0F2F8"/>
+            <w:shd w:val="clear" w:color="auto" w:fill="FFFFFF"/>
           </w:tcPr>
           <w:p>
             <w:r>
@@ -1252,88 +1392,6 @@
                 <w:color w:val="0D1929"/>
                 <w:sz w:val="19"/>
               </w:rPr>
-              <w:t>Framework</w:t>
-            </w:r>
-          </w:p>
-        </w:tc>
-        <w:tc>
-          <w:tcPr>
-            <w:tcW w:w="2835" w:type="dxa"/>
-            <w:shd w:val="clear" w:color="auto" w:fill="F0F2F8"/>
-          </w:tcPr>
-          <w:p>
-            <w:r>
-              <w:rPr>
-                <w:color w:val="3D506A"/>
-                <w:sz w:val="18"/>
-              </w:rPr>
-              <w:t>engine/mcp_runner.py · engine/domain_loader.py</w:t>
-            </w:r>
-          </w:p>
-        </w:tc>
-        <w:tc>
-          <w:tcPr>
-            <w:tcW w:w="5102" w:type="dxa"/>
-            <w:shd w:val="clear" w:color="auto" w:fill="F0F2F8"/>
-          </w:tcPr>
-          <w:p>
-            <w:pPr>
-              <w:rPr>
-                <w:lang w:eastAsia="ko-KR"/>
-              </w:rPr>
-            </w:pPr>
-            <w:proofErr w:type="spellStart"/>
-            <w:r>
-              <w:rPr>
-                <w:color w:val="3D506A"/>
-                <w:sz w:val="18"/>
-                <w:lang w:eastAsia="ko-KR"/>
-              </w:rPr>
-              <w:t>LangGraph</w:t>
-            </w:r>
-            <w:proofErr w:type="spellEnd"/>
-            <w:r>
-              <w:rPr>
-                <w:color w:val="3D506A"/>
-                <w:sz w:val="18"/>
-                <w:lang w:eastAsia="ko-KR"/>
-              </w:rPr>
-              <w:t xml:space="preserve"> </w:t>
-            </w:r>
-            <w:proofErr w:type="spellStart"/>
-            <w:r>
-              <w:rPr>
-                <w:color w:val="3D506A"/>
-                <w:sz w:val="18"/>
-                <w:lang w:eastAsia="ko-KR"/>
-              </w:rPr>
-              <w:t>LangChain</w:t>
-            </w:r>
-            <w:proofErr w:type="spellEnd"/>
-            <w:r>
-              <w:rPr>
-                <w:color w:val="3D506A"/>
-                <w:sz w:val="18"/>
-                <w:lang w:eastAsia="ko-KR"/>
-              </w:rPr>
-              <w:t xml:space="preserve"> 1.3.1 · MCP 서브프로세스 · 네이티브 Python 연동 자동 분기</w:t>
-            </w:r>
-          </w:p>
-        </w:tc>
-      </w:tr>
-      <w:tr>
-        <w:tc>
-          <w:tcPr>
-            <w:tcW w:w="1984" w:type="dxa"/>
-            <w:shd w:val="clear" w:color="auto" w:fill="FFFFFF"/>
-          </w:tcPr>
-          <w:p>
-            <w:r>
-              <w:rPr>
-                <w:b/>
-                <w:color w:val="0D1929"/>
-                <w:sz w:val="19"/>
-              </w:rPr>
               <w:t>LLM / Tracing</w:t>
             </w:r>
           </w:p>
@@ -1344,13 +1402,31 @@
             <w:shd w:val="clear" w:color="auto" w:fill="FFFFFF"/>
           </w:tcPr>
           <w:p>
+            <w:proofErr w:type="spellStart"/>
             <w:r>
               <w:rPr>
                 <w:color w:val="3D506A"/>
                 <w:sz w:val="18"/>
               </w:rPr>
-              <w:t>환경변수 · LangSmith</w:t>
-            </w:r>
+              <w:t>환경변수</w:t>
+            </w:r>
+            <w:proofErr w:type="spellEnd"/>
+            <w:r>
+              <w:rPr>
+                <w:color w:val="3D506A"/>
+                <w:sz w:val="18"/>
+              </w:rPr>
+              <w:t xml:space="preserve"> · </w:t>
+            </w:r>
+            <w:proofErr w:type="spellStart"/>
+            <w:r>
+              <w:rPr>
+                <w:color w:val="3D506A"/>
+                <w:sz w:val="18"/>
+              </w:rPr>
+              <w:t>LangSmith</w:t>
+            </w:r>
+            <w:proofErr w:type="spellEnd"/>
           </w:p>
         </w:tc>
         <w:tc>
@@ -1359,9 +1435,14 @@
             <w:shd w:val="clear" w:color="auto" w:fill="FFFFFF"/>
           </w:tcPr>
           <w:p>
-            <w:r>
-              <w:rPr>
-                <w:color w:val="3D506A"/>
+            <w:pPr>
+              <w:rPr>
+                <w:color w:val="000000" w:themeColor="text1"/>
+              </w:rPr>
+            </w:pPr>
+            <w:r>
+              <w:rPr>
+                <w:color w:val="000000" w:themeColor="text1"/>
                 <w:sz w:val="18"/>
               </w:rPr>
               <w:t xml:space="preserve">OpenAI GPT-4o · </w:t>
@@ -1369,7 +1450,7 @@
             <w:proofErr w:type="spellStart"/>
             <w:r>
               <w:rPr>
-                <w:color w:val="3D506A"/>
+                <w:color w:val="000000" w:themeColor="text1"/>
                 <w:sz w:val="18"/>
               </w:rPr>
               <w:t>LangSmith</w:t>
@@ -1377,7 +1458,7 @@
             <w:proofErr w:type="spellEnd"/>
             <w:r>
               <w:rPr>
-                <w:color w:val="3D506A"/>
+                <w:color w:val="000000" w:themeColor="text1"/>
                 <w:sz w:val="18"/>
               </w:rPr>
               <w:t xml:space="preserve"> </w:t>
@@ -1385,7 +1466,7 @@
             <w:proofErr w:type="spellStart"/>
             <w:r>
               <w:rPr>
-                <w:color w:val="3D506A"/>
+                <w:color w:val="000000" w:themeColor="text1"/>
                 <w:sz w:val="18"/>
               </w:rPr>
               <w:t>자동</w:t>
@@ -1393,7 +1474,7 @@
             <w:proofErr w:type="spellEnd"/>
             <w:r>
               <w:rPr>
-                <w:color w:val="3D506A"/>
+                <w:color w:val="000000" w:themeColor="text1"/>
                 <w:sz w:val="18"/>
               </w:rPr>
               <w:t xml:space="preserve"> </w:t>
@@ -1401,7 +1482,7 @@
             <w:proofErr w:type="spellStart"/>
             <w:r>
               <w:rPr>
-                <w:color w:val="3D506A"/>
+                <w:color w:val="000000" w:themeColor="text1"/>
                 <w:sz w:val="18"/>
               </w:rPr>
               <w:t>추적</w:t>
@@ -1409,7 +1490,7 @@
             <w:proofErr w:type="spellEnd"/>
             <w:r>
               <w:rPr>
-                <w:color w:val="3D506A"/>
+                <w:color w:val="000000" w:themeColor="text1"/>
                 <w:sz w:val="18"/>
               </w:rPr>
               <w:t xml:space="preserve"> (LANGCHAIN_TRACING_V2)</w:t>
@@ -1451,9 +1532,9 @@
         <w:tblLook w:val="04A0" w:firstRow="1" w:lastRow="0" w:firstColumn="1" w:lastColumn="0" w:noHBand="0" w:noVBand="1"/>
       </w:tblPr>
       <w:tblGrid>
-        <w:gridCol w:w="2212"/>
-        <w:gridCol w:w="1377"/>
-        <w:gridCol w:w="6033"/>
+        <w:gridCol w:w="2417"/>
+        <w:gridCol w:w="1346"/>
+        <w:gridCol w:w="5859"/>
       </w:tblGrid>
       <w:tr>
         <w:tc>
@@ -1543,12 +1624,104 @@
             <w:shd w:val="clear" w:color="auto" w:fill="FFFFFF"/>
           </w:tcPr>
           <w:p>
-            <w:r>
-              <w:rPr>
-                <w:color w:val="3D506A"/>
-                <w:sz w:val="18"/>
-              </w:rPr>
-              <w:t>비동기 REST API 서버. APIRouter로 Workflow · MCP · Domain · Template · Key 엔드포인트 분리. asyncio.wait_for 기반 타임아웃 제어 (WORKFLOW_TIMEOUT 환경변수).</w:t>
+            <w:pPr>
+              <w:rPr>
+                <w:color w:val="000000" w:themeColor="text1"/>
+              </w:rPr>
+            </w:pPr>
+            <w:r>
+              <w:rPr>
+                <w:color w:val="000000" w:themeColor="text1"/>
+                <w:sz w:val="18"/>
+              </w:rPr>
+              <w:t xml:space="preserve">비동기 REST API 서버. APIRouter로 Workflow · MCP · Domain · Template · Key 엔드포인트 분리. </w:t>
+            </w:r>
+            <w:proofErr w:type="gramStart"/>
+            <w:r>
+              <w:rPr>
+                <w:color w:val="000000" w:themeColor="text1"/>
+                <w:sz w:val="18"/>
+              </w:rPr>
+              <w:t>asyncio.wait</w:t>
+            </w:r>
+            <w:proofErr w:type="gramEnd"/>
+            <w:r>
+              <w:rPr>
+                <w:color w:val="000000" w:themeColor="text1"/>
+                <w:sz w:val="18"/>
+              </w:rPr>
+              <w:t xml:space="preserve">_for 기반 </w:t>
+            </w:r>
+            <w:proofErr w:type="spellStart"/>
+            <w:r>
+              <w:rPr>
+                <w:color w:val="000000" w:themeColor="text1"/>
+                <w:sz w:val="18"/>
+              </w:rPr>
+              <w:t>타임아웃</w:t>
+            </w:r>
+            <w:proofErr w:type="spellEnd"/>
+            <w:r>
+              <w:rPr>
+                <w:color w:val="000000" w:themeColor="text1"/>
+                <w:sz w:val="18"/>
+              </w:rPr>
+              <w:t xml:space="preserve"> </w:t>
+            </w:r>
+            <w:proofErr w:type="spellStart"/>
+            <w:r>
+              <w:rPr>
+                <w:color w:val="000000" w:themeColor="text1"/>
+                <w:sz w:val="18"/>
+              </w:rPr>
+              <w:t>제어</w:t>
+            </w:r>
+            <w:proofErr w:type="spellEnd"/>
+            <w:r>
+              <w:rPr>
+                <w:color w:val="000000" w:themeColor="text1"/>
+                <w:sz w:val="18"/>
+              </w:rPr>
+              <w:t xml:space="preserve"> (WORKFLOW_TIMEOUT </w:t>
+            </w:r>
+            <w:proofErr w:type="spellStart"/>
+            <w:r>
+              <w:rPr>
+                <w:color w:val="000000" w:themeColor="text1"/>
+                <w:sz w:val="18"/>
+              </w:rPr>
+              <w:t>환경변수</w:t>
+            </w:r>
+            <w:proofErr w:type="spellEnd"/>
+            <w:r>
+              <w:rPr>
+                <w:color w:val="000000" w:themeColor="text1"/>
+                <w:sz w:val="18"/>
+              </w:rPr>
+              <w:t xml:space="preserve"> (Initially set in </w:t>
+            </w:r>
+            <w:proofErr w:type="spellStart"/>
+            <w:r>
+              <w:rPr>
+                <w:color w:val="000000" w:themeColor="text1"/>
+                <w:sz w:val="18"/>
+              </w:rPr>
+              <w:t>api</w:t>
+            </w:r>
+            <w:proofErr w:type="spellEnd"/>
+            <w:r>
+              <w:rPr>
+                <w:color w:val="000000" w:themeColor="text1"/>
+                <w:sz w:val="18"/>
+              </w:rPr>
+              <w:t>/routes.py</w:t>
+            </w:r>
+            <w:r>
+              <w:rPr>
+                <w:color w:val="000000" w:themeColor="text1"/>
+                <w:sz w:val="18"/>
+              </w:rPr>
+              <w:t>).</w:t>
             </w:r>
           </w:p>
         </w:tc>
@@ -1591,9 +1764,14 @@
             <w:shd w:val="clear" w:color="auto" w:fill="F0F2F8"/>
           </w:tcPr>
           <w:p>
-            <w:r>
-              <w:rPr>
-                <w:color w:val="3D506A"/>
+            <w:pPr>
+              <w:rPr>
+                <w:color w:val="000000" w:themeColor="text1"/>
+              </w:rPr>
+            </w:pPr>
+            <w:r>
+              <w:rPr>
+                <w:color w:val="000000" w:themeColor="text1"/>
                 <w:sz w:val="18"/>
               </w:rPr>
               <w:t>create_agent()로 컴파일된 StateGraph 생성. HumanMessage 기반 invoke 패턴. interrupt() 기반 Human-in-the-Loop 지원. ExceptionGroup 재귀 언래핑 처리.</w:t>
@@ -1641,12 +1819,13 @@
           <w:p>
             <w:pPr>
               <w:rPr>
+                <w:color w:val="000000" w:themeColor="text1"/>
                 <w:lang w:eastAsia="ko-KR"/>
               </w:rPr>
             </w:pPr>
             <w:r>
               <w:rPr>
-                <w:color w:val="3D506A"/>
+                <w:color w:val="000000" w:themeColor="text1"/>
                 <w:sz w:val="18"/>
                 <w:lang w:eastAsia="ko-KR"/>
               </w:rPr>
@@ -1655,7 +1834,7 @@
             <w:proofErr w:type="spellStart"/>
             <w:r>
               <w:rPr>
-                <w:color w:val="3D506A"/>
+                <w:color w:val="000000" w:themeColor="text1"/>
                 <w:sz w:val="18"/>
                 <w:lang w:eastAsia="ko-KR"/>
               </w:rPr>
@@ -1664,7 +1843,7 @@
             <w:proofErr w:type="spellEnd"/>
             <w:r>
               <w:rPr>
-                <w:color w:val="3D506A"/>
+                <w:color w:val="000000" w:themeColor="text1"/>
                 <w:sz w:val="18"/>
                 <w:lang w:eastAsia="ko-KR"/>
               </w:rPr>
@@ -1673,7 +1852,7 @@
             <w:proofErr w:type="spellStart"/>
             <w:r>
               <w:rPr>
-                <w:color w:val="3D506A"/>
+                <w:color w:val="000000" w:themeColor="text1"/>
                 <w:sz w:val="18"/>
                 <w:lang w:eastAsia="ko-KR"/>
               </w:rPr>
@@ -1682,7 +1861,7 @@
             <w:proofErr w:type="spellEnd"/>
             <w:r>
               <w:rPr>
-                <w:color w:val="3D506A"/>
+                <w:color w:val="000000" w:themeColor="text1"/>
                 <w:sz w:val="18"/>
                 <w:lang w:eastAsia="ko-KR"/>
               </w:rPr>
@@ -1691,7 +1870,7 @@
             <w:proofErr w:type="spellStart"/>
             <w:r>
               <w:rPr>
-                <w:color w:val="3D506A"/>
+                <w:color w:val="000000" w:themeColor="text1"/>
                 <w:sz w:val="18"/>
                 <w:lang w:eastAsia="ko-KR"/>
               </w:rPr>
@@ -1700,7 +1879,7 @@
             <w:proofErr w:type="spellEnd"/>
             <w:r>
               <w:rPr>
-                <w:color w:val="3D506A"/>
+                <w:color w:val="000000" w:themeColor="text1"/>
                 <w:sz w:val="18"/>
                 <w:lang w:eastAsia="ko-KR"/>
               </w:rPr>
@@ -1775,9 +1954,14 @@
             <w:shd w:val="clear" w:color="auto" w:fill="F0F2F8"/>
           </w:tcPr>
           <w:p>
-            <w:r>
-              <w:rPr>
-                <w:color w:val="3D506A"/>
+            <w:pPr>
+              <w:rPr>
+                <w:color w:val="000000" w:themeColor="text1"/>
+              </w:rPr>
+            </w:pPr>
+            <w:r>
+              <w:rPr>
+                <w:color w:val="000000" w:themeColor="text1"/>
                 <w:sz w:val="18"/>
               </w:rPr>
               <w:t>MultiServerMCPClient로 외부 MCP 서버 연결. 네이티브 Python 통합 (Gmail SMTP, Discord Webhook)은 서브프로세스 없이 직접 처리. _is_native() 자동 분기.</w:t>
@@ -1798,7 +1982,7 @@
                 <w:color w:val="0D1929"/>
                 <w:sz w:val="19"/>
               </w:rPr>
-              <w:t>OpenAI SDK + Anthropic SDK</w:t>
+              <w:t>OpenAI SDK</w:t>
             </w:r>
           </w:p>
         </w:tc>
@@ -1808,12 +1992,17 @@
             <w:shd w:val="clear" w:color="auto" w:fill="FFFFFF"/>
           </w:tcPr>
           <w:p>
+            <w:pPr>
+              <w:rPr>
+                <w:lang w:val="en-CA" w:eastAsia="ko-KR"/>
+              </w:rPr>
+            </w:pPr>
             <w:r>
               <w:rPr>
                 <w:color w:val="3D506A"/>
                 <w:sz w:val="18"/>
               </w:rPr>
-              <w:t>최신</w:t>
+              <w:t>GPT-4o, GPT-4o-mini</w:t>
             </w:r>
           </w:p>
         </w:tc>
@@ -1823,12 +2012,55 @@
             <w:shd w:val="clear" w:color="auto" w:fill="FFFFFF"/>
           </w:tcPr>
           <w:p>
-            <w:r>
-              <w:rPr>
-                <w:color w:val="3D506A"/>
-                <w:sz w:val="18"/>
-              </w:rPr>
-              <w:t>GPT-4o, GPT-4o-mini, gpt-image-1 (이미지 생성, dall-e-2 폴백). Anthropic SDK로 Claude Sonnet 4.6 직접 호출. AgentNode에서 모델 선택 가능.</w:t>
+            <w:pPr>
+              <w:rPr>
+                <w:rFonts w:hint="eastAsia"/>
+                <w:color w:val="000000" w:themeColor="text1"/>
+                <w:sz w:val="18"/>
+                <w:szCs w:val="21"/>
+                <w:lang w:eastAsia="ko-KR"/>
+              </w:rPr>
+            </w:pPr>
+            <w:proofErr w:type="spellStart"/>
+            <w:r>
+              <w:rPr>
+                <w:rFonts w:hint="eastAsia"/>
+                <w:color w:val="000000" w:themeColor="text1"/>
+                <w:sz w:val="18"/>
+                <w:szCs w:val="21"/>
+                <w:lang w:eastAsia="ko-KR"/>
+              </w:rPr>
+              <w:t>프론트엔드</w:t>
+            </w:r>
+            <w:proofErr w:type="spellEnd"/>
+            <w:r>
+              <w:rPr>
+                <w:rFonts w:hint="eastAsia"/>
+                <w:color w:val="000000" w:themeColor="text1"/>
+                <w:sz w:val="18"/>
+                <w:szCs w:val="21"/>
+                <w:lang w:eastAsia="ko-KR"/>
+              </w:rPr>
+              <w:t xml:space="preserve"> 캔버스에서 유저가 직접 </w:t>
+            </w:r>
+            <w:r>
+              <w:rPr>
+                <w:color w:val="000000" w:themeColor="text1"/>
+                <w:sz w:val="18"/>
+                <w:szCs w:val="21"/>
+                <w:lang w:eastAsia="ko-KR"/>
+              </w:rPr>
+              <w:t xml:space="preserve">API Key </w:t>
+            </w:r>
+            <w:r>
+              <w:rPr>
+                <w:rFonts w:hint="eastAsia"/>
+                <w:color w:val="000000" w:themeColor="text1"/>
+                <w:sz w:val="18"/>
+                <w:szCs w:val="21"/>
+                <w:lang w:eastAsia="ko-KR"/>
+              </w:rPr>
+              <w:t>추가 가능.</w:t>
             </w:r>
           </w:p>
         </w:tc>
@@ -1840,13 +2072,265 @@
             <w:shd w:val="clear" w:color="auto" w:fill="F0F2F8"/>
           </w:tcPr>
           <w:p>
+            <w:pPr>
+              <w:rPr>
+                <w:b/>
+                <w:bCs/>
+              </w:rPr>
+            </w:pPr>
+            <w:r>
+              <w:rPr>
+                <w:b/>
+                <w:bCs/>
+                <w:sz w:val="18"/>
+                <w:szCs w:val="18"/>
+              </w:rPr>
+              <w:t>engine/feedback_store.py</w:t>
+            </w:r>
+          </w:p>
+        </w:tc>
+        <w:tc>
+          <w:tcPr>
+            <w:tcW w:w="1417" w:type="dxa"/>
+            <w:shd w:val="clear" w:color="auto" w:fill="F0F2F8"/>
+          </w:tcPr>
+          <w:p>
+            <w:pPr>
+              <w:rPr>
+                <w:rFonts w:hint="eastAsia"/>
+                <w:lang w:eastAsia="ko-KR"/>
+              </w:rPr>
+            </w:pPr>
+            <w:r>
+              <w:rPr>
+                <w:rFonts w:hint="eastAsia"/>
+                <w:lang w:eastAsia="ko-KR"/>
+              </w:rPr>
+              <w:t>-</w:t>
+            </w:r>
+          </w:p>
+        </w:tc>
+        <w:tc>
+          <w:tcPr>
+            <w:tcW w:w="6236" w:type="dxa"/>
+            <w:shd w:val="clear" w:color="auto" w:fill="F0F2F8"/>
+          </w:tcPr>
+          <w:p>
+            <w:pPr>
+              <w:rPr>
+                <w:color w:val="000000" w:themeColor="text1"/>
+              </w:rPr>
+            </w:pPr>
+            <w:r>
+              <w:rPr>
+                <w:color w:val="000000" w:themeColor="text1"/>
+                <w:sz w:val="18"/>
+                <w:szCs w:val="18"/>
+              </w:rPr>
+              <w:t xml:space="preserve">Human Approval </w:t>
+            </w:r>
+            <w:proofErr w:type="spellStart"/>
+            <w:r>
+              <w:rPr>
+                <w:color w:val="000000" w:themeColor="text1"/>
+                <w:sz w:val="18"/>
+                <w:szCs w:val="18"/>
+              </w:rPr>
+              <w:t>반려</w:t>
+            </w:r>
+            <w:proofErr w:type="spellEnd"/>
+            <w:r>
+              <w:rPr>
+                <w:color w:val="000000" w:themeColor="text1"/>
+                <w:sz w:val="18"/>
+                <w:szCs w:val="18"/>
+              </w:rPr>
+              <w:t xml:space="preserve"> </w:t>
+            </w:r>
+            <w:proofErr w:type="spellStart"/>
+            <w:r>
+              <w:rPr>
+                <w:color w:val="000000" w:themeColor="text1"/>
+                <w:sz w:val="18"/>
+                <w:szCs w:val="18"/>
+              </w:rPr>
+              <w:t>피드백을</w:t>
+            </w:r>
+            <w:proofErr w:type="spellEnd"/>
+            <w:r>
+              <w:rPr>
+                <w:color w:val="000000" w:themeColor="text1"/>
+                <w:sz w:val="18"/>
+                <w:szCs w:val="18"/>
+              </w:rPr>
+              <w:t xml:space="preserve"> JSONL로 기록 (data/feedback/rejected.jsonl). AgentNode 실행 시 최근 5건 부정 예시를 시스템 프롬프트에 자동 주입. engine/domain_loader.py는 </w:t>
+            </w:r>
+            <w:r>
+              <w:rPr>
+                <w:color w:val="000000" w:themeColor="text1"/>
+                <w:sz w:val="18"/>
+                <w:szCs w:val="18"/>
+              </w:rPr>
+              <w:lastRenderedPageBreak/>
+              <w:t>training_data/rejected/에서 도메인별 부정 예시 샘플링.</w:t>
+            </w:r>
+          </w:p>
+        </w:tc>
+      </w:tr>
+      <w:tr>
+        <w:tc>
+          <w:tcPr>
+            <w:tcW w:w="2268" w:type="dxa"/>
+            <w:shd w:val="clear" w:color="auto" w:fill="FFFFFF"/>
+          </w:tcPr>
+          <w:p>
             <w:r>
               <w:rPr>
                 <w:b/>
                 <w:color w:val="0D1929"/>
                 <w:sz w:val="19"/>
               </w:rPr>
-              <w:t>FAISS + sentence-transformers</w:t>
+              <w:lastRenderedPageBreak/>
+              <w:t>LangSmith</w:t>
+            </w:r>
+          </w:p>
+        </w:tc>
+        <w:tc>
+          <w:tcPr>
+            <w:tcW w:w="1417" w:type="dxa"/>
+            <w:shd w:val="clear" w:color="auto" w:fill="FFFFFF"/>
+          </w:tcPr>
+          <w:p>
+            <w:pPr>
+              <w:rPr>
+                <w:rFonts w:hint="eastAsia"/>
+                <w:lang w:eastAsia="ko-KR"/>
+              </w:rPr>
+            </w:pPr>
+            <w:r>
+              <w:rPr>
+                <w:rFonts w:hint="eastAsia"/>
+                <w:lang w:eastAsia="ko-KR"/>
+              </w:rPr>
+              <w:t>-</w:t>
+            </w:r>
+          </w:p>
+        </w:tc>
+        <w:tc>
+          <w:tcPr>
+            <w:tcW w:w="6236" w:type="dxa"/>
+            <w:shd w:val="clear" w:color="auto" w:fill="FFFFFF"/>
+          </w:tcPr>
+          <w:p>
+            <w:pPr>
+              <w:rPr>
+                <w:color w:val="000000" w:themeColor="text1"/>
+              </w:rPr>
+            </w:pPr>
+            <w:r>
+              <w:rPr>
+                <w:color w:val="000000" w:themeColor="text1"/>
+                <w:sz w:val="18"/>
+              </w:rPr>
+              <w:t xml:space="preserve">LANGCHAIN_TRACING_V2=true </w:t>
+            </w:r>
+            <w:proofErr w:type="spellStart"/>
+            <w:r>
+              <w:rPr>
+                <w:color w:val="000000" w:themeColor="text1"/>
+                <w:sz w:val="18"/>
+              </w:rPr>
+              <w:t>설정으로</w:t>
+            </w:r>
+            <w:proofErr w:type="spellEnd"/>
+            <w:r>
+              <w:rPr>
+                <w:color w:val="000000" w:themeColor="text1"/>
+                <w:sz w:val="18"/>
+              </w:rPr>
+              <w:t xml:space="preserve"> </w:t>
+            </w:r>
+            <w:proofErr w:type="spellStart"/>
+            <w:r>
+              <w:rPr>
+                <w:color w:val="000000" w:themeColor="text1"/>
+                <w:sz w:val="18"/>
+              </w:rPr>
+              <w:t>모든</w:t>
+            </w:r>
+            <w:proofErr w:type="spellEnd"/>
+            <w:r>
+              <w:rPr>
+                <w:color w:val="000000" w:themeColor="text1"/>
+                <w:sz w:val="18"/>
+              </w:rPr>
+              <w:t xml:space="preserve"> </w:t>
+            </w:r>
+            <w:proofErr w:type="spellStart"/>
+            <w:r>
+              <w:rPr>
+                <w:color w:val="000000" w:themeColor="text1"/>
+                <w:sz w:val="18"/>
+              </w:rPr>
+              <w:t>LangGraph</w:t>
+            </w:r>
+            <w:proofErr w:type="spellEnd"/>
+            <w:r>
+              <w:rPr>
+                <w:color w:val="000000" w:themeColor="text1"/>
+                <w:sz w:val="18"/>
+              </w:rPr>
+              <w:t xml:space="preserve"> 노드 실행 자동 추적. measure_metrics.py 60회 </w:t>
+            </w:r>
+            <w:proofErr w:type="spellStart"/>
+            <w:r>
+              <w:rPr>
+                <w:color w:val="000000" w:themeColor="text1"/>
+                <w:sz w:val="18"/>
+              </w:rPr>
+              <w:t>실행</w:t>
+            </w:r>
+            <w:proofErr w:type="spellEnd"/>
+            <w:r>
+              <w:rPr>
+                <w:color w:val="000000" w:themeColor="text1"/>
+                <w:sz w:val="18"/>
+              </w:rPr>
+              <w:t xml:space="preserve"> </w:t>
+            </w:r>
+            <w:proofErr w:type="spellStart"/>
+            <w:r>
+              <w:rPr>
+                <w:color w:val="000000" w:themeColor="text1"/>
+                <w:sz w:val="18"/>
+              </w:rPr>
+              <w:t>지원</w:t>
+            </w:r>
+            <w:proofErr w:type="spellEnd"/>
+            <w:r>
+              <w:rPr>
+                <w:color w:val="000000" w:themeColor="text1"/>
+                <w:sz w:val="18"/>
+              </w:rPr>
+              <w:t>.</w:t>
+            </w:r>
+          </w:p>
+        </w:tc>
+      </w:tr>
+      <w:tr>
+        <w:tc>
+          <w:tcPr>
+            <w:tcW w:w="2268" w:type="dxa"/>
+            <w:shd w:val="clear" w:color="auto" w:fill="F0F2F8"/>
+          </w:tcPr>
+          <w:p>
+            <w:r>
+              <w:rPr>
+                <w:b/>
+                <w:color w:val="0D1929"/>
+                <w:sz w:val="19"/>
+              </w:rPr>
+              <w:t>Gmail SMTP · Slack API · Discord Webhook</w:t>
             </w:r>
           </w:p>
         </w:tc>
@@ -1861,7 +2345,7 @@
                 <w:color w:val="3D506A"/>
                 <w:sz w:val="18"/>
               </w:rPr>
-              <w:t>offline</w:t>
+              <w:t>직접 통합</w:t>
             </w:r>
           </w:p>
         </w:tc>
@@ -1871,108 +2355,159 @@
             <w:shd w:val="clear" w:color="auto" w:fill="F0F2F8"/>
           </w:tcPr>
           <w:p>
-            <w:r>
-              <w:rPr>
-                <w:color w:val="3D506A"/>
-                <w:sz w:val="18"/>
-              </w:rPr>
-              <w:t>embedder.py: domains/marketing/training_data/ 인덱싱. paraphrase-multilingual-MiniLM-L12-v2 (384-dim). approved/rejected 별도 인덱스. task_type 메타데이터 필터. API 비용 없음.</w:t>
-            </w:r>
-          </w:p>
-        </w:tc>
-      </w:tr>
-      <w:tr>
-        <w:tc>
-          <w:tcPr>
-            <w:tcW w:w="2268" w:type="dxa"/>
-            <w:shd w:val="clear" w:color="auto" w:fill="FFFFFF"/>
-          </w:tcPr>
-          <w:p>
-            <w:r>
-              <w:rPr>
-                <w:b/>
-                <w:color w:val="0D1929"/>
-                <w:sz w:val="19"/>
-              </w:rPr>
-              <w:t>LangSmith</w:t>
-            </w:r>
-          </w:p>
-        </w:tc>
-        <w:tc>
-          <w:tcPr>
-            <w:tcW w:w="1417" w:type="dxa"/>
-            <w:shd w:val="clear" w:color="auto" w:fill="FFFFFF"/>
-          </w:tcPr>
-          <w:p>
-            <w:r>
-              <w:rPr>
-                <w:color w:val="3D506A"/>
-                <w:sz w:val="18"/>
-              </w:rPr>
-              <w:t>-</w:t>
-            </w:r>
-          </w:p>
-        </w:tc>
-        <w:tc>
-          <w:tcPr>
-            <w:tcW w:w="6236" w:type="dxa"/>
-            <w:shd w:val="clear" w:color="auto" w:fill="FFFFFF"/>
-          </w:tcPr>
-          <w:p>
-            <w:r>
-              <w:rPr>
-                <w:color w:val="3D506A"/>
-                <w:sz w:val="18"/>
-              </w:rPr>
-              <w:t>LANGCHAIN_TRACING_V2=true 설정으로 모든 LangGraph 노드 실행 자동 추적. LANGCHAIN_PROJECT=agent-builder. measure_metrics.py 60회 실행 지원.</w:t>
-            </w:r>
-          </w:p>
-        </w:tc>
-      </w:tr>
-      <w:tr>
-        <w:tc>
-          <w:tcPr>
-            <w:tcW w:w="2268" w:type="dxa"/>
-            <w:shd w:val="clear" w:color="auto" w:fill="F0F2F8"/>
-          </w:tcPr>
-          <w:p>
-            <w:r>
-              <w:rPr>
-                <w:b/>
-                <w:color w:val="0D1929"/>
-                <w:sz w:val="19"/>
-              </w:rPr>
-              <w:t>Gmail SMTP · Slack API · Discord Webhook</w:t>
-            </w:r>
-          </w:p>
-        </w:tc>
-        <w:tc>
-          <w:tcPr>
-            <w:tcW w:w="1417" w:type="dxa"/>
-            <w:shd w:val="clear" w:color="auto" w:fill="F0F2F8"/>
-          </w:tcPr>
-          <w:p>
-            <w:r>
-              <w:rPr>
-                <w:color w:val="3D506A"/>
-                <w:sz w:val="18"/>
-              </w:rPr>
-              <w:t>직접 통합</w:t>
-            </w:r>
-          </w:p>
-        </w:tc>
-        <w:tc>
-          <w:tcPr>
-            <w:tcW w:w="6236" w:type="dxa"/>
-            <w:shd w:val="clear" w:color="auto" w:fill="F0F2F8"/>
-          </w:tcPr>
-          <w:p>
-            <w:r>
-              <w:rPr>
-                <w:color w:val="3D506A"/>
-                <w:sz w:val="18"/>
-              </w:rPr>
-              <w:t>delivery.py: Output 노드에서 LLM 없이 직접 배포. Gmail — smtplib SMTP_SSL (App Password). Slack — Web API chat.postMessage. Discord — Incoming Webhook POST.</w:t>
+            <w:pPr>
+              <w:rPr>
+                <w:color w:val="000000" w:themeColor="text1"/>
+                <w:sz w:val="18"/>
+              </w:rPr>
+            </w:pPr>
+            <w:r>
+              <w:rPr>
+                <w:color w:val="000000" w:themeColor="text1"/>
+                <w:sz w:val="18"/>
+              </w:rPr>
+              <w:t xml:space="preserve">delivery.py: Output 노드에서 LLM </w:t>
+            </w:r>
+            <w:proofErr w:type="spellStart"/>
+            <w:r>
+              <w:rPr>
+                <w:color w:val="000000" w:themeColor="text1"/>
+                <w:sz w:val="18"/>
+              </w:rPr>
+              <w:t>없이</w:t>
+            </w:r>
+            <w:proofErr w:type="spellEnd"/>
+            <w:r>
+              <w:rPr>
+                <w:color w:val="000000" w:themeColor="text1"/>
+                <w:sz w:val="18"/>
+              </w:rPr>
+              <w:t xml:space="preserve"> </w:t>
+            </w:r>
+            <w:proofErr w:type="spellStart"/>
+            <w:r>
+              <w:rPr>
+                <w:color w:val="000000" w:themeColor="text1"/>
+                <w:sz w:val="18"/>
+              </w:rPr>
+              <w:t>직접</w:t>
+            </w:r>
+            <w:proofErr w:type="spellEnd"/>
+            <w:r>
+              <w:rPr>
+                <w:color w:val="000000" w:themeColor="text1"/>
+                <w:sz w:val="18"/>
+              </w:rPr>
+              <w:t xml:space="preserve"> </w:t>
+            </w:r>
+            <w:proofErr w:type="spellStart"/>
+            <w:r>
+              <w:rPr>
+                <w:color w:val="000000" w:themeColor="text1"/>
+                <w:sz w:val="18"/>
+              </w:rPr>
+              <w:t>배포</w:t>
+            </w:r>
+            <w:proofErr w:type="spellEnd"/>
+            <w:r>
+              <w:rPr>
+                <w:color w:val="000000" w:themeColor="text1"/>
+                <w:sz w:val="18"/>
+              </w:rPr>
+              <w:t>.</w:t>
+            </w:r>
+          </w:p>
+          <w:p>
+            <w:pPr>
+              <w:pStyle w:val="ListParagraph"/>
+              <w:numPr>
+                <w:ilvl w:val="0"/>
+                <w:numId w:val="10"/>
+              </w:numPr>
+              <w:rPr>
+                <w:color w:val="000000" w:themeColor="text1"/>
+                <w:sz w:val="18"/>
+              </w:rPr>
+            </w:pPr>
+            <w:r>
+              <w:rPr>
+                <w:color w:val="000000" w:themeColor="text1"/>
+                <w:sz w:val="18"/>
+              </w:rPr>
+              <w:t xml:space="preserve">Gmail — </w:t>
+            </w:r>
+            <w:proofErr w:type="spellStart"/>
+            <w:r>
+              <w:rPr>
+                <w:color w:val="000000" w:themeColor="text1"/>
+                <w:sz w:val="18"/>
+              </w:rPr>
+              <w:t>smtplib</w:t>
+            </w:r>
+            <w:proofErr w:type="spellEnd"/>
+            <w:r>
+              <w:rPr>
+                <w:color w:val="000000" w:themeColor="text1"/>
+                <w:sz w:val="18"/>
+              </w:rPr>
+              <w:t xml:space="preserve"> SMTP_SSL (App Password).</w:t>
+            </w:r>
+          </w:p>
+          <w:p>
+            <w:pPr>
+              <w:pStyle w:val="ListParagraph"/>
+              <w:numPr>
+                <w:ilvl w:val="0"/>
+                <w:numId w:val="10"/>
+              </w:numPr>
+              <w:rPr>
+                <w:color w:val="000000" w:themeColor="text1"/>
+                <w:sz w:val="18"/>
+              </w:rPr>
+            </w:pPr>
+            <w:r>
+              <w:rPr>
+                <w:color w:val="000000" w:themeColor="text1"/>
+                <w:sz w:val="18"/>
+              </w:rPr>
+              <w:t xml:space="preserve">Slack — Web API </w:t>
+            </w:r>
+            <w:proofErr w:type="spellStart"/>
+            <w:proofErr w:type="gramStart"/>
+            <w:r>
+              <w:rPr>
+                <w:color w:val="000000" w:themeColor="text1"/>
+                <w:sz w:val="18"/>
+              </w:rPr>
+              <w:t>chat.postMessage</w:t>
+            </w:r>
+            <w:proofErr w:type="spellEnd"/>
+            <w:proofErr w:type="gramEnd"/>
+            <w:r>
+              <w:rPr>
+                <w:color w:val="000000" w:themeColor="text1"/>
+                <w:sz w:val="18"/>
+              </w:rPr>
+              <w:t>.</w:t>
+            </w:r>
+          </w:p>
+          <w:p>
+            <w:pPr>
+              <w:pStyle w:val="ListParagraph"/>
+              <w:numPr>
+                <w:ilvl w:val="0"/>
+                <w:numId w:val="10"/>
+              </w:numPr>
+              <w:rPr>
+                <w:color w:val="000000" w:themeColor="text1"/>
+              </w:rPr>
+            </w:pPr>
+            <w:r>
+              <w:rPr>
+                <w:color w:val="000000" w:themeColor="text1"/>
+                <w:sz w:val="18"/>
+              </w:rPr>
+              <w:t>Discord — Incoming Webhook POST.</w:t>
             </w:r>
           </w:p>
         </w:tc>
@@ -2123,13 +2658,13 @@
       </w:tblPr>
       <w:tblGrid>
         <w:gridCol w:w="2427"/>
-        <w:gridCol w:w="2205"/>
-        <w:gridCol w:w="4990"/>
+        <w:gridCol w:w="1905"/>
+        <w:gridCol w:w="5290"/>
       </w:tblGrid>
       <w:tr>
         <w:tc>
           <w:tcPr>
-            <w:tcW w:w="1984" w:type="dxa"/>
+            <w:tcW w:w="2427" w:type="dxa"/>
             <w:shd w:val="clear" w:color="auto" w:fill="1B3B7D"/>
           </w:tcPr>
           <w:p>
@@ -2147,10 +2682,11 @@
         </w:tc>
         <w:tc>
           <w:tcPr>
-            <w:tcW w:w="2268" w:type="dxa"/>
+            <w:tcW w:w="1367" w:type="dxa"/>
             <w:shd w:val="clear" w:color="auto" w:fill="1B3B7D"/>
           </w:tcPr>
           <w:p>
+            <w:proofErr w:type="spellStart"/>
             <w:r>
               <w:rPr>
                 <w:b/>
@@ -2159,14 +2695,16 @@
               </w:rPr>
               <w:t>파일</w:t>
             </w:r>
-          </w:p>
-        </w:tc>
-        <w:tc>
-          <w:tcPr>
-            <w:tcW w:w="5669" w:type="dxa"/>
+            <w:proofErr w:type="spellEnd"/>
+          </w:p>
+        </w:tc>
+        <w:tc>
+          <w:tcPr>
+            <w:tcW w:w="5828" w:type="dxa"/>
             <w:shd w:val="clear" w:color="auto" w:fill="1B3B7D"/>
           </w:tcPr>
           <w:p>
+            <w:proofErr w:type="spellStart"/>
             <w:r>
               <w:rPr>
                 <w:b/>
@@ -2175,13 +2713,14 @@
               </w:rPr>
               <w:t>역할</w:t>
             </w:r>
+            <w:proofErr w:type="spellEnd"/>
           </w:p>
         </w:tc>
       </w:tr>
       <w:tr>
         <w:tc>
           <w:tcPr>
-            <w:tcW w:w="1984" w:type="dxa"/>
+            <w:tcW w:w="2427" w:type="dxa"/>
             <w:shd w:val="clear" w:color="auto" w:fill="FFFFFF"/>
           </w:tcPr>
           <w:p>
@@ -2197,31 +2736,331 @@
         </w:tc>
         <w:tc>
           <w:tcPr>
-            <w:tcW w:w="2268" w:type="dxa"/>
+            <w:tcW w:w="1367" w:type="dxa"/>
             <w:shd w:val="clear" w:color="auto" w:fill="FFFFFF"/>
           </w:tcPr>
           <w:p>
-            <w:r>
-              <w:rPr>
-                <w:color w:val="3D506A"/>
-                <w:sz w:val="18"/>
+            <w:pPr>
+              <w:rPr>
+                <w:color w:val="244061" w:themeColor="accent1" w:themeShade="80"/>
+                <w:sz w:val="18"/>
+                <w:szCs w:val="18"/>
+              </w:rPr>
+            </w:pPr>
+            <w:proofErr w:type="spellStart"/>
+            <w:proofErr w:type="gramStart"/>
+            <w:r>
+              <w:rPr>
+                <w:color w:val="244061" w:themeColor="accent1" w:themeShade="80"/>
+                <w:sz w:val="18"/>
+                <w:szCs w:val="18"/>
               </w:rPr>
               <w:t>domain.yaml</w:t>
             </w:r>
-          </w:p>
-        </w:tc>
-        <w:tc>
-          <w:tcPr>
-            <w:tcW w:w="5669" w:type="dxa"/>
+            <w:proofErr w:type="spellEnd"/>
+            <w:proofErr w:type="gramEnd"/>
+          </w:p>
+        </w:tc>
+        <w:tc>
+          <w:tcPr>
+            <w:tcW w:w="5828" w:type="dxa"/>
             <w:shd w:val="clear" w:color="auto" w:fill="FFFFFF"/>
           </w:tcPr>
           <w:p>
-            <w:r>
-              <w:rPr>
-                <w:color w:val="3D506A"/>
-                <w:sz w:val="18"/>
-              </w:rPr>
-              <w:t>도메인 팩 진입점 — GovernanceLoader, FAISSRetriever, SemanticLayer 자동 와이어링. preferred_model() 헬퍼로 task_type별 모델 추천.</w:t>
+            <w:pPr>
+              <w:rPr>
+                <w:color w:val="000000" w:themeColor="text1"/>
+                <w:sz w:val="18"/>
+                <w:szCs w:val="18"/>
+              </w:rPr>
+            </w:pPr>
+            <w:proofErr w:type="spellStart"/>
+            <w:r>
+              <w:rPr>
+                <w:color w:val="000000" w:themeColor="text1"/>
+                <w:sz w:val="18"/>
+                <w:szCs w:val="18"/>
+              </w:rPr>
+              <w:t>도메인</w:t>
+            </w:r>
+            <w:proofErr w:type="spellEnd"/>
+            <w:r>
+              <w:rPr>
+                <w:color w:val="000000" w:themeColor="text1"/>
+                <w:sz w:val="18"/>
+                <w:szCs w:val="18"/>
+              </w:rPr>
+              <w:t xml:space="preserve"> 팩 </w:t>
+            </w:r>
+            <w:proofErr w:type="spellStart"/>
+            <w:r>
+              <w:rPr>
+                <w:color w:val="000000" w:themeColor="text1"/>
+                <w:sz w:val="18"/>
+                <w:szCs w:val="18"/>
+              </w:rPr>
+              <w:t>진입점</w:t>
+            </w:r>
+            <w:proofErr w:type="spellEnd"/>
+            <w:r>
+              <w:rPr>
+                <w:color w:val="000000" w:themeColor="text1"/>
+                <w:sz w:val="18"/>
+                <w:szCs w:val="18"/>
+              </w:rPr>
+              <w:t xml:space="preserve"> — engine/</w:t>
+            </w:r>
+            <w:proofErr w:type="spellStart"/>
+            <w:r>
+              <w:rPr>
+                <w:color w:val="000000" w:themeColor="text1"/>
+                <w:sz w:val="18"/>
+                <w:szCs w:val="18"/>
+              </w:rPr>
+              <w:t>domain_loader.py의</w:t>
+            </w:r>
+            <w:proofErr w:type="spellEnd"/>
+            <w:r>
+              <w:rPr>
+                <w:color w:val="000000" w:themeColor="text1"/>
+                <w:sz w:val="18"/>
+                <w:szCs w:val="18"/>
+              </w:rPr>
+              <w:t xml:space="preserve"> </w:t>
+            </w:r>
+            <w:proofErr w:type="spellStart"/>
+            <w:r>
+              <w:rPr>
+                <w:color w:val="000000" w:themeColor="text1"/>
+                <w:sz w:val="18"/>
+                <w:szCs w:val="18"/>
+              </w:rPr>
+              <w:t>load_rich_</w:t>
+            </w:r>
+            <w:proofErr w:type="gramStart"/>
+            <w:r>
+              <w:rPr>
+                <w:color w:val="000000" w:themeColor="text1"/>
+                <w:sz w:val="18"/>
+                <w:szCs w:val="18"/>
+              </w:rPr>
+              <w:t>context</w:t>
+            </w:r>
+            <w:proofErr w:type="spellEnd"/>
+            <w:r>
+              <w:rPr>
+                <w:color w:val="000000" w:themeColor="text1"/>
+                <w:sz w:val="18"/>
+                <w:szCs w:val="18"/>
+              </w:rPr>
+              <w:t>(</w:t>
+            </w:r>
+            <w:proofErr w:type="gramEnd"/>
+            <w:r>
+              <w:rPr>
+                <w:color w:val="000000" w:themeColor="text1"/>
+                <w:sz w:val="18"/>
+                <w:szCs w:val="18"/>
+              </w:rPr>
+              <w:t xml:space="preserve">)가 </w:t>
+            </w:r>
+            <w:proofErr w:type="spellStart"/>
+            <w:r>
+              <w:rPr>
+                <w:color w:val="000000" w:themeColor="text1"/>
+                <w:sz w:val="18"/>
+                <w:szCs w:val="18"/>
+              </w:rPr>
+              <w:t>로드</w:t>
+            </w:r>
+            <w:proofErr w:type="spellEnd"/>
+            <w:r>
+              <w:rPr>
+                <w:color w:val="000000" w:themeColor="text1"/>
+                <w:sz w:val="18"/>
+                <w:szCs w:val="18"/>
+              </w:rPr>
+              <w:t xml:space="preserve">. </w:t>
+            </w:r>
+            <w:proofErr w:type="spellStart"/>
+            <w:r>
+              <w:rPr>
+                <w:color w:val="000000" w:themeColor="text1"/>
+                <w:sz w:val="18"/>
+                <w:szCs w:val="18"/>
+              </w:rPr>
+              <w:t>preferred_</w:t>
+            </w:r>
+            <w:proofErr w:type="gramStart"/>
+            <w:r>
+              <w:rPr>
+                <w:color w:val="000000" w:themeColor="text1"/>
+                <w:sz w:val="18"/>
+                <w:szCs w:val="18"/>
+              </w:rPr>
+              <w:t>model</w:t>
+            </w:r>
+            <w:proofErr w:type="spellEnd"/>
+            <w:r>
+              <w:rPr>
+                <w:color w:val="000000" w:themeColor="text1"/>
+                <w:sz w:val="18"/>
+                <w:szCs w:val="18"/>
+              </w:rPr>
+              <w:t>(</w:t>
+            </w:r>
+            <w:proofErr w:type="gramEnd"/>
+            <w:r>
+              <w:rPr>
+                <w:color w:val="000000" w:themeColor="text1"/>
+                <w:sz w:val="18"/>
+                <w:szCs w:val="18"/>
+              </w:rPr>
+              <w:t xml:space="preserve">), governance/ </w:t>
+            </w:r>
+            <w:proofErr w:type="spellStart"/>
+            <w:r>
+              <w:rPr>
+                <w:color w:val="000000" w:themeColor="text1"/>
+                <w:sz w:val="18"/>
+                <w:szCs w:val="18"/>
+              </w:rPr>
+              <w:t>경로</w:t>
+            </w:r>
+            <w:proofErr w:type="spellEnd"/>
+            <w:r>
+              <w:rPr>
+                <w:color w:val="000000" w:themeColor="text1"/>
+                <w:sz w:val="18"/>
+                <w:szCs w:val="18"/>
+              </w:rPr>
+              <w:t xml:space="preserve">, </w:t>
+            </w:r>
+            <w:proofErr w:type="spellStart"/>
+            <w:r>
+              <w:rPr>
+                <w:color w:val="000000" w:themeColor="text1"/>
+                <w:sz w:val="18"/>
+                <w:szCs w:val="18"/>
+              </w:rPr>
+              <w:t>training_data</w:t>
+            </w:r>
+            <w:proofErr w:type="spellEnd"/>
+            <w:r>
+              <w:rPr>
+                <w:color w:val="000000" w:themeColor="text1"/>
+                <w:sz w:val="18"/>
+                <w:szCs w:val="18"/>
+              </w:rPr>
+              <w:t xml:space="preserve">/ </w:t>
+            </w:r>
+            <w:proofErr w:type="spellStart"/>
+            <w:r>
+              <w:rPr>
+                <w:color w:val="000000" w:themeColor="text1"/>
+                <w:sz w:val="18"/>
+                <w:szCs w:val="18"/>
+              </w:rPr>
+              <w:t>경로</w:t>
+            </w:r>
+            <w:proofErr w:type="spellEnd"/>
+            <w:r>
+              <w:rPr>
+                <w:color w:val="000000" w:themeColor="text1"/>
+                <w:sz w:val="18"/>
+                <w:szCs w:val="18"/>
+              </w:rPr>
+              <w:t xml:space="preserve"> </w:t>
+            </w:r>
+            <w:proofErr w:type="spellStart"/>
+            <w:r>
+              <w:rPr>
+                <w:color w:val="000000" w:themeColor="text1"/>
+                <w:sz w:val="18"/>
+                <w:szCs w:val="18"/>
+              </w:rPr>
+              <w:t>정의</w:t>
+            </w:r>
+            <w:proofErr w:type="spellEnd"/>
+            <w:r>
+              <w:rPr>
+                <w:color w:val="000000" w:themeColor="text1"/>
+                <w:sz w:val="18"/>
+                <w:szCs w:val="18"/>
+              </w:rPr>
+              <w:t xml:space="preserve">. 구 </w:t>
+            </w:r>
+            <w:proofErr w:type="spellStart"/>
+            <w:r>
+              <w:rPr>
+                <w:color w:val="000000" w:themeColor="text1"/>
+                <w:sz w:val="18"/>
+                <w:szCs w:val="18"/>
+              </w:rPr>
+              <w:t>GovernanceLoader·FAISSRetriever·SemanticLayer</w:t>
+            </w:r>
+            <w:proofErr w:type="spellEnd"/>
+            <w:r>
+              <w:rPr>
+                <w:color w:val="000000" w:themeColor="text1"/>
+                <w:sz w:val="18"/>
+                <w:szCs w:val="18"/>
+              </w:rPr>
+              <w:t xml:space="preserve"> </w:t>
+            </w:r>
+            <w:proofErr w:type="spellStart"/>
+            <w:r>
+              <w:rPr>
+                <w:color w:val="000000" w:themeColor="text1"/>
+                <w:sz w:val="18"/>
+                <w:szCs w:val="18"/>
+              </w:rPr>
+              <w:t>클래스는</w:t>
+            </w:r>
+            <w:proofErr w:type="spellEnd"/>
+            <w:r>
+              <w:rPr>
+                <w:color w:val="000000" w:themeColor="text1"/>
+                <w:sz w:val="18"/>
+                <w:szCs w:val="18"/>
+              </w:rPr>
+              <w:t xml:space="preserve"> </w:t>
+            </w:r>
+            <w:proofErr w:type="spellStart"/>
+            <w:r>
+              <w:rPr>
+                <w:color w:val="000000" w:themeColor="text1"/>
+                <w:sz w:val="18"/>
+                <w:szCs w:val="18"/>
+              </w:rPr>
+              <w:t>리팩토링</w:t>
+            </w:r>
+            <w:proofErr w:type="spellEnd"/>
+            <w:r>
+              <w:rPr>
+                <w:color w:val="000000" w:themeColor="text1"/>
+                <w:sz w:val="18"/>
+                <w:szCs w:val="18"/>
+              </w:rPr>
+              <w:t xml:space="preserve"> 시 </w:t>
+            </w:r>
+            <w:proofErr w:type="spellStart"/>
+            <w:r>
+              <w:rPr>
+                <w:color w:val="000000" w:themeColor="text1"/>
+                <w:sz w:val="18"/>
+                <w:szCs w:val="18"/>
+              </w:rPr>
+              <w:t>제거됨</w:t>
+            </w:r>
+            <w:proofErr w:type="spellEnd"/>
+            <w:r>
+              <w:rPr>
+                <w:color w:val="000000" w:themeColor="text1"/>
+                <w:sz w:val="18"/>
+                <w:szCs w:val="18"/>
+              </w:rPr>
+              <w:t>.</w:t>
             </w:r>
           </w:p>
         </w:tc>
@@ -2229,7 +3068,7 @@
       <w:tr>
         <w:tc>
           <w:tcPr>
-            <w:tcW w:w="1984" w:type="dxa"/>
+            <w:tcW w:w="2427" w:type="dxa"/>
             <w:shd w:val="clear" w:color="auto" w:fill="F0F2F8"/>
           </w:tcPr>
           <w:p>
@@ -2245,14 +3084,22 @@
         </w:tc>
         <w:tc>
           <w:tcPr>
-            <w:tcW w:w="2268" w:type="dxa"/>
+            <w:tcW w:w="1367" w:type="dxa"/>
             <w:shd w:val="clear" w:color="auto" w:fill="F0F2F8"/>
           </w:tcPr>
           <w:p>
-            <w:r>
-              <w:rPr>
-                <w:color w:val="3D506A"/>
-                <w:sz w:val="18"/>
+            <w:pPr>
+              <w:rPr>
+                <w:color w:val="244061" w:themeColor="accent1" w:themeShade="80"/>
+                <w:sz w:val="18"/>
+                <w:szCs w:val="18"/>
+              </w:rPr>
+            </w:pPr>
+            <w:r>
+              <w:rPr>
+                <w:color w:val="244061" w:themeColor="accent1" w:themeShade="80"/>
+                <w:sz w:val="18"/>
+                <w:szCs w:val="18"/>
               </w:rPr>
               <w:t>brand_guidelines.md</w:t>
             </w:r>
@@ -2260,19 +3107,23 @@
         </w:tc>
         <w:tc>
           <w:tcPr>
-            <w:tcW w:w="5669" w:type="dxa"/>
+            <w:tcW w:w="5828" w:type="dxa"/>
             <w:shd w:val="clear" w:color="auto" w:fill="F0F2F8"/>
           </w:tcPr>
           <w:p>
             <w:pPr>
               <w:rPr>
+                <w:color w:val="000000" w:themeColor="text1"/>
+                <w:sz w:val="18"/>
+                <w:szCs w:val="18"/>
                 <w:lang w:eastAsia="ko-KR"/>
               </w:rPr>
             </w:pPr>
             <w:r>
               <w:rPr>
-                <w:color w:val="3D506A"/>
-                <w:sz w:val="18"/>
+                <w:color w:val="000000" w:themeColor="text1"/>
+                <w:sz w:val="18"/>
+                <w:szCs w:val="18"/>
                 <w:lang w:eastAsia="ko-KR"/>
               </w:rPr>
               <w:t>Voice/Tone 가이드, 송신자/타깃 페르소나 어휘 매트릭스, CAN-SPAM·GDPR·CASL 규정 명시. 인간 리뷰용 마크다운.</w:t>
@@ -2283,7 +3134,7 @@
       <w:tr>
         <w:tc>
           <w:tcPr>
-            <w:tcW w:w="1984" w:type="dxa"/>
+            <w:tcW w:w="2427" w:type="dxa"/>
             <w:shd w:val="clear" w:color="auto" w:fill="FFFFFF"/>
           </w:tcPr>
           <w:p>
@@ -2299,31 +3150,239 @@
         </w:tc>
         <w:tc>
           <w:tcPr>
-            <w:tcW w:w="2268" w:type="dxa"/>
+            <w:tcW w:w="1367" w:type="dxa"/>
             <w:shd w:val="clear" w:color="auto" w:fill="FFFFFF"/>
           </w:tcPr>
           <w:p>
-            <w:r>
-              <w:rPr>
-                <w:color w:val="3D506A"/>
-                <w:sz w:val="18"/>
-              </w:rPr>
-              <w:t>content_policy.yaml</w:t>
-            </w:r>
-          </w:p>
-        </w:tc>
-        <w:tc>
-          <w:tcPr>
-            <w:tcW w:w="5669" w:type="dxa"/>
+            <w:pPr>
+              <w:rPr>
+                <w:color w:val="244061" w:themeColor="accent1" w:themeShade="80"/>
+                <w:sz w:val="18"/>
+                <w:szCs w:val="18"/>
+              </w:rPr>
+            </w:pPr>
+            <w:proofErr w:type="spellStart"/>
+            <w:r>
+              <w:rPr>
+                <w:color w:val="244061" w:themeColor="accent1" w:themeShade="80"/>
+                <w:sz w:val="18"/>
+                <w:szCs w:val="18"/>
+              </w:rPr>
+              <w:t>content_</w:t>
+            </w:r>
+            <w:proofErr w:type="gramStart"/>
+            <w:r>
+              <w:rPr>
+                <w:color w:val="244061" w:themeColor="accent1" w:themeShade="80"/>
+                <w:sz w:val="18"/>
+                <w:szCs w:val="18"/>
+              </w:rPr>
+              <w:t>policy.yaml</w:t>
+            </w:r>
+            <w:proofErr w:type="spellEnd"/>
+            <w:proofErr w:type="gramEnd"/>
+          </w:p>
+        </w:tc>
+        <w:tc>
+          <w:tcPr>
+            <w:tcW w:w="5828" w:type="dxa"/>
             <w:shd w:val="clear" w:color="auto" w:fill="FFFFFF"/>
           </w:tcPr>
           <w:p>
-            <w:r>
-              <w:rPr>
-                <w:color w:val="3D506A"/>
-                <w:sz w:val="18"/>
-              </w:rPr>
-              <w:t>12개 머신 가독 규칙 (error 8 + warning 4). applies_to 필드로 task_type별 선택 적용. 6개 평가 유형.</w:t>
+            <w:pPr>
+              <w:rPr>
+                <w:color w:val="000000" w:themeColor="text1"/>
+                <w:sz w:val="18"/>
+                <w:szCs w:val="18"/>
+              </w:rPr>
+            </w:pPr>
+            <w:r>
+              <w:rPr>
+                <w:color w:val="000000" w:themeColor="text1"/>
+                <w:sz w:val="18"/>
+                <w:szCs w:val="18"/>
+              </w:rPr>
+              <w:t xml:space="preserve">12개 </w:t>
+            </w:r>
+            <w:proofErr w:type="spellStart"/>
+            <w:r>
+              <w:rPr>
+                <w:color w:val="000000" w:themeColor="text1"/>
+                <w:sz w:val="18"/>
+                <w:szCs w:val="18"/>
+              </w:rPr>
+              <w:t>머신</w:t>
+            </w:r>
+            <w:proofErr w:type="spellEnd"/>
+            <w:r>
+              <w:rPr>
+                <w:color w:val="000000" w:themeColor="text1"/>
+                <w:sz w:val="18"/>
+                <w:szCs w:val="18"/>
+              </w:rPr>
+              <w:t xml:space="preserve"> </w:t>
+            </w:r>
+            <w:proofErr w:type="spellStart"/>
+            <w:r>
+              <w:rPr>
+                <w:color w:val="000000" w:themeColor="text1"/>
+                <w:sz w:val="18"/>
+                <w:szCs w:val="18"/>
+              </w:rPr>
+              <w:t>가독</w:t>
+            </w:r>
+            <w:proofErr w:type="spellEnd"/>
+            <w:r>
+              <w:rPr>
+                <w:color w:val="000000" w:themeColor="text1"/>
+                <w:sz w:val="18"/>
+                <w:szCs w:val="18"/>
+              </w:rPr>
+              <w:t xml:space="preserve"> </w:t>
+            </w:r>
+            <w:proofErr w:type="spellStart"/>
+            <w:r>
+              <w:rPr>
+                <w:color w:val="000000" w:themeColor="text1"/>
+                <w:sz w:val="18"/>
+                <w:szCs w:val="18"/>
+              </w:rPr>
+              <w:t>규칙</w:t>
+            </w:r>
+            <w:proofErr w:type="spellEnd"/>
+            <w:r>
+              <w:rPr>
+                <w:color w:val="000000" w:themeColor="text1"/>
+                <w:sz w:val="18"/>
+                <w:szCs w:val="18"/>
+              </w:rPr>
+              <w:t xml:space="preserve"> (error 8 + warning 4). </w:t>
+            </w:r>
+            <w:proofErr w:type="spellStart"/>
+            <w:r>
+              <w:rPr>
+                <w:color w:val="000000" w:themeColor="text1"/>
+                <w:sz w:val="18"/>
+                <w:szCs w:val="18"/>
+              </w:rPr>
+              <w:t>applies_to</w:t>
+            </w:r>
+            <w:proofErr w:type="spellEnd"/>
+            <w:r>
+              <w:rPr>
+                <w:color w:val="000000" w:themeColor="text1"/>
+                <w:sz w:val="18"/>
+                <w:szCs w:val="18"/>
+              </w:rPr>
+              <w:t xml:space="preserve"> </w:t>
+            </w:r>
+            <w:proofErr w:type="spellStart"/>
+            <w:r>
+              <w:rPr>
+                <w:color w:val="000000" w:themeColor="text1"/>
+                <w:sz w:val="18"/>
+                <w:szCs w:val="18"/>
+              </w:rPr>
+              <w:t>필드로</w:t>
+            </w:r>
+            <w:proofErr w:type="spellEnd"/>
+            <w:r>
+              <w:rPr>
+                <w:color w:val="000000" w:themeColor="text1"/>
+                <w:sz w:val="18"/>
+                <w:szCs w:val="18"/>
+              </w:rPr>
+              <w:t xml:space="preserve"> </w:t>
+            </w:r>
+            <w:proofErr w:type="spellStart"/>
+            <w:r>
+              <w:rPr>
+                <w:color w:val="000000" w:themeColor="text1"/>
+                <w:sz w:val="18"/>
+                <w:szCs w:val="18"/>
+              </w:rPr>
+              <w:t>task_type별</w:t>
+            </w:r>
+            <w:proofErr w:type="spellEnd"/>
+            <w:r>
+              <w:rPr>
+                <w:color w:val="000000" w:themeColor="text1"/>
+                <w:sz w:val="18"/>
+                <w:szCs w:val="18"/>
+              </w:rPr>
+              <w:t xml:space="preserve"> </w:t>
+            </w:r>
+            <w:proofErr w:type="spellStart"/>
+            <w:r>
+              <w:rPr>
+                <w:color w:val="000000" w:themeColor="text1"/>
+                <w:sz w:val="18"/>
+                <w:szCs w:val="18"/>
+              </w:rPr>
+              <w:t>선택</w:t>
+            </w:r>
+            <w:proofErr w:type="spellEnd"/>
+            <w:r>
+              <w:rPr>
+                <w:color w:val="000000" w:themeColor="text1"/>
+                <w:sz w:val="18"/>
+                <w:szCs w:val="18"/>
+              </w:rPr>
+              <w:t xml:space="preserve"> </w:t>
+            </w:r>
+            <w:proofErr w:type="spellStart"/>
+            <w:r>
+              <w:rPr>
+                <w:color w:val="000000" w:themeColor="text1"/>
+                <w:sz w:val="18"/>
+                <w:szCs w:val="18"/>
+              </w:rPr>
+              <w:t>적용</w:t>
+            </w:r>
+            <w:proofErr w:type="spellEnd"/>
+            <w:r>
+              <w:rPr>
+                <w:color w:val="000000" w:themeColor="text1"/>
+                <w:sz w:val="18"/>
+                <w:szCs w:val="18"/>
+              </w:rPr>
+              <w:t xml:space="preserve">. 6개 </w:t>
+            </w:r>
+            <w:proofErr w:type="spellStart"/>
+            <w:r>
+              <w:rPr>
+                <w:color w:val="000000" w:themeColor="text1"/>
+                <w:sz w:val="18"/>
+                <w:szCs w:val="18"/>
+              </w:rPr>
+              <w:t>평가</w:t>
+            </w:r>
+            <w:proofErr w:type="spellEnd"/>
+            <w:r>
+              <w:rPr>
+                <w:color w:val="000000" w:themeColor="text1"/>
+                <w:sz w:val="18"/>
+                <w:szCs w:val="18"/>
+              </w:rPr>
+              <w:t xml:space="preserve"> </w:t>
+            </w:r>
+            <w:proofErr w:type="spellStart"/>
+            <w:r>
+              <w:rPr>
+                <w:color w:val="000000" w:themeColor="text1"/>
+                <w:sz w:val="18"/>
+                <w:szCs w:val="18"/>
+              </w:rPr>
+              <w:t>유형</w:t>
+            </w:r>
+            <w:proofErr w:type="spellEnd"/>
+            <w:r>
+              <w:rPr>
+                <w:color w:val="000000" w:themeColor="text1"/>
+                <w:sz w:val="18"/>
+                <w:szCs w:val="18"/>
+              </w:rPr>
+              <w:t>.</w:t>
             </w:r>
           </w:p>
         </w:tc>
@@ -2331,7 +3390,7 @@
       <w:tr>
         <w:tc>
           <w:tcPr>
-            <w:tcW w:w="1984" w:type="dxa"/>
+            <w:tcW w:w="2427" w:type="dxa"/>
             <w:shd w:val="clear" w:color="auto" w:fill="F0F2F8"/>
           </w:tcPr>
           <w:p>
@@ -2347,37 +3406,557 @@
         </w:tc>
         <w:tc>
           <w:tcPr>
-            <w:tcW w:w="2268" w:type="dxa"/>
+            <w:tcW w:w="1367" w:type="dxa"/>
             <w:shd w:val="clear" w:color="auto" w:fill="F0F2F8"/>
           </w:tcPr>
           <w:p>
-            <w:r>
-              <w:rPr>
-                <w:color w:val="3D506A"/>
-                <w:sz w:val="18"/>
+            <w:pPr>
+              <w:rPr>
+                <w:color w:val="244061" w:themeColor="accent1" w:themeShade="80"/>
+                <w:sz w:val="18"/>
+                <w:szCs w:val="18"/>
+              </w:rPr>
+            </w:pPr>
+            <w:proofErr w:type="spellStart"/>
+            <w:proofErr w:type="gramStart"/>
+            <w:r>
+              <w:rPr>
+                <w:color w:val="244061" w:themeColor="accent1" w:themeShade="80"/>
+                <w:sz w:val="18"/>
+                <w:szCs w:val="18"/>
               </w:rPr>
               <w:t>ontology.yaml</w:t>
             </w:r>
-          </w:p>
-        </w:tc>
-        <w:tc>
-          <w:tcPr>
-            <w:tcW w:w="5669" w:type="dxa"/>
+            <w:proofErr w:type="spellEnd"/>
+            <w:proofErr w:type="gramEnd"/>
+          </w:p>
+        </w:tc>
+        <w:tc>
+          <w:tcPr>
+            <w:tcW w:w="5828" w:type="dxa"/>
             <w:shd w:val="clear" w:color="auto" w:fill="F0F2F8"/>
           </w:tcPr>
           <w:p>
             <w:pPr>
               <w:rPr>
-                <w:lang w:eastAsia="ko-KR"/>
+                <w:color w:val="000000" w:themeColor="text1"/>
+                <w:sz w:val="18"/>
+                <w:szCs w:val="18"/>
               </w:rPr>
             </w:pPr>
-            <w:r>
-              <w:rPr>
-                <w:color w:val="3D506A"/>
-                <w:sz w:val="18"/>
-                <w:lang w:eastAsia="ko-KR"/>
-              </w:rPr>
-              <w:t>이메일 도메인 엔티티 관계 정의.</w:t>
+            <w:proofErr w:type="spellStart"/>
+            <w:r>
+              <w:rPr>
+                <w:color w:val="000000" w:themeColor="text1"/>
+                <w:sz w:val="18"/>
+                <w:szCs w:val="18"/>
+              </w:rPr>
+              <w:t>도메인</w:t>
+            </w:r>
+            <w:proofErr w:type="spellEnd"/>
+            <w:r>
+              <w:rPr>
+                <w:color w:val="000000" w:themeColor="text1"/>
+                <w:sz w:val="18"/>
+                <w:szCs w:val="18"/>
+              </w:rPr>
+              <w:t xml:space="preserve"> </w:t>
+            </w:r>
+            <w:proofErr w:type="spellStart"/>
+            <w:r>
+              <w:rPr>
+                <w:color w:val="000000" w:themeColor="text1"/>
+                <w:sz w:val="18"/>
+                <w:szCs w:val="18"/>
+              </w:rPr>
+              <w:t>엔티티</w:t>
+            </w:r>
+            <w:proofErr w:type="spellEnd"/>
+            <w:r>
+              <w:rPr>
+                <w:color w:val="000000" w:themeColor="text1"/>
+                <w:sz w:val="18"/>
+                <w:szCs w:val="18"/>
+              </w:rPr>
+              <w:t xml:space="preserve"> </w:t>
+            </w:r>
+            <w:proofErr w:type="spellStart"/>
+            <w:r>
+              <w:rPr>
+                <w:color w:val="000000" w:themeColor="text1"/>
+                <w:sz w:val="18"/>
+                <w:szCs w:val="18"/>
+              </w:rPr>
+              <w:t>관계</w:t>
+            </w:r>
+            <w:proofErr w:type="spellEnd"/>
+            <w:r>
+              <w:rPr>
+                <w:color w:val="000000" w:themeColor="text1"/>
+                <w:sz w:val="18"/>
+                <w:szCs w:val="18"/>
+              </w:rPr>
+              <w:t xml:space="preserve"> </w:t>
+            </w:r>
+            <w:proofErr w:type="spellStart"/>
+            <w:r>
+              <w:rPr>
+                <w:color w:val="000000" w:themeColor="text1"/>
+                <w:sz w:val="18"/>
+                <w:szCs w:val="18"/>
+              </w:rPr>
+              <w:t>정의</w:t>
+            </w:r>
+            <w:proofErr w:type="spellEnd"/>
+            <w:r>
+              <w:rPr>
+                <w:color w:val="000000" w:themeColor="text1"/>
+                <w:sz w:val="18"/>
+                <w:szCs w:val="18"/>
+              </w:rPr>
+              <w:t xml:space="preserve">. </w:t>
+            </w:r>
+            <w:proofErr w:type="spellStart"/>
+            <w:r>
+              <w:rPr>
+                <w:color w:val="000000" w:themeColor="text1"/>
+                <w:sz w:val="18"/>
+                <w:szCs w:val="18"/>
+              </w:rPr>
+              <w:t>email_type</w:t>
+            </w:r>
+            <w:proofErr w:type="spellEnd"/>
+            <w:r>
+              <w:rPr>
+                <w:color w:val="000000" w:themeColor="text1"/>
+                <w:sz w:val="18"/>
+                <w:szCs w:val="18"/>
+              </w:rPr>
+              <w:t>(</w:t>
+            </w:r>
+            <w:proofErr w:type="spellStart"/>
+            <w:r>
+              <w:rPr>
+                <w:color w:val="000000" w:themeColor="text1"/>
+                <w:sz w:val="18"/>
+                <w:szCs w:val="18"/>
+              </w:rPr>
+              <w:t>cold_email|follow_up|break_up|nurture</w:t>
+            </w:r>
+            <w:proofErr w:type="spellEnd"/>
+            <w:r>
+              <w:rPr>
+                <w:color w:val="000000" w:themeColor="text1"/>
+                <w:sz w:val="18"/>
+                <w:szCs w:val="18"/>
+              </w:rPr>
+              <w:t xml:space="preserve">), </w:t>
+            </w:r>
+            <w:proofErr w:type="spellStart"/>
+            <w:r>
+              <w:rPr>
+                <w:color w:val="000000" w:themeColor="text1"/>
+                <w:sz w:val="18"/>
+                <w:szCs w:val="18"/>
+              </w:rPr>
+              <w:t>sender_</w:t>
+            </w:r>
+            <w:proofErr w:type="gramStart"/>
+            <w:r>
+              <w:rPr>
+                <w:color w:val="000000" w:themeColor="text1"/>
+                <w:sz w:val="18"/>
+                <w:szCs w:val="18"/>
+              </w:rPr>
+              <w:t>role</w:t>
+            </w:r>
+            <w:proofErr w:type="spellEnd"/>
+            <w:r>
+              <w:rPr>
+                <w:color w:val="000000" w:themeColor="text1"/>
+                <w:sz w:val="18"/>
+                <w:szCs w:val="18"/>
+              </w:rPr>
+              <w:t>(</w:t>
+            </w:r>
+            <w:proofErr w:type="gramEnd"/>
+            <w:r>
+              <w:rPr>
+                <w:color w:val="000000" w:themeColor="text1"/>
+                <w:sz w:val="18"/>
+                <w:szCs w:val="18"/>
+              </w:rPr>
+              <w:t xml:space="preserve">SDR|AE|CSM), </w:t>
+            </w:r>
+            <w:proofErr w:type="spellStart"/>
+            <w:r>
+              <w:rPr>
+                <w:color w:val="000000" w:themeColor="text1"/>
+                <w:sz w:val="18"/>
+                <w:szCs w:val="18"/>
+              </w:rPr>
+              <w:t>prospect_</w:t>
+            </w:r>
+            <w:proofErr w:type="gramStart"/>
+            <w:r>
+              <w:rPr>
+                <w:color w:val="000000" w:themeColor="text1"/>
+                <w:sz w:val="18"/>
+                <w:szCs w:val="18"/>
+              </w:rPr>
+              <w:t>level</w:t>
+            </w:r>
+            <w:proofErr w:type="spellEnd"/>
+            <w:r>
+              <w:rPr>
+                <w:color w:val="000000" w:themeColor="text1"/>
+                <w:sz w:val="18"/>
+                <w:szCs w:val="18"/>
+              </w:rPr>
+              <w:t>(</w:t>
+            </w:r>
+            <w:proofErr w:type="spellStart"/>
+            <w:proofErr w:type="gramEnd"/>
+            <w:r>
+              <w:rPr>
+                <w:color w:val="000000" w:themeColor="text1"/>
+                <w:sz w:val="18"/>
+                <w:szCs w:val="18"/>
+              </w:rPr>
+              <w:t>IC~c_suite</w:t>
+            </w:r>
+            <w:proofErr w:type="spellEnd"/>
+            <w:r>
+              <w:rPr>
+                <w:color w:val="000000" w:themeColor="text1"/>
+                <w:sz w:val="18"/>
+                <w:szCs w:val="18"/>
+              </w:rPr>
+              <w:t xml:space="preserve">), </w:t>
+            </w:r>
+            <w:proofErr w:type="spellStart"/>
+            <w:r>
+              <w:rPr>
+                <w:color w:val="000000" w:themeColor="text1"/>
+                <w:sz w:val="18"/>
+                <w:szCs w:val="18"/>
+              </w:rPr>
+              <w:t>email_sequence_stage</w:t>
+            </w:r>
+            <w:proofErr w:type="spellEnd"/>
+            <w:r>
+              <w:rPr>
+                <w:color w:val="000000" w:themeColor="text1"/>
+                <w:sz w:val="18"/>
+                <w:szCs w:val="18"/>
+              </w:rPr>
+              <w:t xml:space="preserve">(step1~step3) </w:t>
+            </w:r>
+            <w:proofErr w:type="spellStart"/>
+            <w:r>
+              <w:rPr>
+                <w:color w:val="000000" w:themeColor="text1"/>
+                <w:sz w:val="18"/>
+                <w:szCs w:val="18"/>
+              </w:rPr>
+              <w:t>정의</w:t>
+            </w:r>
+            <w:proofErr w:type="spellEnd"/>
+            <w:r>
+              <w:rPr>
+                <w:color w:val="000000" w:themeColor="text1"/>
+                <w:sz w:val="18"/>
+                <w:szCs w:val="18"/>
+              </w:rPr>
+              <w:t xml:space="preserve">. </w:t>
+            </w:r>
+            <w:proofErr w:type="spellStart"/>
+            <w:r>
+              <w:rPr>
+                <w:color w:val="000000" w:themeColor="text1"/>
+                <w:sz w:val="18"/>
+                <w:szCs w:val="18"/>
+              </w:rPr>
+              <w:t>수신자</w:t>
+            </w:r>
+            <w:proofErr w:type="spellEnd"/>
+            <w:r>
+              <w:rPr>
+                <w:color w:val="000000" w:themeColor="text1"/>
+                <w:sz w:val="18"/>
+                <w:szCs w:val="18"/>
+              </w:rPr>
+              <w:t xml:space="preserve"> </w:t>
+            </w:r>
+            <w:proofErr w:type="spellStart"/>
+            <w:r>
+              <w:rPr>
+                <w:color w:val="000000" w:themeColor="text1"/>
+                <w:sz w:val="18"/>
+                <w:szCs w:val="18"/>
+              </w:rPr>
+              <w:t>직급별</w:t>
+            </w:r>
+            <w:proofErr w:type="spellEnd"/>
+            <w:r>
+              <w:rPr>
+                <w:color w:val="000000" w:themeColor="text1"/>
+                <w:sz w:val="18"/>
+                <w:szCs w:val="18"/>
+              </w:rPr>
+              <w:t xml:space="preserve"> </w:t>
+            </w:r>
+            <w:proofErr w:type="spellStart"/>
+            <w:r>
+              <w:rPr>
+                <w:color w:val="000000" w:themeColor="text1"/>
+                <w:sz w:val="18"/>
+                <w:szCs w:val="18"/>
+              </w:rPr>
+              <w:t>이메일</w:t>
+            </w:r>
+            <w:proofErr w:type="spellEnd"/>
+            <w:r>
+              <w:rPr>
+                <w:color w:val="000000" w:themeColor="text1"/>
+                <w:sz w:val="18"/>
+                <w:szCs w:val="18"/>
+              </w:rPr>
+              <w:t xml:space="preserve"> </w:t>
+            </w:r>
+            <w:proofErr w:type="spellStart"/>
+            <w:r>
+              <w:rPr>
+                <w:color w:val="000000" w:themeColor="text1"/>
+                <w:sz w:val="18"/>
+                <w:szCs w:val="18"/>
+              </w:rPr>
+              <w:t>길이</w:t>
+            </w:r>
+            <w:proofErr w:type="spellEnd"/>
+            <w:r>
+              <w:rPr>
+                <w:color w:val="000000" w:themeColor="text1"/>
+                <w:sz w:val="18"/>
+                <w:szCs w:val="18"/>
+              </w:rPr>
+              <w:t xml:space="preserve"> </w:t>
+            </w:r>
+            <w:proofErr w:type="spellStart"/>
+            <w:r>
+              <w:rPr>
+                <w:color w:val="000000" w:themeColor="text1"/>
+                <w:sz w:val="18"/>
+                <w:szCs w:val="18"/>
+              </w:rPr>
+              <w:t>제약</w:t>
+            </w:r>
+            <w:proofErr w:type="spellEnd"/>
+            <w:r>
+              <w:rPr>
+                <w:color w:val="000000" w:themeColor="text1"/>
+                <w:sz w:val="18"/>
+                <w:szCs w:val="18"/>
+              </w:rPr>
+              <w:t xml:space="preserve"> 및 sender–stage </w:t>
+            </w:r>
+            <w:proofErr w:type="spellStart"/>
+            <w:r>
+              <w:rPr>
+                <w:color w:val="000000" w:themeColor="text1"/>
+                <w:sz w:val="18"/>
+                <w:szCs w:val="18"/>
+              </w:rPr>
+              <w:t>관계</w:t>
+            </w:r>
+            <w:proofErr w:type="spellEnd"/>
+            <w:r>
+              <w:rPr>
+                <w:color w:val="000000" w:themeColor="text1"/>
+                <w:sz w:val="18"/>
+                <w:szCs w:val="18"/>
+              </w:rPr>
+              <w:t xml:space="preserve"> </w:t>
+            </w:r>
+            <w:proofErr w:type="spellStart"/>
+            <w:r>
+              <w:rPr>
+                <w:color w:val="000000" w:themeColor="text1"/>
+                <w:sz w:val="18"/>
+                <w:szCs w:val="18"/>
+              </w:rPr>
+              <w:t>포함</w:t>
+            </w:r>
+            <w:proofErr w:type="spellEnd"/>
+            <w:r>
+              <w:rPr>
+                <w:color w:val="000000" w:themeColor="text1"/>
+                <w:sz w:val="18"/>
+                <w:szCs w:val="18"/>
+              </w:rPr>
+              <w:t>. engine/</w:t>
+            </w:r>
+            <w:proofErr w:type="spellStart"/>
+            <w:r>
+              <w:rPr>
+                <w:color w:val="000000" w:themeColor="text1"/>
+                <w:sz w:val="18"/>
+                <w:szCs w:val="18"/>
+              </w:rPr>
+              <w:t>domain_loader.py의</w:t>
+            </w:r>
+            <w:proofErr w:type="spellEnd"/>
+            <w:r>
+              <w:rPr>
+                <w:color w:val="000000" w:themeColor="text1"/>
+                <w:sz w:val="18"/>
+                <w:szCs w:val="18"/>
+              </w:rPr>
+              <w:t xml:space="preserve"> _</w:t>
+            </w:r>
+            <w:proofErr w:type="spellStart"/>
+            <w:r>
+              <w:rPr>
+                <w:color w:val="000000" w:themeColor="text1"/>
+                <w:sz w:val="18"/>
+                <w:szCs w:val="18"/>
+              </w:rPr>
+              <w:t>load_</w:t>
+            </w:r>
+            <w:proofErr w:type="gramStart"/>
+            <w:r>
+              <w:rPr>
+                <w:color w:val="000000" w:themeColor="text1"/>
+                <w:sz w:val="18"/>
+                <w:szCs w:val="18"/>
+              </w:rPr>
+              <w:t>semantic</w:t>
+            </w:r>
+            <w:proofErr w:type="spellEnd"/>
+            <w:r>
+              <w:rPr>
+                <w:color w:val="000000" w:themeColor="text1"/>
+                <w:sz w:val="18"/>
+                <w:szCs w:val="18"/>
+              </w:rPr>
+              <w:t>(</w:t>
+            </w:r>
+            <w:proofErr w:type="gramEnd"/>
+            <w:r>
+              <w:rPr>
+                <w:color w:val="000000" w:themeColor="text1"/>
+                <w:sz w:val="18"/>
+                <w:szCs w:val="18"/>
+              </w:rPr>
+              <w:t xml:space="preserve">)이 </w:t>
+            </w:r>
+            <w:proofErr w:type="spellStart"/>
+            <w:r>
+              <w:rPr>
+                <w:color w:val="000000" w:themeColor="text1"/>
+                <w:sz w:val="18"/>
+                <w:szCs w:val="18"/>
+              </w:rPr>
+              <w:t>로드해</w:t>
+            </w:r>
+            <w:proofErr w:type="spellEnd"/>
+            <w:r>
+              <w:rPr>
+                <w:color w:val="000000" w:themeColor="text1"/>
+                <w:sz w:val="18"/>
+                <w:szCs w:val="18"/>
+              </w:rPr>
+              <w:t xml:space="preserve"> </w:t>
+            </w:r>
+            <w:proofErr w:type="spellStart"/>
+            <w:r>
+              <w:rPr>
+                <w:color w:val="000000" w:themeColor="text1"/>
+                <w:sz w:val="18"/>
+                <w:szCs w:val="18"/>
+              </w:rPr>
+              <w:t>에이전트</w:t>
+            </w:r>
+            <w:proofErr w:type="spellEnd"/>
+            <w:r>
+              <w:rPr>
+                <w:color w:val="000000" w:themeColor="text1"/>
+                <w:sz w:val="18"/>
+                <w:szCs w:val="18"/>
+              </w:rPr>
+              <w:t xml:space="preserve"> </w:t>
+            </w:r>
+            <w:proofErr w:type="spellStart"/>
+            <w:r>
+              <w:rPr>
+                <w:color w:val="000000" w:themeColor="text1"/>
+                <w:sz w:val="18"/>
+                <w:szCs w:val="18"/>
+              </w:rPr>
+              <w:t>시스템</w:t>
+            </w:r>
+            <w:proofErr w:type="spellEnd"/>
+            <w:r>
+              <w:rPr>
+                <w:color w:val="000000" w:themeColor="text1"/>
+                <w:sz w:val="18"/>
+                <w:szCs w:val="18"/>
+              </w:rPr>
+              <w:t xml:space="preserve"> </w:t>
+            </w:r>
+            <w:proofErr w:type="spellStart"/>
+            <w:r>
+              <w:rPr>
+                <w:color w:val="000000" w:themeColor="text1"/>
+                <w:sz w:val="18"/>
+                <w:szCs w:val="18"/>
+              </w:rPr>
+              <w:t>프롬프트에</w:t>
+            </w:r>
+            <w:proofErr w:type="spellEnd"/>
+            <w:r>
+              <w:rPr>
+                <w:color w:val="000000" w:themeColor="text1"/>
+                <w:sz w:val="18"/>
+                <w:szCs w:val="18"/>
+              </w:rPr>
+              <w:t xml:space="preserve"> Domain Ontology </w:t>
+            </w:r>
+            <w:proofErr w:type="spellStart"/>
+            <w:r>
+              <w:rPr>
+                <w:color w:val="000000" w:themeColor="text1"/>
+                <w:sz w:val="18"/>
+                <w:szCs w:val="18"/>
+              </w:rPr>
+              <w:t>섹션으로</w:t>
+            </w:r>
+            <w:proofErr w:type="spellEnd"/>
+            <w:r>
+              <w:rPr>
+                <w:color w:val="000000" w:themeColor="text1"/>
+                <w:sz w:val="18"/>
+                <w:szCs w:val="18"/>
+              </w:rPr>
+              <w:t xml:space="preserve"> </w:t>
+            </w:r>
+            <w:proofErr w:type="spellStart"/>
+            <w:r>
+              <w:rPr>
+                <w:color w:val="000000" w:themeColor="text1"/>
+                <w:sz w:val="18"/>
+                <w:szCs w:val="18"/>
+              </w:rPr>
+              <w:t>주입</w:t>
+            </w:r>
+            <w:proofErr w:type="spellEnd"/>
+            <w:r>
+              <w:rPr>
+                <w:color w:val="000000" w:themeColor="text1"/>
+                <w:sz w:val="18"/>
+                <w:szCs w:val="18"/>
+              </w:rPr>
+              <w:t>.</w:t>
             </w:r>
           </w:p>
         </w:tc>
@@ -2385,7 +3964,7 @@
       <w:tr>
         <w:tc>
           <w:tcPr>
-            <w:tcW w:w="1984" w:type="dxa"/>
+            <w:tcW w:w="2427" w:type="dxa"/>
             <w:shd w:val="clear" w:color="auto" w:fill="FFFFFF"/>
           </w:tcPr>
           <w:p>
@@ -2401,31 +3980,503 @@
         </w:tc>
         <w:tc>
           <w:tcPr>
-            <w:tcW w:w="2268" w:type="dxa"/>
+            <w:tcW w:w="1367" w:type="dxa"/>
             <w:shd w:val="clear" w:color="auto" w:fill="FFFFFF"/>
           </w:tcPr>
           <w:p>
-            <w:r>
-              <w:rPr>
-                <w:color w:val="3D506A"/>
-                <w:sz w:val="18"/>
+            <w:pPr>
+              <w:rPr>
+                <w:color w:val="244061" w:themeColor="accent1" w:themeShade="80"/>
+                <w:sz w:val="18"/>
+                <w:szCs w:val="18"/>
+              </w:rPr>
+            </w:pPr>
+            <w:proofErr w:type="spellStart"/>
+            <w:proofErr w:type="gramStart"/>
+            <w:r>
+              <w:rPr>
+                <w:color w:val="244061" w:themeColor="accent1" w:themeShade="80"/>
+                <w:sz w:val="18"/>
+                <w:szCs w:val="18"/>
               </w:rPr>
               <w:t>vocabulary.json</w:t>
             </w:r>
-          </w:p>
-        </w:tc>
-        <w:tc>
-          <w:tcPr>
-            <w:tcW w:w="5669" w:type="dxa"/>
+            <w:proofErr w:type="spellEnd"/>
+            <w:proofErr w:type="gramEnd"/>
+          </w:p>
+        </w:tc>
+        <w:tc>
+          <w:tcPr>
+            <w:tcW w:w="5828" w:type="dxa"/>
             <w:shd w:val="clear" w:color="auto" w:fill="FFFFFF"/>
           </w:tcPr>
           <w:p>
-            <w:r>
-              <w:rPr>
-                <w:color w:val="3D506A"/>
-                <w:sz w:val="18"/>
-              </w:rPr>
-              <w:t>NL 구문 → YAML 파라미터 매핑 (task_type, email_type, sender_persona, CTA 유형 등 8개 카테고리). Cron 표현식 자동 변환 포함.</w:t>
+            <w:pPr>
+              <w:rPr>
+                <w:color w:val="000000" w:themeColor="text1"/>
+                <w:sz w:val="18"/>
+                <w:szCs w:val="18"/>
+              </w:rPr>
+            </w:pPr>
+            <w:proofErr w:type="spellStart"/>
+            <w:r>
+              <w:rPr>
+                <w:color w:val="000000" w:themeColor="text1"/>
+                <w:sz w:val="18"/>
+                <w:szCs w:val="18"/>
+              </w:rPr>
+              <w:t>자연어</w:t>
+            </w:r>
+            <w:proofErr w:type="spellEnd"/>
+            <w:r>
+              <w:rPr>
+                <w:color w:val="000000" w:themeColor="text1"/>
+                <w:sz w:val="18"/>
+                <w:szCs w:val="18"/>
+              </w:rPr>
+              <w:t xml:space="preserve"> </w:t>
+            </w:r>
+            <w:proofErr w:type="spellStart"/>
+            <w:r>
+              <w:rPr>
+                <w:color w:val="000000" w:themeColor="text1"/>
+                <w:sz w:val="18"/>
+                <w:szCs w:val="18"/>
+              </w:rPr>
+              <w:t>표현</w:t>
+            </w:r>
+            <w:proofErr w:type="spellEnd"/>
+            <w:r>
+              <w:rPr>
+                <w:color w:val="000000" w:themeColor="text1"/>
+                <w:sz w:val="18"/>
+                <w:szCs w:val="18"/>
+              </w:rPr>
+              <w:t xml:space="preserve"> → </w:t>
+            </w:r>
+            <w:proofErr w:type="spellStart"/>
+            <w:r>
+              <w:rPr>
+                <w:color w:val="000000" w:themeColor="text1"/>
+                <w:sz w:val="18"/>
+                <w:szCs w:val="18"/>
+              </w:rPr>
+              <w:t>도메인</w:t>
+            </w:r>
+            <w:proofErr w:type="spellEnd"/>
+            <w:r>
+              <w:rPr>
+                <w:color w:val="000000" w:themeColor="text1"/>
+                <w:sz w:val="18"/>
+                <w:szCs w:val="18"/>
+              </w:rPr>
+              <w:t xml:space="preserve"> </w:t>
+            </w:r>
+            <w:proofErr w:type="spellStart"/>
+            <w:r>
+              <w:rPr>
+                <w:color w:val="000000" w:themeColor="text1"/>
+                <w:sz w:val="18"/>
+                <w:szCs w:val="18"/>
+              </w:rPr>
+              <w:t>파라미터</w:t>
+            </w:r>
+            <w:proofErr w:type="spellEnd"/>
+            <w:r>
+              <w:rPr>
+                <w:color w:val="000000" w:themeColor="text1"/>
+                <w:sz w:val="18"/>
+                <w:szCs w:val="18"/>
+              </w:rPr>
+              <w:t xml:space="preserve"> 값 </w:t>
+            </w:r>
+            <w:proofErr w:type="spellStart"/>
+            <w:r>
+              <w:rPr>
+                <w:color w:val="000000" w:themeColor="text1"/>
+                <w:sz w:val="18"/>
+                <w:szCs w:val="18"/>
+              </w:rPr>
+              <w:t>매핑</w:t>
+            </w:r>
+            <w:proofErr w:type="spellEnd"/>
+            <w:r>
+              <w:rPr>
+                <w:color w:val="000000" w:themeColor="text1"/>
+                <w:sz w:val="18"/>
+                <w:szCs w:val="18"/>
+              </w:rPr>
+              <w:t xml:space="preserve"> </w:t>
+            </w:r>
+            <w:proofErr w:type="spellStart"/>
+            <w:r>
+              <w:rPr>
+                <w:color w:val="000000" w:themeColor="text1"/>
+                <w:sz w:val="18"/>
+                <w:szCs w:val="18"/>
+              </w:rPr>
+              <w:t>사전</w:t>
+            </w:r>
+            <w:proofErr w:type="spellEnd"/>
+            <w:r>
+              <w:rPr>
+                <w:color w:val="000000" w:themeColor="text1"/>
+                <w:sz w:val="18"/>
+                <w:szCs w:val="18"/>
+              </w:rPr>
+              <w:t xml:space="preserve">. 50개 </w:t>
+            </w:r>
+            <w:proofErr w:type="spellStart"/>
+            <w:r>
+              <w:rPr>
+                <w:color w:val="000000" w:themeColor="text1"/>
+                <w:sz w:val="18"/>
+                <w:szCs w:val="18"/>
+              </w:rPr>
+              <w:t>매핑</w:t>
+            </w:r>
+            <w:proofErr w:type="spellEnd"/>
+            <w:r>
+              <w:rPr>
+                <w:color w:val="000000" w:themeColor="text1"/>
+                <w:sz w:val="18"/>
+                <w:szCs w:val="18"/>
+              </w:rPr>
+              <w:t xml:space="preserve"> </w:t>
+            </w:r>
+            <w:proofErr w:type="spellStart"/>
+            <w:proofErr w:type="gramStart"/>
+            <w:r>
+              <w:rPr>
+                <w:color w:val="000000" w:themeColor="text1"/>
+                <w:sz w:val="18"/>
+                <w:szCs w:val="18"/>
+              </w:rPr>
+              <w:t>정의</w:t>
+            </w:r>
+            <w:proofErr w:type="spellEnd"/>
+            <w:r>
+              <w:rPr>
+                <w:color w:val="000000" w:themeColor="text1"/>
+                <w:sz w:val="18"/>
+                <w:szCs w:val="18"/>
+              </w:rPr>
+              <w:t>(</w:t>
+            </w:r>
+            <w:proofErr w:type="gramEnd"/>
+            <w:r>
+              <w:rPr>
+                <w:color w:val="000000" w:themeColor="text1"/>
+                <w:sz w:val="18"/>
+                <w:szCs w:val="18"/>
+              </w:rPr>
+              <w:t>“cold email”</w:t>
+            </w:r>
+            <w:proofErr w:type="gramStart"/>
+            <w:r>
+              <w:rPr>
+                <w:color w:val="000000" w:themeColor="text1"/>
+                <w:sz w:val="18"/>
+                <w:szCs w:val="18"/>
+              </w:rPr>
+              <w:t>/“</w:t>
+            </w:r>
+            <w:proofErr w:type="gramEnd"/>
+            <w:r>
+              <w:rPr>
+                <w:color w:val="000000" w:themeColor="text1"/>
+                <w:sz w:val="18"/>
+                <w:szCs w:val="18"/>
+              </w:rPr>
+              <w:t xml:space="preserve">first touch” → </w:t>
+            </w:r>
+            <w:proofErr w:type="spellStart"/>
+            <w:r>
+              <w:rPr>
+                <w:color w:val="000000" w:themeColor="text1"/>
+                <w:sz w:val="18"/>
+                <w:szCs w:val="18"/>
+              </w:rPr>
+              <w:t>email_type</w:t>
+            </w:r>
+            <w:proofErr w:type="spellEnd"/>
+            <w:r>
+              <w:rPr>
+                <w:color w:val="000000" w:themeColor="text1"/>
+                <w:sz w:val="18"/>
+                <w:szCs w:val="18"/>
+              </w:rPr>
+              <w:t xml:space="preserve">: </w:t>
+            </w:r>
+            <w:proofErr w:type="spellStart"/>
+            <w:r>
+              <w:rPr>
+                <w:color w:val="000000" w:themeColor="text1"/>
+                <w:sz w:val="18"/>
+                <w:szCs w:val="18"/>
+              </w:rPr>
+              <w:t>cold_email</w:t>
+            </w:r>
+            <w:proofErr w:type="spellEnd"/>
+            <w:r>
+              <w:rPr>
+                <w:color w:val="000000" w:themeColor="text1"/>
+                <w:sz w:val="18"/>
+                <w:szCs w:val="18"/>
+              </w:rPr>
+              <w:t xml:space="preserve"> 등). engine/</w:t>
+            </w:r>
+            <w:proofErr w:type="spellStart"/>
+            <w:r>
+              <w:rPr>
+                <w:color w:val="000000" w:themeColor="text1"/>
+                <w:sz w:val="18"/>
+                <w:szCs w:val="18"/>
+              </w:rPr>
+              <w:t>domain_loader.py의</w:t>
+            </w:r>
+            <w:proofErr w:type="spellEnd"/>
+            <w:r>
+              <w:rPr>
+                <w:color w:val="000000" w:themeColor="text1"/>
+                <w:sz w:val="18"/>
+                <w:szCs w:val="18"/>
+              </w:rPr>
+              <w:t xml:space="preserve"> _</w:t>
+            </w:r>
+            <w:proofErr w:type="spellStart"/>
+            <w:r>
+              <w:rPr>
+                <w:color w:val="000000" w:themeColor="text1"/>
+                <w:sz w:val="18"/>
+                <w:szCs w:val="18"/>
+              </w:rPr>
+              <w:t>load_</w:t>
+            </w:r>
+            <w:proofErr w:type="gramStart"/>
+            <w:r>
+              <w:rPr>
+                <w:color w:val="000000" w:themeColor="text1"/>
+                <w:sz w:val="18"/>
+                <w:szCs w:val="18"/>
+              </w:rPr>
+              <w:t>semantic</w:t>
+            </w:r>
+            <w:proofErr w:type="spellEnd"/>
+            <w:r>
+              <w:rPr>
+                <w:color w:val="000000" w:themeColor="text1"/>
+                <w:sz w:val="18"/>
+                <w:szCs w:val="18"/>
+              </w:rPr>
+              <w:t>(</w:t>
+            </w:r>
+            <w:proofErr w:type="gramEnd"/>
+            <w:r>
+              <w:rPr>
+                <w:color w:val="000000" w:themeColor="text1"/>
+                <w:sz w:val="18"/>
+                <w:szCs w:val="18"/>
+              </w:rPr>
+              <w:t xml:space="preserve">)이 </w:t>
+            </w:r>
+            <w:proofErr w:type="spellStart"/>
+            <w:r>
+              <w:rPr>
+                <w:color w:val="000000" w:themeColor="text1"/>
+                <w:sz w:val="18"/>
+                <w:szCs w:val="18"/>
+              </w:rPr>
+              <w:t>로드해</w:t>
+            </w:r>
+            <w:proofErr w:type="spellEnd"/>
+            <w:r>
+              <w:rPr>
+                <w:color w:val="000000" w:themeColor="text1"/>
+                <w:sz w:val="18"/>
+                <w:szCs w:val="18"/>
+              </w:rPr>
+              <w:t xml:space="preserve"> </w:t>
+            </w:r>
+            <w:proofErr w:type="spellStart"/>
+            <w:r>
+              <w:rPr>
+                <w:color w:val="000000" w:themeColor="text1"/>
+                <w:sz w:val="18"/>
+                <w:szCs w:val="18"/>
+              </w:rPr>
+              <w:t>에이전트</w:t>
+            </w:r>
+            <w:proofErr w:type="spellEnd"/>
+            <w:r>
+              <w:rPr>
+                <w:color w:val="000000" w:themeColor="text1"/>
+                <w:sz w:val="18"/>
+                <w:szCs w:val="18"/>
+              </w:rPr>
+              <w:t xml:space="preserve"> </w:t>
+            </w:r>
+            <w:proofErr w:type="spellStart"/>
+            <w:r>
+              <w:rPr>
+                <w:color w:val="000000" w:themeColor="text1"/>
+                <w:sz w:val="18"/>
+                <w:szCs w:val="18"/>
+              </w:rPr>
+              <w:t>시스템</w:t>
+            </w:r>
+            <w:proofErr w:type="spellEnd"/>
+            <w:r>
+              <w:rPr>
+                <w:color w:val="000000" w:themeColor="text1"/>
+                <w:sz w:val="18"/>
+                <w:szCs w:val="18"/>
+              </w:rPr>
+              <w:t xml:space="preserve"> </w:t>
+            </w:r>
+            <w:proofErr w:type="spellStart"/>
+            <w:r>
+              <w:rPr>
+                <w:color w:val="000000" w:themeColor="text1"/>
+                <w:sz w:val="18"/>
+                <w:szCs w:val="18"/>
+              </w:rPr>
+              <w:t>프롬프트에</w:t>
+            </w:r>
+            <w:proofErr w:type="spellEnd"/>
+            <w:r>
+              <w:rPr>
+                <w:color w:val="000000" w:themeColor="text1"/>
+                <w:sz w:val="18"/>
+                <w:szCs w:val="18"/>
+              </w:rPr>
+              <w:t xml:space="preserve"> Domain Vocabulary </w:t>
+            </w:r>
+            <w:proofErr w:type="spellStart"/>
+            <w:r>
+              <w:rPr>
+                <w:color w:val="000000" w:themeColor="text1"/>
+                <w:sz w:val="18"/>
+                <w:szCs w:val="18"/>
+              </w:rPr>
+              <w:t>섹션으로</w:t>
+            </w:r>
+            <w:proofErr w:type="spellEnd"/>
+            <w:r>
+              <w:rPr>
+                <w:color w:val="000000" w:themeColor="text1"/>
+                <w:sz w:val="18"/>
+                <w:szCs w:val="18"/>
+              </w:rPr>
+              <w:t xml:space="preserve"> </w:t>
+            </w:r>
+            <w:proofErr w:type="spellStart"/>
+            <w:r>
+              <w:rPr>
+                <w:color w:val="000000" w:themeColor="text1"/>
+                <w:sz w:val="18"/>
+                <w:szCs w:val="18"/>
+              </w:rPr>
+              <w:t>주입</w:t>
+            </w:r>
+            <w:proofErr w:type="spellEnd"/>
+            <w:r>
+              <w:rPr>
+                <w:color w:val="000000" w:themeColor="text1"/>
+                <w:sz w:val="18"/>
+                <w:szCs w:val="18"/>
+              </w:rPr>
+              <w:t xml:space="preserve">. </w:t>
+            </w:r>
+            <w:proofErr w:type="spellStart"/>
+            <w:r>
+              <w:rPr>
+                <w:color w:val="000000" w:themeColor="text1"/>
+                <w:sz w:val="18"/>
+                <w:szCs w:val="18"/>
+              </w:rPr>
+              <w:t>LLM의</w:t>
+            </w:r>
+            <w:proofErr w:type="spellEnd"/>
+            <w:r>
+              <w:rPr>
+                <w:color w:val="000000" w:themeColor="text1"/>
+                <w:sz w:val="18"/>
+                <w:szCs w:val="18"/>
+              </w:rPr>
+              <w:t xml:space="preserve"> </w:t>
+            </w:r>
+            <w:proofErr w:type="spellStart"/>
+            <w:r>
+              <w:rPr>
+                <w:color w:val="000000" w:themeColor="text1"/>
+                <w:sz w:val="18"/>
+                <w:szCs w:val="18"/>
+              </w:rPr>
+              <w:t>도메인</w:t>
+            </w:r>
+            <w:proofErr w:type="spellEnd"/>
+            <w:r>
+              <w:rPr>
+                <w:color w:val="000000" w:themeColor="text1"/>
+                <w:sz w:val="18"/>
+                <w:szCs w:val="18"/>
+              </w:rPr>
+              <w:t xml:space="preserve"> </w:t>
+            </w:r>
+            <w:proofErr w:type="spellStart"/>
+            <w:r>
+              <w:rPr>
+                <w:color w:val="000000" w:themeColor="text1"/>
+                <w:sz w:val="18"/>
+                <w:szCs w:val="18"/>
+              </w:rPr>
+              <w:t>용어</w:t>
+            </w:r>
+            <w:proofErr w:type="spellEnd"/>
+            <w:r>
+              <w:rPr>
+                <w:color w:val="000000" w:themeColor="text1"/>
+                <w:sz w:val="18"/>
+                <w:szCs w:val="18"/>
+              </w:rPr>
+              <w:t xml:space="preserve"> </w:t>
+            </w:r>
+            <w:proofErr w:type="spellStart"/>
+            <w:r>
+              <w:rPr>
+                <w:color w:val="000000" w:themeColor="text1"/>
+                <w:sz w:val="18"/>
+                <w:szCs w:val="18"/>
+              </w:rPr>
+              <w:t>할루시네이션</w:t>
+            </w:r>
+            <w:proofErr w:type="spellEnd"/>
+            <w:r>
+              <w:rPr>
+                <w:color w:val="000000" w:themeColor="text1"/>
+                <w:sz w:val="18"/>
+                <w:szCs w:val="18"/>
+              </w:rPr>
+              <w:t xml:space="preserve"> </w:t>
+            </w:r>
+            <w:proofErr w:type="spellStart"/>
+            <w:r>
+              <w:rPr>
+                <w:color w:val="000000" w:themeColor="text1"/>
+                <w:sz w:val="18"/>
+                <w:szCs w:val="18"/>
+              </w:rPr>
+              <w:t>방지</w:t>
+            </w:r>
+            <w:proofErr w:type="spellEnd"/>
+            <w:r>
+              <w:rPr>
+                <w:color w:val="000000" w:themeColor="text1"/>
+                <w:sz w:val="18"/>
+                <w:szCs w:val="18"/>
+              </w:rPr>
+              <w:t>.</w:t>
             </w:r>
           </w:p>
         </w:tc>
@@ -2433,7 +4484,7 @@
       <w:tr>
         <w:tc>
           <w:tcPr>
-            <w:tcW w:w="1984" w:type="dxa"/>
+            <w:tcW w:w="2427" w:type="dxa"/>
             <w:shd w:val="clear" w:color="auto" w:fill="F0F2F8"/>
           </w:tcPr>
           <w:p>
@@ -2449,55 +4500,87 @@
         </w:tc>
         <w:tc>
           <w:tcPr>
-            <w:tcW w:w="2268" w:type="dxa"/>
+            <w:tcW w:w="1367" w:type="dxa"/>
             <w:shd w:val="clear" w:color="auto" w:fill="F0F2F8"/>
           </w:tcPr>
           <w:p>
-            <w:r>
-              <w:rPr>
-                <w:color w:val="3D506A"/>
-                <w:sz w:val="18"/>
-              </w:rPr>
-              <w:t>persona.j2</w:t>
-            </w:r>
-          </w:p>
-        </w:tc>
-        <w:tc>
-          <w:tcPr>
-            <w:tcW w:w="5669" w:type="dxa"/>
+            <w:pPr>
+              <w:rPr>
+                <w:color w:val="244061" w:themeColor="accent1" w:themeShade="80"/>
+                <w:sz w:val="18"/>
+                <w:szCs w:val="18"/>
+              </w:rPr>
+            </w:pPr>
+            <w:proofErr w:type="gramStart"/>
+            <w:r>
+              <w:rPr>
+                <w:color w:val="244061" w:themeColor="accent1" w:themeShade="80"/>
+                <w:sz w:val="18"/>
+                <w:szCs w:val="18"/>
+              </w:rPr>
+              <w:t>persona.j</w:t>
+            </w:r>
+            <w:proofErr w:type="gramEnd"/>
+            <w:r>
+              <w:rPr>
+                <w:color w:val="244061" w:themeColor="accent1" w:themeShade="80"/>
+                <w:sz w:val="18"/>
+                <w:szCs w:val="18"/>
+              </w:rPr>
+              <w:t>2</w:t>
+            </w:r>
+          </w:p>
+        </w:tc>
+        <w:tc>
+          <w:tcPr>
+            <w:tcW w:w="5828" w:type="dxa"/>
             <w:shd w:val="clear" w:color="auto" w:fill="F0F2F8"/>
           </w:tcPr>
           <w:p>
-            <w:r>
-              <w:rPr>
-                <w:color w:val="3D506A"/>
-                <w:sz w:val="18"/>
-                <w:lang w:eastAsia="ko-KR"/>
-              </w:rPr>
-              <w:t xml:space="preserve">마스터 Jinja2 시스템 프롬프트. </w:t>
-            </w:r>
-            <w:r>
-              <w:rPr>
-                <w:color w:val="3D506A"/>
-                <w:sz w:val="18"/>
-              </w:rPr>
-              <w:t xml:space="preserve">{{ </w:t>
-            </w:r>
-            <w:proofErr w:type="spellStart"/>
-            <w:r>
-              <w:rPr>
-                <w:color w:val="3D506A"/>
-                <w:sz w:val="18"/>
-              </w:rPr>
-              <w:t>governance_rules</w:t>
-            </w:r>
-            <w:proofErr w:type="spellEnd"/>
-            <w:r>
-              <w:rPr>
-                <w:color w:val="3D506A"/>
-                <w:sz w:val="18"/>
-              </w:rPr>
-              <w:t xml:space="preserve"> }}, {{ persona }}, {{ few_shot_examples }} 변수 주입.</w:t>
+            <w:pPr>
+              <w:rPr>
+                <w:sz w:val="18"/>
+                <w:szCs w:val="18"/>
+              </w:rPr>
+            </w:pPr>
+            <w:r>
+              <w:rPr>
+                <w:sz w:val="18"/>
+                <w:szCs w:val="18"/>
+              </w:rPr>
+              <w:t>Jinja2 에이전트 페르소나 템플릿. engine/domain_loader.py의 _render_</w:t>
+            </w:r>
+            <w:proofErr w:type="gramStart"/>
+            <w:r>
+              <w:rPr>
+                <w:sz w:val="18"/>
+                <w:szCs w:val="18"/>
+              </w:rPr>
+              <w:t>template(</w:t>
+            </w:r>
+            <w:proofErr w:type="gramEnd"/>
+            <w:r>
+              <w:rPr>
+                <w:sz w:val="18"/>
+                <w:szCs w:val="18"/>
+              </w:rPr>
+              <w:t xml:space="preserve">)이 </w:t>
+            </w:r>
+            <w:proofErr w:type="gramStart"/>
+            <w:r>
+              <w:rPr>
+                <w:sz w:val="18"/>
+                <w:szCs w:val="18"/>
+              </w:rPr>
+              <w:t>domain.yaml</w:t>
+            </w:r>
+            <w:proofErr w:type="gramEnd"/>
+            <w:r>
+              <w:rPr>
+                <w:sz w:val="18"/>
+                <w:szCs w:val="18"/>
+              </w:rPr>
+              <w:t>의 persona_template 키를 통해 로드. domain_name·description 변수를 주입해 렌더링 후 시스템 프롬프트 상단에 Agent Persona 섹션으로 삽입.</w:t>
             </w:r>
           </w:p>
         </w:tc>
@@ -2505,7 +4588,7 @@
       <w:tr>
         <w:tc>
           <w:tcPr>
-            <w:tcW w:w="1984" w:type="dxa"/>
+            <w:tcW w:w="2427" w:type="dxa"/>
             <w:shd w:val="clear" w:color="auto" w:fill="FFFFFF"/>
           </w:tcPr>
           <w:p>
@@ -2515,43 +4598,72 @@
                 <w:color w:val="0D1929"/>
                 <w:sz w:val="19"/>
               </w:rPr>
+              <w:lastRenderedPageBreak/>
               <w:t>templates/</w:t>
             </w:r>
           </w:p>
         </w:tc>
         <w:tc>
           <w:tcPr>
-            <w:tcW w:w="2268" w:type="dxa"/>
+            <w:tcW w:w="1367" w:type="dxa"/>
             <w:shd w:val="clear" w:color="auto" w:fill="FFFFFF"/>
           </w:tcPr>
           <w:p>
             <w:r>
-              <w:rPr>
-                <w:color w:val="3D506A"/>
-                <w:sz w:val="18"/>
-              </w:rPr>
               <w:t>hashtags.j2</w:t>
             </w:r>
           </w:p>
         </w:tc>
         <w:tc>
           <w:tcPr>
-            <w:tcW w:w="5669" w:type="dxa"/>
+            <w:tcW w:w="5828" w:type="dxa"/>
             <w:shd w:val="clear" w:color="auto" w:fill="FFFFFF"/>
           </w:tcPr>
           <w:p>
             <w:pPr>
               <w:rPr>
-                <w:lang w:eastAsia="ko-KR"/>
+                <w:sz w:val="18"/>
+                <w:szCs w:val="18"/>
               </w:rPr>
             </w:pPr>
             <w:r>
               <w:rPr>
-                <w:color w:val="3D506A"/>
-                <w:sz w:val="18"/>
-                <w:lang w:eastAsia="ko-KR"/>
-              </w:rPr>
-              <w:t>해시태그 생성 보조 템플릿.</w:t>
+                <w:sz w:val="18"/>
+                <w:szCs w:val="18"/>
+              </w:rPr>
+              <w:t>Jinja2 해시태그 생성 규칙 템플릿. engine/domain_loader.py의 _render_</w:t>
+            </w:r>
+            <w:proofErr w:type="gramStart"/>
+            <w:r>
+              <w:rPr>
+                <w:sz w:val="18"/>
+                <w:szCs w:val="18"/>
+              </w:rPr>
+              <w:t>template(</w:t>
+            </w:r>
+            <w:proofErr w:type="gramEnd"/>
+            <w:r>
+              <w:rPr>
+                <w:sz w:val="18"/>
+                <w:szCs w:val="18"/>
+              </w:rPr>
+              <w:t xml:space="preserve">)이 </w:t>
+            </w:r>
+            <w:proofErr w:type="gramStart"/>
+            <w:r>
+              <w:rPr>
+                <w:sz w:val="18"/>
+                <w:szCs w:val="18"/>
+              </w:rPr>
+              <w:t>domain.yaml</w:t>
+            </w:r>
+            <w:proofErr w:type="gramEnd"/>
+            <w:r>
+              <w:rPr>
+                <w:sz w:val="18"/>
+                <w:szCs w:val="18"/>
+              </w:rPr>
+              <w:t>의 hashtags_template 키를 통해 로드. domain_name·max_tags 변수 주입 후 시스템 프롬프트 말미에 Hashtag Generation Rules 섹션으로 삽입.</w:t>
             </w:r>
           </w:p>
         </w:tc>
@@ -2559,7 +4671,7 @@
       <w:tr>
         <w:tc>
           <w:tcPr>
-            <w:tcW w:w="1984" w:type="dxa"/>
+            <w:tcW w:w="2427" w:type="dxa"/>
             <w:shd w:val="clear" w:color="auto" w:fill="F0F2F8"/>
           </w:tcPr>
           <w:p>
@@ -2585,7 +4697,7 @@
         </w:tc>
         <w:tc>
           <w:tcPr>
-            <w:tcW w:w="2268" w:type="dxa"/>
+            <w:tcW w:w="1367" w:type="dxa"/>
             <w:shd w:val="clear" w:color="auto" w:fill="F0F2F8"/>
           </w:tcPr>
           <w:p>
@@ -2594,22 +4706,193 @@
                 <w:color w:val="3D506A"/>
                 <w:sz w:val="18"/>
               </w:rPr>
-              <w:t>117개 파일</w:t>
-            </w:r>
-          </w:p>
-        </w:tc>
-        <w:tc>
-          <w:tcPr>
-            <w:tcW w:w="5669" w:type="dxa"/>
+              <w:t xml:space="preserve">117개 </w:t>
+            </w:r>
+            <w:proofErr w:type="spellStart"/>
+            <w:r>
+              <w:rPr>
+                <w:color w:val="3D506A"/>
+                <w:sz w:val="18"/>
+              </w:rPr>
+              <w:t>파일</w:t>
+            </w:r>
+            <w:proofErr w:type="spellEnd"/>
+          </w:p>
+        </w:tc>
+        <w:tc>
+          <w:tcPr>
+            <w:tcW w:w="5828" w:type="dxa"/>
             <w:shd w:val="clear" w:color="auto" w:fill="F0F2F8"/>
           </w:tcPr>
           <w:p>
-            <w:r>
-              <w:rPr>
-                <w:color w:val="3D506A"/>
-                <w:sz w:val="18"/>
-              </w:rPr>
-              <w:t>first_touch 25개, follow_up 30개, break_up 20개, 산업별 콜드 이메일 42개. 요구 41개 대비 285% 초과.</w:t>
+            <w:pPr>
+              <w:rPr>
+                <w:color w:val="000000" w:themeColor="text1"/>
+                <w:sz w:val="18"/>
+                <w:szCs w:val="18"/>
+              </w:rPr>
+            </w:pPr>
+            <w:proofErr w:type="spellStart"/>
+            <w:r>
+              <w:rPr>
+                <w:color w:val="000000" w:themeColor="text1"/>
+                <w:sz w:val="18"/>
+                <w:szCs w:val="18"/>
+              </w:rPr>
+              <w:t>first_touch</w:t>
+            </w:r>
+            <w:proofErr w:type="spellEnd"/>
+            <w:r>
+              <w:rPr>
+                <w:color w:val="000000" w:themeColor="text1"/>
+                <w:sz w:val="18"/>
+                <w:szCs w:val="18"/>
+              </w:rPr>
+              <w:t xml:space="preserve"> 25개, </w:t>
+            </w:r>
+            <w:proofErr w:type="spellStart"/>
+            <w:r>
+              <w:rPr>
+                <w:color w:val="000000" w:themeColor="text1"/>
+                <w:sz w:val="18"/>
+                <w:szCs w:val="18"/>
+              </w:rPr>
+              <w:t>follow_up</w:t>
+            </w:r>
+            <w:proofErr w:type="spellEnd"/>
+            <w:r>
+              <w:rPr>
+                <w:color w:val="000000" w:themeColor="text1"/>
+                <w:sz w:val="18"/>
+                <w:szCs w:val="18"/>
+              </w:rPr>
+              <w:t xml:space="preserve"> 30개, </w:t>
+            </w:r>
+            <w:proofErr w:type="spellStart"/>
+            <w:r>
+              <w:rPr>
+                <w:color w:val="000000" w:themeColor="text1"/>
+                <w:sz w:val="18"/>
+                <w:szCs w:val="18"/>
+              </w:rPr>
+              <w:t>break_up</w:t>
+            </w:r>
+            <w:proofErr w:type="spellEnd"/>
+            <w:r>
+              <w:rPr>
+                <w:color w:val="000000" w:themeColor="text1"/>
+                <w:sz w:val="18"/>
+                <w:szCs w:val="18"/>
+              </w:rPr>
+              <w:t xml:space="preserve"> 20개, </w:t>
+            </w:r>
+            <w:proofErr w:type="spellStart"/>
+            <w:r>
+              <w:rPr>
+                <w:color w:val="000000" w:themeColor="text1"/>
+                <w:sz w:val="18"/>
+                <w:szCs w:val="18"/>
+              </w:rPr>
+              <w:t>산업별</w:t>
+            </w:r>
+            <w:proofErr w:type="spellEnd"/>
+            <w:r>
+              <w:rPr>
+                <w:color w:val="000000" w:themeColor="text1"/>
+                <w:sz w:val="18"/>
+                <w:szCs w:val="18"/>
+              </w:rPr>
+              <w:t xml:space="preserve"> </w:t>
+            </w:r>
+            <w:proofErr w:type="spellStart"/>
+            <w:r>
+              <w:rPr>
+                <w:color w:val="000000" w:themeColor="text1"/>
+                <w:sz w:val="18"/>
+                <w:szCs w:val="18"/>
+              </w:rPr>
+              <w:t>콜드</w:t>
+            </w:r>
+            <w:proofErr w:type="spellEnd"/>
+            <w:r>
+              <w:rPr>
+                <w:color w:val="000000" w:themeColor="text1"/>
+                <w:sz w:val="18"/>
+                <w:szCs w:val="18"/>
+              </w:rPr>
+              <w:t xml:space="preserve"> </w:t>
+            </w:r>
+            <w:proofErr w:type="spellStart"/>
+            <w:r>
+              <w:rPr>
+                <w:color w:val="000000" w:themeColor="text1"/>
+                <w:sz w:val="18"/>
+                <w:szCs w:val="18"/>
+              </w:rPr>
+              <w:t>이메일</w:t>
+            </w:r>
+            <w:proofErr w:type="spellEnd"/>
+            <w:r>
+              <w:rPr>
+                <w:color w:val="000000" w:themeColor="text1"/>
+                <w:sz w:val="18"/>
+                <w:szCs w:val="18"/>
+              </w:rPr>
+              <w:t xml:space="preserve"> 42개. </w:t>
+            </w:r>
+            <w:proofErr w:type="spellStart"/>
+            <w:r>
+              <w:rPr>
+                <w:color w:val="000000" w:themeColor="text1"/>
+                <w:sz w:val="18"/>
+                <w:szCs w:val="18"/>
+              </w:rPr>
+              <w:t>요구</w:t>
+            </w:r>
+            <w:proofErr w:type="spellEnd"/>
+            <w:r>
+              <w:rPr>
+                <w:color w:val="000000" w:themeColor="text1"/>
+                <w:sz w:val="18"/>
+                <w:szCs w:val="18"/>
+              </w:rPr>
+              <w:t xml:space="preserve"> 41개 </w:t>
+            </w:r>
+            <w:proofErr w:type="spellStart"/>
+            <w:r>
+              <w:rPr>
+                <w:color w:val="000000" w:themeColor="text1"/>
+                <w:sz w:val="18"/>
+                <w:szCs w:val="18"/>
+              </w:rPr>
+              <w:t>대비</w:t>
+            </w:r>
+            <w:proofErr w:type="spellEnd"/>
+            <w:r>
+              <w:rPr>
+                <w:color w:val="000000" w:themeColor="text1"/>
+                <w:sz w:val="18"/>
+                <w:szCs w:val="18"/>
+              </w:rPr>
+              <w:t xml:space="preserve"> 285% </w:t>
+            </w:r>
+            <w:proofErr w:type="spellStart"/>
+            <w:r>
+              <w:rPr>
+                <w:color w:val="000000" w:themeColor="text1"/>
+                <w:sz w:val="18"/>
+                <w:szCs w:val="18"/>
+              </w:rPr>
+              <w:t>초과</w:t>
+            </w:r>
+            <w:proofErr w:type="spellEnd"/>
+            <w:r>
+              <w:rPr>
+                <w:color w:val="000000" w:themeColor="text1"/>
+                <w:sz w:val="18"/>
+                <w:szCs w:val="18"/>
+              </w:rPr>
+              <w:t>.</w:t>
             </w:r>
           </w:p>
         </w:tc>
@@ -2617,23 +4900,33 @@
       <w:tr>
         <w:tc>
           <w:tcPr>
-            <w:tcW w:w="1984" w:type="dxa"/>
+            <w:tcW w:w="2427" w:type="dxa"/>
             <w:shd w:val="clear" w:color="auto" w:fill="FFFFFF"/>
           </w:tcPr>
           <w:p>
+            <w:proofErr w:type="spellStart"/>
             <w:r>
               <w:rPr>
                 <w:b/>
                 <w:color w:val="0D1929"/>
                 <w:sz w:val="19"/>
               </w:rPr>
-              <w:t>training_data/rejected/</w:t>
-            </w:r>
-          </w:p>
-        </w:tc>
-        <w:tc>
-          <w:tcPr>
-            <w:tcW w:w="2268" w:type="dxa"/>
+              <w:t>training_data</w:t>
+            </w:r>
+            <w:proofErr w:type="spellEnd"/>
+            <w:r>
+              <w:rPr>
+                <w:b/>
+                <w:color w:val="0D1929"/>
+                <w:sz w:val="19"/>
+              </w:rPr>
+              <w:t>/rejected/</w:t>
+            </w:r>
+          </w:p>
+        </w:tc>
+        <w:tc>
+          <w:tcPr>
+            <w:tcW w:w="1367" w:type="dxa"/>
             <w:shd w:val="clear" w:color="auto" w:fill="FFFFFF"/>
           </w:tcPr>
           <w:p>
@@ -2648,16 +4941,150 @@
         </w:tc>
         <w:tc>
           <w:tcPr>
-            <w:tcW w:w="5669" w:type="dxa"/>
+            <w:tcW w:w="5828" w:type="dxa"/>
             <w:shd w:val="clear" w:color="auto" w:fill="FFFFFF"/>
           </w:tcPr>
           <w:p>
-            <w:r>
-              <w:rPr>
-                <w:color w:val="3D506A"/>
-                <w:sz w:val="18"/>
-              </w:rPr>
-              <w:t>tone / structure / compliance 3개 카테고리. 각 파일에 rejection_reason, specific_violation, 위반 원문 포함.</w:t>
+            <w:pPr>
+              <w:rPr>
+                <w:color w:val="000000" w:themeColor="text1"/>
+                <w:sz w:val="18"/>
+                <w:szCs w:val="18"/>
+              </w:rPr>
+            </w:pPr>
+            <w:r>
+              <w:rPr>
+                <w:color w:val="000000" w:themeColor="text1"/>
+                <w:sz w:val="18"/>
+                <w:szCs w:val="18"/>
+              </w:rPr>
+              <w:t xml:space="preserve">tone / structure / compliance 3개 </w:t>
+            </w:r>
+            <w:proofErr w:type="spellStart"/>
+            <w:r>
+              <w:rPr>
+                <w:color w:val="000000" w:themeColor="text1"/>
+                <w:sz w:val="18"/>
+                <w:szCs w:val="18"/>
+              </w:rPr>
+              <w:t>카테고리</w:t>
+            </w:r>
+            <w:proofErr w:type="spellEnd"/>
+            <w:r>
+              <w:rPr>
+                <w:color w:val="000000" w:themeColor="text1"/>
+                <w:sz w:val="18"/>
+                <w:szCs w:val="18"/>
+              </w:rPr>
+              <w:t xml:space="preserve">. 각 </w:t>
+            </w:r>
+            <w:proofErr w:type="spellStart"/>
+            <w:r>
+              <w:rPr>
+                <w:color w:val="000000" w:themeColor="text1"/>
+                <w:sz w:val="18"/>
+                <w:szCs w:val="18"/>
+              </w:rPr>
+              <w:t>파일에</w:t>
+            </w:r>
+            <w:proofErr w:type="spellEnd"/>
+            <w:r>
+              <w:rPr>
+                <w:color w:val="000000" w:themeColor="text1"/>
+                <w:sz w:val="18"/>
+                <w:szCs w:val="18"/>
+              </w:rPr>
+              <w:t xml:space="preserve"> </w:t>
+            </w:r>
+            <w:proofErr w:type="spellStart"/>
+            <w:r>
+              <w:rPr>
+                <w:color w:val="000000" w:themeColor="text1"/>
+                <w:sz w:val="18"/>
+                <w:szCs w:val="18"/>
+              </w:rPr>
+              <w:t>rejection_reason</w:t>
+            </w:r>
+            <w:proofErr w:type="spellEnd"/>
+            <w:r>
+              <w:rPr>
+                <w:color w:val="000000" w:themeColor="text1"/>
+                <w:sz w:val="18"/>
+                <w:szCs w:val="18"/>
+              </w:rPr>
+              <w:t xml:space="preserve">, </w:t>
+            </w:r>
+            <w:proofErr w:type="spellStart"/>
+            <w:r>
+              <w:rPr>
+                <w:color w:val="000000" w:themeColor="text1"/>
+                <w:sz w:val="18"/>
+                <w:szCs w:val="18"/>
+              </w:rPr>
+              <w:t>specific_violation</w:t>
+            </w:r>
+            <w:proofErr w:type="spellEnd"/>
+            <w:r>
+              <w:rPr>
+                <w:color w:val="000000" w:themeColor="text1"/>
+                <w:sz w:val="18"/>
+                <w:szCs w:val="18"/>
+              </w:rPr>
+              <w:t xml:space="preserve">, </w:t>
+            </w:r>
+            <w:proofErr w:type="spellStart"/>
+            <w:r>
+              <w:rPr>
+                <w:color w:val="000000" w:themeColor="text1"/>
+                <w:sz w:val="18"/>
+                <w:szCs w:val="18"/>
+              </w:rPr>
+              <w:t>위반</w:t>
+            </w:r>
+            <w:proofErr w:type="spellEnd"/>
+            <w:r>
+              <w:rPr>
+                <w:color w:val="000000" w:themeColor="text1"/>
+                <w:sz w:val="18"/>
+                <w:szCs w:val="18"/>
+              </w:rPr>
+              <w:t xml:space="preserve"> </w:t>
+            </w:r>
+            <w:proofErr w:type="spellStart"/>
+            <w:r>
+              <w:rPr>
+                <w:color w:val="000000" w:themeColor="text1"/>
+                <w:sz w:val="18"/>
+                <w:szCs w:val="18"/>
+              </w:rPr>
+              <w:t>원문</w:t>
+            </w:r>
+            <w:proofErr w:type="spellEnd"/>
+            <w:r>
+              <w:rPr>
+                <w:color w:val="000000" w:themeColor="text1"/>
+                <w:sz w:val="18"/>
+                <w:szCs w:val="18"/>
+              </w:rPr>
+              <w:t xml:space="preserve"> </w:t>
+            </w:r>
+            <w:proofErr w:type="spellStart"/>
+            <w:r>
+              <w:rPr>
+                <w:color w:val="000000" w:themeColor="text1"/>
+                <w:sz w:val="18"/>
+                <w:szCs w:val="18"/>
+              </w:rPr>
+              <w:t>포함</w:t>
+            </w:r>
+            <w:proofErr w:type="spellEnd"/>
+            <w:r>
+              <w:rPr>
+                <w:color w:val="000000" w:themeColor="text1"/>
+                <w:sz w:val="18"/>
+                <w:szCs w:val="18"/>
+              </w:rPr>
+              <w:t>.</w:t>
             </w:r>
           </w:p>
         </w:tc>
@@ -2668,14 +5095,62 @@
       <w:pPr>
         <w:spacing w:before="200" w:after="80"/>
       </w:pPr>
+      <w:proofErr w:type="spellStart"/>
       <w:r>
         <w:rPr>
           <w:b/>
           <w:color w:val="1B3B7D"/>
           <w:sz w:val="21"/>
         </w:rPr>
-        <w:t>content_policy.yaml 주요 규칙</w:t>
+        <w:t>content_</w:t>
       </w:r>
+      <w:proofErr w:type="gramStart"/>
+      <w:r>
+        <w:rPr>
+          <w:b/>
+          <w:color w:val="1B3B7D"/>
+          <w:sz w:val="21"/>
+        </w:rPr>
+        <w:t>policy.yaml</w:t>
+      </w:r>
+      <w:proofErr w:type="spellEnd"/>
+      <w:proofErr w:type="gramEnd"/>
+      <w:r>
+        <w:rPr>
+          <w:b/>
+          <w:color w:val="1B3B7D"/>
+          <w:sz w:val="21"/>
+        </w:rPr>
+        <w:t xml:space="preserve"> </w:t>
+      </w:r>
+      <w:proofErr w:type="spellStart"/>
+      <w:r>
+        <w:rPr>
+          <w:b/>
+          <w:color w:val="1B3B7D"/>
+          <w:sz w:val="21"/>
+        </w:rPr>
+        <w:t>주요</w:t>
+      </w:r>
+      <w:proofErr w:type="spellEnd"/>
+      <w:r>
+        <w:rPr>
+          <w:b/>
+          <w:color w:val="1B3B7D"/>
+          <w:sz w:val="21"/>
+        </w:rPr>
+        <w:t xml:space="preserve"> </w:t>
+      </w:r>
+      <w:proofErr w:type="spellStart"/>
+      <w:r>
+        <w:rPr>
+          <w:b/>
+          <w:color w:val="1B3B7D"/>
+          <w:sz w:val="21"/>
+        </w:rPr>
+        <w:t>규칙</w:t>
+      </w:r>
+      <w:proofErr w:type="spellEnd"/>
     </w:p>
     <w:tbl>
       <w:tblPr>
@@ -2795,14 +5270,14 @@
           <w:p>
             <w:pPr>
               <w:rPr>
-                <w:rFonts w:hint="eastAsia"/>
+                <w:color w:val="000000" w:themeColor="text1"/>
                 <w:lang w:eastAsia="ko-KR"/>
               </w:rPr>
             </w:pPr>
             <w:proofErr w:type="spellStart"/>
             <w:r>
               <w:rPr>
-                <w:color w:val="3D506A"/>
+                <w:color w:val="000000" w:themeColor="text1"/>
                 <w:sz w:val="18"/>
               </w:rPr>
               <w:t>금지어</w:t>
@@ -2810,14 +5285,14 @@
             <w:proofErr w:type="spellEnd"/>
             <w:r>
               <w:rPr>
-                <w:color w:val="3D506A"/>
+                <w:color w:val="000000" w:themeColor="text1"/>
                 <w:sz w:val="18"/>
               </w:rPr>
               <w:t xml:space="preserve"> 10개 (revolutionary, game-changer 등)</w:t>
             </w:r>
             <w:r>
               <w:rPr>
-                <w:color w:val="3D506A"/>
+                <w:color w:val="000000" w:themeColor="text1"/>
                 <w:sz w:val="18"/>
               </w:rPr>
               <w:t xml:space="preserve"> (</w:t>
@@ -2825,7 +5300,7 @@
             <w:r>
               <w:rPr>
                 <w:rFonts w:hint="eastAsia"/>
-                <w:color w:val="3D506A"/>
+                <w:color w:val="000000" w:themeColor="text1"/>
                 <w:sz w:val="18"/>
                 <w:lang w:eastAsia="ko-KR"/>
               </w:rPr>
@@ -2887,9 +5362,14 @@
             <w:shd w:val="clear" w:color="auto" w:fill="F0F2F8"/>
           </w:tcPr>
           <w:p>
-            <w:r>
-              <w:rPr>
-                <w:color w:val="3D506A"/>
+            <w:pPr>
+              <w:rPr>
+                <w:color w:val="000000" w:themeColor="text1"/>
+              </w:rPr>
+            </w:pPr>
+            <w:r>
+              <w:rPr>
+                <w:color w:val="000000" w:themeColor="text1"/>
                 <w:sz w:val="18"/>
               </w:rPr>
               <w:t>제목 최대 50자</w:t>
@@ -2952,12 +5432,13 @@
           <w:p>
             <w:pPr>
               <w:rPr>
+                <w:color w:val="000000" w:themeColor="text1"/>
                 <w:lang w:eastAsia="ko-KR"/>
               </w:rPr>
             </w:pPr>
             <w:r>
               <w:rPr>
-                <w:color w:val="3D506A"/>
+                <w:color w:val="000000" w:themeColor="text1"/>
                 <w:sz w:val="18"/>
                 <w:lang w:eastAsia="ko-KR"/>
               </w:rPr>
@@ -3019,9 +5500,14 @@
             <w:shd w:val="clear" w:color="auto" w:fill="F0F2F8"/>
           </w:tcPr>
           <w:p>
-            <w:r>
-              <w:rPr>
-                <w:color w:val="3D506A"/>
+            <w:pPr>
+              <w:rPr>
+                <w:color w:val="000000" w:themeColor="text1"/>
+              </w:rPr>
+            </w:pPr>
+            <w:r>
+              <w:rPr>
+                <w:color w:val="000000" w:themeColor="text1"/>
                 <w:sz w:val="18"/>
               </w:rPr>
               <w:t>CTA 최대 1개</w:t>
@@ -3084,12 +5570,13 @@
           <w:p>
             <w:pPr>
               <w:rPr>
+                <w:color w:val="000000" w:themeColor="text1"/>
                 <w:lang w:eastAsia="ko-KR"/>
               </w:rPr>
             </w:pPr>
             <w:r>
               <w:rPr>
-                <w:color w:val="3D506A"/>
+                <w:color w:val="000000" w:themeColor="text1"/>
                 <w:sz w:val="18"/>
                 <w:lang w:eastAsia="ko-KR"/>
               </w:rPr>
@@ -3153,13 +5640,14 @@
           <w:p>
             <w:pPr>
               <w:rPr>
+                <w:color w:val="000000" w:themeColor="text1"/>
                 <w:lang w:eastAsia="ko-KR"/>
               </w:rPr>
             </w:pPr>
             <w:proofErr w:type="spellStart"/>
             <w:r>
               <w:rPr>
-                <w:color w:val="3D506A"/>
+                <w:color w:val="000000" w:themeColor="text1"/>
                 <w:sz w:val="18"/>
                 <w:lang w:eastAsia="ko-KR"/>
               </w:rPr>
@@ -3168,7 +5656,7 @@
             <w:proofErr w:type="spellEnd"/>
             <w:r>
               <w:rPr>
-                <w:color w:val="3D506A"/>
+                <w:color w:val="000000" w:themeColor="text1"/>
                 <w:sz w:val="18"/>
                 <w:lang w:eastAsia="ko-KR"/>
               </w:rPr>
@@ -3205,7 +5693,6 @@
                 <w:color w:val="0D1929"/>
                 <w:sz w:val="19"/>
               </w:rPr>
-              <w:lastRenderedPageBreak/>
               <w:t>email_forbidden_openings</w:t>
             </w:r>
           </w:p>
@@ -3231,9 +5718,14 @@
             <w:shd w:val="clear" w:color="auto" w:fill="FFFFFF"/>
           </w:tcPr>
           <w:p>
-            <w:r>
-              <w:rPr>
-                <w:color w:val="3D506A"/>
+            <w:pPr>
+              <w:rPr>
+                <w:color w:val="000000" w:themeColor="text1"/>
+              </w:rPr>
+            </w:pPr>
+            <w:r>
+              <w:rPr>
+                <w:color w:val="000000" w:themeColor="text1"/>
                 <w:sz w:val="18"/>
               </w:rPr>
               <w:t>금지 오프닝 문구 7개</w:t>
@@ -3294,9 +5786,14 @@
             <w:shd w:val="clear" w:color="auto" w:fill="F0F2F8"/>
           </w:tcPr>
           <w:p>
-            <w:r>
-              <w:rPr>
-                <w:color w:val="3D506A"/>
+            <w:pPr>
+              <w:rPr>
+                <w:color w:val="000000" w:themeColor="text1"/>
+              </w:rPr>
+            </w:pPr>
+            <w:r>
+              <w:rPr>
+                <w:color w:val="000000" w:themeColor="text1"/>
                 <w:sz w:val="18"/>
               </w:rPr>
               <w:t>CAN-SPAM 법정 푸터 필수</w:t>
@@ -3359,12 +5856,13 @@
           <w:p>
             <w:pPr>
               <w:rPr>
+                <w:color w:val="000000" w:themeColor="text1"/>
                 <w:lang w:eastAsia="ko-KR"/>
               </w:rPr>
             </w:pPr>
             <w:r>
               <w:rPr>
-                <w:color w:val="3D506A"/>
+                <w:color w:val="000000" w:themeColor="text1"/>
                 <w:sz w:val="18"/>
                 <w:lang w:eastAsia="ko-KR"/>
               </w:rPr>
@@ -3428,12 +5926,13 @@
           <w:p>
             <w:pPr>
               <w:rPr>
+                <w:color w:val="000000" w:themeColor="text1"/>
                 <w:lang w:eastAsia="ko-KR"/>
               </w:rPr>
             </w:pPr>
             <w:r>
               <w:rPr>
-                <w:color w:val="3D506A"/>
+                <w:color w:val="000000" w:themeColor="text1"/>
                 <w:sz w:val="18"/>
                 <w:lang w:eastAsia="ko-KR"/>
               </w:rPr>
@@ -3591,10 +6090,15 @@
             <w:shd w:val="clear" w:color="auto" w:fill="FFFFFF"/>
           </w:tcPr>
           <w:p>
-            <w:r>
-              <w:rPr>
-                <w:b/>
-                <w:color w:val="0D1929"/>
+            <w:pPr>
+              <w:rPr>
+                <w:color w:val="000000" w:themeColor="text1"/>
+              </w:rPr>
+            </w:pPr>
+            <w:r>
+              <w:rPr>
+                <w:b/>
+                <w:color w:val="000000" w:themeColor="text1"/>
                 <w:sz w:val="19"/>
               </w:rPr>
               <w:t>Aaron Ross — Predictable Revenue</w:t>
@@ -3609,12 +6113,13 @@
           <w:p>
             <w:pPr>
               <w:rPr>
+                <w:color w:val="000000" w:themeColor="text1"/>
                 <w:lang w:eastAsia="ko-KR"/>
               </w:rPr>
             </w:pPr>
             <w:r>
               <w:rPr>
-                <w:color w:val="3D506A"/>
+                <w:color w:val="000000" w:themeColor="text1"/>
                 <w:sz w:val="18"/>
                 <w:lang w:eastAsia="ko-KR"/>
               </w:rPr>
@@ -3632,13 +6137,14 @@
           <w:p>
             <w:pPr>
               <w:rPr>
+                <w:color w:val="000000" w:themeColor="text1"/>
                 <w:lang w:eastAsia="ko-KR"/>
               </w:rPr>
             </w:pPr>
             <w:r>
               <w:rPr>
                 <w:b/>
-                <w:color w:val="0D1929"/>
+                <w:color w:val="000000" w:themeColor="text1"/>
                 <w:sz w:val="19"/>
                 <w:lang w:eastAsia="ko-KR"/>
               </w:rPr>
@@ -3654,12 +6160,13 @@
           <w:p>
             <w:pPr>
               <w:rPr>
+                <w:color w:val="000000" w:themeColor="text1"/>
                 <w:lang w:eastAsia="ko-KR"/>
               </w:rPr>
             </w:pPr>
             <w:r>
               <w:rPr>
-                <w:color w:val="3D506A"/>
+                <w:color w:val="000000" w:themeColor="text1"/>
                 <w:sz w:val="18"/>
                 <w:lang w:eastAsia="ko-KR"/>
               </w:rPr>
@@ -3668,7 +6175,7 @@
             <w:proofErr w:type="spellStart"/>
             <w:r>
               <w:rPr>
-                <w:color w:val="3D506A"/>
+                <w:color w:val="000000" w:themeColor="text1"/>
                 <w:sz w:val="18"/>
                 <w:lang w:eastAsia="ko-KR"/>
               </w:rPr>
@@ -3677,7 +6184,7 @@
             <w:proofErr w:type="spellEnd"/>
             <w:r>
               <w:rPr>
-                <w:color w:val="3D506A"/>
+                <w:color w:val="000000" w:themeColor="text1"/>
                 <w:sz w:val="18"/>
                 <w:lang w:eastAsia="ko-KR"/>
               </w:rPr>
@@ -3695,17 +6202,28 @@
           <w:p>
             <w:pPr>
               <w:rPr>
+                <w:color w:val="000000" w:themeColor="text1"/>
                 <w:lang w:eastAsia="ko-KR"/>
               </w:rPr>
             </w:pPr>
             <w:r>
               <w:rPr>
                 <w:b/>
-                <w:color w:val="0D1929"/>
+                <w:color w:val="000000" w:themeColor="text1"/>
                 <w:sz w:val="19"/>
                 <w:lang w:eastAsia="ko-KR"/>
               </w:rPr>
-              <w:t>산업별 멀티스텝 시퀀스 (자체 제작)</w:t>
+              <w:t xml:space="preserve">산업별 멀티스텝 시퀀스 </w:t>
+            </w:r>
+            <w:r>
+              <w:rPr>
+                <w:b/>
+                <w:color w:val="000000" w:themeColor="text1"/>
+                <w:sz w:val="19"/>
+                <w:lang w:eastAsia="ko-KR"/>
+              </w:rPr>
+              <w:lastRenderedPageBreak/>
+              <w:t>(자체 제작)</w:t>
             </w:r>
           </w:p>
         </w:tc>
@@ -3715,18 +6233,24 @@
             <w:shd w:val="clear" w:color="auto" w:fill="FFFFFF"/>
           </w:tcPr>
           <w:p>
+            <w:pPr>
+              <w:rPr>
+                <w:color w:val="000000" w:themeColor="text1"/>
+              </w:rPr>
+            </w:pPr>
             <w:proofErr w:type="spellStart"/>
             <w:r>
               <w:rPr>
-                <w:color w:val="3D506A"/>
-                <w:sz w:val="18"/>
-              </w:rPr>
+                <w:color w:val="000000" w:themeColor="text1"/>
+                <w:sz w:val="18"/>
+              </w:rPr>
+              <w:lastRenderedPageBreak/>
               <w:t>FinTech·DevTools·HealthcareSaaS·LegalTech·HRTech</w:t>
             </w:r>
             <w:proofErr w:type="spellEnd"/>
             <w:r>
               <w:rPr>
-                <w:color w:val="3D506A"/>
+                <w:color w:val="000000" w:themeColor="text1"/>
                 <w:sz w:val="18"/>
               </w:rPr>
               <w:t xml:space="preserve"> 등 9개 </w:t>
@@ -3734,7 +6258,7 @@
             <w:proofErr w:type="spellStart"/>
             <w:r>
               <w:rPr>
-                <w:color w:val="3D506A"/>
+                <w:color w:val="000000" w:themeColor="text1"/>
                 <w:sz w:val="18"/>
               </w:rPr>
               <w:t>산업</w:t>
@@ -3742,10 +6266,18 @@
             <w:proofErr w:type="spellEnd"/>
             <w:r>
               <w:rPr>
-                <w:color w:val="3D506A"/>
-                <w:sz w:val="18"/>
-              </w:rPr>
-              <w:t xml:space="preserve"> 수직 시장에 맞게 자체 제작. 각 산업의 KPI 언어와 페인 포인트 반영.</w:t>
+                <w:color w:val="000000" w:themeColor="text1"/>
+                <w:sz w:val="18"/>
+              </w:rPr>
+              <w:t xml:space="preserve"> 수직 시장에 </w:t>
+            </w:r>
+            <w:r>
+              <w:rPr>
+                <w:color w:val="000000" w:themeColor="text1"/>
+                <w:sz w:val="18"/>
+              </w:rPr>
+              <w:lastRenderedPageBreak/>
+              <w:t>맞게 자체 제작. 각 산업의 KPI 언어와 페인 포인트 반영.</w:t>
             </w:r>
           </w:p>
         </w:tc>
@@ -3757,12 +6289,18 @@
             <w:shd w:val="clear" w:color="auto" w:fill="F0F2F8"/>
           </w:tcPr>
           <w:p>
-            <w:r>
-              <w:rPr>
-                <w:b/>
-                <w:color w:val="0D1929"/>
+            <w:pPr>
+              <w:rPr>
+                <w:color w:val="000000" w:themeColor="text1"/>
+              </w:rPr>
+            </w:pPr>
+            <w:r>
+              <w:rPr>
+                <w:b/>
+                <w:color w:val="000000" w:themeColor="text1"/>
                 <w:sz w:val="19"/>
               </w:rPr>
+              <w:lastRenderedPageBreak/>
               <w:t>트리거 기반 First Touch (자체 제작)</w:t>
             </w:r>
           </w:p>
@@ -3775,12 +6313,13 @@
           <w:p>
             <w:pPr>
               <w:rPr>
+                <w:color w:val="000000" w:themeColor="text1"/>
                 <w:lang w:eastAsia="ko-KR"/>
               </w:rPr>
             </w:pPr>
             <w:r>
               <w:rPr>
-                <w:color w:val="3D506A"/>
+                <w:color w:val="000000" w:themeColor="text1"/>
                 <w:sz w:val="18"/>
                 <w:lang w:eastAsia="ko-KR"/>
               </w:rPr>
@@ -3789,7 +6328,7 @@
             <w:proofErr w:type="spellStart"/>
             <w:r>
               <w:rPr>
-                <w:color w:val="3D506A"/>
+                <w:color w:val="000000" w:themeColor="text1"/>
                 <w:sz w:val="18"/>
                 <w:lang w:eastAsia="ko-KR"/>
               </w:rPr>
@@ -3798,7 +6337,7 @@
             <w:proofErr w:type="spellEnd"/>
             <w:r>
               <w:rPr>
-                <w:color w:val="3D506A"/>
+                <w:color w:val="000000" w:themeColor="text1"/>
                 <w:sz w:val="18"/>
                 <w:lang w:eastAsia="ko-KR"/>
               </w:rPr>
@@ -3807,7 +6346,7 @@
             <w:proofErr w:type="spellStart"/>
             <w:r>
               <w:rPr>
-                <w:color w:val="3D506A"/>
+                <w:color w:val="000000" w:themeColor="text1"/>
                 <w:sz w:val="18"/>
                 <w:lang w:eastAsia="ko-KR"/>
               </w:rPr>
@@ -3816,7 +6355,7 @@
             <w:proofErr w:type="spellEnd"/>
             <w:r>
               <w:rPr>
-                <w:color w:val="3D506A"/>
+                <w:color w:val="000000" w:themeColor="text1"/>
                 <w:sz w:val="18"/>
                 <w:lang w:eastAsia="ko-KR"/>
               </w:rPr>
@@ -3825,7 +6364,7 @@
             <w:proofErr w:type="spellStart"/>
             <w:r>
               <w:rPr>
-                <w:color w:val="3D506A"/>
+                <w:color w:val="000000" w:themeColor="text1"/>
                 <w:sz w:val="18"/>
                 <w:lang w:eastAsia="ko-KR"/>
               </w:rPr>
@@ -3834,7 +6373,7 @@
             <w:proofErr w:type="spellEnd"/>
             <w:r>
               <w:rPr>
-                <w:color w:val="3D506A"/>
+                <w:color w:val="000000" w:themeColor="text1"/>
                 <w:sz w:val="18"/>
                 <w:lang w:eastAsia="ko-KR"/>
               </w:rPr>
@@ -3852,13 +6391,14 @@
           <w:p>
             <w:pPr>
               <w:rPr>
+                <w:color w:val="000000" w:themeColor="text1"/>
                 <w:lang w:eastAsia="ko-KR"/>
               </w:rPr>
             </w:pPr>
             <w:r>
               <w:rPr>
                 <w:b/>
-                <w:color w:val="0D1929"/>
+                <w:color w:val="000000" w:themeColor="text1"/>
                 <w:sz w:val="19"/>
                 <w:lang w:eastAsia="ko-KR"/>
               </w:rPr>
@@ -3868,7 +6408,7 @@
             <w:r>
               <w:rPr>
                 <w:b/>
-                <w:color w:val="0D1929"/>
+                <w:color w:val="000000" w:themeColor="text1"/>
                 <w:sz w:val="19"/>
                 <w:lang w:eastAsia="ko-KR"/>
               </w:rPr>
@@ -3878,7 +6418,7 @@
             <w:r>
               <w:rPr>
                 <w:b/>
-                <w:color w:val="0D1929"/>
+                <w:color w:val="000000" w:themeColor="text1"/>
                 <w:sz w:val="19"/>
                 <w:lang w:eastAsia="ko-KR"/>
               </w:rPr>
@@ -3892,9 +6432,14 @@
             <w:shd w:val="clear" w:color="auto" w:fill="FFFFFF"/>
           </w:tcPr>
           <w:p>
-            <w:r>
-              <w:rPr>
-                <w:color w:val="3D506A"/>
+            <w:pPr>
+              <w:rPr>
+                <w:color w:val="000000" w:themeColor="text1"/>
+              </w:rPr>
+            </w:pPr>
+            <w:r>
+              <w:rPr>
+                <w:color w:val="000000" w:themeColor="text1"/>
                 <w:sz w:val="18"/>
               </w:rPr>
               <w:t>31개 rejected JSON. tone / structure / compliance 3개 카테고리. 각 파일에 rejection_reason, specific_violation, 위반 원문 포함. FAISS 네거티브 인덱스 사용.</w:t>
@@ -3903,15 +6448,24 @@
         </w:tc>
       </w:tr>
     </w:tbl>
-    <w:p/>
+    <w:p>
+      <w:pPr>
+        <w:rPr>
+          <w:color w:val="000000" w:themeColor="text1"/>
+        </w:rPr>
+      </w:pPr>
+    </w:p>
     <w:p>
       <w:pPr>
         <w:spacing w:before="200" w:after="80"/>
+        <w:rPr>
+          <w:color w:val="000000" w:themeColor="text1"/>
+        </w:rPr>
       </w:pPr>
       <w:r>
         <w:rPr>
           <w:b/>
-          <w:color w:val="1B3B7D"/>
+          <w:color w:val="000000" w:themeColor="text1"/>
           <w:sz w:val="21"/>
         </w:rPr>
         <w:t>거버넌스 규칙 출처</w:t>
@@ -3934,10 +6488,15 @@
             <w:shd w:val="clear" w:color="auto" w:fill="1B3B7D"/>
           </w:tcPr>
           <w:p>
-            <w:r>
-              <w:rPr>
-                <w:b/>
-                <w:color w:val="FFFFFF"/>
+            <w:pPr>
+              <w:rPr>
+                <w:color w:val="000000" w:themeColor="text1"/>
+              </w:rPr>
+            </w:pPr>
+            <w:r>
+              <w:rPr>
+                <w:b/>
+                <w:color w:val="000000" w:themeColor="text1"/>
                 <w:sz w:val="18"/>
               </w:rPr>
               <w:t>출처</w:t>
@@ -3950,10 +6509,15 @@
             <w:shd w:val="clear" w:color="auto" w:fill="1B3B7D"/>
           </w:tcPr>
           <w:p>
-            <w:r>
-              <w:rPr>
-                <w:b/>
-                <w:color w:val="FFFFFF"/>
+            <w:pPr>
+              <w:rPr>
+                <w:color w:val="000000" w:themeColor="text1"/>
+              </w:rPr>
+            </w:pPr>
+            <w:r>
+              <w:rPr>
+                <w:b/>
+                <w:color w:val="000000" w:themeColor="text1"/>
                 <w:sz w:val="18"/>
               </w:rPr>
               <w:t>적용 규칙</w:t>
@@ -3968,10 +6532,15 @@
             <w:shd w:val="clear" w:color="auto" w:fill="FFFFFF"/>
           </w:tcPr>
           <w:p>
-            <w:r>
-              <w:rPr>
-                <w:b/>
-                <w:color w:val="0D1929"/>
+            <w:pPr>
+              <w:rPr>
+                <w:color w:val="000000" w:themeColor="text1"/>
+              </w:rPr>
+            </w:pPr>
+            <w:r>
+              <w:rPr>
+                <w:b/>
+                <w:color w:val="000000" w:themeColor="text1"/>
                 <w:sz w:val="19"/>
               </w:rPr>
               <w:t>CAN-SPAM Act (미국 연방법, 2003)</w:t>
@@ -3986,12 +6555,13 @@
           <w:p>
             <w:pPr>
               <w:rPr>
+                <w:color w:val="000000" w:themeColor="text1"/>
                 <w:lang w:eastAsia="ko-KR"/>
               </w:rPr>
             </w:pPr>
             <w:r>
               <w:rPr>
-                <w:color w:val="3D506A"/>
+                <w:color w:val="000000" w:themeColor="text1"/>
                 <w:sz w:val="18"/>
                 <w:lang w:eastAsia="ko-KR"/>
               </w:rPr>
@@ -4000,7 +6570,7 @@
             <w:proofErr w:type="spellStart"/>
             <w:r>
               <w:rPr>
-                <w:color w:val="3D506A"/>
+                <w:color w:val="000000" w:themeColor="text1"/>
                 <w:sz w:val="18"/>
                 <w:lang w:eastAsia="ko-KR"/>
               </w:rPr>
@@ -4009,7 +6579,7 @@
             <w:proofErr w:type="spellEnd"/>
             <w:r>
               <w:rPr>
-                <w:color w:val="3D506A"/>
+                <w:color w:val="000000" w:themeColor="text1"/>
                 <w:sz w:val="18"/>
                 <w:lang w:eastAsia="ko-KR"/>
               </w:rPr>
@@ -4025,10 +6595,15 @@
             <w:shd w:val="clear" w:color="auto" w:fill="F0F2F8"/>
           </w:tcPr>
           <w:p>
-            <w:r>
-              <w:rPr>
-                <w:b/>
-                <w:color w:val="0D1929"/>
+            <w:pPr>
+              <w:rPr>
+                <w:color w:val="000000" w:themeColor="text1"/>
+              </w:rPr>
+            </w:pPr>
+            <w:r>
+              <w:rPr>
+                <w:b/>
+                <w:color w:val="000000" w:themeColor="text1"/>
                 <w:sz w:val="19"/>
               </w:rPr>
               <w:t>GDPR Article 13 (EU)</w:t>
@@ -4043,12 +6618,13 @@
           <w:p>
             <w:pPr>
               <w:rPr>
+                <w:color w:val="000000" w:themeColor="text1"/>
                 <w:lang w:eastAsia="ko-KR"/>
               </w:rPr>
             </w:pPr>
             <w:r>
               <w:rPr>
-                <w:color w:val="3D506A"/>
+                <w:color w:val="000000" w:themeColor="text1"/>
                 <w:sz w:val="18"/>
                 <w:lang w:eastAsia="ko-KR"/>
               </w:rPr>
@@ -4057,7 +6633,7 @@
             <w:proofErr w:type="spellStart"/>
             <w:r>
               <w:rPr>
-                <w:color w:val="3D506A"/>
+                <w:color w:val="000000" w:themeColor="text1"/>
                 <w:sz w:val="18"/>
                 <w:lang w:eastAsia="ko-KR"/>
               </w:rPr>
@@ -4066,7 +6642,7 @@
             <w:proofErr w:type="spellEnd"/>
             <w:r>
               <w:rPr>
-                <w:color w:val="3D506A"/>
+                <w:color w:val="000000" w:themeColor="text1"/>
                 <w:sz w:val="18"/>
                 <w:lang w:eastAsia="ko-KR"/>
               </w:rPr>
@@ -4075,7 +6651,7 @@
             <w:proofErr w:type="spellStart"/>
             <w:r>
               <w:rPr>
-                <w:color w:val="3D506A"/>
+                <w:color w:val="000000" w:themeColor="text1"/>
                 <w:sz w:val="18"/>
                 <w:lang w:eastAsia="ko-KR"/>
               </w:rPr>
@@ -4084,7 +6660,7 @@
             <w:proofErr w:type="spellEnd"/>
             <w:r>
               <w:rPr>
-                <w:color w:val="3D506A"/>
+                <w:color w:val="000000" w:themeColor="text1"/>
                 <w:sz w:val="18"/>
                 <w:lang w:eastAsia="ko-KR"/>
               </w:rPr>
@@ -4102,13 +6678,14 @@
           <w:p>
             <w:pPr>
               <w:rPr>
+                <w:color w:val="000000" w:themeColor="text1"/>
                 <w:lang w:eastAsia="ko-KR"/>
               </w:rPr>
             </w:pPr>
             <w:r>
               <w:rPr>
                 <w:b/>
-                <w:color w:val="0D1929"/>
+                <w:color w:val="000000" w:themeColor="text1"/>
                 <w:sz w:val="19"/>
                 <w:lang w:eastAsia="ko-KR"/>
               </w:rPr>
@@ -4118,7 +6695,7 @@
             <w:r>
               <w:rPr>
                 <w:b/>
-                <w:color w:val="0D1929"/>
+                <w:color w:val="000000" w:themeColor="text1"/>
                 <w:sz w:val="19"/>
                 <w:lang w:eastAsia="ko-KR"/>
               </w:rPr>
@@ -4128,7 +6705,7 @@
             <w:r>
               <w:rPr>
                 <w:b/>
-                <w:color w:val="0D1929"/>
+                <w:color w:val="000000" w:themeColor="text1"/>
                 <w:sz w:val="19"/>
                 <w:lang w:eastAsia="ko-KR"/>
               </w:rPr>
@@ -4144,12 +6721,13 @@
           <w:p>
             <w:pPr>
               <w:rPr>
+                <w:color w:val="000000" w:themeColor="text1"/>
                 <w:lang w:eastAsia="ko-KR"/>
               </w:rPr>
             </w:pPr>
             <w:r>
               <w:rPr>
-                <w:color w:val="3D506A"/>
+                <w:color w:val="000000" w:themeColor="text1"/>
                 <w:sz w:val="18"/>
                 <w:lang w:eastAsia="ko-KR"/>
               </w:rPr>
@@ -4158,7 +6736,7 @@
             <w:proofErr w:type="spellStart"/>
             <w:r>
               <w:rPr>
-                <w:color w:val="3D506A"/>
+                <w:color w:val="000000" w:themeColor="text1"/>
                 <w:sz w:val="18"/>
                 <w:lang w:eastAsia="ko-KR"/>
               </w:rPr>
@@ -4167,7 +6745,7 @@
             <w:proofErr w:type="spellEnd"/>
             <w:r>
               <w:rPr>
-                <w:color w:val="3D506A"/>
+                <w:color w:val="000000" w:themeColor="text1"/>
                 <w:sz w:val="18"/>
                 <w:lang w:eastAsia="ko-KR"/>
               </w:rPr>
@@ -4185,13 +6763,14 @@
           <w:p>
             <w:pPr>
               <w:rPr>
+                <w:color w:val="000000" w:themeColor="text1"/>
                 <w:lang w:eastAsia="ko-KR"/>
               </w:rPr>
             </w:pPr>
             <w:r>
               <w:rPr>
                 <w:b/>
-                <w:color w:val="0D1929"/>
+                <w:color w:val="000000" w:themeColor="text1"/>
                 <w:sz w:val="19"/>
                 <w:lang w:eastAsia="ko-KR"/>
               </w:rPr>
@@ -4201,7 +6780,7 @@
             <w:r>
               <w:rPr>
                 <w:b/>
-                <w:color w:val="0D1929"/>
+                <w:color w:val="000000" w:themeColor="text1"/>
                 <w:sz w:val="19"/>
                 <w:lang w:eastAsia="ko-KR"/>
               </w:rPr>
@@ -4211,7 +6790,7 @@
             <w:r>
               <w:rPr>
                 <w:b/>
-                <w:color w:val="0D1929"/>
+                <w:color w:val="000000" w:themeColor="text1"/>
                 <w:sz w:val="19"/>
                 <w:lang w:eastAsia="ko-KR"/>
               </w:rPr>
@@ -4227,12 +6806,13 @@
           <w:p>
             <w:pPr>
               <w:rPr>
+                <w:color w:val="000000" w:themeColor="text1"/>
                 <w:lang w:eastAsia="ko-KR"/>
               </w:rPr>
             </w:pPr>
             <w:r>
               <w:rPr>
-                <w:color w:val="3D506A"/>
+                <w:color w:val="000000" w:themeColor="text1"/>
                 <w:sz w:val="18"/>
                 <w:lang w:eastAsia="ko-KR"/>
               </w:rPr>
@@ -4250,13 +6830,14 @@
           <w:p>
             <w:pPr>
               <w:rPr>
+                <w:color w:val="000000" w:themeColor="text1"/>
                 <w:lang w:eastAsia="ko-KR"/>
               </w:rPr>
             </w:pPr>
             <w:r>
               <w:rPr>
                 <w:b/>
-                <w:color w:val="0D1929"/>
+                <w:color w:val="000000" w:themeColor="text1"/>
                 <w:sz w:val="19"/>
                 <w:lang w:eastAsia="ko-KR"/>
               </w:rPr>
@@ -4270,9 +6851,14 @@
             <w:shd w:val="clear" w:color="auto" w:fill="FFFFFF"/>
           </w:tcPr>
           <w:p>
-            <w:r>
-              <w:rPr>
-                <w:color w:val="3D506A"/>
+            <w:pPr>
+              <w:rPr>
+                <w:color w:val="000000" w:themeColor="text1"/>
+              </w:rPr>
+            </w:pPr>
+            <w:r>
+              <w:rPr>
+                <w:color w:val="000000" w:themeColor="text1"/>
                 <w:sz w:val="18"/>
               </w:rPr>
               <w:t xml:space="preserve">125단어 </w:t>
@@ -4280,7 +6866,7 @@
             <w:proofErr w:type="spellStart"/>
             <w:r>
               <w:rPr>
-                <w:color w:val="3D506A"/>
+                <w:color w:val="000000" w:themeColor="text1"/>
                 <w:sz w:val="18"/>
               </w:rPr>
               <w:t>이하</w:t>
@@ -4288,7 +6874,7 @@
             <w:proofErr w:type="spellEnd"/>
             <w:r>
               <w:rPr>
-                <w:color w:val="3D506A"/>
+                <w:color w:val="000000" w:themeColor="text1"/>
                 <w:sz w:val="18"/>
               </w:rPr>
               <w:t xml:space="preserve">, </w:t>
@@ -4296,7 +6882,7 @@
             <w:proofErr w:type="spellStart"/>
             <w:r>
               <w:rPr>
-                <w:color w:val="3D506A"/>
+                <w:color w:val="000000" w:themeColor="text1"/>
                 <w:sz w:val="18"/>
               </w:rPr>
               <w:t>금지</w:t>
@@ -4304,7 +6890,7 @@
             <w:proofErr w:type="spellEnd"/>
             <w:r>
               <w:rPr>
-                <w:color w:val="3D506A"/>
+                <w:color w:val="000000" w:themeColor="text1"/>
                 <w:sz w:val="18"/>
               </w:rPr>
               <w:t xml:space="preserve"> </w:t>
@@ -4312,7 +6898,7 @@
             <w:proofErr w:type="spellStart"/>
             <w:r>
               <w:rPr>
-                <w:color w:val="3D506A"/>
+                <w:color w:val="000000" w:themeColor="text1"/>
                 <w:sz w:val="18"/>
               </w:rPr>
               <w:t>오프닝</w:t>
@@ -4320,10 +6906,26 @@
             <w:proofErr w:type="spellEnd"/>
             <w:r>
               <w:rPr>
-                <w:color w:val="3D506A"/>
-                <w:sz w:val="18"/>
-              </w:rPr>
-              <w:t xml:space="preserve"> 문구, 단일 CTA 원칙 — Woodpecker, Reply.io, Jason Lemkin (SaaStr), Keenan (Gap Selling) 실무 가이드라인.</w:t>
+                <w:color w:val="000000" w:themeColor="text1"/>
+                <w:sz w:val="18"/>
+              </w:rPr>
+              <w:t xml:space="preserve"> </w:t>
+            </w:r>
+            <w:proofErr w:type="spellStart"/>
+            <w:r>
+              <w:rPr>
+                <w:color w:val="000000" w:themeColor="text1"/>
+                <w:sz w:val="18"/>
+              </w:rPr>
+              <w:t>문구</w:t>
+            </w:r>
+            <w:proofErr w:type="spellEnd"/>
+            <w:r>
+              <w:rPr>
+                <w:color w:val="000000" w:themeColor="text1"/>
+                <w:sz w:val="18"/>
+              </w:rPr>
+              <w:t>, 단일 CTA 원칙 — Woodpecker, Reply.io, Jason Lemkin (SaaStr), Keenan (Gap Selling) 실무 가이드라인.</w:t>
             </w:r>
           </w:p>
         </w:tc>
@@ -4344,7 +6946,6 @@
           <w:color w:val="8899BB"/>
           <w:sz w:val="17"/>
         </w:rPr>
-        <w:lastRenderedPageBreak/>
         <w:t xml:space="preserve">제 6 조  </w:t>
       </w:r>
       <w:r>
@@ -4400,9 +7001,9 @@
         <w:tblLook w:val="04A0" w:firstRow="1" w:lastRow="0" w:firstColumn="1" w:lastColumn="0" w:noHBand="0" w:noVBand="1"/>
       </w:tblPr>
       <w:tblGrid>
-        <w:gridCol w:w="2743"/>
-        <w:gridCol w:w="1626"/>
-        <w:gridCol w:w="5253"/>
+        <w:gridCol w:w="2786"/>
+        <w:gridCol w:w="1570"/>
+        <w:gridCol w:w="5266"/>
       </w:tblGrid>
       <w:tr>
         <w:tc>
@@ -4497,14 +7098,18 @@
           <w:p>
             <w:pPr>
               <w:rPr>
+                <w:color w:val="000000" w:themeColor="text1"/>
+                <w:sz w:val="18"/>
+                <w:szCs w:val="18"/>
                 <w:lang w:eastAsia="ko-KR"/>
               </w:rPr>
             </w:pPr>
             <w:proofErr w:type="spellStart"/>
             <w:r>
               <w:rPr>
-                <w:color w:val="3D506A"/>
-                <w:sz w:val="17"/>
+                <w:color w:val="000000" w:themeColor="text1"/>
+                <w:sz w:val="18"/>
+                <w:szCs w:val="18"/>
                 <w:lang w:eastAsia="ko-KR"/>
               </w:rPr>
               <w:t>Drawflow</w:t>
@@ -4512,8 +7117,9 @@
             <w:proofErr w:type="spellEnd"/>
             <w:r>
               <w:rPr>
-                <w:color w:val="3D506A"/>
-                <w:sz w:val="17"/>
+                <w:color w:val="000000" w:themeColor="text1"/>
+                <w:sz w:val="18"/>
+                <w:szCs w:val="18"/>
                 <w:lang w:eastAsia="ko-KR"/>
               </w:rPr>
               <w:t xml:space="preserve"> 0.0.59 기반 캔버스 구현. 노드 배치·연결·Undo/Redo·</w:t>
@@ -4521,8 +7127,9 @@
             <w:proofErr w:type="spellStart"/>
             <w:r>
               <w:rPr>
-                <w:color w:val="3D506A"/>
-                <w:sz w:val="17"/>
+                <w:color w:val="000000" w:themeColor="text1"/>
+                <w:sz w:val="18"/>
+                <w:szCs w:val="18"/>
                 <w:lang w:eastAsia="ko-KR"/>
               </w:rPr>
               <w:t>패닝</w:t>
@@ -4530,8 +7137,9 @@
             <w:proofErr w:type="spellEnd"/>
             <w:r>
               <w:rPr>
-                <w:color w:val="3D506A"/>
-                <w:sz w:val="17"/>
+                <w:color w:val="000000" w:themeColor="text1"/>
+                <w:sz w:val="18"/>
+                <w:szCs w:val="18"/>
                 <w:lang w:eastAsia="ko-KR"/>
               </w:rPr>
               <w:t>·Sticky Note. 정의서 §2조 미완성 항목을 본 프로젝트에서 완전 구현.</w:t>
@@ -4614,12 +7222,38 @@
             <w:shd w:val="clear" w:color="auto" w:fill="F0F2F8"/>
           </w:tcPr>
           <w:p>
-            <w:r>
-              <w:rPr>
-                <w:color w:val="3D506A"/>
-                <w:sz w:val="17"/>
-              </w:rPr>
-              <w:t>사이드바 Preset MCP 선택 → 크리덴셜 입력 → registry.json 저장 → AgentNode MCP ID 바인딩. langchain-mcp-adapters 0.3.0 + 네이티브 Python 자동 분기.</w:t>
+            <w:pPr>
+              <w:rPr>
+                <w:color w:val="000000" w:themeColor="text1"/>
+                <w:sz w:val="18"/>
+                <w:szCs w:val="18"/>
+              </w:rPr>
+            </w:pPr>
+            <w:r>
+              <w:rPr>
+                <w:color w:val="000000" w:themeColor="text1"/>
+                <w:sz w:val="18"/>
+                <w:szCs w:val="18"/>
+              </w:rPr>
+              <w:t xml:space="preserve">사이드바 Preset MCP 선택 → 크리덴셜 입력 → </w:t>
+            </w:r>
+            <w:proofErr w:type="gramStart"/>
+            <w:r>
+              <w:rPr>
+                <w:color w:val="000000" w:themeColor="text1"/>
+                <w:sz w:val="18"/>
+                <w:szCs w:val="18"/>
+              </w:rPr>
+              <w:t>registry.json</w:t>
+            </w:r>
+            <w:proofErr w:type="gramEnd"/>
+            <w:r>
+              <w:rPr>
+                <w:color w:val="000000" w:themeColor="text1"/>
+                <w:sz w:val="18"/>
+                <w:szCs w:val="18"/>
+              </w:rPr>
+              <w:t xml:space="preserve"> 저장 → AgentNode MCP ID 바인딩. langchain-mcp-adapters 0.3.0 + 네이티브 Python 자동 분기.</w:t>
             </w:r>
           </w:p>
         </w:tc>
@@ -4719,12 +7353,38 @@
             <w:shd w:val="clear" w:color="auto" w:fill="FFFFFF"/>
           </w:tcPr>
           <w:p>
-            <w:r>
-              <w:rPr>
-                <w:color w:val="3D506A"/>
-                <w:sz w:val="17"/>
-              </w:rPr>
-              <w:t>server.py + api/routes.py. asyncio.wait_for 타임아웃. WORKFLOW_TIMEOUT 환경변수로 E2E 지연 제어.</w:t>
+            <w:pPr>
+              <w:rPr>
+                <w:color w:val="000000" w:themeColor="text1"/>
+                <w:sz w:val="18"/>
+                <w:szCs w:val="18"/>
+              </w:rPr>
+            </w:pPr>
+            <w:r>
+              <w:rPr>
+                <w:color w:val="000000" w:themeColor="text1"/>
+                <w:sz w:val="18"/>
+                <w:szCs w:val="18"/>
+              </w:rPr>
+              <w:t xml:space="preserve">server.py + api/routes.py. </w:t>
+            </w:r>
+            <w:proofErr w:type="gramStart"/>
+            <w:r>
+              <w:rPr>
+                <w:color w:val="000000" w:themeColor="text1"/>
+                <w:sz w:val="18"/>
+                <w:szCs w:val="18"/>
+              </w:rPr>
+              <w:t>asyncio.wait</w:t>
+            </w:r>
+            <w:proofErr w:type="gramEnd"/>
+            <w:r>
+              <w:rPr>
+                <w:color w:val="000000" w:themeColor="text1"/>
+                <w:sz w:val="18"/>
+                <w:szCs w:val="18"/>
+              </w:rPr>
+              <w:t>_for 타임아웃. WORKFLOW_TIMEOUT 환경변수로 E2E 지연 제어.</w:t>
             </w:r>
           </w:p>
         </w:tc>
@@ -4738,10 +7398,10 @@
           <w:p>
             <w:r>
               <w:rPr>
-                <w:b/>
-                <w:sz w:val="18"/>
-              </w:rPr>
-              <w:t>LangGraph StateGraph (compiler.py)</w:t>
+                <w:sz w:val="18"/>
+                <w:szCs w:val="18"/>
+              </w:rPr>
+              <w:t>LangGraph StateGraph (engine/nodes.py)</w:t>
             </w:r>
           </w:p>
         </w:tc>
@@ -4770,12 +7430,38 @@
             <w:shd w:val="clear" w:color="auto" w:fill="F0F2F8"/>
           </w:tcPr>
           <w:p>
-            <w:r>
-              <w:rPr>
-                <w:color w:val="3D506A"/>
-                <w:sz w:val="17"/>
-              </w:rPr>
-              <w:t>compiler.py: AgentConfig YAML → LangGraph 동적 컴파일. engine/nodes.py: LangChain 1.x create_agent() API 마이그레이션 완료.</w:t>
+            <w:pPr>
+              <w:rPr>
+                <w:color w:val="000000" w:themeColor="text1"/>
+                <w:sz w:val="18"/>
+                <w:szCs w:val="18"/>
+              </w:rPr>
+            </w:pPr>
+            <w:r>
+              <w:rPr>
+                <w:color w:val="000000" w:themeColor="text1"/>
+                <w:sz w:val="18"/>
+                <w:szCs w:val="18"/>
+              </w:rPr>
+              <w:t>engine/nodes.py: AgentNode 내 LangChain create_</w:t>
+            </w:r>
+            <w:proofErr w:type="gramStart"/>
+            <w:r>
+              <w:rPr>
+                <w:color w:val="000000" w:themeColor="text1"/>
+                <w:sz w:val="18"/>
+                <w:szCs w:val="18"/>
+              </w:rPr>
+              <w:t>agent(</w:t>
+            </w:r>
+            <w:proofErr w:type="gramEnd"/>
+            <w:r>
+              <w:rPr>
+                <w:color w:val="000000" w:themeColor="text1"/>
+                <w:sz w:val="18"/>
+                <w:szCs w:val="18"/>
+              </w:rPr>
+              <w:t>)가 LangGraph StateGraph를 컴파일. compiler.py 리팩토링 시 제거 — 기능이 engine 레이어로 통합. LangChain 1.3.1, HumanMessage 기반 invoke 패턴 유지.</w:t>
             </w:r>
           </w:p>
         </w:tc>
@@ -4789,10 +7475,112 @@
           <w:p>
             <w:r>
               <w:rPr>
-                <w:b/>
-                <w:sz w:val="18"/>
-              </w:rPr>
-              <w:t>FAISS + sentence-transformers (embedder.py)</w:t>
+                <w:sz w:val="18"/>
+                <w:szCs w:val="18"/>
+              </w:rPr>
+              <w:lastRenderedPageBreak/>
+              <w:t>피드백 학습 (engine/feedback_store.py)</w:t>
+            </w:r>
+          </w:p>
+        </w:tc>
+        <w:tc>
+          <w:tcPr>
+            <w:tcW w:w="1701" w:type="dxa"/>
+            <w:shd w:val="clear" w:color="auto" w:fill="FFF0C2"/>
+          </w:tcPr>
+          <w:p>
+            <w:pPr>
+              <w:jc w:val="center"/>
+              <w:rPr>
+                <w:b/>
+                <w:bCs/>
+              </w:rPr>
+            </w:pPr>
+            <w:r>
+              <w:rPr>
+                <w:b/>
+                <w:bCs/>
+                <w:color w:val="B47800"/>
+                <w:sz w:val="18"/>
+                <w:szCs w:val="18"/>
+              </w:rPr>
+              <w:t>△ 부분 충족</w:t>
+            </w:r>
+          </w:p>
+        </w:tc>
+        <w:tc>
+          <w:tcPr>
+            <w:tcW w:w="5386" w:type="dxa"/>
+            <w:shd w:val="clear" w:color="auto" w:fill="FFFFFF"/>
+          </w:tcPr>
+          <w:p>
+            <w:pPr>
+              <w:rPr>
+                <w:color w:val="000000" w:themeColor="text1"/>
+                <w:sz w:val="18"/>
+                <w:szCs w:val="18"/>
+                <w:lang w:eastAsia="ko-KR"/>
+              </w:rPr>
+            </w:pPr>
+            <w:r>
+              <w:rPr>
+                <w:color w:val="000000" w:themeColor="text1"/>
+                <w:sz w:val="18"/>
+                <w:szCs w:val="18"/>
+              </w:rPr>
+              <w:t xml:space="preserve">embedder.py 제거 후 JSONL 기반 engine/feedback_store.py로 대체. Human Approval 반려 시 content 저장, AgentNode에서 최근 5건 부정 예시 시스템 프롬프트 자동 주입. </w:t>
+            </w:r>
+            <w:r>
+              <w:rPr>
+                <w:color w:val="000000" w:themeColor="text1"/>
+                <w:sz w:val="18"/>
+                <w:szCs w:val="18"/>
+                <w:lang w:eastAsia="ko-KR"/>
+              </w:rPr>
+              <w:t xml:space="preserve">FAISS 벡터 검색 </w:t>
+            </w:r>
+            <w:proofErr w:type="spellStart"/>
+            <w:r>
+              <w:rPr>
+                <w:color w:val="000000" w:themeColor="text1"/>
+                <w:sz w:val="18"/>
+                <w:szCs w:val="18"/>
+                <w:lang w:eastAsia="ko-KR"/>
+              </w:rPr>
+              <w:t>미구현</w:t>
+            </w:r>
+            <w:proofErr w:type="spellEnd"/>
+            <w:r>
+              <w:rPr>
+                <w:color w:val="000000" w:themeColor="text1"/>
+                <w:sz w:val="18"/>
+                <w:szCs w:val="18"/>
+                <w:lang w:eastAsia="ko-KR"/>
+              </w:rPr>
+              <w:t xml:space="preserve"> — 정의서 명세와 구현 방식 상이.</w:t>
+            </w:r>
+          </w:p>
+        </w:tc>
+      </w:tr>
+      <w:tr>
+        <w:tc>
+          <w:tcPr>
+            <w:tcW w:w="2835" w:type="dxa"/>
+            <w:shd w:val="clear" w:color="auto" w:fill="F0F2F8"/>
+          </w:tcPr>
+          <w:p>
+            <w:pPr>
+              <w:rPr>
+                <w:lang w:eastAsia="ko-KR"/>
+              </w:rPr>
+            </w:pPr>
+            <w:r>
+              <w:rPr>
+                <w:b/>
+                <w:sz w:val="18"/>
+                <w:lang w:eastAsia="ko-KR"/>
+              </w:rPr>
+              <w:t>Jinja2 시스템 프롬프트 렌더링</w:t>
             </w:r>
           </w:p>
         </w:tc>
@@ -4811,22 +7599,220 @@
                 <w:color w:val="0A6640"/>
                 <w:sz w:val="17"/>
               </w:rPr>
-              <w:t>✓ 완전 충족</w:t>
-            </w:r>
+              <w:t xml:space="preserve">✓ </w:t>
+            </w:r>
+            <w:proofErr w:type="spellStart"/>
+            <w:r>
+              <w:rPr>
+                <w:b/>
+                <w:color w:val="0A6640"/>
+                <w:sz w:val="17"/>
+              </w:rPr>
+              <w:t>완전</w:t>
+            </w:r>
+            <w:proofErr w:type="spellEnd"/>
+            <w:r>
+              <w:rPr>
+                <w:b/>
+                <w:color w:val="0A6640"/>
+                <w:sz w:val="17"/>
+              </w:rPr>
+              <w:t xml:space="preserve"> </w:t>
+            </w:r>
+            <w:proofErr w:type="spellStart"/>
+            <w:r>
+              <w:rPr>
+                <w:b/>
+                <w:color w:val="0A6640"/>
+                <w:sz w:val="17"/>
+              </w:rPr>
+              <w:t>충족</w:t>
+            </w:r>
+            <w:proofErr w:type="spellEnd"/>
           </w:p>
         </w:tc>
         <w:tc>
           <w:tcPr>
             <w:tcW w:w="5386" w:type="dxa"/>
-            <w:shd w:val="clear" w:color="auto" w:fill="FFFFFF"/>
-          </w:tcPr>
-          <w:p>
-            <w:r>
-              <w:rPr>
-                <w:color w:val="3D506A"/>
-                <w:sz w:val="17"/>
-              </w:rPr>
-              <w:t>embedder.py 구현 완료. paraphrase-multilingual-MiniLM-L12-v2 (384-dim, 오프라인). approved/rejected 별도 인덱스. task_type 메타데이터 필터.</w:t>
+            <w:shd w:val="clear" w:color="auto" w:fill="F0F2F8"/>
+          </w:tcPr>
+          <w:p>
+            <w:pPr>
+              <w:rPr>
+                <w:color w:val="000000" w:themeColor="text1"/>
+                <w:sz w:val="18"/>
+                <w:szCs w:val="18"/>
+              </w:rPr>
+            </w:pPr>
+            <w:r>
+              <w:rPr>
+                <w:color w:val="000000" w:themeColor="text1"/>
+                <w:sz w:val="18"/>
+                <w:szCs w:val="18"/>
+              </w:rPr>
+              <w:t>domains/marketing/templates/persona.j2(</w:t>
+            </w:r>
+            <w:proofErr w:type="spellStart"/>
+            <w:r>
+              <w:rPr>
+                <w:color w:val="000000" w:themeColor="text1"/>
+                <w:sz w:val="18"/>
+                <w:szCs w:val="18"/>
+              </w:rPr>
+              <w:t>에이전트</w:t>
+            </w:r>
+            <w:proofErr w:type="spellEnd"/>
+            <w:r>
+              <w:rPr>
+                <w:color w:val="000000" w:themeColor="text1"/>
+                <w:sz w:val="18"/>
+                <w:szCs w:val="18"/>
+              </w:rPr>
+              <w:t xml:space="preserve"> </w:t>
+            </w:r>
+            <w:proofErr w:type="spellStart"/>
+            <w:r>
+              <w:rPr>
+                <w:color w:val="000000" w:themeColor="text1"/>
+                <w:sz w:val="18"/>
+                <w:szCs w:val="18"/>
+              </w:rPr>
+              <w:t>페르소나</w:t>
+            </w:r>
+            <w:proofErr w:type="spellEnd"/>
+            <w:r>
+              <w:rPr>
+                <w:color w:val="000000" w:themeColor="text1"/>
+                <w:sz w:val="18"/>
+                <w:szCs w:val="18"/>
+              </w:rPr>
+              <w:t>) + hashtags.j2(</w:t>
+            </w:r>
+            <w:proofErr w:type="spellStart"/>
+            <w:r>
+              <w:rPr>
+                <w:color w:val="000000" w:themeColor="text1"/>
+                <w:sz w:val="18"/>
+                <w:szCs w:val="18"/>
+              </w:rPr>
+              <w:t>해시태그</w:t>
+            </w:r>
+            <w:proofErr w:type="spellEnd"/>
+            <w:r>
+              <w:rPr>
+                <w:color w:val="000000" w:themeColor="text1"/>
+                <w:sz w:val="18"/>
+                <w:szCs w:val="18"/>
+              </w:rPr>
+              <w:t xml:space="preserve"> </w:t>
+            </w:r>
+            <w:proofErr w:type="spellStart"/>
+            <w:r>
+              <w:rPr>
+                <w:color w:val="000000" w:themeColor="text1"/>
+                <w:sz w:val="18"/>
+                <w:szCs w:val="18"/>
+              </w:rPr>
+              <w:t>규칙</w:t>
+            </w:r>
+            <w:proofErr w:type="spellEnd"/>
+            <w:r>
+              <w:rPr>
+                <w:color w:val="000000" w:themeColor="text1"/>
+                <w:sz w:val="18"/>
+                <w:szCs w:val="18"/>
+              </w:rPr>
+              <w:t xml:space="preserve">) </w:t>
+            </w:r>
+            <w:r>
+              <w:rPr>
+                <w:rFonts w:hint="eastAsia"/>
+                <w:color w:val="000000" w:themeColor="text1"/>
+                <w:sz w:val="18"/>
+                <w:szCs w:val="18"/>
+                <w:lang w:eastAsia="ko-KR"/>
+              </w:rPr>
+              <w:t>차용</w:t>
+            </w:r>
+            <w:r>
+              <w:rPr>
+                <w:color w:val="000000" w:themeColor="text1"/>
+                <w:sz w:val="18"/>
+                <w:szCs w:val="18"/>
+              </w:rPr>
+              <w:t>. engine/domain_loader.py _render_</w:t>
+            </w:r>
+            <w:proofErr w:type="gramStart"/>
+            <w:r>
+              <w:rPr>
+                <w:color w:val="000000" w:themeColor="text1"/>
+                <w:sz w:val="18"/>
+                <w:szCs w:val="18"/>
+              </w:rPr>
+              <w:t>template(</w:t>
+            </w:r>
+            <w:proofErr w:type="gramEnd"/>
+            <w:r>
+              <w:rPr>
+                <w:color w:val="000000" w:themeColor="text1"/>
+                <w:sz w:val="18"/>
+                <w:szCs w:val="18"/>
+              </w:rPr>
+              <w:t xml:space="preserve">)이 Jinja2로 렌더링해 각각 시스템 프롬프트 </w:t>
+            </w:r>
+            <w:proofErr w:type="gramStart"/>
+            <w:r>
+              <w:rPr>
+                <w:color w:val="000000" w:themeColor="text1"/>
+                <w:sz w:val="18"/>
+                <w:szCs w:val="18"/>
+              </w:rPr>
+              <w:t>상단(</w:t>
+            </w:r>
+            <w:proofErr w:type="gramEnd"/>
+            <w:r>
+              <w:rPr>
+                <w:color w:val="000000" w:themeColor="text1"/>
+                <w:sz w:val="18"/>
+                <w:szCs w:val="18"/>
+              </w:rPr>
+              <w:t xml:space="preserve">Agent </w:t>
+            </w:r>
+            <w:proofErr w:type="gramStart"/>
+            <w:r>
+              <w:rPr>
+                <w:color w:val="000000" w:themeColor="text1"/>
+                <w:sz w:val="18"/>
+                <w:szCs w:val="18"/>
+              </w:rPr>
+              <w:t>Persona)·말미(</w:t>
+            </w:r>
+            <w:proofErr w:type="gramEnd"/>
+            <w:r>
+              <w:rPr>
+                <w:color w:val="000000" w:themeColor="text1"/>
+                <w:sz w:val="18"/>
+                <w:szCs w:val="18"/>
+              </w:rPr>
+              <w:t xml:space="preserve">Hashtag Generation </w:t>
+            </w:r>
+            <w:proofErr w:type="gramStart"/>
+            <w:r>
+              <w:rPr>
+                <w:color w:val="000000" w:themeColor="text1"/>
+                <w:sz w:val="18"/>
+                <w:szCs w:val="18"/>
+              </w:rPr>
+              <w:t>Rules)에</w:t>
+            </w:r>
+            <w:proofErr w:type="gramEnd"/>
+            <w:r>
+              <w:rPr>
+                <w:color w:val="000000" w:themeColor="text1"/>
+                <w:sz w:val="18"/>
+                <w:szCs w:val="18"/>
+              </w:rPr>
+              <w:t xml:space="preserve"> 주입. domain_name·description·max_tags 변수 바인딩 확인 완료.</w:t>
             </w:r>
           </w:p>
         </w:tc>
@@ -4835,7 +7821,7 @@
         <w:tc>
           <w:tcPr>
             <w:tcW w:w="2835" w:type="dxa"/>
-            <w:shd w:val="clear" w:color="auto" w:fill="F0F2F8"/>
+            <w:shd w:val="clear" w:color="auto" w:fill="FFFFFF"/>
           </w:tcPr>
           <w:p>
             <w:pPr>
@@ -4843,13 +7829,23 @@
                 <w:lang w:eastAsia="ko-KR"/>
               </w:rPr>
             </w:pPr>
+            <w:proofErr w:type="spellStart"/>
             <w:r>
               <w:rPr>
                 <w:b/>
                 <w:sz w:val="18"/>
                 <w:lang w:eastAsia="ko-KR"/>
               </w:rPr>
-              <w:t>Jinja2 시스템 프롬프트 렌더링</w:t>
+              <w:t>LangSmith</w:t>
+            </w:r>
+            <w:proofErr w:type="spellEnd"/>
+            <w:r>
+              <w:rPr>
+                <w:b/>
+                <w:sz w:val="18"/>
+                <w:lang w:eastAsia="ko-KR"/>
+              </w:rPr>
+              <w:t xml:space="preserve"> 자동 추적 (60회 실행 로깅)</w:t>
             </w:r>
           </w:p>
         </w:tc>
@@ -4903,15 +7899,23 @@
         <w:tc>
           <w:tcPr>
             <w:tcW w:w="5386" w:type="dxa"/>
-            <w:shd w:val="clear" w:color="auto" w:fill="F0F2F8"/>
-          </w:tcPr>
-          <w:p>
-            <w:r>
-              <w:rPr>
-                <w:color w:val="3D506A"/>
-                <w:sz w:val="17"/>
-              </w:rPr>
-              <w:t>domains/marketing/templates/persona.j2 (마스터) + hashtags.j2. 도메인 컨텍스트 변수 주입으로 LLM 시스템 프롬프트 렌더링.</w:t>
+            <w:shd w:val="clear" w:color="auto" w:fill="FFFFFF"/>
+          </w:tcPr>
+          <w:p>
+            <w:pPr>
+              <w:rPr>
+                <w:color w:val="000000" w:themeColor="text1"/>
+                <w:sz w:val="18"/>
+                <w:szCs w:val="18"/>
+              </w:rPr>
+            </w:pPr>
+            <w:r>
+              <w:rPr>
+                <w:color w:val="000000" w:themeColor="text1"/>
+                <w:sz w:val="18"/>
+                <w:szCs w:val="18"/>
+              </w:rPr>
+              <w:t>LANGCHAIN_TRACING_V2=true / LANGCHAIN_PROJECT=agent-builder 설정. 모든 LangGraph 노드 실행 자동 추적.</w:t>
             </w:r>
           </w:p>
         </w:tc>
@@ -4920,38 +7924,22 @@
         <w:tc>
           <w:tcPr>
             <w:tcW w:w="2835" w:type="dxa"/>
-            <w:shd w:val="clear" w:color="auto" w:fill="FFFFFF"/>
-          </w:tcPr>
-          <w:p>
-            <w:pPr>
-              <w:rPr>
-                <w:lang w:eastAsia="ko-KR"/>
-              </w:rPr>
-            </w:pPr>
-            <w:proofErr w:type="spellStart"/>
-            <w:r>
-              <w:rPr>
-                <w:b/>
-                <w:sz w:val="18"/>
-                <w:lang w:eastAsia="ko-KR"/>
-              </w:rPr>
-              <w:t>LangSmith</w:t>
-            </w:r>
-            <w:proofErr w:type="spellEnd"/>
-            <w:r>
-              <w:rPr>
-                <w:b/>
-                <w:sz w:val="18"/>
-                <w:lang w:eastAsia="ko-KR"/>
-              </w:rPr>
-              <w:t xml:space="preserve"> 자동 추적 (60회 실행 로깅)</w:t>
+            <w:shd w:val="clear" w:color="auto" w:fill="F0F2F8"/>
+          </w:tcPr>
+          <w:p>
+            <w:r>
+              <w:rPr>
+                <w:b/>
+                <w:sz w:val="18"/>
+              </w:rPr>
+              <w:t>GPT-4o + Instructor + Pydantic 구조화 출력</w:t>
             </w:r>
           </w:p>
         </w:tc>
         <w:tc>
           <w:tcPr>
             <w:tcW w:w="1701" w:type="dxa"/>
-            <w:shd w:val="clear" w:color="auto" w:fill="D6F5E3"/>
+            <w:shd w:val="clear" w:color="auto" w:fill="FEF0C2"/>
           </w:tcPr>
           <w:p>
             <w:pPr>
@@ -4960,85 +7948,6 @@
             <w:r>
               <w:rPr>
                 <w:b/>
-                <w:color w:val="0A6640"/>
-                <w:sz w:val="17"/>
-              </w:rPr>
-              <w:t xml:space="preserve">✓ </w:t>
-            </w:r>
-            <w:proofErr w:type="spellStart"/>
-            <w:r>
-              <w:rPr>
-                <w:b/>
-                <w:color w:val="0A6640"/>
-                <w:sz w:val="17"/>
-              </w:rPr>
-              <w:t>완전</w:t>
-            </w:r>
-            <w:proofErr w:type="spellEnd"/>
-            <w:r>
-              <w:rPr>
-                <w:b/>
-                <w:color w:val="0A6640"/>
-                <w:sz w:val="17"/>
-              </w:rPr>
-              <w:t xml:space="preserve"> </w:t>
-            </w:r>
-            <w:proofErr w:type="spellStart"/>
-            <w:r>
-              <w:rPr>
-                <w:b/>
-                <w:color w:val="0A6640"/>
-                <w:sz w:val="17"/>
-              </w:rPr>
-              <w:t>충족</w:t>
-            </w:r>
-            <w:proofErr w:type="spellEnd"/>
-          </w:p>
-        </w:tc>
-        <w:tc>
-          <w:tcPr>
-            <w:tcW w:w="5386" w:type="dxa"/>
-            <w:shd w:val="clear" w:color="auto" w:fill="FFFFFF"/>
-          </w:tcPr>
-          <w:p>
-            <w:r>
-              <w:rPr>
-                <w:color w:val="3D506A"/>
-                <w:sz w:val="17"/>
-              </w:rPr>
-              <w:t>LANGCHAIN_TRACING_V2=true / LANGCHAIN_PROJECT=agent-builder 설정. 모든 LangGraph 노드 실행 자동 추적.</w:t>
-            </w:r>
-          </w:p>
-        </w:tc>
-      </w:tr>
-      <w:tr>
-        <w:tc>
-          <w:tcPr>
-            <w:tcW w:w="2835" w:type="dxa"/>
-            <w:shd w:val="clear" w:color="auto" w:fill="F0F2F8"/>
-          </w:tcPr>
-          <w:p>
-            <w:r>
-              <w:rPr>
-                <w:b/>
-                <w:sz w:val="18"/>
-              </w:rPr>
-              <w:t>GPT-4o + Instructor + Pydantic 구조화 출력</w:t>
-            </w:r>
-          </w:p>
-        </w:tc>
-        <w:tc>
-          <w:tcPr>
-            <w:tcW w:w="1701" w:type="dxa"/>
-            <w:shd w:val="clear" w:color="auto" w:fill="FEF0C2"/>
-          </w:tcPr>
-          <w:p>
-            <w:pPr>
-              <w:jc w:val="center"/>
-            </w:pPr>
-            <w:r>
-              <w:rPr>
-                <w:b/>
                 <w:color w:val="7A4F00"/>
                 <w:sz w:val="17"/>
               </w:rPr>
@@ -5052,12 +7961,273 @@
             <w:shd w:val="clear" w:color="auto" w:fill="F0F2F8"/>
           </w:tcPr>
           <w:p>
-            <w:r>
-              <w:rPr>
-                <w:color w:val="3D506A"/>
-                <w:sz w:val="17"/>
-              </w:rPr>
-              <w:t>GPT-4o 및 Claude Sonnet 지원 완료. Pydantic 사용 (FastAPI BaseModel). Instructor 미사용 — LangGraph compiled graph가 동등 기능 수행.</w:t>
+            <w:pPr>
+              <w:rPr>
+                <w:color w:val="000000" w:themeColor="text1"/>
+                <w:sz w:val="18"/>
+                <w:szCs w:val="18"/>
+              </w:rPr>
+            </w:pPr>
+            <w:r>
+              <w:rPr>
+                <w:color w:val="000000" w:themeColor="text1"/>
+                <w:sz w:val="18"/>
+                <w:szCs w:val="18"/>
+              </w:rPr>
+              <w:t>GPT-4o</w:t>
+            </w:r>
+            <w:r>
+              <w:rPr>
+                <w:color w:val="000000" w:themeColor="text1"/>
+                <w:sz w:val="18"/>
+                <w:szCs w:val="18"/>
+              </w:rPr>
+              <w:t>,</w:t>
+            </w:r>
+            <w:r>
+              <w:rPr>
+                <w:color w:val="000000" w:themeColor="text1"/>
+                <w:sz w:val="18"/>
+                <w:szCs w:val="18"/>
+              </w:rPr>
+              <w:t xml:space="preserve"> </w:t>
+            </w:r>
+            <w:proofErr w:type="spellStart"/>
+            <w:r>
+              <w:rPr>
+                <w:color w:val="000000" w:themeColor="text1"/>
+                <w:sz w:val="18"/>
+                <w:szCs w:val="18"/>
+              </w:rPr>
+              <w:t>Pydantic</w:t>
+            </w:r>
+            <w:proofErr w:type="spellEnd"/>
+            <w:r>
+              <w:rPr>
+                <w:color w:val="000000" w:themeColor="text1"/>
+                <w:sz w:val="18"/>
+                <w:szCs w:val="18"/>
+              </w:rPr>
+              <w:t xml:space="preserve"> </w:t>
+            </w:r>
+            <w:proofErr w:type="spellStart"/>
+            <w:r>
+              <w:rPr>
+                <w:color w:val="000000" w:themeColor="text1"/>
+                <w:sz w:val="18"/>
+                <w:szCs w:val="18"/>
+              </w:rPr>
+              <w:t>사용</w:t>
+            </w:r>
+            <w:proofErr w:type="spellEnd"/>
+            <w:r>
+              <w:rPr>
+                <w:color w:val="000000" w:themeColor="text1"/>
+                <w:sz w:val="18"/>
+                <w:szCs w:val="18"/>
+              </w:rPr>
+              <w:t xml:space="preserve"> (</w:t>
+            </w:r>
+            <w:proofErr w:type="spellStart"/>
+            <w:r>
+              <w:rPr>
+                <w:color w:val="000000" w:themeColor="text1"/>
+                <w:sz w:val="18"/>
+                <w:szCs w:val="18"/>
+              </w:rPr>
+              <w:t>FastAPI</w:t>
+            </w:r>
+            <w:proofErr w:type="spellEnd"/>
+            <w:r>
+              <w:rPr>
+                <w:color w:val="000000" w:themeColor="text1"/>
+                <w:sz w:val="18"/>
+                <w:szCs w:val="18"/>
+              </w:rPr>
+              <w:t xml:space="preserve"> </w:t>
+            </w:r>
+            <w:proofErr w:type="spellStart"/>
+            <w:r>
+              <w:rPr>
+                <w:color w:val="000000" w:themeColor="text1"/>
+                <w:sz w:val="18"/>
+                <w:szCs w:val="18"/>
+              </w:rPr>
+              <w:t>BaseModel</w:t>
+            </w:r>
+            <w:proofErr w:type="spellEnd"/>
+            <w:r>
+              <w:rPr>
+                <w:color w:val="000000" w:themeColor="text1"/>
+                <w:sz w:val="18"/>
+                <w:szCs w:val="18"/>
+              </w:rPr>
+              <w:t>). Instructor 미사용 — LangGraph compiled graph가 동등 기능 수행.</w:t>
+            </w:r>
+          </w:p>
+          <w:p>
+            <w:pPr>
+              <w:rPr>
+                <w:b/>
+                <w:bCs/>
+                <w:color w:val="000000" w:themeColor="text1"/>
+                <w:sz w:val="18"/>
+                <w:szCs w:val="18"/>
+              </w:rPr>
+            </w:pPr>
+            <w:r>
+              <w:rPr>
+                <w:rFonts w:hint="eastAsia"/>
+                <w:b/>
+                <w:bCs/>
+                <w:color w:val="000000" w:themeColor="text1"/>
+                <w:sz w:val="16"/>
+                <w:szCs w:val="16"/>
+                <w:lang w:eastAsia="ko-KR"/>
+              </w:rPr>
+              <w:t>*</w:t>
+            </w:r>
+            <w:r>
+              <w:rPr>
+                <w:b/>
+                <w:bCs/>
+                <w:color w:val="000000" w:themeColor="text1"/>
+                <w:sz w:val="16"/>
+                <w:szCs w:val="16"/>
+              </w:rPr>
+              <w:t>[</w:t>
+            </w:r>
+            <w:proofErr w:type="spellStart"/>
+            <w:r>
+              <w:rPr>
+                <w:b/>
+                <w:bCs/>
+                <w:color w:val="000000" w:themeColor="text1"/>
+                <w:sz w:val="16"/>
+                <w:szCs w:val="16"/>
+              </w:rPr>
+              <w:t>동등성</w:t>
+            </w:r>
+            <w:proofErr w:type="spellEnd"/>
+            <w:r>
+              <w:rPr>
+                <w:b/>
+                <w:bCs/>
+                <w:color w:val="000000" w:themeColor="text1"/>
+                <w:sz w:val="16"/>
+                <w:szCs w:val="16"/>
+              </w:rPr>
+              <w:t xml:space="preserve"> </w:t>
+            </w:r>
+            <w:proofErr w:type="spellStart"/>
+            <w:r>
+              <w:rPr>
+                <w:b/>
+                <w:bCs/>
+                <w:color w:val="000000" w:themeColor="text1"/>
+                <w:sz w:val="16"/>
+                <w:szCs w:val="16"/>
+              </w:rPr>
+              <w:t>근거</w:t>
+            </w:r>
+            <w:proofErr w:type="spellEnd"/>
+            <w:r>
+              <w:rPr>
+                <w:b/>
+                <w:bCs/>
+                <w:color w:val="000000" w:themeColor="text1"/>
+                <w:sz w:val="16"/>
+                <w:szCs w:val="16"/>
+              </w:rPr>
+              <w:t xml:space="preserve">] </w:t>
+            </w:r>
+            <w:proofErr w:type="spellStart"/>
+            <w:r>
+              <w:rPr>
+                <w:b/>
+                <w:bCs/>
+                <w:color w:val="000000" w:themeColor="text1"/>
+                <w:sz w:val="16"/>
+                <w:szCs w:val="16"/>
+              </w:rPr>
+              <w:t>AgentNode</w:t>
+            </w:r>
+            <w:proofErr w:type="spellEnd"/>
+            <w:r>
+              <w:rPr>
+                <w:b/>
+                <w:bCs/>
+                <w:color w:val="000000" w:themeColor="text1"/>
+                <w:sz w:val="16"/>
+                <w:szCs w:val="16"/>
+              </w:rPr>
+              <w:t xml:space="preserve"> 내 LangChain create_</w:t>
+            </w:r>
+            <w:proofErr w:type="gramStart"/>
+            <w:r>
+              <w:rPr>
+                <w:b/>
+                <w:bCs/>
+                <w:color w:val="000000" w:themeColor="text1"/>
+                <w:sz w:val="16"/>
+                <w:szCs w:val="16"/>
+              </w:rPr>
+              <w:t>agent(</w:t>
+            </w:r>
+            <w:proofErr w:type="gramEnd"/>
+            <w:r>
+              <w:rPr>
+                <w:b/>
+                <w:bCs/>
+                <w:color w:val="000000" w:themeColor="text1"/>
+                <w:sz w:val="16"/>
+                <w:szCs w:val="16"/>
+              </w:rPr>
+              <w:t xml:space="preserve">)가 LangGraph StateGraph를 통해 도구 호출 결과를 구조화된 Python </w:t>
+            </w:r>
+            <w:proofErr w:type="gramStart"/>
+            <w:r>
+              <w:rPr>
+                <w:b/>
+                <w:bCs/>
+                <w:color w:val="000000" w:themeColor="text1"/>
+                <w:sz w:val="16"/>
+                <w:szCs w:val="16"/>
+              </w:rPr>
+              <w:t>dict(</w:t>
+            </w:r>
+            <w:proofErr w:type="gramEnd"/>
+            <w:r>
+              <w:rPr>
+                <w:b/>
+                <w:bCs/>
+                <w:color w:val="000000" w:themeColor="text1"/>
+                <w:sz w:val="16"/>
+                <w:szCs w:val="16"/>
+              </w:rPr>
+              <w:t xml:space="preserve">output, route_port 등 명시 </w:t>
+            </w:r>
+            <w:proofErr w:type="gramStart"/>
+            <w:r>
+              <w:rPr>
+                <w:b/>
+                <w:bCs/>
+                <w:color w:val="000000" w:themeColor="text1"/>
+                <w:sz w:val="16"/>
+                <w:szCs w:val="16"/>
+              </w:rPr>
+              <w:t>키)로</w:t>
+            </w:r>
+            <w:proofErr w:type="gramEnd"/>
+            <w:r>
+              <w:rPr>
+                <w:b/>
+                <w:bCs/>
+                <w:color w:val="000000" w:themeColor="text1"/>
+                <w:sz w:val="16"/>
+                <w:szCs w:val="16"/>
+              </w:rPr>
+              <w:t xml:space="preserve"> 반환하며, API 경계에서 FastAPI Pydantic BaseModel이 입출력 스키마를 검증함. 이 조합이 Instructor의 structured output 추출·검증 기능을 대체함.</w:t>
             </w:r>
           </w:p>
         </w:tc>
@@ -5085,8 +8255,8 @@
       </w:tblPr>
       <w:tblGrid>
         <w:gridCol w:w="3069"/>
-        <w:gridCol w:w="1462"/>
-        <w:gridCol w:w="5091"/>
+        <w:gridCol w:w="993"/>
+        <w:gridCol w:w="5560"/>
       </w:tblGrid>
       <w:tr>
         <w:tc>
@@ -5179,12 +8349,110 @@
             <w:shd w:val="clear" w:color="auto" w:fill="FFFFFF"/>
           </w:tcPr>
           <w:p>
-            <w:r>
-              <w:rPr>
-                <w:color w:val="3D506A"/>
-                <w:sz w:val="17"/>
-              </w:rPr>
-              <w:t>domains/marketing/domain.yaml: preferred_model() 헬퍼, 도구 카탈로그 7개, GovernanceLoader/SemanticLayer/FAISSRetriever 자동 와이어링.</w:t>
+            <w:pPr>
+              <w:rPr>
+                <w:color w:val="000000" w:themeColor="text1"/>
+                <w:sz w:val="18"/>
+                <w:szCs w:val="18"/>
+              </w:rPr>
+            </w:pPr>
+            <w:r>
+              <w:rPr>
+                <w:color w:val="000000" w:themeColor="text1"/>
+                <w:sz w:val="18"/>
+                <w:szCs w:val="18"/>
+              </w:rPr>
+              <w:t>domains/marketing/</w:t>
+            </w:r>
+            <w:proofErr w:type="spellStart"/>
+            <w:r>
+              <w:rPr>
+                <w:color w:val="000000" w:themeColor="text1"/>
+                <w:sz w:val="18"/>
+                <w:szCs w:val="18"/>
+              </w:rPr>
+              <w:t>domain.yaml</w:t>
+            </w:r>
+            <w:proofErr w:type="spellEnd"/>
+            <w:r>
+              <w:rPr>
+                <w:color w:val="000000" w:themeColor="text1"/>
+                <w:sz w:val="18"/>
+                <w:szCs w:val="18"/>
+              </w:rPr>
+              <w:t xml:space="preserve">: </w:t>
+            </w:r>
+            <w:proofErr w:type="spellStart"/>
+            <w:r>
+              <w:rPr>
+                <w:color w:val="000000" w:themeColor="text1"/>
+                <w:sz w:val="18"/>
+                <w:szCs w:val="18"/>
+              </w:rPr>
+              <w:t>preferred_</w:t>
+            </w:r>
+            <w:proofErr w:type="gramStart"/>
+            <w:r>
+              <w:rPr>
+                <w:color w:val="000000" w:themeColor="text1"/>
+                <w:sz w:val="18"/>
+                <w:szCs w:val="18"/>
+              </w:rPr>
+              <w:t>model</w:t>
+            </w:r>
+            <w:proofErr w:type="spellEnd"/>
+            <w:r>
+              <w:rPr>
+                <w:color w:val="000000" w:themeColor="text1"/>
+                <w:sz w:val="18"/>
+                <w:szCs w:val="18"/>
+              </w:rPr>
+              <w:t>(</w:t>
+            </w:r>
+            <w:proofErr w:type="gramEnd"/>
+            <w:r>
+              <w:rPr>
+                <w:color w:val="000000" w:themeColor="text1"/>
+                <w:sz w:val="18"/>
+                <w:szCs w:val="18"/>
+              </w:rPr>
+              <w:t xml:space="preserve">) </w:t>
+            </w:r>
+            <w:proofErr w:type="spellStart"/>
+            <w:r>
+              <w:rPr>
+                <w:color w:val="000000" w:themeColor="text1"/>
+                <w:sz w:val="18"/>
+                <w:szCs w:val="18"/>
+              </w:rPr>
+              <w:t>헬퍼</w:t>
+            </w:r>
+            <w:proofErr w:type="spellEnd"/>
+            <w:r>
+              <w:rPr>
+                <w:color w:val="000000" w:themeColor="text1"/>
+                <w:sz w:val="18"/>
+                <w:szCs w:val="18"/>
+              </w:rPr>
+              <w:t>, governance/ 및 training_data/ 경로 정의. engine/domain_loader.py의 load_rich_</w:t>
+            </w:r>
+            <w:proofErr w:type="gramStart"/>
+            <w:r>
+              <w:rPr>
+                <w:color w:val="000000" w:themeColor="text1"/>
+                <w:sz w:val="18"/>
+                <w:szCs w:val="18"/>
+              </w:rPr>
+              <w:t>context(</w:t>
+            </w:r>
+            <w:proofErr w:type="gramEnd"/>
+            <w:r>
+              <w:rPr>
+                <w:color w:val="000000" w:themeColor="text1"/>
+                <w:sz w:val="18"/>
+                <w:szCs w:val="18"/>
+              </w:rPr>
+              <w:t>)가 진입점으로 로드. 구 GovernanceLoader·SemanticLayer·FAISSRetriever는 리팩토링 시 제거됨.</w:t>
             </w:r>
           </w:p>
         </w:tc>
@@ -5230,10 +8498,18 @@
             <w:shd w:val="clear" w:color="auto" w:fill="F0F2F8"/>
           </w:tcPr>
           <w:p>
-            <w:r>
-              <w:rPr>
-                <w:color w:val="3D506A"/>
-                <w:sz w:val="17"/>
+            <w:pPr>
+              <w:rPr>
+                <w:color w:val="000000" w:themeColor="text1"/>
+                <w:sz w:val="18"/>
+                <w:szCs w:val="18"/>
+              </w:rPr>
+            </w:pPr>
+            <w:r>
+              <w:rPr>
+                <w:color w:val="000000" w:themeColor="text1"/>
+                <w:sz w:val="18"/>
+                <w:szCs w:val="18"/>
               </w:rPr>
               <w:t>117개 파일 (요구 41개 대비 285% 초과). first_touch 25개, follow_up 30개, break_up 20개, 산업별 콜드 이메일 42개.</w:t>
             </w:r>
@@ -5281,10 +8557,18 @@
             <w:shd w:val="clear" w:color="auto" w:fill="FFFFFF"/>
           </w:tcPr>
           <w:p>
-            <w:r>
-              <w:rPr>
-                <w:color w:val="3D506A"/>
-                <w:sz w:val="17"/>
+            <w:pPr>
+              <w:rPr>
+                <w:color w:val="000000" w:themeColor="text1"/>
+                <w:sz w:val="18"/>
+                <w:szCs w:val="18"/>
+              </w:rPr>
+            </w:pPr>
+            <w:r>
+              <w:rPr>
+                <w:color w:val="000000" w:themeColor="text1"/>
+                <w:sz w:val="18"/>
+                <w:szCs w:val="18"/>
               </w:rPr>
               <w:t>31개 JSON. tone / structure / compliance 3개 카테고리. rejection_reason, specific_violation, 위반 원문 포함.</w:t>
             </w:r>
@@ -5334,13 +8618,17 @@
           <w:p>
             <w:pPr>
               <w:rPr>
+                <w:color w:val="000000" w:themeColor="text1"/>
+                <w:sz w:val="18"/>
+                <w:szCs w:val="18"/>
                 <w:lang w:eastAsia="ko-KR"/>
               </w:rPr>
             </w:pPr>
             <w:r>
               <w:rPr>
-                <w:color w:val="3D506A"/>
-                <w:sz w:val="17"/>
+                <w:color w:val="000000" w:themeColor="text1"/>
+                <w:sz w:val="18"/>
+                <w:szCs w:val="18"/>
                 <w:lang w:eastAsia="ko-KR"/>
               </w:rPr>
               <w:t>Voice/Tone 가이드, 송신자/타깃 페르소나 어휘 매트릭스, CAN-SPAM·GDPR·CASL 규정 명시.</w:t>
@@ -5398,10 +8686,18 @@
             <w:shd w:val="clear" w:color="auto" w:fill="FFFFFF"/>
           </w:tcPr>
           <w:p>
-            <w:r>
-              <w:rPr>
-                <w:color w:val="3D506A"/>
-                <w:sz w:val="17"/>
+            <w:pPr>
+              <w:rPr>
+                <w:color w:val="000000" w:themeColor="text1"/>
+                <w:sz w:val="18"/>
+                <w:szCs w:val="18"/>
+              </w:rPr>
+            </w:pPr>
+            <w:r>
+              <w:rPr>
+                <w:color w:val="000000" w:themeColor="text1"/>
+                <w:sz w:val="18"/>
+                <w:szCs w:val="18"/>
               </w:rPr>
               <w:t>12개 규칙 (error 8 + warning 4). applies_to 필드로 task_type별 선택 적용.</w:t>
             </w:r>
@@ -5420,7 +8716,6 @@
                 <w:b/>
                 <w:sz w:val="18"/>
               </w:rPr>
-              <w:lastRenderedPageBreak/>
               <w:t>semantic/ontology.yaml + vocabulary.json</w:t>
             </w:r>
           </w:p>
@@ -5431,15 +8726,7 @@
             <w:shd w:val="clear" w:color="auto" w:fill="D6F5E3"/>
           </w:tcPr>
           <w:p>
-            <w:pPr>
-              <w:jc w:val="center"/>
-            </w:pPr>
-            <w:r>
-              <w:rPr>
-                <w:b/>
-                <w:color w:val="0A6640"/>
-                <w:sz w:val="17"/>
-              </w:rPr>
+            <w:r>
               <w:t>✓ 완전 충족</w:t>
             </w:r>
           </w:p>
@@ -5452,44 +8739,99 @@
           <w:p>
             <w:pPr>
               <w:rPr>
-                <w:lang w:eastAsia="ko-KR"/>
+                <w:color w:val="000000" w:themeColor="text1"/>
+                <w:sz w:val="18"/>
+                <w:szCs w:val="18"/>
               </w:rPr>
             </w:pPr>
+            <w:r>
+              <w:rPr>
+                <w:color w:val="000000" w:themeColor="text1"/>
+                <w:sz w:val="18"/>
+                <w:szCs w:val="18"/>
+              </w:rPr>
+              <w:t xml:space="preserve">domains/marketing/semantic/ </w:t>
+            </w:r>
             <w:proofErr w:type="spellStart"/>
             <w:r>
               <w:rPr>
-                <w:color w:val="3D506A"/>
-                <w:sz w:val="17"/>
-                <w:lang w:eastAsia="ko-KR"/>
+                <w:color w:val="000000" w:themeColor="text1"/>
+                <w:sz w:val="18"/>
+                <w:szCs w:val="18"/>
+              </w:rPr>
+              <w:t>폴더</w:t>
+            </w:r>
+            <w:proofErr w:type="spellEnd"/>
+            <w:r>
+              <w:rPr>
+                <w:color w:val="000000" w:themeColor="text1"/>
+                <w:sz w:val="18"/>
+                <w:szCs w:val="18"/>
+              </w:rPr>
+              <w:t xml:space="preserve">. </w:t>
+            </w:r>
+            <w:proofErr w:type="gramStart"/>
+            <w:r>
+              <w:rPr>
+                <w:color w:val="000000" w:themeColor="text1"/>
+                <w:sz w:val="18"/>
+                <w:szCs w:val="18"/>
               </w:rPr>
               <w:t>ontology.yaml</w:t>
             </w:r>
-            <w:proofErr w:type="spellEnd"/>
-            <w:r>
-              <w:rPr>
-                <w:color w:val="3D506A"/>
-                <w:sz w:val="17"/>
-                <w:lang w:eastAsia="ko-KR"/>
-              </w:rPr>
-              <w:t xml:space="preserve">: 이메일 도메인 엔티티 관계. </w:t>
-            </w:r>
-            <w:proofErr w:type="spellStart"/>
-            <w:r>
-              <w:rPr>
-                <w:color w:val="3D506A"/>
-                <w:sz w:val="17"/>
-                <w:lang w:eastAsia="ko-KR"/>
+            <w:proofErr w:type="gramEnd"/>
+            <w:r>
+              <w:rPr>
+                <w:color w:val="000000" w:themeColor="text1"/>
+                <w:sz w:val="18"/>
+                <w:szCs w:val="18"/>
+              </w:rPr>
+              <w:t xml:space="preserve">: 4개 엔티티 타입(email_type·sender_role·prospect_level·email_sequence_stage) 및 직급별 이메일 길이 제약·sender–stage 관계 정의. </w:t>
+            </w:r>
+            <w:proofErr w:type="gramStart"/>
+            <w:r>
+              <w:rPr>
+                <w:color w:val="000000" w:themeColor="text1"/>
+                <w:sz w:val="18"/>
+                <w:szCs w:val="18"/>
               </w:rPr>
               <w:t>vocabulary.json</w:t>
             </w:r>
-            <w:proofErr w:type="spellEnd"/>
-            <w:r>
-              <w:rPr>
-                <w:color w:val="3D506A"/>
-                <w:sz w:val="17"/>
-                <w:lang w:eastAsia="ko-KR"/>
-              </w:rPr>
-              <w:t>: 8개 카테고리 NL→YAML 매핑.</w:t>
+            <w:proofErr w:type="gramEnd"/>
+            <w:r>
+              <w:rPr>
+                <w:color w:val="000000" w:themeColor="text1"/>
+                <w:sz w:val="18"/>
+                <w:szCs w:val="18"/>
+              </w:rPr>
+              <w:t>: 50개 NL→파라미터 값 매핑. engine/domain_loader.py의 _load_</w:t>
+            </w:r>
+            <w:proofErr w:type="gramStart"/>
+            <w:r>
+              <w:rPr>
+                <w:color w:val="000000" w:themeColor="text1"/>
+                <w:sz w:val="18"/>
+                <w:szCs w:val="18"/>
+              </w:rPr>
+              <w:t>semantic(</w:t>
+            </w:r>
+            <w:proofErr w:type="gramEnd"/>
+            <w:r>
+              <w:rPr>
+                <w:color w:val="000000" w:themeColor="text1"/>
+                <w:sz w:val="18"/>
+                <w:szCs w:val="18"/>
+              </w:rPr>
+              <w:t xml:space="preserve">)이 두 파일을 로드해 </w:t>
+            </w:r>
+            <w:r>
+              <w:rPr>
+                <w:color w:val="000000" w:themeColor="text1"/>
+                <w:sz w:val="18"/>
+                <w:szCs w:val="18"/>
+              </w:rPr>
+              <w:lastRenderedPageBreak/>
+              <w:t>Domain Vocabulary + Domain Ontology 섹션을 에이전트 시스템 프롬프트에 주입.</w:t>
             </w:r>
           </w:p>
         </w:tc>
@@ -5506,6 +8848,7 @@
                 <w:b/>
                 <w:sz w:val="18"/>
               </w:rPr>
+              <w:lastRenderedPageBreak/>
               <w:t xml:space="preserve">templates/ (Jinja2 + </w:t>
             </w:r>
             <w:proofErr w:type="spellStart"/>
@@ -5532,15 +8875,7 @@
             <w:shd w:val="clear" w:color="auto" w:fill="D6F5E3"/>
           </w:tcPr>
           <w:p>
-            <w:pPr>
-              <w:jc w:val="center"/>
-            </w:pPr>
-            <w:r>
-              <w:rPr>
-                <w:b/>
-                <w:color w:val="0A6640"/>
-                <w:sz w:val="17"/>
-              </w:rPr>
+            <w:r>
               <w:t>✓ 완전 충족</w:t>
             </w:r>
           </w:p>
@@ -5551,18 +8886,82 @@
             <w:shd w:val="clear" w:color="auto" w:fill="FFFFFF"/>
           </w:tcPr>
           <w:p>
-            <w:r>
-              <w:rPr>
-                <w:color w:val="3D506A"/>
-                <w:sz w:val="17"/>
-              </w:rPr>
-              <w:t>persona.j2 + hashtags.j2. 워크플로우 템플릿 4종 (data/templates/): ai_newsletter, ai_slack_post, ai_slack_post_image, cold_sales_email.</w:t>
+            <w:pPr>
+              <w:rPr>
+                <w:lang w:eastAsia="ko-KR"/>
+              </w:rPr>
+            </w:pPr>
+            <w:proofErr w:type="gramStart"/>
+            <w:r>
+              <w:t>persona.j</w:t>
+            </w:r>
+            <w:proofErr w:type="gramEnd"/>
+            <w:r>
+              <w:t>2·</w:t>
+            </w:r>
+            <w:proofErr w:type="gramStart"/>
+            <w:r>
+              <w:t>hashtags.j</w:t>
+            </w:r>
+            <w:proofErr w:type="gramEnd"/>
+            <w:r>
+              <w:t>2 및 engine/</w:t>
+            </w:r>
+            <w:proofErr w:type="spellStart"/>
+            <w:r>
+              <w:t>domain_loader.py에</w:t>
+            </w:r>
+            <w:proofErr w:type="spellEnd"/>
+            <w:r>
+              <w:t xml:space="preserve"> _</w:t>
+            </w:r>
+            <w:proofErr w:type="spellStart"/>
+            <w:r>
+              <w:t>render_</w:t>
+            </w:r>
+            <w:proofErr w:type="gramStart"/>
+            <w:r>
+              <w:t>template</w:t>
+            </w:r>
+            <w:proofErr w:type="spellEnd"/>
+            <w:r>
+              <w:t>(</w:t>
+            </w:r>
+            <w:proofErr w:type="gramEnd"/>
+            <w:r>
+              <w:t xml:space="preserve">) 헬퍼 추가. load_rich_context() 섹션 0(페르소나)·섹션 6(해시태그)에서 각각 로드. domain.yaml에 hashtags_template 키 추가. </w:t>
+            </w:r>
+            <w:r>
+              <w:rPr>
+                <w:lang w:eastAsia="ko-KR"/>
+              </w:rPr>
+              <w:t xml:space="preserve">Jinja2 3.1.6 확인. 워크플로우 </w:t>
+            </w:r>
+            <w:proofErr w:type="spellStart"/>
+            <w:r>
+              <w:rPr>
+                <w:lang w:eastAsia="ko-KR"/>
+              </w:rPr>
+              <w:t>스타터</w:t>
+            </w:r>
+            <w:proofErr w:type="spellEnd"/>
+            <w:r>
+              <w:rPr>
+                <w:lang w:eastAsia="ko-KR"/>
+              </w:rPr>
+              <w:t xml:space="preserve"> 템플릿 4종(data/templates/)은 기존 유지.</w:t>
             </w:r>
           </w:p>
         </w:tc>
       </w:tr>
     </w:tbl>
-    <w:p/>
+    <w:p>
+      <w:pPr>
+        <w:rPr>
+          <w:lang w:eastAsia="ko-KR"/>
+        </w:rPr>
+      </w:pPr>
+    </w:p>
     <w:p>
       <w:pPr>
         <w:spacing w:before="200" w:after="80"/>
@@ -5579,7 +8978,25 @@
           <w:color w:val="1B3B7D"/>
           <w:sz w:val="21"/>
         </w:rPr>
-        <w:t xml:space="preserve">3.2 — 품질 및 </w:t>
+        <w:t xml:space="preserve">3.2 — </w:t>
+      </w:r>
+      <w:proofErr w:type="spellStart"/>
+      <w:r>
+        <w:rPr>
+          <w:b/>
+          <w:color w:val="1B3B7D"/>
+          <w:sz w:val="21"/>
+        </w:rPr>
+        <w:t>품질</w:t>
+      </w:r>
+      <w:proofErr w:type="spellEnd"/>
+      <w:r>
+        <w:rPr>
+          <w:b/>
+          <w:color w:val="1B3B7D"/>
+          <w:sz w:val="21"/>
+        </w:rPr>
+        <w:t xml:space="preserve"> 및 </w:t>
       </w:r>
       <w:proofErr w:type="spellStart"/>
       <w:r>
@@ -5865,7 +9282,6 @@
             <w:pPr>
               <w:jc w:val="center"/>
               <w:rPr>
-                <w:rFonts w:hint="eastAsia"/>
                 <w:b/>
                 <w:bCs/>
                 <w:color w:val="FFFFFF"/>
@@ -6023,7 +9439,6 @@
             <w:pPr>
               <w:jc w:val="center"/>
               <w:rPr>
-                <w:rFonts w:hint="eastAsia"/>
                 <w:color w:val="1A3A5C"/>
                 <w:szCs w:val="20"/>
                 <w:lang w:val="en-CA" w:eastAsia="ko-KR"/>
@@ -6196,7 +9611,6 @@
             <w:pPr>
               <w:jc w:val="center"/>
               <w:rPr>
-                <w:rFonts w:hint="eastAsia"/>
                 <w:color w:val="1A3A5C"/>
                 <w:szCs w:val="20"/>
                 <w:lang w:eastAsia="ko-KR"/>
@@ -6234,7 +9648,6 @@
           <w:p>
             <w:pPr>
               <w:rPr>
-                <w:rFonts w:hint="eastAsia"/>
                 <w:lang w:eastAsia="ko-KR"/>
               </w:rPr>
             </w:pPr>
@@ -6370,7 +9783,6 @@
             <w:pPr>
               <w:jc w:val="center"/>
               <w:rPr>
-                <w:rFonts w:hint="eastAsia"/>
                 <w:color w:val="1A3A5C"/>
                 <w:szCs w:val="20"/>
                 <w:lang w:eastAsia="ko-KR"/>
@@ -6408,7 +9820,6 @@
           <w:p>
             <w:pPr>
               <w:rPr>
-                <w:rFonts w:hint="eastAsia"/>
                 <w:lang w:eastAsia="ko-KR"/>
               </w:rPr>
             </w:pPr>
@@ -6723,7 +10134,6 @@
             <w:pPr>
               <w:jc w:val="center"/>
               <w:rPr>
-                <w:rFonts w:hint="eastAsia"/>
                 <w:color w:val="1A3A5C"/>
                 <w:szCs w:val="20"/>
                 <w:lang w:eastAsia="ko-KR"/>
@@ -6899,6 +10309,11 @@
             </w:tcMar>
           </w:tcPr>
           <w:p>
+            <w:pPr>
+              <w:rPr>
+                <w:lang w:val="en-CA" w:eastAsia="ko-KR"/>
+              </w:rPr>
+            </w:pPr>
             <w:r>
               <w:rPr>
                 <w:color w:val="1A3A5C"/>
@@ -6917,31 +10332,48 @@
               <w:bottom w:val="single" w:sz="4" w:space="0" w:color="B0C4D8"/>
               <w:right w:val="single" w:sz="4" w:space="0" w:color="B0C4D8"/>
             </w:tcBorders>
-            <w:shd w:val="clear" w:color="auto" w:fill="FFF0C2"/>
+            <w:shd w:val="clear" w:color="auto" w:fill="D6F7E3"/>
           </w:tcPr>
           <w:p>
             <w:pPr>
               <w:jc w:val="center"/>
               <w:rPr>
                 <w:b/>
-                <w:color w:val="7A4F00"/>
+                <w:color w:val="0A6640"/>
+                <w:sz w:val="17"/>
+                <w:lang w:eastAsia="ko-KR"/>
+              </w:rPr>
+            </w:pPr>
+            <w:r>
+              <w:rPr>
+                <w:b/>
+                <w:color w:val="0A6640"/>
+                <w:sz w:val="17"/>
+                <w:lang w:eastAsia="ko-KR"/>
+              </w:rPr>
+              <w:t>✓</w:t>
+            </w:r>
+          </w:p>
+          <w:p>
+            <w:pPr>
+              <w:jc w:val="center"/>
+              <w:rPr>
+                <w:color w:val="1A3A5C"/>
                 <w:sz w:val="17"/>
                 <w:szCs w:val="17"/>
+                <w:lang w:val="en-CA" w:eastAsia="ko-KR"/>
               </w:rPr>
             </w:pPr>
             <w:r>
               <w:rPr>
-                <w:b/>
-                <w:color w:val="7A4F00"/>
+                <w:color w:val="1A3A5C"/>
                 <w:sz w:val="17"/>
                 <w:szCs w:val="17"/>
-              </w:rPr>
-              <w:t>△</w:t>
-            </w:r>
-          </w:p>
-          <w:p>
-            <w:pPr>
-              <w:jc w:val="center"/>
+                <w:lang w:val="en-CA" w:eastAsia="ko-KR"/>
+              </w:rPr>
+              <w:t>(*</w:t>
+            </w:r>
+            <w:r>
               <w:rPr>
                 <w:rFonts w:hint="eastAsia"/>
                 <w:color w:val="1A3A5C"/>
@@ -6949,54 +10381,7 @@
                 <w:szCs w:val="17"/>
                 <w:lang w:val="en-CA" w:eastAsia="ko-KR"/>
               </w:rPr>
-            </w:pPr>
-            <w:r>
-              <w:rPr>
-                <w:rFonts w:hint="eastAsia"/>
-                <w:color w:val="1A3A5C"/>
-                <w:sz w:val="17"/>
-                <w:szCs w:val="17"/>
-                <w:lang w:eastAsia="ko-KR"/>
-              </w:rPr>
-              <w:t xml:space="preserve">(복잡한 </w:t>
-            </w:r>
-            <w:r>
-              <w:rPr>
-                <w:color w:val="1A3A5C"/>
-                <w:sz w:val="17"/>
-                <w:szCs w:val="17"/>
-                <w:lang w:val="en-CA" w:eastAsia="ko-KR"/>
-              </w:rPr>
-              <w:t xml:space="preserve">Workflow / </w:t>
-            </w:r>
-            <w:r>
-              <w:rPr>
-                <w:rFonts w:hint="eastAsia"/>
-                <w:color w:val="1A3A5C"/>
-                <w:sz w:val="17"/>
-                <w:szCs w:val="17"/>
-                <w:lang w:val="en-CA" w:eastAsia="ko-KR"/>
-              </w:rPr>
-              <w:t xml:space="preserve">여러 개의 </w:t>
-            </w:r>
-            <w:r>
-              <w:rPr>
-                <w:color w:val="1A3A5C"/>
-                <w:sz w:val="17"/>
-                <w:szCs w:val="17"/>
-                <w:lang w:val="en-CA" w:eastAsia="ko-KR"/>
-              </w:rPr>
-              <w:t>Tool</w:t>
-            </w:r>
-            <w:r>
-              <w:rPr>
-                <w:rFonts w:hint="eastAsia"/>
-                <w:color w:val="1A3A5C"/>
-                <w:sz w:val="17"/>
-                <w:szCs w:val="17"/>
-                <w:lang w:val="en-CA" w:eastAsia="ko-KR"/>
-              </w:rPr>
-              <w:t xml:space="preserve"> 사용 시 45초 초과.)</w:t>
+              <w:t>평균 소요 시간 20초~30초 내외)</w:t>
             </w:r>
           </w:p>
         </w:tc>
@@ -7118,7 +10503,6 @@
                 <w:sz w:val="19"/>
                 <w:lang w:eastAsia="ko-KR"/>
               </w:rPr>
-              <w:lastRenderedPageBreak/>
               <w:t xml:space="preserve">전체 충족 요약: 정의서 v3 제3조의 핵심 산출물(Visual Canvas UI, 이메일 도메인 팩 전체 구조, MCP 연동 모듈, Human-in-the-Loop, 멀티 LLM 지원)은 완전 충족. 훈련 데이터 117개 (요구 대비 285% 초과). 60회 측정 실행 결과만 </w:t>
             </w:r>
             <w:proofErr w:type="spellStart"/>
@@ -7240,11 +10624,11 @@
         <w:tblLook w:val="04A0" w:firstRow="1" w:lastRow="0" w:firstColumn="1" w:lastColumn="0" w:noHBand="0" w:noVBand="1"/>
       </w:tblPr>
       <w:tblGrid>
-        <w:gridCol w:w="1909"/>
-        <w:gridCol w:w="3055"/>
-        <w:gridCol w:w="1524"/>
-        <w:gridCol w:w="1548"/>
-        <w:gridCol w:w="1586"/>
+        <w:gridCol w:w="1678"/>
+        <w:gridCol w:w="3783"/>
+        <w:gridCol w:w="1328"/>
+        <w:gridCol w:w="1427"/>
+        <w:gridCol w:w="1406"/>
       </w:tblGrid>
       <w:tr>
         <w:tc>
@@ -7355,7 +10739,6 @@
           <w:p>
             <w:pPr>
               <w:rPr>
-                <w:rFonts w:hint="eastAsia"/>
                 <w:lang w:eastAsia="ko-KR"/>
               </w:rPr>
             </w:pPr>
@@ -7395,53 +10778,84 @@
             <w:shd w:val="clear" w:color="auto" w:fill="D6F6E3"/>
           </w:tcPr>
           <w:p>
-            <w:r>
-              <w:rPr>
-                <w:color w:val="3D506A"/>
-                <w:sz w:val="17"/>
-              </w:rPr>
-              <w:t xml:space="preserve">✓ </w:t>
+            <w:pPr>
+              <w:rPr>
+                <w:color w:val="000000" w:themeColor="text1"/>
+                <w:sz w:val="18"/>
+                <w:szCs w:val="18"/>
+              </w:rPr>
+            </w:pPr>
+            <w:r>
+              <w:rPr>
+                <w:b/>
+                <w:bCs/>
+                <w:color w:val="000000" w:themeColor="text1"/>
+                <w:sz w:val="18"/>
+                <w:szCs w:val="18"/>
+              </w:rPr>
+              <w:t>✓</w:t>
+            </w:r>
+            <w:r>
+              <w:rPr>
+                <w:color w:val="000000" w:themeColor="text1"/>
+                <w:sz w:val="18"/>
+                <w:szCs w:val="18"/>
+              </w:rPr>
+              <w:t xml:space="preserve"> </w:t>
             </w:r>
             <w:proofErr w:type="spellStart"/>
             <w:r>
               <w:rPr>
-                <w:color w:val="3D506A"/>
-                <w:sz w:val="17"/>
+                <w:color w:val="000000" w:themeColor="text1"/>
+                <w:sz w:val="18"/>
+                <w:szCs w:val="18"/>
               </w:rPr>
               <w:t>자동</w:t>
             </w:r>
             <w:proofErr w:type="spellEnd"/>
             <w:r>
               <w:rPr>
-                <w:color w:val="3D506A"/>
-                <w:sz w:val="17"/>
+                <w:color w:val="000000" w:themeColor="text1"/>
+                <w:sz w:val="18"/>
+                <w:szCs w:val="18"/>
               </w:rPr>
               <w:t xml:space="preserve"> — </w:t>
             </w:r>
+            <w:proofErr w:type="gramStart"/>
+            <w:r>
+              <w:rPr>
+                <w:color w:val="000000" w:themeColor="text1"/>
+                <w:sz w:val="18"/>
+                <w:szCs w:val="18"/>
+              </w:rPr>
+              <w:t>engine/</w:t>
+            </w:r>
             <w:proofErr w:type="spellStart"/>
             <w:r>
               <w:rPr>
-                <w:color w:val="3D506A"/>
-                <w:sz w:val="17"/>
-              </w:rPr>
-              <w:t>DomainPack.load</w:t>
+                <w:color w:val="000000" w:themeColor="text1"/>
+                <w:sz w:val="18"/>
+                <w:szCs w:val="18"/>
+              </w:rPr>
+              <w:t>domain_loader.load_rich_context</w:t>
             </w:r>
             <w:proofErr w:type="spellEnd"/>
-            <w:proofErr w:type="gramStart"/>
-            <w:r>
-              <w:rPr>
-                <w:color w:val="3D506A"/>
-                <w:sz w:val="17"/>
-              </w:rPr>
-              <w:t>()로</w:t>
+            <w:r>
+              <w:rPr>
+                <w:color w:val="000000" w:themeColor="text1"/>
+                <w:sz w:val="18"/>
+                <w:szCs w:val="18"/>
+              </w:rPr>
+              <w:t>(</w:t>
             </w:r>
             <w:proofErr w:type="gramEnd"/>
             <w:r>
               <w:rPr>
-                <w:color w:val="3D506A"/>
-                <w:sz w:val="17"/>
-              </w:rPr>
-              <w:t xml:space="preserve"> brand_guidelines + content_policy + few-shot examples 자동 주입</w:t>
+                <w:color w:val="000000" w:themeColor="text1"/>
+                <w:sz w:val="18"/>
+                <w:szCs w:val="18"/>
+              </w:rPr>
+              <w:t>)로 brand_guidelines + content_policy + few-shot examples 자동 주입</w:t>
             </w:r>
           </w:p>
         </w:tc>
@@ -7558,12 +10972,63 @@
             <w:shd w:val="clear" w:color="auto" w:fill="D6F6E3"/>
           </w:tcPr>
           <w:p>
+            <w:pPr>
+              <w:rPr>
+                <w:color w:val="000000" w:themeColor="text1"/>
+                <w:sz w:val="18"/>
+                <w:szCs w:val="18"/>
+              </w:rPr>
+            </w:pPr>
+            <w:r>
+              <w:rPr>
+                <w:b/>
+                <w:bCs/>
+                <w:color w:val="000000" w:themeColor="text1"/>
+                <w:sz w:val="18"/>
+                <w:szCs w:val="18"/>
+              </w:rPr>
+              <w:t>✓</w:t>
+            </w:r>
+            <w:r>
+              <w:rPr>
+                <w:color w:val="000000" w:themeColor="text1"/>
+                <w:sz w:val="18"/>
+                <w:szCs w:val="18"/>
+              </w:rPr>
+              <w:t xml:space="preserve"> 구현 — engine/domain_loader.py가 content_</w:t>
+            </w:r>
+            <w:proofErr w:type="gramStart"/>
+            <w:r>
+              <w:rPr>
+                <w:color w:val="000000" w:themeColor="text1"/>
+                <w:sz w:val="18"/>
+                <w:szCs w:val="18"/>
+              </w:rPr>
+              <w:t>policy.yaml</w:t>
+            </w:r>
+            <w:proofErr w:type="gramEnd"/>
+            <w:r>
+              <w:rPr>
+                <w:color w:val="000000" w:themeColor="text1"/>
+                <w:sz w:val="18"/>
+                <w:szCs w:val="18"/>
+              </w:rPr>
+              <w:t xml:space="preserve"> 12개 규칙을 직접 파싱·평가</w:t>
+            </w:r>
+          </w:p>
+        </w:tc>
+        <w:tc>
+          <w:tcPr>
+            <w:tcW w:w="1587" w:type="dxa"/>
+            <w:shd w:val="clear" w:color="auto" w:fill="F0F2F8"/>
+          </w:tcPr>
+          <w:p>
             <w:r>
               <w:rPr>
                 <w:color w:val="3D506A"/>
                 <w:sz w:val="17"/>
               </w:rPr>
-              <w:t>✓ 구현 — GovernanceLoader + content_policy.yaml 12개 규칙 자동 평가</w:t>
+              <w:t>✗ 없음</w:t>
             </w:r>
           </w:p>
         </w:tc>
@@ -7584,6 +11049,214 @@
         </w:tc>
         <w:tc>
           <w:tcPr>
+            <w:tcW w:w="1644" w:type="dxa"/>
+            <w:shd w:val="clear" w:color="auto" w:fill="F0F2F8"/>
+          </w:tcPr>
+          <w:p>
+            <w:r>
+              <w:rPr>
+                <w:color w:val="3D506A"/>
+                <w:sz w:val="17"/>
+              </w:rPr>
+              <w:t>✗ 없음</w:t>
+            </w:r>
+          </w:p>
+        </w:tc>
+      </w:tr>
+      <w:tr>
+        <w:tc>
+          <w:tcPr>
+            <w:tcW w:w="1984" w:type="dxa"/>
+            <w:shd w:val="clear" w:color="auto" w:fill="FFFFFF"/>
+          </w:tcPr>
+          <w:p>
+            <w:r>
+              <w:rPr>
+                <w:b/>
+                <w:color w:val="0D1929"/>
+                <w:sz w:val="17"/>
+              </w:rPr>
+              <w:t>Cron 스케줄링</w:t>
+            </w:r>
+          </w:p>
+        </w:tc>
+        <w:tc>
+          <w:tcPr>
+            <w:tcW w:w="3118" w:type="dxa"/>
+            <w:shd w:val="clear" w:color="auto" w:fill="FFF0C2"/>
+          </w:tcPr>
+          <w:p>
+            <w:pPr>
+              <w:rPr>
+                <w:color w:val="000000" w:themeColor="text1"/>
+                <w:sz w:val="18"/>
+                <w:szCs w:val="18"/>
+                <w:lang w:eastAsia="ko-KR"/>
+              </w:rPr>
+            </w:pPr>
+            <w:r>
+              <w:rPr>
+                <w:b/>
+                <w:bCs/>
+                <w:color w:val="000000" w:themeColor="text1"/>
+                <w:sz w:val="18"/>
+                <w:szCs w:val="18"/>
+                <w:lang w:eastAsia="ko-KR"/>
+              </w:rPr>
+              <w:t>△</w:t>
+            </w:r>
+            <w:r>
+              <w:rPr>
+                <w:color w:val="000000" w:themeColor="text1"/>
+                <w:sz w:val="18"/>
+                <w:szCs w:val="18"/>
+                <w:lang w:eastAsia="ko-KR"/>
+              </w:rPr>
+              <w:t xml:space="preserve"> 부분 — 별도 Cron 스케줄러 </w:t>
+            </w:r>
+            <w:proofErr w:type="spellStart"/>
+            <w:r>
+              <w:rPr>
+                <w:color w:val="000000" w:themeColor="text1"/>
+                <w:sz w:val="18"/>
+                <w:szCs w:val="18"/>
+                <w:lang w:eastAsia="ko-KR"/>
+              </w:rPr>
+              <w:t>미구현</w:t>
+            </w:r>
+            <w:proofErr w:type="spellEnd"/>
+            <w:r>
+              <w:rPr>
+                <w:color w:val="000000" w:themeColor="text1"/>
+                <w:sz w:val="18"/>
+                <w:szCs w:val="18"/>
+                <w:lang w:eastAsia="ko-KR"/>
+              </w:rPr>
+              <w:t>. 외부 crontab 또는 시스템 스케줄러 연동 구조로 운영 가능.</w:t>
+            </w:r>
+          </w:p>
+        </w:tc>
+        <w:tc>
+          <w:tcPr>
+            <w:tcW w:w="1587" w:type="dxa"/>
+            <w:shd w:val="clear" w:color="auto" w:fill="FFFFFF"/>
+          </w:tcPr>
+          <w:p>
+            <w:pPr>
+              <w:rPr>
+                <w:lang w:val="en-CA"/>
+              </w:rPr>
+            </w:pPr>
+            <w:r>
+              <w:rPr>
+                <w:color w:val="3D506A"/>
+                <w:sz w:val="17"/>
+              </w:rPr>
+              <w:t xml:space="preserve">△ </w:t>
+            </w:r>
+            <w:proofErr w:type="spellStart"/>
+            <w:r>
+              <w:rPr>
+                <w:color w:val="3D506A"/>
+                <w:sz w:val="17"/>
+              </w:rPr>
+              <w:t>제한적</w:t>
+            </w:r>
+            <w:proofErr w:type="spellEnd"/>
+          </w:p>
+        </w:tc>
+        <w:tc>
+          <w:tcPr>
+            <w:tcW w:w="1587" w:type="dxa"/>
+            <w:shd w:val="clear" w:color="auto" w:fill="FFFFFF"/>
+          </w:tcPr>
+          <w:p>
+            <w:r>
+              <w:rPr>
+                <w:color w:val="3D506A"/>
+                <w:sz w:val="17"/>
+              </w:rPr>
+              <w:t xml:space="preserve">✗ </w:t>
+            </w:r>
+            <w:proofErr w:type="spellStart"/>
+            <w:r>
+              <w:rPr>
+                <w:color w:val="3D506A"/>
+                <w:sz w:val="17"/>
+              </w:rPr>
+              <w:t>없음</w:t>
+            </w:r>
+            <w:proofErr w:type="spellEnd"/>
+          </w:p>
+        </w:tc>
+        <w:tc>
+          <w:tcPr>
+            <w:tcW w:w="1644" w:type="dxa"/>
+            <w:shd w:val="clear" w:color="auto" w:fill="FFFFFF"/>
+          </w:tcPr>
+          <w:p>
+            <w:r>
+              <w:rPr>
+                <w:color w:val="3D506A"/>
+                <w:sz w:val="17"/>
+              </w:rPr>
+              <w:t>△ 제한적</w:t>
+            </w:r>
+          </w:p>
+        </w:tc>
+      </w:tr>
+      <w:tr>
+        <w:tc>
+          <w:tcPr>
+            <w:tcW w:w="1984" w:type="dxa"/>
+            <w:shd w:val="clear" w:color="auto" w:fill="F0F2F8"/>
+          </w:tcPr>
+          <w:p>
+            <w:r>
+              <w:rPr>
+                <w:b/>
+                <w:color w:val="0D1929"/>
+                <w:sz w:val="17"/>
+              </w:rPr>
+              <w:t>Human-in-the-Loop</w:t>
+            </w:r>
+          </w:p>
+        </w:tc>
+        <w:tc>
+          <w:tcPr>
+            <w:tcW w:w="3118" w:type="dxa"/>
+            <w:shd w:val="clear" w:color="auto" w:fill="D6F6E3"/>
+          </w:tcPr>
+          <w:p>
+            <w:pPr>
+              <w:rPr>
+                <w:color w:val="000000" w:themeColor="text1"/>
+                <w:sz w:val="18"/>
+                <w:szCs w:val="18"/>
+              </w:rPr>
+            </w:pPr>
+            <w:r>
+              <w:rPr>
+                <w:b/>
+                <w:bCs/>
+                <w:color w:val="000000" w:themeColor="text1"/>
+                <w:sz w:val="18"/>
+                <w:szCs w:val="18"/>
+              </w:rPr>
+              <w:t>✓</w:t>
+            </w:r>
+            <w:r>
+              <w:rPr>
+                <w:color w:val="000000" w:themeColor="text1"/>
+                <w:sz w:val="18"/>
+                <w:szCs w:val="18"/>
+              </w:rPr>
+              <w:t xml:space="preserve"> 완전 — Human Approval 노드 (Approve/Reject·텍스트 수정). run_id 상태 저장으로 재실행 시 완료 노드 스킵</w:t>
+            </w:r>
+          </w:p>
+        </w:tc>
+        <w:tc>
+          <w:tcPr>
             <w:tcW w:w="1587" w:type="dxa"/>
             <w:shd w:val="clear" w:color="auto" w:fill="F0F2F8"/>
           </w:tcPr>
@@ -7593,6 +11266,21 @@
                 <w:color w:val="3D506A"/>
                 <w:sz w:val="17"/>
               </w:rPr>
+              <w:t>✓ 지원</w:t>
+            </w:r>
+          </w:p>
+        </w:tc>
+        <w:tc>
+          <w:tcPr>
+            <w:tcW w:w="1587" w:type="dxa"/>
+            <w:shd w:val="clear" w:color="auto" w:fill="F0F2F8"/>
+          </w:tcPr>
+          <w:p>
+            <w:r>
+              <w:rPr>
+                <w:color w:val="3D506A"/>
+                <w:sz w:val="17"/>
+              </w:rPr>
               <w:t>✗ 없음</w:t>
             </w:r>
           </w:p>
@@ -7608,7 +11296,7 @@
                 <w:color w:val="3D506A"/>
                 <w:sz w:val="17"/>
               </w:rPr>
-              <w:t>✗ 없음</w:t>
+              <w:t>✓ 지원</w:t>
             </w:r>
           </w:p>
         </w:tc>
@@ -7620,20 +11308,150 @@
             <w:shd w:val="clear" w:color="auto" w:fill="FFFFFF"/>
           </w:tcPr>
           <w:p>
+            <w:pPr>
+              <w:rPr>
+                <w:lang w:eastAsia="ko-KR"/>
+              </w:rPr>
+            </w:pPr>
             <w:r>
               <w:rPr>
                 <w:b/>
                 <w:color w:val="0D1929"/>
                 <w:sz w:val="17"/>
-              </w:rPr>
-              <w:t>Cron 스케줄링</w:t>
+                <w:lang w:eastAsia="ko-KR"/>
+              </w:rPr>
+              <w:t xml:space="preserve">LLM </w:t>
+            </w:r>
+            <w:proofErr w:type="spellStart"/>
+            <w:r>
+              <w:rPr>
+                <w:b/>
+                <w:color w:val="0D1929"/>
+                <w:sz w:val="17"/>
+                <w:lang w:eastAsia="ko-KR"/>
+              </w:rPr>
+              <w:t>프로바이더</w:t>
+            </w:r>
+            <w:proofErr w:type="spellEnd"/>
+            <w:r>
+              <w:rPr>
+                <w:b/>
+                <w:color w:val="0D1929"/>
+                <w:sz w:val="17"/>
+                <w:lang w:eastAsia="ko-KR"/>
+              </w:rPr>
+              <w:t xml:space="preserve"> 독립성</w:t>
             </w:r>
           </w:p>
         </w:tc>
         <w:tc>
           <w:tcPr>
             <w:tcW w:w="3118" w:type="dxa"/>
-            <w:shd w:val="clear" w:color="auto" w:fill="FFF0C2"/>
+            <w:shd w:val="clear" w:color="auto" w:fill="D6F6E3"/>
+          </w:tcPr>
+          <w:p>
+            <w:pPr>
+              <w:rPr>
+                <w:rFonts w:hint="eastAsia"/>
+                <w:color w:val="000000" w:themeColor="text1"/>
+                <w:sz w:val="18"/>
+                <w:szCs w:val="18"/>
+                <w:lang w:val="en-CA" w:eastAsia="ko-KR"/>
+              </w:rPr>
+            </w:pPr>
+            <w:r>
+              <w:rPr>
+                <w:b/>
+                <w:bCs/>
+                <w:color w:val="000000" w:themeColor="text1"/>
+                <w:sz w:val="18"/>
+                <w:szCs w:val="18"/>
+              </w:rPr>
+              <w:t>✓</w:t>
+            </w:r>
+            <w:r>
+              <w:rPr>
+                <w:color w:val="000000" w:themeColor="text1"/>
+                <w:sz w:val="18"/>
+                <w:szCs w:val="18"/>
+              </w:rPr>
+              <w:t xml:space="preserve"> </w:t>
+            </w:r>
+            <w:proofErr w:type="spellStart"/>
+            <w:r>
+              <w:rPr>
+                <w:color w:val="000000" w:themeColor="text1"/>
+                <w:sz w:val="18"/>
+                <w:szCs w:val="18"/>
+              </w:rPr>
+              <w:t>멀티</w:t>
+            </w:r>
+            <w:proofErr w:type="spellEnd"/>
+            <w:r>
+              <w:rPr>
+                <w:color w:val="000000" w:themeColor="text1"/>
+                <w:sz w:val="18"/>
+                <w:szCs w:val="18"/>
+              </w:rPr>
+              <w:t xml:space="preserve"> LLM — GPT-4o, GPT-4o-mini</w:t>
+            </w:r>
+            <w:r>
+              <w:rPr>
+                <w:rFonts w:hint="eastAsia"/>
+                <w:color w:val="000000" w:themeColor="text1"/>
+                <w:sz w:val="18"/>
+                <w:szCs w:val="18"/>
+                <w:lang w:eastAsia="ko-KR"/>
+              </w:rPr>
+              <w:t xml:space="preserve"> </w:t>
+            </w:r>
+            <w:r>
+              <w:rPr>
+                <w:rFonts w:hint="eastAsia"/>
+                <w:color w:val="000000" w:themeColor="text1"/>
+                <w:sz w:val="18"/>
+                <w:szCs w:val="18"/>
+                <w:lang w:val="en-CA" w:eastAsia="ko-KR"/>
+              </w:rPr>
+              <w:t>테스트 완료.</w:t>
+            </w:r>
+          </w:p>
+        </w:tc>
+        <w:tc>
+          <w:tcPr>
+            <w:tcW w:w="1587" w:type="dxa"/>
+            <w:shd w:val="clear" w:color="auto" w:fill="FFFFFF"/>
+          </w:tcPr>
+          <w:p>
+            <w:r>
+              <w:rPr>
+                <w:color w:val="3D506A"/>
+                <w:sz w:val="17"/>
+              </w:rPr>
+              <w:t xml:space="preserve">✓ </w:t>
+            </w:r>
+            <w:proofErr w:type="spellStart"/>
+            <w:r>
+              <w:rPr>
+                <w:color w:val="3D506A"/>
+                <w:sz w:val="17"/>
+              </w:rPr>
+              <w:t>멀티</w:t>
+            </w:r>
+            <w:proofErr w:type="spellEnd"/>
+            <w:r>
+              <w:rPr>
+                <w:color w:val="3D506A"/>
+                <w:sz w:val="17"/>
+              </w:rPr>
+              <w:t xml:space="preserve"> LLM</w:t>
+            </w:r>
+          </w:p>
+        </w:tc>
+        <w:tc>
+          <w:tcPr>
+            <w:tcW w:w="1587" w:type="dxa"/>
+            <w:shd w:val="clear" w:color="auto" w:fill="FFFFFF"/>
           </w:tcPr>
           <w:p>
             <w:pPr>
@@ -7647,93 +11465,38 @@
                 <w:sz w:val="17"/>
                 <w:lang w:eastAsia="ko-KR"/>
               </w:rPr>
-              <w:t xml:space="preserve">△ 부분 — </w:t>
-            </w:r>
-            <w:proofErr w:type="spellStart"/>
+              <w:t>✗ OpenAI 전용 (단일 벤더 종속)</w:t>
+            </w:r>
+          </w:p>
+        </w:tc>
+        <w:tc>
+          <w:tcPr>
+            <w:tcW w:w="1644" w:type="dxa"/>
+            <w:shd w:val="clear" w:color="auto" w:fill="FFFFFF"/>
+          </w:tcPr>
+          <w:p>
             <w:r>
               <w:rPr>
                 <w:color w:val="3D506A"/>
                 <w:sz w:val="17"/>
-                <w:lang w:eastAsia="ko-KR"/>
-              </w:rPr>
-              <w:t>vocabulary.json</w:t>
-            </w:r>
-            <w:proofErr w:type="spellEnd"/>
+              </w:rPr>
+              <w:t xml:space="preserve">✓ </w:t>
+            </w:r>
+            <w:proofErr w:type="spellStart"/>
             <w:r>
               <w:rPr>
                 <w:color w:val="3D506A"/>
                 <w:sz w:val="17"/>
-                <w:lang w:eastAsia="ko-KR"/>
-              </w:rPr>
-              <w:t xml:space="preserve"> Cron 표현식 매핑 구현. 실행 런타임 스케줄러는 외부 crontab 연동 구조</w:t>
-            </w:r>
-          </w:p>
-        </w:tc>
-        <w:tc>
-          <w:tcPr>
-            <w:tcW w:w="1587" w:type="dxa"/>
-            <w:shd w:val="clear" w:color="auto" w:fill="FFFFFF"/>
-          </w:tcPr>
-          <w:p>
-            <w:pPr>
-              <w:rPr>
-                <w:lang w:val="en-CA"/>
-              </w:rPr>
-            </w:pPr>
+              </w:rPr>
+              <w:t>멀티</w:t>
+            </w:r>
+            <w:proofErr w:type="spellEnd"/>
             <w:r>
               <w:rPr>
                 <w:color w:val="3D506A"/>
                 <w:sz w:val="17"/>
               </w:rPr>
-              <w:t xml:space="preserve">△ </w:t>
-            </w:r>
-            <w:proofErr w:type="spellStart"/>
-            <w:r>
-              <w:rPr>
-                <w:color w:val="3D506A"/>
-                <w:sz w:val="17"/>
-              </w:rPr>
-              <w:t>제한적</w:t>
-            </w:r>
-            <w:proofErr w:type="spellEnd"/>
-          </w:p>
-        </w:tc>
-        <w:tc>
-          <w:tcPr>
-            <w:tcW w:w="1587" w:type="dxa"/>
-            <w:shd w:val="clear" w:color="auto" w:fill="FFFFFF"/>
-          </w:tcPr>
-          <w:p>
-            <w:r>
-              <w:rPr>
-                <w:color w:val="3D506A"/>
-                <w:sz w:val="17"/>
-              </w:rPr>
-              <w:t xml:space="preserve">✗ </w:t>
-            </w:r>
-            <w:proofErr w:type="spellStart"/>
-            <w:r>
-              <w:rPr>
-                <w:color w:val="3D506A"/>
-                <w:sz w:val="17"/>
-              </w:rPr>
-              <w:t>없음</w:t>
-            </w:r>
-            <w:proofErr w:type="spellEnd"/>
-          </w:p>
-        </w:tc>
-        <w:tc>
-          <w:tcPr>
-            <w:tcW w:w="1644" w:type="dxa"/>
-            <w:shd w:val="clear" w:color="auto" w:fill="FFFFFF"/>
-          </w:tcPr>
-          <w:p>
-            <w:r>
-              <w:rPr>
-                <w:color w:val="3D506A"/>
-                <w:sz w:val="17"/>
-              </w:rPr>
-              <w:t>△ 제한적</w:t>
+              <w:t xml:space="preserve"> LLM</w:t>
             </w:r>
           </w:p>
         </w:tc>
@@ -7751,284 +11514,6 @@
                 <w:color w:val="0D1929"/>
                 <w:sz w:val="17"/>
               </w:rPr>
-              <w:t>Human-in-the-Loop</w:t>
-            </w:r>
-          </w:p>
-        </w:tc>
-        <w:tc>
-          <w:tcPr>
-            <w:tcW w:w="3118" w:type="dxa"/>
-            <w:shd w:val="clear" w:color="auto" w:fill="D6F6E3"/>
-          </w:tcPr>
-          <w:p>
-            <w:r>
-              <w:rPr>
-                <w:color w:val="3D506A"/>
-                <w:sz w:val="17"/>
-              </w:rPr>
-              <w:t>✓ 완전 — Human Approval 노드 (Approve/Reject·텍스트 수정). run_id 상태 저장으로 재실행 시 완료 노드 스킵</w:t>
-            </w:r>
-          </w:p>
-        </w:tc>
-        <w:tc>
-          <w:tcPr>
-            <w:tcW w:w="1587" w:type="dxa"/>
-            <w:shd w:val="clear" w:color="auto" w:fill="F0F2F8"/>
-          </w:tcPr>
-          <w:p>
-            <w:r>
-              <w:rPr>
-                <w:color w:val="3D506A"/>
-                <w:sz w:val="17"/>
-              </w:rPr>
-              <w:t>✓ 지원</w:t>
-            </w:r>
-          </w:p>
-        </w:tc>
-        <w:tc>
-          <w:tcPr>
-            <w:tcW w:w="1587" w:type="dxa"/>
-            <w:shd w:val="clear" w:color="auto" w:fill="F0F2F8"/>
-          </w:tcPr>
-          <w:p>
-            <w:r>
-              <w:rPr>
-                <w:color w:val="3D506A"/>
-                <w:sz w:val="17"/>
-              </w:rPr>
-              <w:t>✗ 없음</w:t>
-            </w:r>
-          </w:p>
-        </w:tc>
-        <w:tc>
-          <w:tcPr>
-            <w:tcW w:w="1644" w:type="dxa"/>
-            <w:shd w:val="clear" w:color="auto" w:fill="F0F2F8"/>
-          </w:tcPr>
-          <w:p>
-            <w:r>
-              <w:rPr>
-                <w:color w:val="3D506A"/>
-                <w:sz w:val="17"/>
-              </w:rPr>
-              <w:t>✓ 지원</w:t>
-            </w:r>
-          </w:p>
-        </w:tc>
-      </w:tr>
-      <w:tr>
-        <w:tc>
-          <w:tcPr>
-            <w:tcW w:w="1984" w:type="dxa"/>
-            <w:shd w:val="clear" w:color="auto" w:fill="FFFFFF"/>
-          </w:tcPr>
-          <w:p>
-            <w:pPr>
-              <w:rPr>
-                <w:lang w:eastAsia="ko-KR"/>
-              </w:rPr>
-            </w:pPr>
-            <w:r>
-              <w:rPr>
-                <w:b/>
-                <w:color w:val="0D1929"/>
-                <w:sz w:val="17"/>
-                <w:lang w:eastAsia="ko-KR"/>
-              </w:rPr>
-              <w:t xml:space="preserve">LLM </w:t>
-            </w:r>
-            <w:proofErr w:type="spellStart"/>
-            <w:r>
-              <w:rPr>
-                <w:b/>
-                <w:color w:val="0D1929"/>
-                <w:sz w:val="17"/>
-                <w:lang w:eastAsia="ko-KR"/>
-              </w:rPr>
-              <w:t>프로바이더</w:t>
-            </w:r>
-            <w:proofErr w:type="spellEnd"/>
-            <w:r>
-              <w:rPr>
-                <w:b/>
-                <w:color w:val="0D1929"/>
-                <w:sz w:val="17"/>
-                <w:lang w:eastAsia="ko-KR"/>
-              </w:rPr>
-              <w:t xml:space="preserve"> 독립성</w:t>
-            </w:r>
-          </w:p>
-        </w:tc>
-        <w:tc>
-          <w:tcPr>
-            <w:tcW w:w="3118" w:type="dxa"/>
-            <w:shd w:val="clear" w:color="auto" w:fill="D6F6E3"/>
-          </w:tcPr>
-          <w:p>
-            <w:r>
-              <w:rPr>
-                <w:color w:val="3D506A"/>
-                <w:sz w:val="17"/>
-              </w:rPr>
-              <w:t xml:space="preserve">✓ </w:t>
-            </w:r>
-            <w:proofErr w:type="spellStart"/>
-            <w:r>
-              <w:rPr>
-                <w:color w:val="3D506A"/>
-                <w:sz w:val="17"/>
-              </w:rPr>
-              <w:t>멀티</w:t>
-            </w:r>
-            <w:proofErr w:type="spellEnd"/>
-            <w:r>
-              <w:rPr>
-                <w:color w:val="3D506A"/>
-                <w:sz w:val="17"/>
-              </w:rPr>
-              <w:t xml:space="preserve"> LLM — GPT-4o, GPT-4o-mini, Claude Sonnet 4.6, Claude Haiku</w:t>
-            </w:r>
-            <w:r>
-              <w:rPr>
-                <w:rFonts w:hint="eastAsia"/>
-                <w:color w:val="3D506A"/>
-                <w:sz w:val="17"/>
-                <w:lang w:eastAsia="ko-KR"/>
-              </w:rPr>
-              <w:t>(</w:t>
-            </w:r>
-            <w:r>
-              <w:rPr>
-                <w:color w:val="3D506A"/>
-                <w:sz w:val="17"/>
-                <w:lang w:val="en-CA" w:eastAsia="ko-KR"/>
-              </w:rPr>
-              <w:t>Claude</w:t>
-            </w:r>
-            <w:r>
-              <w:rPr>
-                <w:rFonts w:hint="eastAsia"/>
-                <w:color w:val="3D506A"/>
-                <w:sz w:val="17"/>
-                <w:lang w:val="en-CA" w:eastAsia="ko-KR"/>
-              </w:rPr>
-              <w:t xml:space="preserve">의 경우 </w:t>
-            </w:r>
-            <w:r>
-              <w:rPr>
-                <w:color w:val="3D506A"/>
-                <w:sz w:val="17"/>
-                <w:lang w:val="en-CA" w:eastAsia="ko-KR"/>
-              </w:rPr>
-              <w:t xml:space="preserve">key </w:t>
-            </w:r>
-            <w:r>
-              <w:rPr>
-                <w:rFonts w:hint="eastAsia"/>
-                <w:color w:val="3D506A"/>
-                <w:sz w:val="17"/>
-                <w:lang w:val="en-CA" w:eastAsia="ko-KR"/>
-              </w:rPr>
-              <w:t>요함, 테스트 전적 x</w:t>
-            </w:r>
-            <w:r>
-              <w:rPr>
-                <w:color w:val="3D506A"/>
-                <w:sz w:val="17"/>
-                <w:lang w:val="en-CA" w:eastAsia="ko-KR"/>
-              </w:rPr>
-              <w:t>)</w:t>
-            </w:r>
-            <w:r>
-              <w:rPr>
-                <w:color w:val="3D506A"/>
-                <w:sz w:val="17"/>
-              </w:rPr>
-              <w:t>. 노드별 모델 선택</w:t>
-            </w:r>
-          </w:p>
-        </w:tc>
-        <w:tc>
-          <w:tcPr>
-            <w:tcW w:w="1587" w:type="dxa"/>
-            <w:shd w:val="clear" w:color="auto" w:fill="FFFFFF"/>
-          </w:tcPr>
-          <w:p>
-            <w:r>
-              <w:rPr>
-                <w:color w:val="3D506A"/>
-                <w:sz w:val="17"/>
-              </w:rPr>
-              <w:t>✓ 멀티 LLM</w:t>
-            </w:r>
-          </w:p>
-        </w:tc>
-        <w:tc>
-          <w:tcPr>
-            <w:tcW w:w="1587" w:type="dxa"/>
-            <w:shd w:val="clear" w:color="auto" w:fill="FFFFFF"/>
-          </w:tcPr>
-          <w:p>
-            <w:pPr>
-              <w:rPr>
-                <w:lang w:eastAsia="ko-KR"/>
-              </w:rPr>
-            </w:pPr>
-            <w:r>
-              <w:rPr>
-                <w:color w:val="3D506A"/>
-                <w:sz w:val="17"/>
-                <w:lang w:eastAsia="ko-KR"/>
-              </w:rPr>
-              <w:t>✗ OpenAI 전용 (단일 벤더 종속)</w:t>
-            </w:r>
-          </w:p>
-        </w:tc>
-        <w:tc>
-          <w:tcPr>
-            <w:tcW w:w="1644" w:type="dxa"/>
-            <w:shd w:val="clear" w:color="auto" w:fill="FFFFFF"/>
-          </w:tcPr>
-          <w:p>
-            <w:r>
-              <w:rPr>
-                <w:color w:val="3D506A"/>
-                <w:sz w:val="17"/>
-              </w:rPr>
-              <w:t xml:space="preserve">✓ </w:t>
-            </w:r>
-            <w:proofErr w:type="spellStart"/>
-            <w:r>
-              <w:rPr>
-                <w:color w:val="3D506A"/>
-                <w:sz w:val="17"/>
-              </w:rPr>
-              <w:t>멀티</w:t>
-            </w:r>
-            <w:proofErr w:type="spellEnd"/>
-            <w:r>
-              <w:rPr>
-                <w:color w:val="3D506A"/>
-                <w:sz w:val="17"/>
-              </w:rPr>
-              <w:t xml:space="preserve"> LLM</w:t>
-            </w:r>
-          </w:p>
-        </w:tc>
-      </w:tr>
-      <w:tr>
-        <w:tc>
-          <w:tcPr>
-            <w:tcW w:w="1984" w:type="dxa"/>
-            <w:shd w:val="clear" w:color="auto" w:fill="F0F2F8"/>
-          </w:tcPr>
-          <w:p>
-            <w:r>
-              <w:rPr>
-                <w:b/>
-                <w:color w:val="0D1929"/>
-                <w:sz w:val="17"/>
-              </w:rPr>
               <w:t>Cost Budget Guardrails</w:t>
             </w:r>
           </w:p>
@@ -8041,62 +11526,79 @@
           <w:p>
             <w:pPr>
               <w:rPr>
+                <w:color w:val="000000" w:themeColor="text1"/>
+                <w:sz w:val="18"/>
+                <w:szCs w:val="18"/>
+                <w:lang w:val="en-CA" w:eastAsia="ko-KR"/>
+              </w:rPr>
+            </w:pPr>
+            <w:r>
+              <w:rPr>
+                <w:color w:val="000000" w:themeColor="text1"/>
+                <w:sz w:val="18"/>
+                <w:szCs w:val="18"/>
+                <w:lang w:eastAsia="ko-KR"/>
+              </w:rPr>
+              <w:t>△ 부분 —</w:t>
+            </w:r>
+            <w:r>
+              <w:rPr>
                 <w:rFonts w:hint="eastAsia"/>
+                <w:color w:val="000000" w:themeColor="text1"/>
+                <w:sz w:val="18"/>
+                <w:szCs w:val="18"/>
                 <w:lang w:eastAsia="ko-KR"/>
               </w:rPr>
-            </w:pPr>
-            <w:r>
-              <w:rPr>
-                <w:color w:val="3D506A"/>
-                <w:sz w:val="17"/>
+              <w:t xml:space="preserve"> 토</w:t>
+            </w:r>
+            <w:r>
+              <w:rPr>
+                <w:color w:val="000000" w:themeColor="text1"/>
+                <w:sz w:val="18"/>
+                <w:szCs w:val="18"/>
                 <w:lang w:eastAsia="ko-KR"/>
               </w:rPr>
-              <w:t>△ 부분 — WORKFLOW_TIMEOUT</w:t>
+              <w:t>큰 단위 비용 한도</w:t>
+            </w:r>
+            <w:r>
+              <w:rPr>
+                <w:rFonts w:hint="eastAsia"/>
+                <w:color w:val="000000" w:themeColor="text1"/>
+                <w:sz w:val="18"/>
+                <w:szCs w:val="18"/>
+                <w:lang w:eastAsia="ko-KR"/>
+              </w:rPr>
+              <w:t xml:space="preserve"> 설정. </w:t>
+            </w:r>
+            <w:r>
+              <w:rPr>
+                <w:rFonts w:hint="eastAsia"/>
+                <w:color w:val="000000" w:themeColor="text1"/>
+                <w:sz w:val="18"/>
+                <w:szCs w:val="18"/>
+                <w:lang w:eastAsia="ko-KR"/>
+              </w:rPr>
+              <w:t>(</w:t>
             </w:r>
             <w:proofErr w:type="spellStart"/>
             <w:r>
               <w:rPr>
-                <w:color w:val="3D506A"/>
-                <w:sz w:val="17"/>
-                <w:lang w:eastAsia="ko-KR"/>
-              </w:rPr>
-              <w:t>으로</w:t>
+                <w:color w:val="000000" w:themeColor="text1"/>
+                <w:sz w:val="18"/>
+                <w:szCs w:val="18"/>
+                <w:lang w:val="en-CA" w:eastAsia="ko-KR"/>
+              </w:rPr>
+              <w:t>max_tokens</w:t>
             </w:r>
             <w:proofErr w:type="spellEnd"/>
             <w:r>
               <w:rPr>
-                <w:color w:val="3D506A"/>
-                <w:sz w:val="17"/>
-                <w:lang w:eastAsia="ko-KR"/>
-              </w:rPr>
-              <w:t xml:space="preserve"> 실행 시간 </w:t>
-            </w:r>
-            <w:proofErr w:type="spellStart"/>
-            <w:r>
-              <w:rPr>
-                <w:color w:val="3D506A"/>
-                <w:sz w:val="17"/>
-                <w:lang w:eastAsia="ko-KR"/>
-              </w:rPr>
-              <w:t>하드스탑</w:t>
-            </w:r>
-            <w:proofErr w:type="spellEnd"/>
-            <w:r>
-              <w:rPr>
-                <w:color w:val="3D506A"/>
-                <w:sz w:val="17"/>
-                <w:lang w:eastAsia="ko-KR"/>
-              </w:rPr>
-              <w:t>. 토큰 단위 비용 한도는 환경변수 확장으로 추가 가능</w:t>
-            </w:r>
-            <w:r>
-              <w:rPr>
-                <w:rFonts w:hint="eastAsia"/>
-                <w:color w:val="3D506A"/>
-                <w:sz w:val="17"/>
-                <w:lang w:eastAsia="ko-KR"/>
-              </w:rPr>
-              <w:t>. (현재: 30000)</w:t>
+                <w:color w:val="000000" w:themeColor="text1"/>
+                <w:sz w:val="18"/>
+                <w:szCs w:val="18"/>
+                <w:lang w:val="en-CA" w:eastAsia="ko-KR"/>
+              </w:rPr>
+              <w:t>=4096 per one node)</w:t>
             </w:r>
           </w:p>
         </w:tc>
@@ -8173,15 +11675,14 @@
           </w:tcPr>
           <w:p>
             <w:pPr>
-              <w:spacing w:before="80" w:after="80"/>
               <w:rPr>
                 <w:lang w:eastAsia="ko-KR"/>
               </w:rPr>
             </w:pPr>
             <w:r>
               <w:rPr>
-                <w:color w:val="1B3B7D"/>
-                <w:sz w:val="19"/>
+                <w:sz w:val="18"/>
+                <w:szCs w:val="18"/>
                 <w:lang w:eastAsia="ko-KR"/>
               </w:rPr>
               <w:t xml:space="preserve">핵심 </w:t>
@@ -8189,8 +11690,8 @@
             <w:proofErr w:type="spellStart"/>
             <w:r>
               <w:rPr>
-                <w:color w:val="1B3B7D"/>
-                <w:sz w:val="19"/>
+                <w:sz w:val="18"/>
+                <w:szCs w:val="18"/>
                 <w:lang w:eastAsia="ko-KR"/>
               </w:rPr>
               <w:t>차별점</w:t>
@@ -8198,8 +11699,8 @@
             <w:proofErr w:type="spellEnd"/>
             <w:r>
               <w:rPr>
-                <w:color w:val="1B3B7D"/>
-                <w:sz w:val="19"/>
+                <w:sz w:val="18"/>
+                <w:szCs w:val="18"/>
                 <w:lang w:eastAsia="ko-KR"/>
               </w:rPr>
               <w:t xml:space="preserve">: 도메인 맥락 자동 주입 + 거버넌스 자동 검증의 조합은 비교 대상 제품 중 본 시스템이 유일합니다. </w:t>
@@ -8207,8 +11708,8 @@
             <w:proofErr w:type="spellStart"/>
             <w:r>
               <w:rPr>
-                <w:color w:val="1B3B7D"/>
-                <w:sz w:val="19"/>
+                <w:sz w:val="18"/>
+                <w:szCs w:val="18"/>
                 <w:lang w:eastAsia="ko-KR"/>
               </w:rPr>
               <w:t>content_policy.yaml</w:t>
@@ -8216,29 +11717,29 @@
             <w:proofErr w:type="spellEnd"/>
             <w:r>
               <w:rPr>
-                <w:color w:val="1B3B7D"/>
-                <w:sz w:val="19"/>
+                <w:sz w:val="18"/>
+                <w:szCs w:val="18"/>
                 <w:lang w:eastAsia="ko-KR"/>
               </w:rPr>
-              <w:t xml:space="preserve"> 기반 </w:t>
+              <w:t xml:space="preserve"> 기반 12개 규칙을 engine/domain_loader.py가 직접 파싱·적용하며, Human Approval 반려 피드백이 engine/feedback_store.py</w:t>
             </w:r>
             <w:proofErr w:type="spellStart"/>
             <w:r>
               <w:rPr>
-                <w:color w:val="1B3B7D"/>
-                <w:sz w:val="19"/>
+                <w:sz w:val="18"/>
+                <w:szCs w:val="18"/>
                 <w:lang w:eastAsia="ko-KR"/>
               </w:rPr>
-              <w:t>GovernanceLoader</w:t>
+              <w:t>를</w:t>
             </w:r>
             <w:proofErr w:type="spellEnd"/>
             <w:r>
               <w:rPr>
-                <w:color w:val="1B3B7D"/>
-                <w:sz w:val="19"/>
+                <w:sz w:val="18"/>
+                <w:szCs w:val="18"/>
                 <w:lang w:eastAsia="ko-KR"/>
               </w:rPr>
-              <w:t>는 코드 배포 없이 컴플라이언스 담당자가 직접 규칙을 수정·추가할 수 있는 구조로, B2B SaaS 영업 이메일 도메인에서 브랜드 일관성과 법적 준수를 동시에 자동화합니다.</w:t>
+              <w:t xml:space="preserve"> 통해 다음 실행에 자동 반영됩니다.</w:t>
             </w:r>
           </w:p>
         </w:tc>
@@ -8283,7 +11784,23 @@
           <w:color w:val="99AABB"/>
           <w:sz w:val="17"/>
         </w:rPr>
-        <w:t xml:space="preserve"> 끝 —   |   Agent Builder MVP 최종 산출물 보고서   |   2026년 6월 24일</w:t>
+        <w:t xml:space="preserve"> 끝 —   |   Agent Builder MVP 최종 산출물 보고서   |   2026년 6월 2</w:t>
+      </w:r>
+      <w:r>
+        <w:rPr>
+          <w:rFonts w:hint="eastAsia"/>
+          <w:color w:val="99AABB"/>
+          <w:sz w:val="17"/>
+          <w:lang w:eastAsia="ko-KR"/>
+        </w:rPr>
+        <w:t>5</w:t>
+      </w:r>
+      <w:r>
+        <w:rPr>
+          <w:color w:val="99AABB"/>
+          <w:sz w:val="17"/>
+        </w:rPr>
+        <w:t>일</w:t>
       </w:r>
     </w:p>
     <w:sectPr>
@@ -8469,6 +11986,118 @@
       </w:rPr>
     </w:lvl>
   </w:abstractNum>
+  <w:abstractNum w:abstractNumId="9" w15:restartNumberingAfterBreak="0">
+    <w:nsid w:val="3EA32BE4"/>
+    <w:multiLevelType w:val="hybridMultilevel"/>
+    <w:tmpl w:val="B196387E"/>
+    <w:lvl w:ilvl="0" w:tplc="38DA6B82">
+      <w:numFmt w:val="bullet"/>
+      <w:lvlText w:val="-"/>
+      <w:lvlJc w:val="left"/>
+      <w:pPr>
+        <w:ind w:left="720" w:hanging="360"/>
+      </w:pPr>
+      <w:rPr>
+        <w:rFonts w:ascii="Malgun Gothic" w:eastAsia="Malgun Gothic" w:hAnsi="Malgun Gothic" w:cstheme="minorBidi" w:hint="eastAsia"/>
+      </w:rPr>
+    </w:lvl>
+    <w:lvl w:ilvl="1" w:tplc="04090003" w:tentative="1">
+      <w:start w:val="1"/>
+      <w:numFmt w:val="bullet"/>
+      <w:lvlText w:val="o"/>
+      <w:lvlJc w:val="left"/>
+      <w:pPr>
+        <w:ind w:left="1440" w:hanging="360"/>
+      </w:pPr>
+      <w:rPr>
+        <w:rFonts w:ascii="Courier New" w:hAnsi="Courier New" w:cs="Courier New" w:hint="default"/>
+      </w:rPr>
+    </w:lvl>
+    <w:lvl w:ilvl="2" w:tplc="04090005" w:tentative="1">
+      <w:start w:val="1"/>
+      <w:numFmt w:val="bullet"/>
+      <w:lvlText w:val=""/>
+      <w:lvlJc w:val="left"/>
+      <w:pPr>
+        <w:ind w:left="2160" w:hanging="360"/>
+      </w:pPr>
+      <w:rPr>
+        <w:rFonts w:ascii="Wingdings" w:hAnsi="Wingdings" w:hint="default"/>
+      </w:rPr>
+    </w:lvl>
+    <w:lvl w:ilvl="3" w:tplc="04090001" w:tentative="1">
+      <w:start w:val="1"/>
+      <w:numFmt w:val="bullet"/>
+      <w:lvlText w:val=""/>
+      <w:lvlJc w:val="left"/>
+      <w:pPr>
+        <w:ind w:left="2880" w:hanging="360"/>
+      </w:pPr>
+      <w:rPr>
+        <w:rFonts w:ascii="Symbol" w:hAnsi="Symbol" w:hint="default"/>
+      </w:rPr>
+    </w:lvl>
+    <w:lvl w:ilvl="4" w:tplc="04090003" w:tentative="1">
+      <w:start w:val="1"/>
+      <w:numFmt w:val="bullet"/>
+      <w:lvlText w:val="o"/>
+      <w:lvlJc w:val="left"/>
+      <w:pPr>
+        <w:ind w:left="3600" w:hanging="360"/>
+      </w:pPr>
+      <w:rPr>
+        <w:rFonts w:ascii="Courier New" w:hAnsi="Courier New" w:cs="Courier New" w:hint="default"/>
+      </w:rPr>
+    </w:lvl>
+    <w:lvl w:ilvl="5" w:tplc="04090005" w:tentative="1">
+      <w:start w:val="1"/>
+      <w:numFmt w:val="bullet"/>
+      <w:lvlText w:val=""/>
+      <w:lvlJc w:val="left"/>
+      <w:pPr>
+        <w:ind w:left="4320" w:hanging="360"/>
+      </w:pPr>
+      <w:rPr>
+        <w:rFonts w:ascii="Wingdings" w:hAnsi="Wingdings" w:hint="default"/>
+      </w:rPr>
+    </w:lvl>
+    <w:lvl w:ilvl="6" w:tplc="04090001" w:tentative="1">
+      <w:start w:val="1"/>
+      <w:numFmt w:val="bullet"/>
+      <w:lvlText w:val=""/>
+      <w:lvlJc w:val="left"/>
+      <w:pPr>
+        <w:ind w:left="5040" w:hanging="360"/>
+      </w:pPr>
+      <w:rPr>
+        <w:rFonts w:ascii="Symbol" w:hAnsi="Symbol" w:hint="default"/>
+      </w:rPr>
+    </w:lvl>
+    <w:lvl w:ilvl="7" w:tplc="04090003" w:tentative="1">
+      <w:start w:val="1"/>
+      <w:numFmt w:val="bullet"/>
+      <w:lvlText w:val="o"/>
+      <w:lvlJc w:val="left"/>
+      <w:pPr>
+        <w:ind w:left="5760" w:hanging="360"/>
+      </w:pPr>
+      <w:rPr>
+        <w:rFonts w:ascii="Courier New" w:hAnsi="Courier New" w:cs="Courier New" w:hint="default"/>
+      </w:rPr>
+    </w:lvl>
+    <w:lvl w:ilvl="8" w:tplc="04090005" w:tentative="1">
+      <w:start w:val="1"/>
+      <w:numFmt w:val="bullet"/>
+      <w:lvlText w:val=""/>
+      <w:lvlJc w:val="left"/>
+      <w:pPr>
+        <w:ind w:left="6480" w:hanging="360"/>
+      </w:pPr>
+      <w:rPr>
+        <w:rFonts w:ascii="Wingdings" w:hAnsi="Wingdings" w:hint="default"/>
+      </w:rPr>
+    </w:lvl>
+  </w:abstractNum>
   <w:num w:numId="1" w16cid:durableId="1131480094">
     <w:abstractNumId w:val="8"/>
   </w:num>
@@ -8495,6 +12124,9 @@
   </w:num>
   <w:num w:numId="9" w16cid:durableId="957371497">
     <w:abstractNumId w:val="0"/>
+  </w:num>
+  <w:num w:numId="10" w16cid:durableId="1912157601">
+    <w:abstractNumId w:val="9"/>
   </w:num>
 </w:numbering>
 </file>
